--- a/journal/manuscript_v10_ko.docx
+++ b/journal/manuscript_v10_ko.docx
@@ -2,7 +2,7 @@
 <file path=word/document.xml><?xml version="1.0" encoding="utf-8"?>
 <w:document xmlns:w="http://schemas.openxmlformats.org/wordprocessingml/2006/main" xmlns:m="http://schemas.openxmlformats.org/officeDocument/2006/math" xmlns:r="http://schemas.openxmlformats.org/officeDocument/2006/relationships" xmlns:o="urn:schemas-microsoft-com:office:office" xmlns:v="urn:schemas-microsoft-com:vml" xmlns:w10="urn:schemas-microsoft-com:office:word" xmlns:a="http://schemas.openxmlformats.org/drawingml/2006/main" xmlns:pic="http://schemas.openxmlformats.org/drawingml/2006/picture" xmlns:wp="http://schemas.openxmlformats.org/drawingml/2006/wordprocessingDrawing">
   <w:body>
-    <w:bookmarkStart w:id="48" w:name="X68cd19da2f6b8030fec82317a34f434a38a76ce"/>
+    <w:bookmarkStart w:id="52" w:name="X68cd19da2f6b8030fec82317a34f434a38a76ce"/>
     <w:p>
       <w:pPr>
         <w:pStyle w:val="Heading1"/>
@@ -1054,7 +1054,7 @@
         <w:pStyle w:val="BodyText"/>
       </w:pPr>
       <w:r>
-        <w:t xml:space="preserve">자료의 두 가지 특성을 미리 밝혀 둔다. 첫째, 키워드 필터는 직접 접합(direct bonding)이라는 말의 무관한 용법도 걸러내지 못한다. 세라믹 기판에 구리를 붙이는 DBC 기판, 구리 합금, 전력 모듈 등이 그 예다. 제목으로 식별한 이러한 출원은 68건이며, 이를 뺀 재추정 결과를 제5.4절에 보고한다(목록은 보충자료 S2). 둘째, 추출 자료에는 특허 패밀리 식별자가 없다. 같은 발명이 여러 나라에 출원되면 여러 건으로 잡힌다. 제목이 같은 출원을 같은 패밀리로 보면 928건은 473개의 제목으로 이루어지며, 이 중 149개 제목은 둘 이상의 출원청에 출원되었다. 이 점이 결과에 미치는 영향도 제5.4절에서 확인한다.</w:t>
+        <w:t xml:space="preserve">자료의 두 가지 특성을 미리 밝혀 둔다. 첫째, 키워드 필터는 직접 접합(direct bonding)이라는 말의 무관한 용법도 걸러내지 못한다. 세라믹 기판에 구리를 붙이는 DBC 기판, 구리 합금, 전력 모듈 등이 그 예다. 제목으로 식별한 이러한 출원은 68건이며, 이를 뺀 재추정 결과를 제5.4절에 보고한다(판정 기준과 분포는 부록 C). 둘째, 추출 자료에는 특허 패밀리 식별자가 없다. 같은 발명이 여러 나라에 출원되면 여러 건으로 잡힌다. 제목이 같은 출원을 같은 패밀리로 보면 928건은 473개의 제목으로 이루어지며, 이 중 149개 제목은 둘 이상의 출원청에 출원되었다. 이 점이 결과에 미치는 영향도 제5.4절에서 확인한다.</w:t>
       </w:r>
     </w:p>
     <w:bookmarkEnd w:id="21"/>
@@ -3354,7 +3354,7 @@
         <w:pStyle w:val="FirstParagraph"/>
       </w:pPr>
       <w:r>
-        <w:t xml:space="preserve">종속변수의 성격에 맞추어 세 가지 모형을 쓴다. 첫째, 기술범위는 카운트 변수이므로 음이항 회귀로 추정한다. 표본의 분산이 평균보다 훨씬 커서(과산포 모수 α = 0.268, 표준오차 0.020) Poisson 대신 음이항을 쓰며, 계수의 지수인 발생률비(IRR)로 해석한다(Cameron and Trivedi, 2013). 선형 회귀와 Poisson 추정치는 보충자료 S1에 실었고, 부호와 유의성은 같다. 둘째, 전공정 청구 여부는 이항 로짓으로 추정하고 승산비(OR)로 보고한다. 셋째, 세 전략 유형은 조립 단독형을 기준으로 하는 다항 로짓(McFadden, 1974)으로 추정하고 상대위험비(RRR)로 보고한다. 다항 로짓이 H1과 H2의 본 검정이며, H3는 음이항(범위)과 다항 로짓(공정 단독형)으로 검정한다. 모든 모형의 설명변수는 출원연도와 출원청 더미이고, 로짓 모형에는 기술범위가 추가된다. 가설 판정에는 5% 유의수준을 쓴다. 표본의 한계(무관 용법, 패밀리 중복, 최근 출원의 공개 시차, H01L21의 정의)에 따라 결과가 달라지는지는 제5.4절에서 표본과 변수를 바꾸어 다시 추정하는 방식으로 확인한다.</w:t>
+        <w:t xml:space="preserve">종속변수의 성격에 맞추어 세 가지 모형을 쓴다. 첫째, 기술범위는 카운트 변수이므로 음이항 회귀로 추정한다. 표본의 분산이 평균보다 훨씬 커서(과산포 모수 α = 0.268, 표준오차 0.020) Poisson 대신 음이항을 쓰며, 계수의 지수인 발생률비(IRR)로 해석한다(Cameron and Trivedi, 2013). 선형 회귀와 Poisson 추정치는 부록 A에 실었고, 부호와 유의성은 같다. 둘째, 전공정 청구 여부는 이항 로짓으로 추정하고 승산비(OR)로 보고한다. 셋째, 세 전략 유형은 조립 단독형을 기준으로 하는 다항 로짓(McFadden, 1974)으로 추정하고 상대위험비(RRR)로 보고한다. 다항 로짓이 H1과 H2의 본 검정이며, H3는 음이항(범위)과 다항 로짓(공정 단독형)으로 검정한다. 모든 모형의 설명변수는 출원연도와 출원청 더미이고, 로짓 모형에는 기술범위가 추가된다. 가설 판정에는 5% 유의수준을 쓴다. 표본의 한계(무관 용법, 패밀리 중복, 최근 출원의 공개 시차, H01L21의 정의)에 따라 결과가 달라지는지는 제5.4절에서 표본과 변수를 바꾸어 다시 추정하는 방식으로 확인한다.</w:t>
       </w:r>
     </w:p>
     <w:bookmarkEnd w:id="26"/>
@@ -3382,7 +3382,7 @@
         <w:pStyle w:val="FirstParagraph"/>
       </w:pPr>
       <w:r>
-        <w:t xml:space="preserve">표 4는 기술범위의 음이항 추정 결과다. 두 가지가 눈에 띈다. 첫째, 미국 출원청 기준으로 중국 출원청 출원은 기술범위가 약 21% 좁고(IRR 0.785, p &lt; 0.01), PCT 경로 출원은 약 17% 좁다(IRR 0.826, p &lt; 0.01). 한국, 대만, EPO는 미국과 다르지 않다. 일본 출원청 출원은 표본에서 가장 넓지만 10% 수준에서만 유의하다(IRR 1.270, p = 0.07). 그림 3은 모형이 예측하는 출원청별 기술범위다. 중국 출원청 출원의 범위가 좁다는 결과는 H3의 범위 부분을 지지한다. 둘째, 출원연도의 IRR은 1.015로 범위가 해마다 약 1.5%씩 넓어지는 것으로 나오지만, 이 추세는 2010년 이전의 드문 초기 출원에 좌우된다. 2010년 이후 표본만 보면 부호가 반대로 바뀌어(IRR 0.970, p &lt; 0.01) 최근 출원일수록 범위가 오히려 좁다. 따라서 범위의 시간 추세에 대해서는 결론을 내리지 않는다.</w:t>
+        <w:t xml:space="preserve">표 4는 기술범위의 음이항 추정 결과다. 두 가지가 눈에 띈다. 첫째, 미국 출원청 기준으로 중국 출원청 출원은 기술범위가 약 21% 좁고(IRR 0.785, p &lt; 0.01), PCT 경로 출원은 약 17% 좁다(IRR 0.826, p &lt; 0.01). 한국, 대만, EPO는 미국과 다르지 않다. 일본 출원청 출원은 표본에서 가장 넓지만 10% 수준에서만 유의하다(IRR 1.270, p = 0.07). 그림 3은 모형이 예측하는 출원청별 기술범위다. 중국 출원청 출원의 범위가 좁다는 결과는 H3의 범위 부분을 지지한다. 둘째, 출원연도의 IRR은 1.015로 범위가 해마다 약 1.5%씩 넓어지는 것으로 나오지만, 이 추세는 2010년 이전의 드문 초기 출원에 좌우된다. 2010년 이후 표본만 보면 부호가 반대로 바뀌어(IRR 0.970, p &lt; 0.01) 최근 출원일수록 범위가 오히려 좁다(부록 B). 따라서 범위의 시간 추세에 대해서는 결론을 내리지 않는다.</w:t>
       </w:r>
     </w:p>
     <w:p>
@@ -7465,7 +7465,7 @@
         <w:pStyle w:val="FirstParagraph"/>
       </w:pPr>
       <w:r>
-        <w:t xml:space="preserve">표 8은 가설 검정 결과를 요약한다. 판정은 기준 모형(표 4·6)과 아래의 재추정 결과(표 9)를 함께 고려하였다. 재추정은 원자료에서 표본과 변수를 바꾸어 다시 추정하는 방식으로 하였고, 전체 추정 결과는 보충자료 S1에 실었다.</w:t>
+        <w:t xml:space="preserve">표 8은 가설 검정 결과를 요약한다. 판정은 기준 모형(표 4·6)과 아래의 재추정 결과(표 9)를 함께 고려하였다. 재추정은 원자료에서 표본과 변수를 바꾸어 다시 추정하는 방식으로 하였고, 전체 추정 결과는 부록 B에 실었다.</w:t>
       </w:r>
     </w:p>
     <w:p>
@@ -8775,7 +8775,7 @@
         <w:t xml:space="preserve"> </w:t>
       </w:r>
       <w:r>
-        <w:t xml:space="preserve">조정 범위와 좁은 전공정 정의는 기술범위 변수를 바꾸므로 마지막 열은 기준과 같거나 정의되지 않는다. 표준오차, p값, 나머지 계수는 보충자료 S1에 있다.</w:t>
+        <w:t xml:space="preserve">조정 범위와 좁은 전공정 정의는 기술범위 변수를 바꾸므로 마지막 열은 기준과 같거나 정의되지 않는다. 표준오차와 나머지 계수는 부록 B에 있다.</w:t>
       </w:r>
     </w:p>
     <w:p>
@@ -8883,7 +8883,7 @@
         <w:t xml:space="preserve"> </w:t>
       </w:r>
       <w:r>
-        <w:t xml:space="preserve">일본 출원청 출원은 공정 단독형이 드물고(RRR 0.086) 범위가 넓은(IRR 1.270) 경향을 보인다. 그러나 표본이 26건이고 그중 11건이 2010년 이전 출원이어서, 2010년 이후 표본에서는 공정 단독형 계수가 사라지고 범위 계수는 소수의 출원에 좌우된다(보충자료 S1). 일본에 관한 결과는 방향만 참고할 수 있는 잠정적 결과로 본다.</w:t>
+        <w:t xml:space="preserve">일본 출원청 출원은 공정 단독형이 드물고(RRR 0.086) 범위가 넓은(IRR 1.270) 경향을 보인다. 그러나 표본이 26건이고 그중 11건이 2010년 이전 출원이어서, 2010년 이후 표본에서는 공정 단독형 계수가 사라지고 범위 계수는 소수의 출원에 좌우된다(부록 B). 일본에 관한 결과는 방향만 참고할 수 있는 잠정적 결과로 본다.</w:t>
       </w:r>
     </w:p>
     <w:bookmarkEnd w:id="40"/>
@@ -9438,8 +9438,7217 @@
         <w:t xml:space="preserve">Ziedonis, R.H., 2004. Don’t fence me in: Fragmented markets for technology and the patent acquisition strategies of firms. Management Science 50 (6), 804–820. https://doi.org/10.1287/mnsc.1040.0208</w:t>
       </w:r>
     </w:p>
+    <w:p>
+      <w:r>
+        <w:pict>
+          <v:rect style="width:0;height:1.5pt" o:hralign="center" o:hrstd="t" o:hr="t"/>
+        </w:pict>
+      </w:r>
+    </w:p>
     <w:bookmarkEnd w:id="47"/>
+    <w:bookmarkStart w:id="51" w:name="부록"/>
+    <w:p>
+      <w:pPr>
+        <w:pStyle w:val="Heading2"/>
+      </w:pPr>
+      <w:r>
+        <w:t xml:space="preserve">부록</w:t>
+      </w:r>
+    </w:p>
+    <w:bookmarkStart w:id="48" w:name="부록-a.-기술범위-모형의-비교"/>
+    <w:p>
+      <w:pPr>
+        <w:pStyle w:val="Heading3"/>
+      </w:pPr>
+      <w:r>
+        <w:t xml:space="preserve">부록 A. 기술범위 모형의 비교</w:t>
+      </w:r>
+    </w:p>
+    <w:p>
+      <w:pPr>
+        <w:pStyle w:val="FirstParagraph"/>
+      </w:pPr>
+      <w:r>
+        <w:t xml:space="preserve">표 A1은 본문 표 4의 음이항 모형을 선형 회귀(OLS) 및 Poisson 모형과 나란히 보인 것이다. 부호와 유의성은 세 모형에서 같다. 다만 기술범위는 분산이 평균보다 훨씬 큰 카운트 변수여서(음이항의 과산포 모수 α = 0.268, 표준오차 0.020; Poisson 대비 우도비 검정 χ² = 596.3, p &lt; 0.001), Poisson의 표준오차는 실제보다 작게 추정된다. 예컨대 일본 계수의 표준오차는 Poisson에서 0.080, 음이항에서 0.133이다. 이 때문에 본문에서는 음이항을 쓴다.</w:t>
+      </w:r>
+    </w:p>
+    <w:p>
+      <w:pPr>
+        <w:pStyle w:val="BodyText"/>
+      </w:pPr>
+      <w:r>
+        <w:rPr>
+          <w:b/>
+          <w:bCs/>
+        </w:rPr>
+        <w:t xml:space="preserve">표 A1.</w:t>
+      </w:r>
+      <w:r>
+        <w:t xml:space="preserve"> </w:t>
+      </w:r>
+      <w:r>
+        <w:t xml:space="preserve">기술범위의 결정요인: 모형 비교(N = 928; 출원청 기준 = 미국; 괄호 안은 표준오차; Poisson·음이항 계수의 지수가 IRR; * p &lt; 0.10, ** p &lt; 0.05, *** p &lt; 0.01).</w:t>
+      </w:r>
+    </w:p>
+    <w:tbl>
+      <w:tblPr>
+        <w:tblStyle w:val="Table"/>
+        <w:tblW w:type="dxa" w:w="9068"/>
+        <w:tblLayout w:type="fixed"/>
+        <w:tblLook w:firstRow="1" w:lastRow="0" w:firstColumn="0" w:lastColumn="0" w:noHBand="0" w:noVBand="0" w:val="0020"/>
+        <w:tblCellMar>
+          <w:top w:w="20" w:type="dxa"/>
+          <w:bottom w:w="20" w:type="dxa"/>
+          <w:left w:w="60" w:type="dxa"/>
+          <w:right w:w="60" w:type="dxa"/>
+        </w:tblCellMar>
+        <w:tblBorders>
+          <w:top w:val="single" w:sz="8" w:space="0" w:color="000000"/>
+          <w:bottom w:val="single" w:sz="8" w:space="0" w:color="000000"/>
+          <w:left w:val="nil"/>
+          <w:right w:val="nil"/>
+          <w:insideH w:val="nil"/>
+          <w:insideV w:val="nil"/>
+        </w:tblBorders>
+      </w:tblPr>
+      <w:tblGrid>
+        <w:gridCol w:w="1937"/>
+        <w:gridCol w:w="2377"/>
+        <w:gridCol w:w="2377"/>
+        <w:gridCol w:w="2377"/>
+      </w:tblGrid>
+      <w:tr>
+        <w:trPr>
+          <w:tblHeader w:val="on"/>
+          <w:cantSplit/>
+        </w:trPr>
+        <w:tc>
+          <w:tcPr>
+            <w:tcW w:type="dxa" w:w="1937"/>
+            <w:tcBorders>
+              <w:bottom w:val="single" w:sz="4" w:space="0" w:color="000000"/>
+            </w:tcBorders>
+          </w:tcPr>
+          <w:p>
+            <w:pPr>
+              <w:pStyle w:val="Compact"/>
+              <w:spacing w:before="20" w:after="20" w:line="240" w:lineRule="auto"/>
+              <w:keepNext/>
+            </w:pPr>
+          </w:p>
+        </w:tc>
+        <w:tc>
+          <w:tcPr>
+            <w:tcW w:type="dxa" w:w="2377"/>
+            <w:tcBorders>
+              <w:bottom w:val="single" w:sz="4" w:space="0" w:color="000000"/>
+            </w:tcBorders>
+          </w:tcPr>
+          <w:p>
+            <w:pPr>
+              <w:pStyle w:val="Compact"/>
+              <w:spacing w:before="20" w:after="20" w:line="240" w:lineRule="auto"/>
+              <w:jc w:val="center"/>
+              <w:keepNext/>
+            </w:pPr>
+            <w:r>
+              <w:rPr>
+                <w:sz w:val="18"/>
+                <w:szCs w:val="18"/>
+              </w:rPr>
+              <w:t xml:space="preserve">OLS</w:t>
+            </w:r>
+          </w:p>
+        </w:tc>
+        <w:tc>
+          <w:tcPr>
+            <w:tcW w:type="dxa" w:w="2377"/>
+            <w:tcBorders>
+              <w:bottom w:val="single" w:sz="4" w:space="0" w:color="000000"/>
+            </w:tcBorders>
+          </w:tcPr>
+          <w:p>
+            <w:pPr>
+              <w:pStyle w:val="Compact"/>
+              <w:spacing w:before="20" w:after="20" w:line="240" w:lineRule="auto"/>
+              <w:jc w:val="center"/>
+              <w:keepNext/>
+            </w:pPr>
+            <w:r>
+              <w:rPr>
+                <w:sz w:val="18"/>
+                <w:szCs w:val="18"/>
+              </w:rPr>
+              <w:t xml:space="preserve">Poisson</w:t>
+            </w:r>
+          </w:p>
+        </w:tc>
+        <w:tc>
+          <w:tcPr>
+            <w:tcW w:type="dxa" w:w="2377"/>
+            <w:tcBorders>
+              <w:bottom w:val="single" w:sz="4" w:space="0" w:color="000000"/>
+            </w:tcBorders>
+          </w:tcPr>
+          <w:p>
+            <w:pPr>
+              <w:pStyle w:val="Compact"/>
+              <w:spacing w:before="20" w:after="20" w:line="240" w:lineRule="auto"/>
+              <w:jc w:val="center"/>
+              <w:keepNext/>
+            </w:pPr>
+            <w:r>
+              <w:rPr>
+                <w:sz w:val="18"/>
+                <w:szCs w:val="18"/>
+              </w:rPr>
+              <w:t xml:space="preserve">음이항</w:t>
+            </w:r>
+          </w:p>
+        </w:tc>
+      </w:tr>
+      <w:tr>
+        <w:trPr>
+          <w:cantSplit/>
+        </w:trPr>
+        <w:tc>
+          <w:tcPr>
+            <w:tcW w:type="dxa" w:w="1937"/>
+          </w:tcPr>
+          <w:p>
+            <w:pPr>
+              <w:pStyle w:val="Compact"/>
+              <w:spacing w:before="20" w:after="20" w:line="240" w:lineRule="auto"/>
+              <w:keepNext/>
+            </w:pPr>
+            <w:r>
+              <w:rPr>
+                <w:sz w:val="18"/>
+                <w:szCs w:val="18"/>
+              </w:rPr>
+              <w:t xml:space="preserve">출원연도(yc)</w:t>
+            </w:r>
+          </w:p>
+        </w:tc>
+        <w:tc>
+          <w:tcPr>
+            <w:tcW w:type="dxa" w:w="2377"/>
+          </w:tcPr>
+          <w:p>
+            <w:pPr>
+              <w:pStyle w:val="Compact"/>
+              <w:spacing w:before="20" w:after="20" w:line="240" w:lineRule="auto"/>
+              <w:jc w:val="center"/>
+              <w:keepNext/>
+            </w:pPr>
+            <w:r>
+              <w:rPr>
+                <w:sz w:val="18"/>
+                <w:szCs w:val="18"/>
+              </w:rPr>
+              <w:t xml:space="preserve">0.070*** (0.019)</w:t>
+            </w:r>
+          </w:p>
+        </w:tc>
+        <w:tc>
+          <w:tcPr>
+            <w:tcW w:type="dxa" w:w="2377"/>
+          </w:tcPr>
+          <w:p>
+            <w:pPr>
+              <w:pStyle w:val="Compact"/>
+              <w:spacing w:before="20" w:after="20" w:line="240" w:lineRule="auto"/>
+              <w:jc w:val="center"/>
+              <w:keepNext/>
+            </w:pPr>
+            <w:r>
+              <w:rPr>
+                <w:sz w:val="18"/>
+                <w:szCs w:val="18"/>
+              </w:rPr>
+              <w:t xml:space="preserve">0.013*** (0.002)</w:t>
+            </w:r>
+          </w:p>
+        </w:tc>
+        <w:tc>
+          <w:tcPr>
+            <w:tcW w:type="dxa" w:w="2377"/>
+          </w:tcPr>
+          <w:p>
+            <w:pPr>
+              <w:pStyle w:val="Compact"/>
+              <w:spacing w:before="20" w:after="20" w:line="240" w:lineRule="auto"/>
+              <w:jc w:val="center"/>
+              <w:keepNext/>
+            </w:pPr>
+            <w:r>
+              <w:rPr>
+                <w:sz w:val="18"/>
+                <w:szCs w:val="18"/>
+              </w:rPr>
+              <w:t xml:space="preserve">0.014*** (0.003)</w:t>
+            </w:r>
+          </w:p>
+        </w:tc>
+      </w:tr>
+      <w:tr>
+        <w:trPr>
+          <w:cantSplit/>
+        </w:trPr>
+        <w:tc>
+          <w:tcPr>
+            <w:tcW w:type="dxa" w:w="1937"/>
+          </w:tcPr>
+          <w:p>
+            <w:pPr>
+              <w:pStyle w:val="Compact"/>
+              <w:spacing w:before="20" w:after="20" w:line="240" w:lineRule="auto"/>
+              <w:keepNext/>
+            </w:pPr>
+            <w:r>
+              <w:rPr>
+                <w:sz w:val="18"/>
+                <w:szCs w:val="18"/>
+              </w:rPr>
+              <w:t xml:space="preserve">중국(CN)</w:t>
+            </w:r>
+          </w:p>
+        </w:tc>
+        <w:tc>
+          <w:tcPr>
+            <w:tcW w:type="dxa" w:w="2377"/>
+          </w:tcPr>
+          <w:p>
+            <w:pPr>
+              <w:pStyle w:val="Compact"/>
+              <w:spacing w:before="20" w:after="20" w:line="240" w:lineRule="auto"/>
+              <w:jc w:val="center"/>
+              <w:keepNext/>
+            </w:pPr>
+            <w:r>
+              <w:rPr>
+                <w:sz w:val="18"/>
+                <w:szCs w:val="18"/>
+              </w:rPr>
+              <w:t xml:space="preserve">−1.321*** (0.370)</w:t>
+            </w:r>
+          </w:p>
+        </w:tc>
+        <w:tc>
+          <w:tcPr>
+            <w:tcW w:type="dxa" w:w="2377"/>
+          </w:tcPr>
+          <w:p>
+            <w:pPr>
+              <w:pStyle w:val="Compact"/>
+              <w:spacing w:before="20" w:after="20" w:line="240" w:lineRule="auto"/>
+              <w:jc w:val="center"/>
+              <w:keepNext/>
+            </w:pPr>
+            <w:r>
+              <w:rPr>
+                <w:sz w:val="18"/>
+                <w:szCs w:val="18"/>
+              </w:rPr>
+              <w:t xml:space="preserve">−0.241*** (0.040)</w:t>
+            </w:r>
+          </w:p>
+        </w:tc>
+        <w:tc>
+          <w:tcPr>
+            <w:tcW w:type="dxa" w:w="2377"/>
+          </w:tcPr>
+          <w:p>
+            <w:pPr>
+              <w:pStyle w:val="Compact"/>
+              <w:spacing w:before="20" w:after="20" w:line="240" w:lineRule="auto"/>
+              <w:jc w:val="center"/>
+              <w:keepNext/>
+            </w:pPr>
+            <w:r>
+              <w:rPr>
+                <w:sz w:val="18"/>
+                <w:szCs w:val="18"/>
+              </w:rPr>
+              <w:t xml:space="preserve">−0.242*** (0.062)</w:t>
+            </w:r>
+          </w:p>
+        </w:tc>
+      </w:tr>
+      <w:tr>
+        <w:trPr>
+          <w:cantSplit/>
+        </w:trPr>
+        <w:tc>
+          <w:tcPr>
+            <w:tcW w:type="dxa" w:w="1937"/>
+          </w:tcPr>
+          <w:p>
+            <w:pPr>
+              <w:pStyle w:val="Compact"/>
+              <w:spacing w:before="20" w:after="20" w:line="240" w:lineRule="auto"/>
+              <w:keepNext/>
+            </w:pPr>
+            <w:r>
+              <w:rPr>
+                <w:sz w:val="18"/>
+                <w:szCs w:val="18"/>
+              </w:rPr>
+              <w:t xml:space="preserve">한국(KR)</w:t>
+            </w:r>
+          </w:p>
+        </w:tc>
+        <w:tc>
+          <w:tcPr>
+            <w:tcW w:type="dxa" w:w="2377"/>
+          </w:tcPr>
+          <w:p>
+            <w:pPr>
+              <w:pStyle w:val="Compact"/>
+              <w:spacing w:before="20" w:after="20" w:line="240" w:lineRule="auto"/>
+              <w:jc w:val="center"/>
+              <w:keepNext/>
+            </w:pPr>
+            <w:r>
+              <w:rPr>
+                <w:sz w:val="18"/>
+                <w:szCs w:val="18"/>
+              </w:rPr>
+              <w:t xml:space="preserve">0.089 (0.570)</w:t>
+            </w:r>
+          </w:p>
+        </w:tc>
+        <w:tc>
+          <w:tcPr>
+            <w:tcW w:type="dxa" w:w="2377"/>
+          </w:tcPr>
+          <w:p>
+            <w:pPr>
+              <w:pStyle w:val="Compact"/>
+              <w:spacing w:before="20" w:after="20" w:line="240" w:lineRule="auto"/>
+              <w:jc w:val="center"/>
+              <w:keepNext/>
+            </w:pPr>
+            <w:r>
+              <w:rPr>
+                <w:sz w:val="18"/>
+                <w:szCs w:val="18"/>
+              </w:rPr>
+              <w:t xml:space="preserve">0.017 (0.059)</w:t>
+            </w:r>
+          </w:p>
+        </w:tc>
+        <w:tc>
+          <w:tcPr>
+            <w:tcW w:type="dxa" w:w="2377"/>
+          </w:tcPr>
+          <w:p>
+            <w:pPr>
+              <w:pStyle w:val="Compact"/>
+              <w:spacing w:before="20" w:after="20" w:line="240" w:lineRule="auto"/>
+              <w:jc w:val="center"/>
+              <w:keepNext/>
+            </w:pPr>
+            <w:r>
+              <w:rPr>
+                <w:sz w:val="18"/>
+                <w:szCs w:val="18"/>
+              </w:rPr>
+              <w:t xml:space="preserve">0.017 (0.094)</w:t>
+            </w:r>
+          </w:p>
+        </w:tc>
+      </w:tr>
+      <w:tr>
+        <w:trPr>
+          <w:cantSplit/>
+        </w:trPr>
+        <w:tc>
+          <w:tcPr>
+            <w:tcW w:type="dxa" w:w="1937"/>
+          </w:tcPr>
+          <w:p>
+            <w:pPr>
+              <w:pStyle w:val="Compact"/>
+              <w:spacing w:before="20" w:after="20" w:line="240" w:lineRule="auto"/>
+              <w:keepNext/>
+            </w:pPr>
+            <w:r>
+              <w:rPr>
+                <w:sz w:val="18"/>
+                <w:szCs w:val="18"/>
+              </w:rPr>
+              <w:t xml:space="preserve">대만(TW)</w:t>
+            </w:r>
+          </w:p>
+        </w:tc>
+        <w:tc>
+          <w:tcPr>
+            <w:tcW w:type="dxa" w:w="2377"/>
+          </w:tcPr>
+          <w:p>
+            <w:pPr>
+              <w:pStyle w:val="Compact"/>
+              <w:spacing w:before="20" w:after="20" w:line="240" w:lineRule="auto"/>
+              <w:jc w:val="center"/>
+              <w:keepNext/>
+            </w:pPr>
+            <w:r>
+              <w:rPr>
+                <w:sz w:val="18"/>
+                <w:szCs w:val="18"/>
+              </w:rPr>
+              <w:t xml:space="preserve">0.102 (0.510)</w:t>
+            </w:r>
+          </w:p>
+        </w:tc>
+        <w:tc>
+          <w:tcPr>
+            <w:tcW w:type="dxa" w:w="2377"/>
+          </w:tcPr>
+          <w:p>
+            <w:pPr>
+              <w:pStyle w:val="Compact"/>
+              <w:spacing w:before="20" w:after="20" w:line="240" w:lineRule="auto"/>
+              <w:jc w:val="center"/>
+              <w:keepNext/>
+            </w:pPr>
+            <w:r>
+              <w:rPr>
+                <w:sz w:val="18"/>
+                <w:szCs w:val="18"/>
+              </w:rPr>
+              <w:t xml:space="preserve">0.016 (0.051)</w:t>
+            </w:r>
+          </w:p>
+        </w:tc>
+        <w:tc>
+          <w:tcPr>
+            <w:tcW w:type="dxa" w:w="2377"/>
+          </w:tcPr>
+          <w:p>
+            <w:pPr>
+              <w:pStyle w:val="Compact"/>
+              <w:spacing w:before="20" w:after="20" w:line="240" w:lineRule="auto"/>
+              <w:jc w:val="center"/>
+              <w:keepNext/>
+            </w:pPr>
+            <w:r>
+              <w:rPr>
+                <w:sz w:val="18"/>
+                <w:szCs w:val="18"/>
+              </w:rPr>
+              <w:t xml:space="preserve">0.021 (0.083)</w:t>
+            </w:r>
+          </w:p>
+        </w:tc>
+      </w:tr>
+      <w:tr>
+        <w:trPr>
+          <w:cantSplit/>
+        </w:trPr>
+        <w:tc>
+          <w:tcPr>
+            <w:tcW w:type="dxa" w:w="1937"/>
+          </w:tcPr>
+          <w:p>
+            <w:pPr>
+              <w:pStyle w:val="Compact"/>
+              <w:spacing w:before="20" w:after="20" w:line="240" w:lineRule="auto"/>
+              <w:keepNext/>
+            </w:pPr>
+            <w:r>
+              <w:rPr>
+                <w:sz w:val="18"/>
+                <w:szCs w:val="18"/>
+              </w:rPr>
+              <w:t xml:space="preserve">일본(JP)</w:t>
+            </w:r>
+          </w:p>
+        </w:tc>
+        <w:tc>
+          <w:tcPr>
+            <w:tcW w:type="dxa" w:w="2377"/>
+          </w:tcPr>
+          <w:p>
+            <w:pPr>
+              <w:pStyle w:val="Compact"/>
+              <w:spacing w:before="20" w:after="20" w:line="240" w:lineRule="auto"/>
+              <w:jc w:val="center"/>
+              <w:keepNext/>
+            </w:pPr>
+            <w:r>
+              <w:rPr>
+                <w:sz w:val="18"/>
+                <w:szCs w:val="18"/>
+              </w:rPr>
+              <w:t xml:space="preserve">1.737** (0.845)</w:t>
+            </w:r>
+          </w:p>
+        </w:tc>
+        <w:tc>
+          <w:tcPr>
+            <w:tcW w:type="dxa" w:w="2377"/>
+          </w:tcPr>
+          <w:p>
+            <w:pPr>
+              <w:pStyle w:val="Compact"/>
+              <w:spacing w:before="20" w:after="20" w:line="240" w:lineRule="auto"/>
+              <w:jc w:val="center"/>
+              <w:keepNext/>
+            </w:pPr>
+            <w:r>
+              <w:rPr>
+                <w:sz w:val="18"/>
+                <w:szCs w:val="18"/>
+              </w:rPr>
+              <w:t xml:space="preserve">0.280*** (0.080)</w:t>
+            </w:r>
+          </w:p>
+        </w:tc>
+        <w:tc>
+          <w:tcPr>
+            <w:tcW w:type="dxa" w:w="2377"/>
+          </w:tcPr>
+          <w:p>
+            <w:pPr>
+              <w:pStyle w:val="Compact"/>
+              <w:spacing w:before="20" w:after="20" w:line="240" w:lineRule="auto"/>
+              <w:jc w:val="center"/>
+              <w:keepNext/>
+            </w:pPr>
+            <w:r>
+              <w:rPr>
+                <w:sz w:val="18"/>
+                <w:szCs w:val="18"/>
+              </w:rPr>
+              <w:t xml:space="preserve">0.239* (0.133)</w:t>
+            </w:r>
+          </w:p>
+        </w:tc>
+      </w:tr>
+      <w:tr>
+        <w:trPr>
+          <w:cantSplit/>
+        </w:trPr>
+        <w:tc>
+          <w:tcPr>
+            <w:tcW w:type="dxa" w:w="1937"/>
+          </w:tcPr>
+          <w:p>
+            <w:pPr>
+              <w:pStyle w:val="Compact"/>
+              <w:spacing w:before="20" w:after="20" w:line="240" w:lineRule="auto"/>
+              <w:keepNext/>
+            </w:pPr>
+            <w:r>
+              <w:rPr>
+                <w:sz w:val="18"/>
+                <w:szCs w:val="18"/>
+              </w:rPr>
+              <w:t xml:space="preserve">EPO(EP)</w:t>
+            </w:r>
+          </w:p>
+        </w:tc>
+        <w:tc>
+          <w:tcPr>
+            <w:tcW w:type="dxa" w:w="2377"/>
+          </w:tcPr>
+          <w:p>
+            <w:pPr>
+              <w:pStyle w:val="Compact"/>
+              <w:spacing w:before="20" w:after="20" w:line="240" w:lineRule="auto"/>
+              <w:jc w:val="center"/>
+              <w:keepNext/>
+            </w:pPr>
+            <w:r>
+              <w:rPr>
+                <w:sz w:val="18"/>
+                <w:szCs w:val="18"/>
+              </w:rPr>
+              <w:t xml:space="preserve">−0.032 (0.487)</w:t>
+            </w:r>
+          </w:p>
+        </w:tc>
+        <w:tc>
+          <w:tcPr>
+            <w:tcW w:type="dxa" w:w="2377"/>
+          </w:tcPr>
+          <w:p>
+            <w:pPr>
+              <w:pStyle w:val="Compact"/>
+              <w:spacing w:before="20" w:after="20" w:line="240" w:lineRule="auto"/>
+              <w:jc w:val="center"/>
+              <w:keepNext/>
+            </w:pPr>
+            <w:r>
+              <w:rPr>
+                <w:sz w:val="18"/>
+                <w:szCs w:val="18"/>
+              </w:rPr>
+              <w:t xml:space="preserve">−0.005 (0.050)</w:t>
+            </w:r>
+          </w:p>
+        </w:tc>
+        <w:tc>
+          <w:tcPr>
+            <w:tcW w:type="dxa" w:w="2377"/>
+          </w:tcPr>
+          <w:p>
+            <w:pPr>
+              <w:pStyle w:val="Compact"/>
+              <w:spacing w:before="20" w:after="20" w:line="240" w:lineRule="auto"/>
+              <w:jc w:val="center"/>
+              <w:keepNext/>
+            </w:pPr>
+            <w:r>
+              <w:rPr>
+                <w:sz w:val="18"/>
+                <w:szCs w:val="18"/>
+              </w:rPr>
+              <w:t xml:space="preserve">−0.007 (0.080)</w:t>
+            </w:r>
+          </w:p>
+        </w:tc>
+      </w:tr>
+      <w:tr>
+        <w:trPr>
+          <w:cantSplit/>
+        </w:trPr>
+        <w:tc>
+          <w:tcPr>
+            <w:tcW w:type="dxa" w:w="1937"/>
+          </w:tcPr>
+          <w:p>
+            <w:pPr>
+              <w:pStyle w:val="Compact"/>
+              <w:spacing w:before="20" w:after="20" w:line="240" w:lineRule="auto"/>
+              <w:keepNext/>
+            </w:pPr>
+            <w:r>
+              <w:rPr>
+                <w:sz w:val="18"/>
+                <w:szCs w:val="18"/>
+              </w:rPr>
+              <w:t xml:space="preserve">PCT(WO)</w:t>
+            </w:r>
+          </w:p>
+        </w:tc>
+        <w:tc>
+          <w:tcPr>
+            <w:tcW w:type="dxa" w:w="2377"/>
+          </w:tcPr>
+          <w:p>
+            <w:pPr>
+              <w:pStyle w:val="Compact"/>
+              <w:spacing w:before="20" w:after="20" w:line="240" w:lineRule="auto"/>
+              <w:jc w:val="center"/>
+              <w:keepNext/>
+            </w:pPr>
+            <w:r>
+              <w:rPr>
+                <w:sz w:val="18"/>
+                <w:szCs w:val="18"/>
+              </w:rPr>
+              <w:t xml:space="preserve">−1.071** (0.432)</w:t>
+            </w:r>
+          </w:p>
+        </w:tc>
+        <w:tc>
+          <w:tcPr>
+            <w:tcW w:type="dxa" w:w="2377"/>
+          </w:tcPr>
+          <w:p>
+            <w:pPr>
+              <w:pStyle w:val="Compact"/>
+              <w:spacing w:before="20" w:after="20" w:line="240" w:lineRule="auto"/>
+              <w:jc w:val="center"/>
+              <w:keepNext/>
+            </w:pPr>
+            <w:r>
+              <w:rPr>
+                <w:sz w:val="18"/>
+                <w:szCs w:val="18"/>
+              </w:rPr>
+              <w:t xml:space="preserve">−0.193*** (0.047)</w:t>
+            </w:r>
+          </w:p>
+        </w:tc>
+        <w:tc>
+          <w:tcPr>
+            <w:tcW w:type="dxa" w:w="2377"/>
+          </w:tcPr>
+          <w:p>
+            <w:pPr>
+              <w:pStyle w:val="Compact"/>
+              <w:spacing w:before="20" w:after="20" w:line="240" w:lineRule="auto"/>
+              <w:jc w:val="center"/>
+              <w:keepNext/>
+            </w:pPr>
+            <w:r>
+              <w:rPr>
+                <w:sz w:val="18"/>
+                <w:szCs w:val="18"/>
+              </w:rPr>
+              <w:t xml:space="preserve">−0.191*** (0.073)</w:t>
+            </w:r>
+          </w:p>
+        </w:tc>
+      </w:tr>
+      <w:tr>
+        <w:trPr>
+          <w:cantSplit/>
+        </w:trPr>
+        <w:tc>
+          <w:tcPr>
+            <w:tcW w:type="dxa" w:w="1937"/>
+          </w:tcPr>
+          <w:p>
+            <w:pPr>
+              <w:pStyle w:val="Compact"/>
+              <w:spacing w:before="20" w:after="20" w:line="240" w:lineRule="auto"/>
+              <w:keepNext/>
+            </w:pPr>
+            <w:r>
+              <w:rPr>
+                <w:sz w:val="18"/>
+                <w:szCs w:val="18"/>
+              </w:rPr>
+              <w:t xml:space="preserve">기타</w:t>
+            </w:r>
+          </w:p>
+        </w:tc>
+        <w:tc>
+          <w:tcPr>
+            <w:tcW w:type="dxa" w:w="2377"/>
+          </w:tcPr>
+          <w:p>
+            <w:pPr>
+              <w:pStyle w:val="Compact"/>
+              <w:spacing w:before="20" w:after="20" w:line="240" w:lineRule="auto"/>
+              <w:jc w:val="center"/>
+              <w:keepNext/>
+            </w:pPr>
+            <w:r>
+              <w:rPr>
+                <w:sz w:val="18"/>
+                <w:szCs w:val="18"/>
+              </w:rPr>
+              <w:t xml:space="preserve">0.124 (1.029)</w:t>
+            </w:r>
+          </w:p>
+        </w:tc>
+        <w:tc>
+          <w:tcPr>
+            <w:tcW w:type="dxa" w:w="2377"/>
+          </w:tcPr>
+          <w:p>
+            <w:pPr>
+              <w:pStyle w:val="Compact"/>
+              <w:spacing w:before="20" w:after="20" w:line="240" w:lineRule="auto"/>
+              <w:jc w:val="center"/>
+              <w:keepNext/>
+            </w:pPr>
+            <w:r>
+              <w:rPr>
+                <w:sz w:val="18"/>
+                <w:szCs w:val="18"/>
+              </w:rPr>
+              <w:t xml:space="preserve">0.024 (0.106)</w:t>
+            </w:r>
+          </w:p>
+        </w:tc>
+        <w:tc>
+          <w:tcPr>
+            <w:tcW w:type="dxa" w:w="2377"/>
+          </w:tcPr>
+          <w:p>
+            <w:pPr>
+              <w:pStyle w:val="Compact"/>
+              <w:spacing w:before="20" w:after="20" w:line="240" w:lineRule="auto"/>
+              <w:jc w:val="center"/>
+              <w:keepNext/>
+            </w:pPr>
+            <w:r>
+              <w:rPr>
+                <w:sz w:val="18"/>
+                <w:szCs w:val="18"/>
+              </w:rPr>
+              <w:t xml:space="preserve">0.056 (0.171)</w:t>
+            </w:r>
+          </w:p>
+        </w:tc>
+      </w:tr>
+      <w:tr>
+        <w:trPr>
+          <w:cantSplit/>
+        </w:trPr>
+        <w:tc>
+          <w:tcPr>
+            <w:tcW w:type="dxa" w:w="1937"/>
+          </w:tcPr>
+          <w:p>
+            <w:pPr>
+              <w:pStyle w:val="Compact"/>
+              <w:spacing w:before="20" w:after="20" w:line="240" w:lineRule="auto"/>
+              <w:keepNext/>
+            </w:pPr>
+            <w:r>
+              <w:rPr>
+                <w:sz w:val="18"/>
+                <w:szCs w:val="18"/>
+              </w:rPr>
+              <w:t xml:space="preserve">상수</w:t>
+            </w:r>
+          </w:p>
+        </w:tc>
+        <w:tc>
+          <w:tcPr>
+            <w:tcW w:type="dxa" w:w="2377"/>
+          </w:tcPr>
+          <w:p>
+            <w:pPr>
+              <w:pStyle w:val="Compact"/>
+              <w:spacing w:before="20" w:after="20" w:line="240" w:lineRule="auto"/>
+              <w:jc w:val="center"/>
+              <w:keepNext/>
+            </w:pPr>
+            <w:r>
+              <w:rPr>
+                <w:sz w:val="18"/>
+                <w:szCs w:val="18"/>
+              </w:rPr>
+              <w:t xml:space="preserve">2.506*** (0.944)</w:t>
+            </w:r>
+          </w:p>
+        </w:tc>
+        <w:tc>
+          <w:tcPr>
+            <w:tcW w:type="dxa" w:w="2377"/>
+          </w:tcPr>
+          <w:p>
+            <w:pPr>
+              <w:pStyle w:val="Compact"/>
+              <w:spacing w:before="20" w:after="20" w:line="240" w:lineRule="auto"/>
+              <w:jc w:val="center"/>
+              <w:keepNext/>
+            </w:pPr>
+            <w:r>
+              <w:rPr>
+                <w:sz w:val="18"/>
+                <w:szCs w:val="18"/>
+              </w:rPr>
+              <w:t xml:space="preserve">1.143*** (0.107)</w:t>
+            </w:r>
+          </w:p>
+        </w:tc>
+        <w:tc>
+          <w:tcPr>
+            <w:tcW w:type="dxa" w:w="2377"/>
+          </w:tcPr>
+          <w:p>
+            <w:pPr>
+              <w:pStyle w:val="Compact"/>
+              <w:spacing w:before="20" w:after="20" w:line="240" w:lineRule="auto"/>
+              <w:jc w:val="center"/>
+              <w:keepNext/>
+            </w:pPr>
+            <w:r>
+              <w:rPr>
+                <w:sz w:val="18"/>
+                <w:szCs w:val="18"/>
+              </w:rPr>
+              <w:t xml:space="preserve">1.069*** (0.175)</w:t>
+            </w:r>
+          </w:p>
+        </w:tc>
+      </w:tr>
+      <w:tr>
+        <w:trPr>
+          <w:cantSplit/>
+        </w:trPr>
+        <w:tc>
+          <w:tcPr>
+            <w:tcW w:type="dxa" w:w="1937"/>
+          </w:tcPr>
+          <w:p>
+            <w:pPr>
+              <w:pStyle w:val="Compact"/>
+              <w:spacing w:before="20" w:after="20" w:line="240" w:lineRule="auto"/>
+              <w:keepNext/>
+            </w:pPr>
+            <w:r>
+              <w:rPr>
+                <w:sz w:val="18"/>
+                <w:szCs w:val="18"/>
+              </w:rPr>
+              <w:t xml:space="preserve">R²</w:t>
+            </w:r>
+          </w:p>
+        </w:tc>
+        <w:tc>
+          <w:tcPr>
+            <w:tcW w:type="dxa" w:w="2377"/>
+          </w:tcPr>
+          <w:p>
+            <w:pPr>
+              <w:pStyle w:val="Compact"/>
+              <w:spacing w:before="20" w:after="20" w:line="240" w:lineRule="auto"/>
+              <w:jc w:val="center"/>
+              <w:keepNext/>
+            </w:pPr>
+            <w:r>
+              <w:rPr>
+                <w:sz w:val="18"/>
+                <w:szCs w:val="18"/>
+              </w:rPr>
+              <w:t xml:space="preserve">0.033</w:t>
+            </w:r>
+          </w:p>
+        </w:tc>
+        <w:tc>
+          <w:tcPr>
+            <w:tcW w:type="dxa" w:w="2377"/>
+          </w:tcPr>
+          <w:p>
+            <w:pPr>
+              <w:pStyle w:val="Compact"/>
+              <w:spacing w:before="20" w:after="20" w:line="240" w:lineRule="auto"/>
+              <w:jc w:val="center"/>
+              <w:keepNext/>
+            </w:pPr>
+            <w:r>
+              <w:rPr>
+                <w:sz w:val="18"/>
+                <w:szCs w:val="18"/>
+              </w:rPr>
+              <w:t xml:space="preserve">—</w:t>
+            </w:r>
+          </w:p>
+        </w:tc>
+        <w:tc>
+          <w:tcPr>
+            <w:tcW w:type="dxa" w:w="2377"/>
+          </w:tcPr>
+          <w:p>
+            <w:pPr>
+              <w:pStyle w:val="Compact"/>
+              <w:spacing w:before="20" w:after="20" w:line="240" w:lineRule="auto"/>
+              <w:jc w:val="center"/>
+              <w:keepNext/>
+            </w:pPr>
+            <w:r>
+              <w:rPr>
+                <w:sz w:val="18"/>
+                <w:szCs w:val="18"/>
+              </w:rPr>
+              <w:t xml:space="preserve">—</w:t>
+            </w:r>
+          </w:p>
+        </w:tc>
+      </w:tr>
+      <w:tr>
+        <w:trPr>
+          <w:cantSplit/>
+        </w:trPr>
+        <w:tc>
+          <w:tcPr>
+            <w:tcW w:type="dxa" w:w="1937"/>
+          </w:tcPr>
+          <w:p>
+            <w:pPr>
+              <w:pStyle w:val="Compact"/>
+              <w:spacing w:before="20" w:after="20" w:line="240" w:lineRule="auto"/>
+              <w:keepNext/>
+            </w:pPr>
+            <w:r>
+              <w:rPr>
+                <w:sz w:val="18"/>
+                <w:szCs w:val="18"/>
+              </w:rPr>
+              <w:t xml:space="preserve">AIC</w:t>
+            </w:r>
+          </w:p>
+        </w:tc>
+        <w:tc>
+          <w:tcPr>
+            <w:tcW w:type="dxa" w:w="2377"/>
+          </w:tcPr>
+          <w:p>
+            <w:pPr>
+              <w:pStyle w:val="Compact"/>
+              <w:spacing w:before="20" w:after="20" w:line="240" w:lineRule="auto"/>
+              <w:jc w:val="center"/>
+              <w:keepNext/>
+            </w:pPr>
+            <w:r>
+              <w:rPr>
+                <w:sz w:val="18"/>
+                <w:szCs w:val="18"/>
+              </w:rPr>
+              <w:t xml:space="preserve">5,224.9</w:t>
+            </w:r>
+          </w:p>
+        </w:tc>
+        <w:tc>
+          <w:tcPr>
+            <w:tcW w:type="dxa" w:w="2377"/>
+          </w:tcPr>
+          <w:p>
+            <w:pPr>
+              <w:pStyle w:val="Compact"/>
+              <w:spacing w:before="20" w:after="20" w:line="240" w:lineRule="auto"/>
+              <w:jc w:val="center"/>
+              <w:keepNext/>
+            </w:pPr>
+            <w:r>
+              <w:rPr>
+                <w:sz w:val="18"/>
+                <w:szCs w:val="18"/>
+              </w:rPr>
+              <w:t xml:space="preserve">5,477.2</w:t>
+            </w:r>
+          </w:p>
+        </w:tc>
+        <w:tc>
+          <w:tcPr>
+            <w:tcW w:type="dxa" w:w="2377"/>
+          </w:tcPr>
+          <w:p>
+            <w:pPr>
+              <w:pStyle w:val="Compact"/>
+              <w:spacing w:before="20" w:after="20" w:line="240" w:lineRule="auto"/>
+              <w:jc w:val="center"/>
+              <w:keepNext/>
+            </w:pPr>
+            <w:r>
+              <w:rPr>
+                <w:sz w:val="18"/>
+                <w:szCs w:val="18"/>
+              </w:rPr>
+              <w:t xml:space="preserve">4,883.0</w:t>
+            </w:r>
+          </w:p>
+        </w:tc>
+      </w:tr>
+    </w:tbl>
     <w:bookmarkEnd w:id="48"/>
+    <w:bookmarkStart w:id="49" w:name="부록-b.-재추정-결과-전체"/>
+    <w:p>
+      <w:pPr>
+        <w:pStyle w:val="Heading3"/>
+      </w:pPr>
+      <w:r>
+        <w:t xml:space="preserve">부록 B. 재추정 결과 전체</w:t>
+      </w:r>
+    </w:p>
+    <w:p>
+      <w:pPr>
+        <w:pStyle w:val="FirstParagraph"/>
+      </w:pPr>
+      <w:r>
+        <w:t xml:space="preserve">표 B1과 B2는 본문 표 9에 요약한 재추정의 전체 계수다. 각 열은 표본 또는 변수 정의를 하나씩 바꾼 다항 로짓이며, 기준 열은 본문 표 6과 같다. 조정 범위는 각 클래스의 첫 기호를 뺀 기술범위를, 패밀리 중복 제거는 같은 제목의 출원 가운데 가장 이른 1건만 남긴 표본을, 좁은 전공정 정의는 H01L21의 조립 단계 공정 기호를 제조공정으로 세지 않은 변수를, 무관 용법 제외는 부록 C의 68건을 뺀 표본을, 2023–2024년 제외는 공개 시차의 영향을 받는 두 해를 뺀 표본을 뜻한다. 2010년 이후 표본은 본문 제5.1절과 제5.4절(일본)에서 언급한 것이다.</w:t>
+      </w:r>
+    </w:p>
+    <w:p>
+      <w:pPr>
+        <w:pStyle w:val="BodyText"/>
+      </w:pPr>
+      <w:r>
+        <w:rPr>
+          <w:b/>
+          <w:bCs/>
+        </w:rPr>
+        <w:t xml:space="preserve">표 B1.</w:t>
+      </w:r>
+      <w:r>
+        <w:t xml:space="preserve"> </w:t>
+      </w:r>
+      <w:r>
+        <w:t xml:space="preserve">다항 로짓의 통합형 방정식: 표본·변수별 상대위험비(기준 범주 = 조립 단독형; 출원청 기준 = 미국; 괄호 안은 로그 계수의 표준오차; * p &lt; 0.10, ** p &lt; 0.05, *** p &lt; 0.01).</w:t>
+      </w:r>
+    </w:p>
+    <w:tbl>
+      <w:tblPr>
+        <w:tblStyle w:val="Table"/>
+        <w:tblW w:type="dxa" w:w="9072"/>
+        <w:tblLayout w:type="fixed"/>
+        <w:tblLook w:firstRow="1" w:lastRow="0" w:firstColumn="0" w:lastColumn="0" w:noHBand="0" w:noVBand="0" w:val="0020"/>
+        <w:tblCellMar>
+          <w:top w:w="20" w:type="dxa"/>
+          <w:bottom w:w="20" w:type="dxa"/>
+          <w:left w:w="60" w:type="dxa"/>
+          <w:right w:w="60" w:type="dxa"/>
+        </w:tblCellMar>
+        <w:tblBorders>
+          <w:top w:val="single" w:sz="8" w:space="0" w:color="000000"/>
+          <w:bottom w:val="single" w:sz="8" w:space="0" w:color="000000"/>
+          <w:left w:val="nil"/>
+          <w:right w:val="nil"/>
+          <w:insideH w:val="nil"/>
+          <w:insideV w:val="nil"/>
+        </w:tblBorders>
+      </w:tblPr>
+      <w:tblGrid>
+        <w:gridCol w:w="1106"/>
+        <w:gridCol w:w="1136"/>
+        <w:gridCol w:w="1136"/>
+        <w:gridCol w:w="1136"/>
+        <w:gridCol w:w="1136"/>
+        <w:gridCol w:w="1136"/>
+        <w:gridCol w:w="1150"/>
+        <w:gridCol w:w="1136"/>
+      </w:tblGrid>
+      <w:tr>
+        <w:trPr>
+          <w:tblHeader w:val="on"/>
+          <w:cantSplit/>
+        </w:trPr>
+        <w:tc>
+          <w:tcPr>
+            <w:tcW w:type="dxa" w:w="1106"/>
+            <w:tcBorders>
+              <w:bottom w:val="single" w:sz="4" w:space="0" w:color="000000"/>
+            </w:tcBorders>
+          </w:tcPr>
+          <w:p>
+            <w:pPr>
+              <w:pStyle w:val="Compact"/>
+              <w:spacing w:before="20" w:after="20" w:line="240" w:lineRule="auto"/>
+              <w:keepNext/>
+            </w:pPr>
+          </w:p>
+        </w:tc>
+        <w:tc>
+          <w:tcPr>
+            <w:tcW w:type="dxa" w:w="1136"/>
+            <w:tcBorders>
+              <w:bottom w:val="single" w:sz="4" w:space="0" w:color="000000"/>
+            </w:tcBorders>
+          </w:tcPr>
+          <w:p>
+            <w:pPr>
+              <w:pStyle w:val="Compact"/>
+              <w:spacing w:before="20" w:after="20" w:line="240" w:lineRule="auto"/>
+              <w:jc w:val="center"/>
+              <w:keepNext/>
+            </w:pPr>
+            <w:r>
+              <w:rPr>
+                <w:sz w:val="13"/>
+                <w:szCs w:val="13"/>
+              </w:rPr>
+              <w:t xml:space="preserve">기준</w:t>
+            </w:r>
+          </w:p>
+        </w:tc>
+        <w:tc>
+          <w:tcPr>
+            <w:tcW w:type="dxa" w:w="1136"/>
+            <w:tcBorders>
+              <w:bottom w:val="single" w:sz="4" w:space="0" w:color="000000"/>
+            </w:tcBorders>
+          </w:tcPr>
+          <w:p>
+            <w:pPr>
+              <w:pStyle w:val="Compact"/>
+              <w:spacing w:before="20" w:after="20" w:line="240" w:lineRule="auto"/>
+              <w:jc w:val="center"/>
+              <w:keepNext/>
+            </w:pPr>
+            <w:r>
+              <w:rPr>
+                <w:sz w:val="13"/>
+                <w:szCs w:val="13"/>
+              </w:rPr>
+              <w:t xml:space="preserve">조정 범위</w:t>
+            </w:r>
+          </w:p>
+        </w:tc>
+        <w:tc>
+          <w:tcPr>
+            <w:tcW w:type="dxa" w:w="1136"/>
+            <w:tcBorders>
+              <w:bottom w:val="single" w:sz="4" w:space="0" w:color="000000"/>
+            </w:tcBorders>
+          </w:tcPr>
+          <w:p>
+            <w:pPr>
+              <w:pStyle w:val="Compact"/>
+              <w:spacing w:before="20" w:after="20" w:line="240" w:lineRule="auto"/>
+              <w:jc w:val="center"/>
+              <w:keepNext/>
+            </w:pPr>
+            <w:r>
+              <w:rPr>
+                <w:sz w:val="13"/>
+                <w:szCs w:val="13"/>
+              </w:rPr>
+              <w:t xml:space="preserve">패밀리 중복 제거</w:t>
+            </w:r>
+          </w:p>
+        </w:tc>
+        <w:tc>
+          <w:tcPr>
+            <w:tcW w:type="dxa" w:w="1136"/>
+            <w:tcBorders>
+              <w:bottom w:val="single" w:sz="4" w:space="0" w:color="000000"/>
+            </w:tcBorders>
+          </w:tcPr>
+          <w:p>
+            <w:pPr>
+              <w:pStyle w:val="Compact"/>
+              <w:spacing w:before="20" w:after="20" w:line="240" w:lineRule="auto"/>
+              <w:jc w:val="center"/>
+              <w:keepNext/>
+            </w:pPr>
+            <w:r>
+              <w:rPr>
+                <w:sz w:val="13"/>
+                <w:szCs w:val="13"/>
+              </w:rPr>
+              <w:t xml:space="preserve">좁은 전공정 정의</w:t>
+            </w:r>
+          </w:p>
+        </w:tc>
+        <w:tc>
+          <w:tcPr>
+            <w:tcW w:type="dxa" w:w="1136"/>
+            <w:tcBorders>
+              <w:bottom w:val="single" w:sz="4" w:space="0" w:color="000000"/>
+            </w:tcBorders>
+          </w:tcPr>
+          <w:p>
+            <w:pPr>
+              <w:pStyle w:val="Compact"/>
+              <w:spacing w:before="20" w:after="20" w:line="240" w:lineRule="auto"/>
+              <w:jc w:val="center"/>
+              <w:keepNext/>
+            </w:pPr>
+            <w:r>
+              <w:rPr>
+                <w:sz w:val="13"/>
+                <w:szCs w:val="13"/>
+              </w:rPr>
+              <w:t xml:space="preserve">무관 용법 제외</w:t>
+            </w:r>
+          </w:p>
+        </w:tc>
+        <w:tc>
+          <w:tcPr>
+            <w:tcW w:type="dxa" w:w="1150"/>
+            <w:tcBorders>
+              <w:bottom w:val="single" w:sz="4" w:space="0" w:color="000000"/>
+            </w:tcBorders>
+          </w:tcPr>
+          <w:p>
+            <w:pPr>
+              <w:pStyle w:val="Compact"/>
+              <w:spacing w:before="20" w:after="20" w:line="240" w:lineRule="auto"/>
+              <w:jc w:val="center"/>
+              <w:keepNext/>
+            </w:pPr>
+            <w:r>
+              <w:rPr>
+                <w:sz w:val="13"/>
+                <w:szCs w:val="13"/>
+              </w:rPr>
+              <w:t xml:space="preserve">2023–2024년 제외</w:t>
+            </w:r>
+          </w:p>
+        </w:tc>
+        <w:tc>
+          <w:tcPr>
+            <w:tcW w:type="dxa" w:w="1136"/>
+            <w:tcBorders>
+              <w:bottom w:val="single" w:sz="4" w:space="0" w:color="000000"/>
+            </w:tcBorders>
+          </w:tcPr>
+          <w:p>
+            <w:pPr>
+              <w:pStyle w:val="Compact"/>
+              <w:spacing w:before="20" w:after="20" w:line="240" w:lineRule="auto"/>
+              <w:jc w:val="center"/>
+              <w:keepNext/>
+            </w:pPr>
+            <w:r>
+              <w:rPr>
+                <w:sz w:val="13"/>
+                <w:szCs w:val="13"/>
+              </w:rPr>
+              <w:t xml:space="preserve">2010년 이후</w:t>
+            </w:r>
+          </w:p>
+        </w:tc>
+      </w:tr>
+      <w:tr>
+        <w:trPr>
+          <w:cantSplit/>
+        </w:trPr>
+        <w:tc>
+          <w:tcPr>
+            <w:tcW w:type="dxa" w:w="1106"/>
+          </w:tcPr>
+          <w:p>
+            <w:pPr>
+              <w:pStyle w:val="Compact"/>
+              <w:spacing w:before="20" w:after="20" w:line="240" w:lineRule="auto"/>
+              <w:keepNext/>
+            </w:pPr>
+            <w:r>
+              <w:rPr>
+                <w:sz w:val="13"/>
+                <w:szCs w:val="13"/>
+              </w:rPr>
+              <w:t xml:space="preserve">출원연도(yc)</w:t>
+            </w:r>
+          </w:p>
+        </w:tc>
+        <w:tc>
+          <w:tcPr>
+            <w:tcW w:type="dxa" w:w="1136"/>
+          </w:tcPr>
+          <w:p>
+            <w:pPr>
+              <w:pStyle w:val="Compact"/>
+              <w:spacing w:before="20" w:after="20" w:line="240" w:lineRule="auto"/>
+              <w:jc w:val="center"/>
+              <w:keepNext/>
+            </w:pPr>
+            <w:r>
+              <w:rPr>
+                <w:sz w:val="13"/>
+                <w:szCs w:val="13"/>
+              </w:rPr>
+              <w:t xml:space="preserve">0.993 (0.015)</w:t>
+            </w:r>
+          </w:p>
+        </w:tc>
+        <w:tc>
+          <w:tcPr>
+            <w:tcW w:type="dxa" w:w="1136"/>
+          </w:tcPr>
+          <w:p>
+            <w:pPr>
+              <w:pStyle w:val="Compact"/>
+              <w:spacing w:before="20" w:after="20" w:line="240" w:lineRule="auto"/>
+              <w:jc w:val="center"/>
+              <w:keepNext/>
+            </w:pPr>
+            <w:r>
+              <w:rPr>
+                <w:sz w:val="13"/>
+                <w:szCs w:val="13"/>
+              </w:rPr>
+              <w:t xml:space="preserve">1.002 (0.014)</w:t>
+            </w:r>
+          </w:p>
+        </w:tc>
+        <w:tc>
+          <w:tcPr>
+            <w:tcW w:type="dxa" w:w="1136"/>
+          </w:tcPr>
+          <w:p>
+            <w:pPr>
+              <w:pStyle w:val="Compact"/>
+              <w:spacing w:before="20" w:after="20" w:line="240" w:lineRule="auto"/>
+              <w:jc w:val="center"/>
+              <w:keepNext/>
+            </w:pPr>
+            <w:r>
+              <w:rPr>
+                <w:sz w:val="13"/>
+                <w:szCs w:val="13"/>
+              </w:rPr>
+              <w:t xml:space="preserve">0.997 (0.018)</w:t>
+            </w:r>
+          </w:p>
+        </w:tc>
+        <w:tc>
+          <w:tcPr>
+            <w:tcW w:type="dxa" w:w="1136"/>
+          </w:tcPr>
+          <w:p>
+            <w:pPr>
+              <w:pStyle w:val="Compact"/>
+              <w:spacing w:before="20" w:after="20" w:line="240" w:lineRule="auto"/>
+              <w:jc w:val="center"/>
+              <w:keepNext/>
+            </w:pPr>
+            <w:r>
+              <w:rPr>
+                <w:sz w:val="13"/>
+                <w:szCs w:val="13"/>
+              </w:rPr>
+              <w:t xml:space="preserve">0.967** (0.015)</w:t>
+            </w:r>
+          </w:p>
+        </w:tc>
+        <w:tc>
+          <w:tcPr>
+            <w:tcW w:type="dxa" w:w="1136"/>
+          </w:tcPr>
+          <w:p>
+            <w:pPr>
+              <w:pStyle w:val="Compact"/>
+              <w:spacing w:before="20" w:after="20" w:line="240" w:lineRule="auto"/>
+              <w:jc w:val="center"/>
+              <w:keepNext/>
+            </w:pPr>
+            <w:r>
+              <w:rPr>
+                <w:sz w:val="13"/>
+                <w:szCs w:val="13"/>
+              </w:rPr>
+              <w:t xml:space="preserve">0.949** (0.022)</w:t>
+            </w:r>
+          </w:p>
+        </w:tc>
+        <w:tc>
+          <w:tcPr>
+            <w:tcW w:type="dxa" w:w="1150"/>
+          </w:tcPr>
+          <w:p>
+            <w:pPr>
+              <w:pStyle w:val="Compact"/>
+              <w:spacing w:before="20" w:after="20" w:line="240" w:lineRule="auto"/>
+              <w:jc w:val="center"/>
+              <w:keepNext/>
+            </w:pPr>
+            <w:r>
+              <w:rPr>
+                <w:sz w:val="13"/>
+                <w:szCs w:val="13"/>
+              </w:rPr>
+              <w:t xml:space="preserve">0.989 (0.018)</w:t>
+            </w:r>
+          </w:p>
+        </w:tc>
+        <w:tc>
+          <w:tcPr>
+            <w:tcW w:type="dxa" w:w="1136"/>
+          </w:tcPr>
+          <w:p>
+            <w:pPr>
+              <w:pStyle w:val="Compact"/>
+              <w:spacing w:before="20" w:after="20" w:line="240" w:lineRule="auto"/>
+              <w:jc w:val="center"/>
+              <w:keepNext/>
+            </w:pPr>
+            <w:r>
+              <w:rPr>
+                <w:sz w:val="13"/>
+                <w:szCs w:val="13"/>
+              </w:rPr>
+              <w:t xml:space="preserve">0.934** (0.027)</w:t>
+            </w:r>
+          </w:p>
+        </w:tc>
+      </w:tr>
+      <w:tr>
+        <w:trPr>
+          <w:cantSplit/>
+        </w:trPr>
+        <w:tc>
+          <w:tcPr>
+            <w:tcW w:type="dxa" w:w="1106"/>
+          </w:tcPr>
+          <w:p>
+            <w:pPr>
+              <w:pStyle w:val="Compact"/>
+              <w:spacing w:before="20" w:after="20" w:line="240" w:lineRule="auto"/>
+              <w:keepNext/>
+            </w:pPr>
+            <w:r>
+              <w:rPr>
+                <w:sz w:val="13"/>
+                <w:szCs w:val="13"/>
+              </w:rPr>
+              <w:t xml:space="preserve">기술범위</w:t>
+            </w:r>
+          </w:p>
+        </w:tc>
+        <w:tc>
+          <w:tcPr>
+            <w:tcW w:type="dxa" w:w="1136"/>
+          </w:tcPr>
+          <w:p>
+            <w:pPr>
+              <w:pStyle w:val="Compact"/>
+              <w:spacing w:before="20" w:after="20" w:line="240" w:lineRule="auto"/>
+              <w:jc w:val="center"/>
+              <w:keepNext/>
+            </w:pPr>
+            <w:r>
+              <w:rPr>
+                <w:sz w:val="13"/>
+                <w:szCs w:val="13"/>
+              </w:rPr>
+              <w:t xml:space="preserve">1.403*** (0.031)</w:t>
+            </w:r>
+          </w:p>
+        </w:tc>
+        <w:tc>
+          <w:tcPr>
+            <w:tcW w:type="dxa" w:w="1136"/>
+          </w:tcPr>
+          <w:p>
+            <w:pPr>
+              <w:pStyle w:val="Compact"/>
+              <w:spacing w:before="20" w:after="20" w:line="240" w:lineRule="auto"/>
+              <w:jc w:val="center"/>
+              <w:keepNext/>
+            </w:pPr>
+            <w:r>
+              <w:rPr>
+                <w:sz w:val="13"/>
+                <w:szCs w:val="13"/>
+              </w:rPr>
+              <w:t xml:space="preserve">1.262*** (0.027)</w:t>
+            </w:r>
+          </w:p>
+        </w:tc>
+        <w:tc>
+          <w:tcPr>
+            <w:tcW w:type="dxa" w:w="1136"/>
+          </w:tcPr>
+          <w:p>
+            <w:pPr>
+              <w:pStyle w:val="Compact"/>
+              <w:spacing w:before="20" w:after="20" w:line="240" w:lineRule="auto"/>
+              <w:jc w:val="center"/>
+              <w:keepNext/>
+            </w:pPr>
+            <w:r>
+              <w:rPr>
+                <w:sz w:val="13"/>
+                <w:szCs w:val="13"/>
+              </w:rPr>
+              <w:t xml:space="preserve">1.295*** (0.039)</w:t>
+            </w:r>
+          </w:p>
+        </w:tc>
+        <w:tc>
+          <w:tcPr>
+            <w:tcW w:type="dxa" w:w="1136"/>
+          </w:tcPr>
+          <w:p>
+            <w:pPr>
+              <w:pStyle w:val="Compact"/>
+              <w:spacing w:before="20" w:after="20" w:line="240" w:lineRule="auto"/>
+              <w:jc w:val="center"/>
+              <w:keepNext/>
+            </w:pPr>
+            <w:r>
+              <w:rPr>
+                <w:sz w:val="13"/>
+                <w:szCs w:val="13"/>
+              </w:rPr>
+              <w:t xml:space="preserve">1.352*** (0.028)</w:t>
+            </w:r>
+          </w:p>
+        </w:tc>
+        <w:tc>
+          <w:tcPr>
+            <w:tcW w:type="dxa" w:w="1136"/>
+          </w:tcPr>
+          <w:p>
+            <w:pPr>
+              <w:pStyle w:val="Compact"/>
+              <w:spacing w:before="20" w:after="20" w:line="240" w:lineRule="auto"/>
+              <w:jc w:val="center"/>
+              <w:keepNext/>
+            </w:pPr>
+            <w:r>
+              <w:rPr>
+                <w:sz w:val="13"/>
+                <w:szCs w:val="13"/>
+              </w:rPr>
+              <w:t xml:space="preserve">1.384*** (0.031)</w:t>
+            </w:r>
+          </w:p>
+        </w:tc>
+        <w:tc>
+          <w:tcPr>
+            <w:tcW w:type="dxa" w:w="1150"/>
+          </w:tcPr>
+          <w:p>
+            <w:pPr>
+              <w:pStyle w:val="Compact"/>
+              <w:spacing w:before="20" w:after="20" w:line="240" w:lineRule="auto"/>
+              <w:jc w:val="center"/>
+              <w:keepNext/>
+            </w:pPr>
+            <w:r>
+              <w:rPr>
+                <w:sz w:val="13"/>
+                <w:szCs w:val="13"/>
+              </w:rPr>
+              <w:t xml:space="preserve">1.418*** (0.034)</w:t>
+            </w:r>
+          </w:p>
+        </w:tc>
+        <w:tc>
+          <w:tcPr>
+            <w:tcW w:type="dxa" w:w="1136"/>
+          </w:tcPr>
+          <w:p>
+            <w:pPr>
+              <w:pStyle w:val="Compact"/>
+              <w:spacing w:before="20" w:after="20" w:line="240" w:lineRule="auto"/>
+              <w:jc w:val="center"/>
+              <w:keepNext/>
+            </w:pPr>
+            <w:r>
+              <w:rPr>
+                <w:sz w:val="13"/>
+                <w:szCs w:val="13"/>
+              </w:rPr>
+              <w:t xml:space="preserve">1.385*** (0.032)</w:t>
+            </w:r>
+          </w:p>
+        </w:tc>
+      </w:tr>
+      <w:tr>
+        <w:trPr>
+          <w:cantSplit/>
+        </w:trPr>
+        <w:tc>
+          <w:tcPr>
+            <w:tcW w:type="dxa" w:w="1106"/>
+          </w:tcPr>
+          <w:p>
+            <w:pPr>
+              <w:pStyle w:val="Compact"/>
+              <w:spacing w:before="20" w:after="20" w:line="240" w:lineRule="auto"/>
+              <w:keepNext/>
+            </w:pPr>
+            <w:r>
+              <w:rPr>
+                <w:sz w:val="13"/>
+                <w:szCs w:val="13"/>
+              </w:rPr>
+              <w:t xml:space="preserve">중국(CN)</w:t>
+            </w:r>
+          </w:p>
+        </w:tc>
+        <w:tc>
+          <w:tcPr>
+            <w:tcW w:type="dxa" w:w="1136"/>
+          </w:tcPr>
+          <w:p>
+            <w:pPr>
+              <w:pStyle w:val="Compact"/>
+              <w:spacing w:before="20" w:after="20" w:line="240" w:lineRule="auto"/>
+              <w:jc w:val="center"/>
+              <w:keepNext/>
+            </w:pPr>
+            <w:r>
+              <w:rPr>
+                <w:sz w:val="13"/>
+                <w:szCs w:val="13"/>
+              </w:rPr>
+              <w:t xml:space="preserve">1.205 (0.233)</w:t>
+            </w:r>
+          </w:p>
+        </w:tc>
+        <w:tc>
+          <w:tcPr>
+            <w:tcW w:type="dxa" w:w="1136"/>
+          </w:tcPr>
+          <w:p>
+            <w:pPr>
+              <w:pStyle w:val="Compact"/>
+              <w:spacing w:before="20" w:after="20" w:line="240" w:lineRule="auto"/>
+              <w:jc w:val="center"/>
+              <w:keepNext/>
+            </w:pPr>
+            <w:r>
+              <w:rPr>
+                <w:sz w:val="13"/>
+                <w:szCs w:val="13"/>
+              </w:rPr>
+              <w:t xml:space="preserve">1.096 (0.220)</w:t>
+            </w:r>
+          </w:p>
+        </w:tc>
+        <w:tc>
+          <w:tcPr>
+            <w:tcW w:type="dxa" w:w="1136"/>
+          </w:tcPr>
+          <w:p>
+            <w:pPr>
+              <w:pStyle w:val="Compact"/>
+              <w:spacing w:before="20" w:after="20" w:line="240" w:lineRule="auto"/>
+              <w:jc w:val="center"/>
+              <w:keepNext/>
+            </w:pPr>
+            <w:r>
+              <w:rPr>
+                <w:sz w:val="13"/>
+                <w:szCs w:val="13"/>
+              </w:rPr>
+              <w:t xml:space="preserve">1.366 (0.288)</w:t>
+            </w:r>
+          </w:p>
+        </w:tc>
+        <w:tc>
+          <w:tcPr>
+            <w:tcW w:type="dxa" w:w="1136"/>
+          </w:tcPr>
+          <w:p>
+            <w:pPr>
+              <w:pStyle w:val="Compact"/>
+              <w:spacing w:before="20" w:after="20" w:line="240" w:lineRule="auto"/>
+              <w:jc w:val="center"/>
+              <w:keepNext/>
+            </w:pPr>
+            <w:r>
+              <w:rPr>
+                <w:sz w:val="13"/>
+                <w:szCs w:val="13"/>
+              </w:rPr>
+              <w:t xml:space="preserve">1.401 (0.235)</w:t>
+            </w:r>
+          </w:p>
+        </w:tc>
+        <w:tc>
+          <w:tcPr>
+            <w:tcW w:type="dxa" w:w="1136"/>
+          </w:tcPr>
+          <w:p>
+            <w:pPr>
+              <w:pStyle w:val="Compact"/>
+              <w:spacing w:before="20" w:after="20" w:line="240" w:lineRule="auto"/>
+              <w:jc w:val="center"/>
+              <w:keepNext/>
+            </w:pPr>
+            <w:r>
+              <w:rPr>
+                <w:sz w:val="13"/>
+                <w:szCs w:val="13"/>
+              </w:rPr>
+              <w:t xml:space="preserve">1.350 (0.241)</w:t>
+            </w:r>
+          </w:p>
+        </w:tc>
+        <w:tc>
+          <w:tcPr>
+            <w:tcW w:type="dxa" w:w="1150"/>
+          </w:tcPr>
+          <w:p>
+            <w:pPr>
+              <w:pStyle w:val="Compact"/>
+              <w:spacing w:before="20" w:after="20" w:line="240" w:lineRule="auto"/>
+              <w:jc w:val="center"/>
+              <w:keepNext/>
+            </w:pPr>
+            <w:r>
+              <w:rPr>
+                <w:sz w:val="13"/>
+                <w:szCs w:val="13"/>
+              </w:rPr>
+              <w:t xml:space="preserve">1.231 (0.258)</w:t>
+            </w:r>
+          </w:p>
+        </w:tc>
+        <w:tc>
+          <w:tcPr>
+            <w:tcW w:type="dxa" w:w="1136"/>
+          </w:tcPr>
+          <w:p>
+            <w:pPr>
+              <w:pStyle w:val="Compact"/>
+              <w:spacing w:before="20" w:after="20" w:line="240" w:lineRule="auto"/>
+              <w:jc w:val="center"/>
+              <w:keepNext/>
+            </w:pPr>
+            <w:r>
+              <w:rPr>
+                <w:sz w:val="13"/>
+                <w:szCs w:val="13"/>
+              </w:rPr>
+              <w:t xml:space="preserve">1.240 (0.234)</w:t>
+            </w:r>
+          </w:p>
+        </w:tc>
+      </w:tr>
+      <w:tr>
+        <w:trPr>
+          <w:cantSplit/>
+        </w:trPr>
+        <w:tc>
+          <w:tcPr>
+            <w:tcW w:type="dxa" w:w="1106"/>
+          </w:tcPr>
+          <w:p>
+            <w:pPr>
+              <w:pStyle w:val="Compact"/>
+              <w:spacing w:before="20" w:after="20" w:line="240" w:lineRule="auto"/>
+              <w:keepNext/>
+            </w:pPr>
+            <w:r>
+              <w:rPr>
+                <w:sz w:val="13"/>
+                <w:szCs w:val="13"/>
+              </w:rPr>
+              <w:t xml:space="preserve">한국(KR)</w:t>
+            </w:r>
+          </w:p>
+        </w:tc>
+        <w:tc>
+          <w:tcPr>
+            <w:tcW w:type="dxa" w:w="1136"/>
+          </w:tcPr>
+          <w:p>
+            <w:pPr>
+              <w:pStyle w:val="Compact"/>
+              <w:spacing w:before="20" w:after="20" w:line="240" w:lineRule="auto"/>
+              <w:jc w:val="center"/>
+              <w:keepNext/>
+            </w:pPr>
+            <w:r>
+              <w:rPr>
+                <w:sz w:val="13"/>
+                <w:szCs w:val="13"/>
+              </w:rPr>
+              <w:t xml:space="preserve">1.166 (0.381)</w:t>
+            </w:r>
+          </w:p>
+        </w:tc>
+        <w:tc>
+          <w:tcPr>
+            <w:tcW w:type="dxa" w:w="1136"/>
+          </w:tcPr>
+          <w:p>
+            <w:pPr>
+              <w:pStyle w:val="Compact"/>
+              <w:spacing w:before="20" w:after="20" w:line="240" w:lineRule="auto"/>
+              <w:jc w:val="center"/>
+              <w:keepNext/>
+            </w:pPr>
+            <w:r>
+              <w:rPr>
+                <w:sz w:val="13"/>
+                <w:szCs w:val="13"/>
+              </w:rPr>
+              <w:t xml:space="preserve">1.161 (0.360)</w:t>
+            </w:r>
+          </w:p>
+        </w:tc>
+        <w:tc>
+          <w:tcPr>
+            <w:tcW w:type="dxa" w:w="1136"/>
+          </w:tcPr>
+          <w:p>
+            <w:pPr>
+              <w:pStyle w:val="Compact"/>
+              <w:spacing w:before="20" w:after="20" w:line="240" w:lineRule="auto"/>
+              <w:jc w:val="center"/>
+              <w:keepNext/>
+            </w:pPr>
+            <w:r>
+              <w:rPr>
+                <w:sz w:val="13"/>
+                <w:szCs w:val="13"/>
+              </w:rPr>
+              <w:t xml:space="preserve">1.429 (0.485)</w:t>
+            </w:r>
+          </w:p>
+        </w:tc>
+        <w:tc>
+          <w:tcPr>
+            <w:tcW w:type="dxa" w:w="1136"/>
+          </w:tcPr>
+          <w:p>
+            <w:pPr>
+              <w:pStyle w:val="Compact"/>
+              <w:spacing w:before="20" w:after="20" w:line="240" w:lineRule="auto"/>
+              <w:jc w:val="center"/>
+              <w:keepNext/>
+            </w:pPr>
+            <w:r>
+              <w:rPr>
+                <w:sz w:val="13"/>
+                <w:szCs w:val="13"/>
+              </w:rPr>
+              <w:t xml:space="preserve">1.684 (0.371)</w:t>
+            </w:r>
+          </w:p>
+        </w:tc>
+        <w:tc>
+          <w:tcPr>
+            <w:tcW w:type="dxa" w:w="1136"/>
+          </w:tcPr>
+          <w:p>
+            <w:pPr>
+              <w:pStyle w:val="Compact"/>
+              <w:spacing w:before="20" w:after="20" w:line="240" w:lineRule="auto"/>
+              <w:jc w:val="center"/>
+              <w:keepNext/>
+            </w:pPr>
+            <w:r>
+              <w:rPr>
+                <w:sz w:val="13"/>
+                <w:szCs w:val="13"/>
+              </w:rPr>
+              <w:t xml:space="preserve">1.128 (0.385)</w:t>
+            </w:r>
+          </w:p>
+        </w:tc>
+        <w:tc>
+          <w:tcPr>
+            <w:tcW w:type="dxa" w:w="1150"/>
+          </w:tcPr>
+          <w:p>
+            <w:pPr>
+              <w:pStyle w:val="Compact"/>
+              <w:spacing w:before="20" w:after="20" w:line="240" w:lineRule="auto"/>
+              <w:jc w:val="center"/>
+              <w:keepNext/>
+            </w:pPr>
+            <w:r>
+              <w:rPr>
+                <w:sz w:val="13"/>
+                <w:szCs w:val="13"/>
+              </w:rPr>
+              <w:t xml:space="preserve">1.095 (0.396)</w:t>
+            </w:r>
+          </w:p>
+        </w:tc>
+        <w:tc>
+          <w:tcPr>
+            <w:tcW w:type="dxa" w:w="1136"/>
+          </w:tcPr>
+          <w:p>
+            <w:pPr>
+              <w:pStyle w:val="Compact"/>
+              <w:spacing w:before="20" w:after="20" w:line="240" w:lineRule="auto"/>
+              <w:jc w:val="center"/>
+              <w:keepNext/>
+            </w:pPr>
+            <w:r>
+              <w:rPr>
+                <w:sz w:val="13"/>
+                <w:szCs w:val="13"/>
+              </w:rPr>
+              <w:t xml:space="preserve">0.958 (0.394)</w:t>
+            </w:r>
+          </w:p>
+        </w:tc>
+      </w:tr>
+      <w:tr>
+        <w:trPr>
+          <w:cantSplit/>
+        </w:trPr>
+        <w:tc>
+          <w:tcPr>
+            <w:tcW w:type="dxa" w:w="1106"/>
+          </w:tcPr>
+          <w:p>
+            <w:pPr>
+              <w:pStyle w:val="Compact"/>
+              <w:spacing w:before="20" w:after="20" w:line="240" w:lineRule="auto"/>
+              <w:keepNext/>
+            </w:pPr>
+            <w:r>
+              <w:rPr>
+                <w:sz w:val="13"/>
+                <w:szCs w:val="13"/>
+              </w:rPr>
+              <w:t xml:space="preserve">대만(TW)</w:t>
+            </w:r>
+          </w:p>
+        </w:tc>
+        <w:tc>
+          <w:tcPr>
+            <w:tcW w:type="dxa" w:w="1136"/>
+          </w:tcPr>
+          <w:p>
+            <w:pPr>
+              <w:pStyle w:val="Compact"/>
+              <w:spacing w:before="20" w:after="20" w:line="240" w:lineRule="auto"/>
+              <w:jc w:val="center"/>
+              <w:keepNext/>
+            </w:pPr>
+            <w:r>
+              <w:rPr>
+                <w:sz w:val="13"/>
+                <w:szCs w:val="13"/>
+              </w:rPr>
+              <w:t xml:space="preserve">1.312 (0.322)</w:t>
+            </w:r>
+          </w:p>
+        </w:tc>
+        <w:tc>
+          <w:tcPr>
+            <w:tcW w:type="dxa" w:w="1136"/>
+          </w:tcPr>
+          <w:p>
+            <w:pPr>
+              <w:pStyle w:val="Compact"/>
+              <w:spacing w:before="20" w:after="20" w:line="240" w:lineRule="auto"/>
+              <w:jc w:val="center"/>
+              <w:keepNext/>
+            </w:pPr>
+            <w:r>
+              <w:rPr>
+                <w:sz w:val="13"/>
+                <w:szCs w:val="13"/>
+              </w:rPr>
+              <w:t xml:space="preserve">1.297 (0.302)</w:t>
+            </w:r>
+          </w:p>
+        </w:tc>
+        <w:tc>
+          <w:tcPr>
+            <w:tcW w:type="dxa" w:w="1136"/>
+          </w:tcPr>
+          <w:p>
+            <w:pPr>
+              <w:pStyle w:val="Compact"/>
+              <w:spacing w:before="20" w:after="20" w:line="240" w:lineRule="auto"/>
+              <w:jc w:val="center"/>
+              <w:keepNext/>
+            </w:pPr>
+            <w:r>
+              <w:rPr>
+                <w:sz w:val="13"/>
+                <w:szCs w:val="13"/>
+              </w:rPr>
+              <w:t xml:space="preserve">1.267 (0.633)</w:t>
+            </w:r>
+          </w:p>
+        </w:tc>
+        <w:tc>
+          <w:tcPr>
+            <w:tcW w:type="dxa" w:w="1136"/>
+          </w:tcPr>
+          <w:p>
+            <w:pPr>
+              <w:pStyle w:val="Compact"/>
+              <w:spacing w:before="20" w:after="20" w:line="240" w:lineRule="auto"/>
+              <w:jc w:val="center"/>
+              <w:keepNext/>
+            </w:pPr>
+            <w:r>
+              <w:rPr>
+                <w:sz w:val="13"/>
+                <w:szCs w:val="13"/>
+              </w:rPr>
+              <w:t xml:space="preserve">1.763* (0.315)</w:t>
+            </w:r>
+          </w:p>
+        </w:tc>
+        <w:tc>
+          <w:tcPr>
+            <w:tcW w:type="dxa" w:w="1136"/>
+          </w:tcPr>
+          <w:p>
+            <w:pPr>
+              <w:pStyle w:val="Compact"/>
+              <w:spacing w:before="20" w:after="20" w:line="240" w:lineRule="auto"/>
+              <w:jc w:val="center"/>
+              <w:keepNext/>
+            </w:pPr>
+            <w:r>
+              <w:rPr>
+                <w:sz w:val="13"/>
+                <w:szCs w:val="13"/>
+              </w:rPr>
+              <w:t xml:space="preserve">1.402 (0.323)</w:t>
+            </w:r>
+          </w:p>
+        </w:tc>
+        <w:tc>
+          <w:tcPr>
+            <w:tcW w:type="dxa" w:w="1150"/>
+          </w:tcPr>
+          <w:p>
+            <w:pPr>
+              <w:pStyle w:val="Compact"/>
+              <w:spacing w:before="20" w:after="20" w:line="240" w:lineRule="auto"/>
+              <w:jc w:val="center"/>
+              <w:keepNext/>
+            </w:pPr>
+            <w:r>
+              <w:rPr>
+                <w:sz w:val="13"/>
+                <w:szCs w:val="13"/>
+              </w:rPr>
+              <w:t xml:space="preserve">1.480 (0.381)</w:t>
+            </w:r>
+          </w:p>
+        </w:tc>
+        <w:tc>
+          <w:tcPr>
+            <w:tcW w:type="dxa" w:w="1136"/>
+          </w:tcPr>
+          <w:p>
+            <w:pPr>
+              <w:pStyle w:val="Compact"/>
+              <w:spacing w:before="20" w:after="20" w:line="240" w:lineRule="auto"/>
+              <w:jc w:val="center"/>
+              <w:keepNext/>
+            </w:pPr>
+            <w:r>
+              <w:rPr>
+                <w:sz w:val="13"/>
+                <w:szCs w:val="13"/>
+              </w:rPr>
+              <w:t xml:space="preserve">1.400 (0.323)</w:t>
+            </w:r>
+          </w:p>
+        </w:tc>
+      </w:tr>
+      <w:tr>
+        <w:trPr>
+          <w:cantSplit/>
+        </w:trPr>
+        <w:tc>
+          <w:tcPr>
+            <w:tcW w:type="dxa" w:w="1106"/>
+          </w:tcPr>
+          <w:p>
+            <w:pPr>
+              <w:pStyle w:val="Compact"/>
+              <w:spacing w:before="20" w:after="20" w:line="240" w:lineRule="auto"/>
+              <w:keepNext/>
+            </w:pPr>
+            <w:r>
+              <w:rPr>
+                <w:sz w:val="13"/>
+                <w:szCs w:val="13"/>
+              </w:rPr>
+              <w:t xml:space="preserve">일본(JP)</w:t>
+            </w:r>
+          </w:p>
+        </w:tc>
+        <w:tc>
+          <w:tcPr>
+            <w:tcW w:type="dxa" w:w="1136"/>
+          </w:tcPr>
+          <w:p>
+            <w:pPr>
+              <w:pStyle w:val="Compact"/>
+              <w:spacing w:before="20" w:after="20" w:line="240" w:lineRule="auto"/>
+              <w:jc w:val="center"/>
+              <w:keepNext/>
+            </w:pPr>
+            <w:r>
+              <w:rPr>
+                <w:sz w:val="13"/>
+                <w:szCs w:val="13"/>
+              </w:rPr>
+              <w:t xml:space="preserve">1.046 (0.557)</w:t>
+            </w:r>
+          </w:p>
+        </w:tc>
+        <w:tc>
+          <w:tcPr>
+            <w:tcW w:type="dxa" w:w="1136"/>
+          </w:tcPr>
+          <w:p>
+            <w:pPr>
+              <w:pStyle w:val="Compact"/>
+              <w:spacing w:before="20" w:after="20" w:line="240" w:lineRule="auto"/>
+              <w:jc w:val="center"/>
+              <w:keepNext/>
+            </w:pPr>
+            <w:r>
+              <w:rPr>
+                <w:sz w:val="13"/>
+                <w:szCs w:val="13"/>
+              </w:rPr>
+              <w:t xml:space="preserve">1.053 (0.526)</w:t>
+            </w:r>
+          </w:p>
+        </w:tc>
+        <w:tc>
+          <w:tcPr>
+            <w:tcW w:type="dxa" w:w="1136"/>
+          </w:tcPr>
+          <w:p>
+            <w:pPr>
+              <w:pStyle w:val="Compact"/>
+              <w:spacing w:before="20" w:after="20" w:line="240" w:lineRule="auto"/>
+              <w:jc w:val="center"/>
+              <w:keepNext/>
+            </w:pPr>
+            <w:r>
+              <w:rPr>
+                <w:sz w:val="13"/>
+                <w:szCs w:val="13"/>
+              </w:rPr>
+              <w:t xml:space="preserve">1.572 (0.673)</w:t>
+            </w:r>
+          </w:p>
+        </w:tc>
+        <w:tc>
+          <w:tcPr>
+            <w:tcW w:type="dxa" w:w="1136"/>
+          </w:tcPr>
+          <w:p>
+            <w:pPr>
+              <w:pStyle w:val="Compact"/>
+              <w:spacing w:before="20" w:after="20" w:line="240" w:lineRule="auto"/>
+              <w:jc w:val="center"/>
+              <w:keepNext/>
+            </w:pPr>
+            <w:r>
+              <w:rPr>
+                <w:sz w:val="13"/>
+                <w:szCs w:val="13"/>
+              </w:rPr>
+              <w:t xml:space="preserve">1.401 (0.536)</w:t>
+            </w:r>
+          </w:p>
+        </w:tc>
+        <w:tc>
+          <w:tcPr>
+            <w:tcW w:type="dxa" w:w="1136"/>
+          </w:tcPr>
+          <w:p>
+            <w:pPr>
+              <w:pStyle w:val="Compact"/>
+              <w:spacing w:before="20" w:after="20" w:line="240" w:lineRule="auto"/>
+              <w:jc w:val="center"/>
+              <w:keepNext/>
+            </w:pPr>
+            <w:r>
+              <w:rPr>
+                <w:sz w:val="13"/>
+                <w:szCs w:val="13"/>
+              </w:rPr>
+              <w:t xml:space="preserve">1.643 (0.654)</w:t>
+            </w:r>
+          </w:p>
+        </w:tc>
+        <w:tc>
+          <w:tcPr>
+            <w:tcW w:type="dxa" w:w="1150"/>
+          </w:tcPr>
+          <w:p>
+            <w:pPr>
+              <w:pStyle w:val="Compact"/>
+              <w:spacing w:before="20" w:after="20" w:line="240" w:lineRule="auto"/>
+              <w:jc w:val="center"/>
+              <w:keepNext/>
+            </w:pPr>
+            <w:r>
+              <w:rPr>
+                <w:sz w:val="13"/>
+                <w:szCs w:val="13"/>
+              </w:rPr>
+              <w:t xml:space="preserve">0.400 (0.748)</w:t>
+            </w:r>
+          </w:p>
+        </w:tc>
+        <w:tc>
+          <w:tcPr>
+            <w:tcW w:type="dxa" w:w="1136"/>
+          </w:tcPr>
+          <w:p>
+            <w:pPr>
+              <w:pStyle w:val="Compact"/>
+              <w:spacing w:before="20" w:after="20" w:line="240" w:lineRule="auto"/>
+              <w:jc w:val="center"/>
+              <w:keepNext/>
+            </w:pPr>
+            <w:r>
+              <w:rPr>
+                <w:sz w:val="13"/>
+                <w:szCs w:val="13"/>
+              </w:rPr>
+              <w:t xml:space="preserve">6.795* (1.085)</w:t>
+            </w:r>
+          </w:p>
+        </w:tc>
+      </w:tr>
+      <w:tr>
+        <w:trPr>
+          <w:cantSplit/>
+        </w:trPr>
+        <w:tc>
+          <w:tcPr>
+            <w:tcW w:type="dxa" w:w="1106"/>
+          </w:tcPr>
+          <w:p>
+            <w:pPr>
+              <w:pStyle w:val="Compact"/>
+              <w:spacing w:before="20" w:after="20" w:line="240" w:lineRule="auto"/>
+              <w:keepNext/>
+            </w:pPr>
+            <w:r>
+              <w:rPr>
+                <w:sz w:val="13"/>
+                <w:szCs w:val="13"/>
+              </w:rPr>
+              <w:t xml:space="preserve">EPO(EP)</w:t>
+            </w:r>
+          </w:p>
+        </w:tc>
+        <w:tc>
+          <w:tcPr>
+            <w:tcW w:type="dxa" w:w="1136"/>
+          </w:tcPr>
+          <w:p>
+            <w:pPr>
+              <w:pStyle w:val="Compact"/>
+              <w:spacing w:before="20" w:after="20" w:line="240" w:lineRule="auto"/>
+              <w:jc w:val="center"/>
+              <w:keepNext/>
+            </w:pPr>
+            <w:r>
+              <w:rPr>
+                <w:sz w:val="13"/>
+                <w:szCs w:val="13"/>
+              </w:rPr>
+              <w:t xml:space="preserve">1.307 (0.291)</w:t>
+            </w:r>
+          </w:p>
+        </w:tc>
+        <w:tc>
+          <w:tcPr>
+            <w:tcW w:type="dxa" w:w="1136"/>
+          </w:tcPr>
+          <w:p>
+            <w:pPr>
+              <w:pStyle w:val="Compact"/>
+              <w:spacing w:before="20" w:after="20" w:line="240" w:lineRule="auto"/>
+              <w:jc w:val="center"/>
+              <w:keepNext/>
+            </w:pPr>
+            <w:r>
+              <w:rPr>
+                <w:sz w:val="13"/>
+                <w:szCs w:val="13"/>
+              </w:rPr>
+              <w:t xml:space="preserve">1.302 (0.278)</w:t>
+            </w:r>
+          </w:p>
+        </w:tc>
+        <w:tc>
+          <w:tcPr>
+            <w:tcW w:type="dxa" w:w="1136"/>
+          </w:tcPr>
+          <w:p>
+            <w:pPr>
+              <w:pStyle w:val="Compact"/>
+              <w:spacing w:before="20" w:after="20" w:line="240" w:lineRule="auto"/>
+              <w:jc w:val="center"/>
+              <w:keepNext/>
+            </w:pPr>
+            <w:r>
+              <w:rPr>
+                <w:sz w:val="13"/>
+                <w:szCs w:val="13"/>
+              </w:rPr>
+              <w:t xml:space="preserve">2.412* (0.480)</w:t>
+            </w:r>
+          </w:p>
+        </w:tc>
+        <w:tc>
+          <w:tcPr>
+            <w:tcW w:type="dxa" w:w="1136"/>
+          </w:tcPr>
+          <w:p>
+            <w:pPr>
+              <w:pStyle w:val="Compact"/>
+              <w:spacing w:before="20" w:after="20" w:line="240" w:lineRule="auto"/>
+              <w:jc w:val="center"/>
+              <w:keepNext/>
+            </w:pPr>
+            <w:r>
+              <w:rPr>
+                <w:sz w:val="13"/>
+                <w:szCs w:val="13"/>
+              </w:rPr>
+              <w:t xml:space="preserve">1.215 (0.288)</w:t>
+            </w:r>
+          </w:p>
+        </w:tc>
+        <w:tc>
+          <w:tcPr>
+            <w:tcW w:type="dxa" w:w="1136"/>
+          </w:tcPr>
+          <w:p>
+            <w:pPr>
+              <w:pStyle w:val="Compact"/>
+              <w:spacing w:before="20" w:after="20" w:line="240" w:lineRule="auto"/>
+              <w:jc w:val="center"/>
+              <w:keepNext/>
+            </w:pPr>
+            <w:r>
+              <w:rPr>
+                <w:sz w:val="13"/>
+                <w:szCs w:val="13"/>
+              </w:rPr>
+              <w:t xml:space="preserve">1.522 (0.306)</w:t>
+            </w:r>
+          </w:p>
+        </w:tc>
+        <w:tc>
+          <w:tcPr>
+            <w:tcW w:type="dxa" w:w="1150"/>
+          </w:tcPr>
+          <w:p>
+            <w:pPr>
+              <w:pStyle w:val="Compact"/>
+              <w:spacing w:before="20" w:after="20" w:line="240" w:lineRule="auto"/>
+              <w:jc w:val="center"/>
+              <w:keepNext/>
+            </w:pPr>
+            <w:r>
+              <w:rPr>
+                <w:sz w:val="13"/>
+                <w:szCs w:val="13"/>
+              </w:rPr>
+              <w:t xml:space="preserve">1.078 (0.313)</w:t>
+            </w:r>
+          </w:p>
+        </w:tc>
+        <w:tc>
+          <w:tcPr>
+            <w:tcW w:type="dxa" w:w="1136"/>
+          </w:tcPr>
+          <w:p>
+            <w:pPr>
+              <w:pStyle w:val="Compact"/>
+              <w:spacing w:before="20" w:after="20" w:line="240" w:lineRule="auto"/>
+              <w:jc w:val="center"/>
+              <w:keepNext/>
+            </w:pPr>
+            <w:r>
+              <w:rPr>
+                <w:sz w:val="13"/>
+                <w:szCs w:val="13"/>
+              </w:rPr>
+              <w:t xml:space="preserve">1.447 (0.302)</w:t>
+            </w:r>
+          </w:p>
+        </w:tc>
+      </w:tr>
+      <w:tr>
+        <w:trPr>
+          <w:cantSplit/>
+        </w:trPr>
+        <w:tc>
+          <w:tcPr>
+            <w:tcW w:type="dxa" w:w="1106"/>
+          </w:tcPr>
+          <w:p>
+            <w:pPr>
+              <w:pStyle w:val="Compact"/>
+              <w:spacing w:before="20" w:after="20" w:line="240" w:lineRule="auto"/>
+              <w:keepNext/>
+            </w:pPr>
+            <w:r>
+              <w:rPr>
+                <w:sz w:val="13"/>
+                <w:szCs w:val="13"/>
+              </w:rPr>
+              <w:t xml:space="preserve">PCT(WO)</w:t>
+            </w:r>
+          </w:p>
+        </w:tc>
+        <w:tc>
+          <w:tcPr>
+            <w:tcW w:type="dxa" w:w="1136"/>
+          </w:tcPr>
+          <w:p>
+            <w:pPr>
+              <w:pStyle w:val="Compact"/>
+              <w:spacing w:before="20" w:after="20" w:line="240" w:lineRule="auto"/>
+              <w:jc w:val="center"/>
+              <w:keepNext/>
+            </w:pPr>
+            <w:r>
+              <w:rPr>
+                <w:sz w:val="13"/>
+                <w:szCs w:val="13"/>
+              </w:rPr>
+              <w:t xml:space="preserve">1.126 (0.268)</w:t>
+            </w:r>
+          </w:p>
+        </w:tc>
+        <w:tc>
+          <w:tcPr>
+            <w:tcW w:type="dxa" w:w="1136"/>
+          </w:tcPr>
+          <w:p>
+            <w:pPr>
+              <w:pStyle w:val="Compact"/>
+              <w:spacing w:before="20" w:after="20" w:line="240" w:lineRule="auto"/>
+              <w:jc w:val="center"/>
+              <w:keepNext/>
+            </w:pPr>
+            <w:r>
+              <w:rPr>
+                <w:sz w:val="13"/>
+                <w:szCs w:val="13"/>
+              </w:rPr>
+              <w:t xml:space="preserve">1.031 (0.254)</w:t>
+            </w:r>
+          </w:p>
+        </w:tc>
+        <w:tc>
+          <w:tcPr>
+            <w:tcW w:type="dxa" w:w="1136"/>
+          </w:tcPr>
+          <w:p>
+            <w:pPr>
+              <w:pStyle w:val="Compact"/>
+              <w:spacing w:before="20" w:after="20" w:line="240" w:lineRule="auto"/>
+              <w:jc w:val="center"/>
+              <w:keepNext/>
+            </w:pPr>
+            <w:r>
+              <w:rPr>
+                <w:sz w:val="13"/>
+                <w:szCs w:val="13"/>
+              </w:rPr>
+              <w:t xml:space="preserve">1.042 (0.489)</w:t>
+            </w:r>
+          </w:p>
+        </w:tc>
+        <w:tc>
+          <w:tcPr>
+            <w:tcW w:type="dxa" w:w="1136"/>
+          </w:tcPr>
+          <w:p>
+            <w:pPr>
+              <w:pStyle w:val="Compact"/>
+              <w:spacing w:before="20" w:after="20" w:line="240" w:lineRule="auto"/>
+              <w:jc w:val="center"/>
+              <w:keepNext/>
+            </w:pPr>
+            <w:r>
+              <w:rPr>
+                <w:sz w:val="13"/>
+                <w:szCs w:val="13"/>
+              </w:rPr>
+              <w:t xml:space="preserve">1.193 (0.274)</w:t>
+            </w:r>
+          </w:p>
+        </w:tc>
+        <w:tc>
+          <w:tcPr>
+            <w:tcW w:type="dxa" w:w="1136"/>
+          </w:tcPr>
+          <w:p>
+            <w:pPr>
+              <w:pStyle w:val="Compact"/>
+              <w:spacing w:before="20" w:after="20" w:line="240" w:lineRule="auto"/>
+              <w:jc w:val="center"/>
+              <w:keepNext/>
+            </w:pPr>
+            <w:r>
+              <w:rPr>
+                <w:sz w:val="13"/>
+                <w:szCs w:val="13"/>
+              </w:rPr>
+              <w:t xml:space="preserve">1.145 (0.274)</w:t>
+            </w:r>
+          </w:p>
+        </w:tc>
+        <w:tc>
+          <w:tcPr>
+            <w:tcW w:type="dxa" w:w="1150"/>
+          </w:tcPr>
+          <w:p>
+            <w:pPr>
+              <w:pStyle w:val="Compact"/>
+              <w:spacing w:before="20" w:after="20" w:line="240" w:lineRule="auto"/>
+              <w:jc w:val="center"/>
+              <w:keepNext/>
+            </w:pPr>
+            <w:r>
+              <w:rPr>
+                <w:sz w:val="13"/>
+                <w:szCs w:val="13"/>
+              </w:rPr>
+              <w:t xml:space="preserve">1.387 (0.335)</w:t>
+            </w:r>
+          </w:p>
+        </w:tc>
+        <w:tc>
+          <w:tcPr>
+            <w:tcW w:type="dxa" w:w="1136"/>
+          </w:tcPr>
+          <w:p>
+            <w:pPr>
+              <w:pStyle w:val="Compact"/>
+              <w:spacing w:before="20" w:after="20" w:line="240" w:lineRule="auto"/>
+              <w:jc w:val="center"/>
+              <w:keepNext/>
+            </w:pPr>
+            <w:r>
+              <w:rPr>
+                <w:sz w:val="13"/>
+                <w:szCs w:val="13"/>
+              </w:rPr>
+              <w:t xml:space="preserve">1.184 (0.271)</w:t>
+            </w:r>
+          </w:p>
+        </w:tc>
+      </w:tr>
+      <w:tr>
+        <w:trPr>
+          <w:cantSplit/>
+        </w:trPr>
+        <w:tc>
+          <w:tcPr>
+            <w:tcW w:type="dxa" w:w="1106"/>
+          </w:tcPr>
+          <w:p>
+            <w:pPr>
+              <w:pStyle w:val="Compact"/>
+              <w:spacing w:before="20" w:after="20" w:line="240" w:lineRule="auto"/>
+              <w:keepNext/>
+            </w:pPr>
+            <w:r>
+              <w:rPr>
+                <w:sz w:val="13"/>
+                <w:szCs w:val="13"/>
+              </w:rPr>
+              <w:t xml:space="preserve">기타</w:t>
+            </w:r>
+          </w:p>
+        </w:tc>
+        <w:tc>
+          <w:tcPr>
+            <w:tcW w:type="dxa" w:w="1136"/>
+          </w:tcPr>
+          <w:p>
+            <w:pPr>
+              <w:pStyle w:val="Compact"/>
+              <w:spacing w:before="20" w:after="20" w:line="240" w:lineRule="auto"/>
+              <w:jc w:val="center"/>
+              <w:keepNext/>
+            </w:pPr>
+            <w:r>
+              <w:rPr>
+                <w:sz w:val="13"/>
+                <w:szCs w:val="13"/>
+              </w:rPr>
+              <w:t xml:space="preserve">2.326 (0.681)</w:t>
+            </w:r>
+          </w:p>
+        </w:tc>
+        <w:tc>
+          <w:tcPr>
+            <w:tcW w:type="dxa" w:w="1136"/>
+          </w:tcPr>
+          <w:p>
+            <w:pPr>
+              <w:pStyle w:val="Compact"/>
+              <w:spacing w:before="20" w:after="20" w:line="240" w:lineRule="auto"/>
+              <w:jc w:val="center"/>
+              <w:keepNext/>
+            </w:pPr>
+            <w:r>
+              <w:rPr>
+                <w:sz w:val="13"/>
+                <w:szCs w:val="13"/>
+              </w:rPr>
+              <w:t xml:space="preserve">2.021 (0.664)</w:t>
+            </w:r>
+          </w:p>
+        </w:tc>
+        <w:tc>
+          <w:tcPr>
+            <w:tcW w:type="dxa" w:w="1136"/>
+          </w:tcPr>
+          <w:p>
+            <w:pPr>
+              <w:pStyle w:val="Compact"/>
+              <w:spacing w:before="20" w:after="20" w:line="240" w:lineRule="auto"/>
+              <w:jc w:val="center"/>
+              <w:keepNext/>
+            </w:pPr>
+            <w:r>
+              <w:rPr>
+                <w:sz w:val="13"/>
+                <w:szCs w:val="13"/>
+              </w:rPr>
+              <w:t xml:space="preserve">0.167 (2.128)</w:t>
+            </w:r>
+          </w:p>
+        </w:tc>
+        <w:tc>
+          <w:tcPr>
+            <w:tcW w:type="dxa" w:w="1136"/>
+          </w:tcPr>
+          <w:p>
+            <w:pPr>
+              <w:pStyle w:val="Compact"/>
+              <w:spacing w:before="20" w:after="20" w:line="240" w:lineRule="auto"/>
+              <w:jc w:val="center"/>
+              <w:keepNext/>
+            </w:pPr>
+            <w:r>
+              <w:rPr>
+                <w:sz w:val="13"/>
+                <w:szCs w:val="13"/>
+              </w:rPr>
+              <w:t xml:space="preserve">2.631 (0.663)</w:t>
+            </w:r>
+          </w:p>
+        </w:tc>
+        <w:tc>
+          <w:tcPr>
+            <w:tcW w:type="dxa" w:w="1136"/>
+          </w:tcPr>
+          <w:p>
+            <w:pPr>
+              <w:pStyle w:val="Compact"/>
+              <w:spacing w:before="20" w:after="20" w:line="240" w:lineRule="auto"/>
+              <w:jc w:val="center"/>
+              <w:keepNext/>
+            </w:pPr>
+            <w:r>
+              <w:rPr>
+                <w:sz w:val="13"/>
+                <w:szCs w:val="13"/>
+              </w:rPr>
+              <w:t xml:space="preserve">2.051 (0.680)</w:t>
+            </w:r>
+          </w:p>
+        </w:tc>
+        <w:tc>
+          <w:tcPr>
+            <w:tcW w:type="dxa" w:w="1150"/>
+          </w:tcPr>
+          <w:p>
+            <w:pPr>
+              <w:pStyle w:val="Compact"/>
+              <w:spacing w:before="20" w:after="20" w:line="240" w:lineRule="auto"/>
+              <w:jc w:val="center"/>
+              <w:keepNext/>
+            </w:pPr>
+            <w:r>
+              <w:rPr>
+                <w:sz w:val="13"/>
+                <w:szCs w:val="13"/>
+              </w:rPr>
+              <w:t xml:space="preserve">2.979 (0.747)</w:t>
+            </w:r>
+          </w:p>
+        </w:tc>
+        <w:tc>
+          <w:tcPr>
+            <w:tcW w:type="dxa" w:w="1136"/>
+          </w:tcPr>
+          <w:p>
+            <w:pPr>
+              <w:pStyle w:val="Compact"/>
+              <w:spacing w:before="20" w:after="20" w:line="240" w:lineRule="auto"/>
+              <w:jc w:val="center"/>
+              <w:keepNext/>
+            </w:pPr>
+            <w:r>
+              <w:rPr>
+                <w:sz w:val="13"/>
+                <w:szCs w:val="13"/>
+              </w:rPr>
+              <w:t xml:space="preserve">1.940 (0.684)</w:t>
+            </w:r>
+          </w:p>
+        </w:tc>
+      </w:tr>
+      <w:tr>
+        <w:trPr>
+          <w:cantSplit/>
+        </w:trPr>
+        <w:tc>
+          <w:tcPr>
+            <w:tcW w:type="dxa" w:w="1106"/>
+          </w:tcPr>
+          <w:p>
+            <w:pPr>
+              <w:pStyle w:val="Compact"/>
+              <w:spacing w:before="20" w:after="20" w:line="240" w:lineRule="auto"/>
+              <w:keepNext/>
+            </w:pPr>
+            <w:r>
+              <w:rPr>
+                <w:sz w:val="13"/>
+                <w:szCs w:val="13"/>
+              </w:rPr>
+              <w:t xml:space="preserve">N</w:t>
+            </w:r>
+          </w:p>
+        </w:tc>
+        <w:tc>
+          <w:tcPr>
+            <w:tcW w:type="dxa" w:w="1136"/>
+          </w:tcPr>
+          <w:p>
+            <w:pPr>
+              <w:pStyle w:val="Compact"/>
+              <w:spacing w:before="20" w:after="20" w:line="240" w:lineRule="auto"/>
+              <w:jc w:val="center"/>
+              <w:keepNext/>
+            </w:pPr>
+            <w:r>
+              <w:rPr>
+                <w:sz w:val="13"/>
+                <w:szCs w:val="13"/>
+              </w:rPr>
+              <w:t xml:space="preserve">928</w:t>
+            </w:r>
+          </w:p>
+        </w:tc>
+        <w:tc>
+          <w:tcPr>
+            <w:tcW w:type="dxa" w:w="1136"/>
+          </w:tcPr>
+          <w:p>
+            <w:pPr>
+              <w:pStyle w:val="Compact"/>
+              <w:spacing w:before="20" w:after="20" w:line="240" w:lineRule="auto"/>
+              <w:jc w:val="center"/>
+              <w:keepNext/>
+            </w:pPr>
+            <w:r>
+              <w:rPr>
+                <w:sz w:val="13"/>
+                <w:szCs w:val="13"/>
+              </w:rPr>
+              <w:t xml:space="preserve">928</w:t>
+            </w:r>
+          </w:p>
+        </w:tc>
+        <w:tc>
+          <w:tcPr>
+            <w:tcW w:type="dxa" w:w="1136"/>
+          </w:tcPr>
+          <w:p>
+            <w:pPr>
+              <w:pStyle w:val="Compact"/>
+              <w:spacing w:before="20" w:after="20" w:line="240" w:lineRule="auto"/>
+              <w:jc w:val="center"/>
+              <w:keepNext/>
+            </w:pPr>
+            <w:r>
+              <w:rPr>
+                <w:sz w:val="13"/>
+                <w:szCs w:val="13"/>
+              </w:rPr>
+              <w:t xml:space="preserve">473</w:t>
+            </w:r>
+          </w:p>
+        </w:tc>
+        <w:tc>
+          <w:tcPr>
+            <w:tcW w:type="dxa" w:w="1136"/>
+          </w:tcPr>
+          <w:p>
+            <w:pPr>
+              <w:pStyle w:val="Compact"/>
+              <w:spacing w:before="20" w:after="20" w:line="240" w:lineRule="auto"/>
+              <w:jc w:val="center"/>
+              <w:keepNext/>
+            </w:pPr>
+            <w:r>
+              <w:rPr>
+                <w:sz w:val="13"/>
+                <w:szCs w:val="13"/>
+              </w:rPr>
+              <w:t xml:space="preserve">908</w:t>
+            </w:r>
+          </w:p>
+        </w:tc>
+        <w:tc>
+          <w:tcPr>
+            <w:tcW w:type="dxa" w:w="1136"/>
+          </w:tcPr>
+          <w:p>
+            <w:pPr>
+              <w:pStyle w:val="Compact"/>
+              <w:spacing w:before="20" w:after="20" w:line="240" w:lineRule="auto"/>
+              <w:jc w:val="center"/>
+              <w:keepNext/>
+            </w:pPr>
+            <w:r>
+              <w:rPr>
+                <w:sz w:val="13"/>
+                <w:szCs w:val="13"/>
+              </w:rPr>
+              <w:t xml:space="preserve">860</w:t>
+            </w:r>
+          </w:p>
+        </w:tc>
+        <w:tc>
+          <w:tcPr>
+            <w:tcW w:type="dxa" w:w="1150"/>
+          </w:tcPr>
+          <w:p>
+            <w:pPr>
+              <w:pStyle w:val="Compact"/>
+              <w:spacing w:before="20" w:after="20" w:line="240" w:lineRule="auto"/>
+              <w:jc w:val="center"/>
+              <w:keepNext/>
+            </w:pPr>
+            <w:r>
+              <w:rPr>
+                <w:sz w:val="13"/>
+                <w:szCs w:val="13"/>
+              </w:rPr>
+              <w:t xml:space="preserve">753</w:t>
+            </w:r>
+          </w:p>
+        </w:tc>
+        <w:tc>
+          <w:tcPr>
+            <w:tcW w:type="dxa" w:w="1136"/>
+          </w:tcPr>
+          <w:p>
+            <w:pPr>
+              <w:pStyle w:val="Compact"/>
+              <w:spacing w:before="20" w:after="20" w:line="240" w:lineRule="auto"/>
+              <w:jc w:val="center"/>
+              <w:keepNext/>
+            </w:pPr>
+            <w:r>
+              <w:rPr>
+                <w:sz w:val="13"/>
+                <w:szCs w:val="13"/>
+              </w:rPr>
+              <w:t xml:space="preserve">830</w:t>
+            </w:r>
+          </w:p>
+        </w:tc>
+      </w:tr>
+      <w:tr>
+        <w:trPr>
+          <w:cantSplit/>
+        </w:trPr>
+        <w:tc>
+          <w:tcPr>
+            <w:tcW w:type="dxa" w:w="1106"/>
+          </w:tcPr>
+          <w:p>
+            <w:pPr>
+              <w:pStyle w:val="Compact"/>
+              <w:spacing w:before="20" w:after="20" w:line="240" w:lineRule="auto"/>
+              <w:keepNext/>
+            </w:pPr>
+            <w:r>
+              <w:rPr>
+                <w:sz w:val="13"/>
+                <w:szCs w:val="13"/>
+              </w:rPr>
+              <w:t xml:space="preserve">로그우도</w:t>
+            </w:r>
+          </w:p>
+        </w:tc>
+        <w:tc>
+          <w:tcPr>
+            <w:tcW w:type="dxa" w:w="1136"/>
+          </w:tcPr>
+          <w:p>
+            <w:pPr>
+              <w:pStyle w:val="Compact"/>
+              <w:spacing w:before="20" w:after="20" w:line="240" w:lineRule="auto"/>
+              <w:jc w:val="center"/>
+              <w:keepNext/>
+            </w:pPr>
+            <w:r>
+              <w:rPr>
+                <w:sz w:val="13"/>
+                <w:szCs w:val="13"/>
+              </w:rPr>
+              <w:t xml:space="preserve">−774.5</w:t>
+            </w:r>
+          </w:p>
+        </w:tc>
+        <w:tc>
+          <w:tcPr>
+            <w:tcW w:type="dxa" w:w="1136"/>
+          </w:tcPr>
+          <w:p>
+            <w:pPr>
+              <w:pStyle w:val="Compact"/>
+              <w:spacing w:before="20" w:after="20" w:line="240" w:lineRule="auto"/>
+              <w:jc w:val="center"/>
+              <w:keepNext/>
+            </w:pPr>
+            <w:r>
+              <w:rPr>
+                <w:sz w:val="13"/>
+                <w:szCs w:val="13"/>
+              </w:rPr>
+              <w:t xml:space="preserve">−829.4</w:t>
+            </w:r>
+          </w:p>
+        </w:tc>
+        <w:tc>
+          <w:tcPr>
+            <w:tcW w:type="dxa" w:w="1136"/>
+          </w:tcPr>
+          <w:p>
+            <w:pPr>
+              <w:pStyle w:val="Compact"/>
+              <w:spacing w:before="20" w:after="20" w:line="240" w:lineRule="auto"/>
+              <w:jc w:val="center"/>
+              <w:keepNext/>
+            </w:pPr>
+            <w:r>
+              <w:rPr>
+                <w:sz w:val="13"/>
+                <w:szCs w:val="13"/>
+              </w:rPr>
+              <w:t xml:space="preserve">−425.3</w:t>
+            </w:r>
+          </w:p>
+        </w:tc>
+        <w:tc>
+          <w:tcPr>
+            <w:tcW w:type="dxa" w:w="1136"/>
+          </w:tcPr>
+          <w:p>
+            <w:pPr>
+              <w:pStyle w:val="Compact"/>
+              <w:spacing w:before="20" w:after="20" w:line="240" w:lineRule="auto"/>
+              <w:jc w:val="center"/>
+              <w:keepNext/>
+            </w:pPr>
+            <w:r>
+              <w:rPr>
+                <w:sz w:val="13"/>
+                <w:szCs w:val="13"/>
+              </w:rPr>
+              <w:t xml:space="preserve">−755.9</w:t>
+            </w:r>
+          </w:p>
+        </w:tc>
+        <w:tc>
+          <w:tcPr>
+            <w:tcW w:type="dxa" w:w="1136"/>
+          </w:tcPr>
+          <w:p>
+            <w:pPr>
+              <w:pStyle w:val="Compact"/>
+              <w:spacing w:before="20" w:after="20" w:line="240" w:lineRule="auto"/>
+              <w:jc w:val="center"/>
+              <w:keepNext/>
+            </w:pPr>
+            <w:r>
+              <w:rPr>
+                <w:sz w:val="13"/>
+                <w:szCs w:val="13"/>
+              </w:rPr>
+              <w:t xml:space="preserve">−682.7</w:t>
+            </w:r>
+          </w:p>
+        </w:tc>
+        <w:tc>
+          <w:tcPr>
+            <w:tcW w:type="dxa" w:w="1150"/>
+          </w:tcPr>
+          <w:p>
+            <w:pPr>
+              <w:pStyle w:val="Compact"/>
+              <w:spacing w:before="20" w:after="20" w:line="240" w:lineRule="auto"/>
+              <w:jc w:val="center"/>
+              <w:keepNext/>
+            </w:pPr>
+            <w:r>
+              <w:rPr>
+                <w:sz w:val="13"/>
+                <w:szCs w:val="13"/>
+              </w:rPr>
+              <w:t xml:space="preserve">−607.4</w:t>
+            </w:r>
+          </w:p>
+        </w:tc>
+        <w:tc>
+          <w:tcPr>
+            <w:tcW w:type="dxa" w:w="1136"/>
+          </w:tcPr>
+          <w:p>
+            <w:pPr>
+              <w:pStyle w:val="Compact"/>
+              <w:spacing w:before="20" w:after="20" w:line="240" w:lineRule="auto"/>
+              <w:jc w:val="center"/>
+              <w:keepNext/>
+            </w:pPr>
+            <w:r>
+              <w:rPr>
+                <w:sz w:val="13"/>
+                <w:szCs w:val="13"/>
+              </w:rPr>
+              <w:t xml:space="preserve">−683.0</w:t>
+            </w:r>
+          </w:p>
+        </w:tc>
+      </w:tr>
+    </w:tbl>
+    <w:p>
+      <w:pPr>
+        <w:pStyle w:val="BodyText"/>
+      </w:pPr>
+      <w:r>
+        <w:rPr>
+          <w:b/>
+          <w:bCs/>
+        </w:rPr>
+        <w:t xml:space="preserve">표 B2.</w:t>
+      </w:r>
+      <w:r>
+        <w:t xml:space="preserve"> </w:t>
+      </w:r>
+      <w:r>
+        <w:t xml:space="preserve">다항 로짓의 공정 단독형 방정식: 표본·변수별 상대위험비(기준 범주 = 조립 단독형; 출원청 기준 = 미국; 괄호 안은 로그 계수의 표준오차; * p &lt; 0.10, ** p &lt; 0.05, *** p &lt; 0.01).</w:t>
+      </w:r>
+    </w:p>
+    <w:tbl>
+      <w:tblPr>
+        <w:tblStyle w:val="Table"/>
+        <w:tblW w:type="dxa" w:w="9072"/>
+        <w:tblLayout w:type="fixed"/>
+        <w:tblLook w:firstRow="1" w:lastRow="0" w:firstColumn="0" w:lastColumn="0" w:noHBand="0" w:noVBand="0" w:val="0020"/>
+        <w:tblCellMar>
+          <w:top w:w="20" w:type="dxa"/>
+          <w:bottom w:w="20" w:type="dxa"/>
+          <w:left w:w="60" w:type="dxa"/>
+          <w:right w:w="60" w:type="dxa"/>
+        </w:tblCellMar>
+        <w:tblBorders>
+          <w:top w:val="single" w:sz="8" w:space="0" w:color="000000"/>
+          <w:bottom w:val="single" w:sz="8" w:space="0" w:color="000000"/>
+          <w:left w:val="nil"/>
+          <w:right w:val="nil"/>
+          <w:insideH w:val="nil"/>
+          <w:insideV w:val="nil"/>
+        </w:tblBorders>
+      </w:tblPr>
+      <w:tblGrid>
+        <w:gridCol w:w="1106"/>
+        <w:gridCol w:w="1136"/>
+        <w:gridCol w:w="1136"/>
+        <w:gridCol w:w="1136"/>
+        <w:gridCol w:w="1136"/>
+        <w:gridCol w:w="1136"/>
+        <w:gridCol w:w="1150"/>
+        <w:gridCol w:w="1136"/>
+      </w:tblGrid>
+      <w:tr>
+        <w:trPr>
+          <w:tblHeader w:val="on"/>
+          <w:cantSplit/>
+        </w:trPr>
+        <w:tc>
+          <w:tcPr>
+            <w:tcW w:type="dxa" w:w="1106"/>
+            <w:tcBorders>
+              <w:bottom w:val="single" w:sz="4" w:space="0" w:color="000000"/>
+            </w:tcBorders>
+          </w:tcPr>
+          <w:p>
+            <w:pPr>
+              <w:pStyle w:val="Compact"/>
+              <w:spacing w:before="20" w:after="20" w:line="240" w:lineRule="auto"/>
+              <w:keepNext/>
+            </w:pPr>
+          </w:p>
+        </w:tc>
+        <w:tc>
+          <w:tcPr>
+            <w:tcW w:type="dxa" w:w="1136"/>
+            <w:tcBorders>
+              <w:bottom w:val="single" w:sz="4" w:space="0" w:color="000000"/>
+            </w:tcBorders>
+          </w:tcPr>
+          <w:p>
+            <w:pPr>
+              <w:pStyle w:val="Compact"/>
+              <w:spacing w:before="20" w:after="20" w:line="240" w:lineRule="auto"/>
+              <w:jc w:val="center"/>
+              <w:keepNext/>
+            </w:pPr>
+            <w:r>
+              <w:rPr>
+                <w:sz w:val="13"/>
+                <w:szCs w:val="13"/>
+              </w:rPr>
+              <w:t xml:space="preserve">기준</w:t>
+            </w:r>
+          </w:p>
+        </w:tc>
+        <w:tc>
+          <w:tcPr>
+            <w:tcW w:type="dxa" w:w="1136"/>
+            <w:tcBorders>
+              <w:bottom w:val="single" w:sz="4" w:space="0" w:color="000000"/>
+            </w:tcBorders>
+          </w:tcPr>
+          <w:p>
+            <w:pPr>
+              <w:pStyle w:val="Compact"/>
+              <w:spacing w:before="20" w:after="20" w:line="240" w:lineRule="auto"/>
+              <w:jc w:val="center"/>
+              <w:keepNext/>
+            </w:pPr>
+            <w:r>
+              <w:rPr>
+                <w:sz w:val="13"/>
+                <w:szCs w:val="13"/>
+              </w:rPr>
+              <w:t xml:space="preserve">조정 범위</w:t>
+            </w:r>
+          </w:p>
+        </w:tc>
+        <w:tc>
+          <w:tcPr>
+            <w:tcW w:type="dxa" w:w="1136"/>
+            <w:tcBorders>
+              <w:bottom w:val="single" w:sz="4" w:space="0" w:color="000000"/>
+            </w:tcBorders>
+          </w:tcPr>
+          <w:p>
+            <w:pPr>
+              <w:pStyle w:val="Compact"/>
+              <w:spacing w:before="20" w:after="20" w:line="240" w:lineRule="auto"/>
+              <w:jc w:val="center"/>
+              <w:keepNext/>
+            </w:pPr>
+            <w:r>
+              <w:rPr>
+                <w:sz w:val="13"/>
+                <w:szCs w:val="13"/>
+              </w:rPr>
+              <w:t xml:space="preserve">패밀리 중복 제거</w:t>
+            </w:r>
+          </w:p>
+        </w:tc>
+        <w:tc>
+          <w:tcPr>
+            <w:tcW w:type="dxa" w:w="1136"/>
+            <w:tcBorders>
+              <w:bottom w:val="single" w:sz="4" w:space="0" w:color="000000"/>
+            </w:tcBorders>
+          </w:tcPr>
+          <w:p>
+            <w:pPr>
+              <w:pStyle w:val="Compact"/>
+              <w:spacing w:before="20" w:after="20" w:line="240" w:lineRule="auto"/>
+              <w:jc w:val="center"/>
+              <w:keepNext/>
+            </w:pPr>
+            <w:r>
+              <w:rPr>
+                <w:sz w:val="13"/>
+                <w:szCs w:val="13"/>
+              </w:rPr>
+              <w:t xml:space="preserve">좁은 전공정 정의</w:t>
+            </w:r>
+          </w:p>
+        </w:tc>
+        <w:tc>
+          <w:tcPr>
+            <w:tcW w:type="dxa" w:w="1136"/>
+            <w:tcBorders>
+              <w:bottom w:val="single" w:sz="4" w:space="0" w:color="000000"/>
+            </w:tcBorders>
+          </w:tcPr>
+          <w:p>
+            <w:pPr>
+              <w:pStyle w:val="Compact"/>
+              <w:spacing w:before="20" w:after="20" w:line="240" w:lineRule="auto"/>
+              <w:jc w:val="center"/>
+              <w:keepNext/>
+            </w:pPr>
+            <w:r>
+              <w:rPr>
+                <w:sz w:val="13"/>
+                <w:szCs w:val="13"/>
+              </w:rPr>
+              <w:t xml:space="preserve">무관 용법 제외</w:t>
+            </w:r>
+          </w:p>
+        </w:tc>
+        <w:tc>
+          <w:tcPr>
+            <w:tcW w:type="dxa" w:w="1150"/>
+            <w:tcBorders>
+              <w:bottom w:val="single" w:sz="4" w:space="0" w:color="000000"/>
+            </w:tcBorders>
+          </w:tcPr>
+          <w:p>
+            <w:pPr>
+              <w:pStyle w:val="Compact"/>
+              <w:spacing w:before="20" w:after="20" w:line="240" w:lineRule="auto"/>
+              <w:jc w:val="center"/>
+              <w:keepNext/>
+            </w:pPr>
+            <w:r>
+              <w:rPr>
+                <w:sz w:val="13"/>
+                <w:szCs w:val="13"/>
+              </w:rPr>
+              <w:t xml:space="preserve">2023–2024년 제외</w:t>
+            </w:r>
+          </w:p>
+        </w:tc>
+        <w:tc>
+          <w:tcPr>
+            <w:tcW w:type="dxa" w:w="1136"/>
+            <w:tcBorders>
+              <w:bottom w:val="single" w:sz="4" w:space="0" w:color="000000"/>
+            </w:tcBorders>
+          </w:tcPr>
+          <w:p>
+            <w:pPr>
+              <w:pStyle w:val="Compact"/>
+              <w:spacing w:before="20" w:after="20" w:line="240" w:lineRule="auto"/>
+              <w:jc w:val="center"/>
+              <w:keepNext/>
+            </w:pPr>
+            <w:r>
+              <w:rPr>
+                <w:sz w:val="13"/>
+                <w:szCs w:val="13"/>
+              </w:rPr>
+              <w:t xml:space="preserve">2010년 이후</w:t>
+            </w:r>
+          </w:p>
+        </w:tc>
+      </w:tr>
+      <w:tr>
+        <w:trPr>
+          <w:cantSplit/>
+        </w:trPr>
+        <w:tc>
+          <w:tcPr>
+            <w:tcW w:type="dxa" w:w="1106"/>
+          </w:tcPr>
+          <w:p>
+            <w:pPr>
+              <w:pStyle w:val="Compact"/>
+              <w:spacing w:before="20" w:after="20" w:line="240" w:lineRule="auto"/>
+              <w:keepNext/>
+            </w:pPr>
+            <w:r>
+              <w:rPr>
+                <w:sz w:val="13"/>
+                <w:szCs w:val="13"/>
+              </w:rPr>
+              <w:t xml:space="preserve">출원연도(yc)</w:t>
+            </w:r>
+          </w:p>
+        </w:tc>
+        <w:tc>
+          <w:tcPr>
+            <w:tcW w:type="dxa" w:w="1136"/>
+          </w:tcPr>
+          <w:p>
+            <w:pPr>
+              <w:pStyle w:val="Compact"/>
+              <w:spacing w:before="20" w:after="20" w:line="240" w:lineRule="auto"/>
+              <w:jc w:val="center"/>
+              <w:keepNext/>
+            </w:pPr>
+            <w:r>
+              <w:rPr>
+                <w:sz w:val="13"/>
+                <w:szCs w:val="13"/>
+              </w:rPr>
+              <w:t xml:space="preserve">0.913*** (0.015)</w:t>
+            </w:r>
+          </w:p>
+        </w:tc>
+        <w:tc>
+          <w:tcPr>
+            <w:tcW w:type="dxa" w:w="1136"/>
+          </w:tcPr>
+          <w:p>
+            <w:pPr>
+              <w:pStyle w:val="Compact"/>
+              <w:spacing w:before="20" w:after="20" w:line="240" w:lineRule="auto"/>
+              <w:jc w:val="center"/>
+              <w:keepNext/>
+            </w:pPr>
+            <w:r>
+              <w:rPr>
+                <w:sz w:val="13"/>
+                <w:szCs w:val="13"/>
+              </w:rPr>
+              <w:t xml:space="preserve">0.911*** (0.015)</w:t>
+            </w:r>
+          </w:p>
+        </w:tc>
+        <w:tc>
+          <w:tcPr>
+            <w:tcW w:type="dxa" w:w="1136"/>
+          </w:tcPr>
+          <w:p>
+            <w:pPr>
+              <w:pStyle w:val="Compact"/>
+              <w:spacing w:before="20" w:after="20" w:line="240" w:lineRule="auto"/>
+              <w:jc w:val="center"/>
+              <w:keepNext/>
+            </w:pPr>
+            <w:r>
+              <w:rPr>
+                <w:sz w:val="13"/>
+                <w:szCs w:val="13"/>
+              </w:rPr>
+              <w:t xml:space="preserve">0.935*** (0.016)</w:t>
+            </w:r>
+          </w:p>
+        </w:tc>
+        <w:tc>
+          <w:tcPr>
+            <w:tcW w:type="dxa" w:w="1136"/>
+          </w:tcPr>
+          <w:p>
+            <w:pPr>
+              <w:pStyle w:val="Compact"/>
+              <w:spacing w:before="20" w:after="20" w:line="240" w:lineRule="auto"/>
+              <w:jc w:val="center"/>
+              <w:keepNext/>
+            </w:pPr>
+            <w:r>
+              <w:rPr>
+                <w:sz w:val="13"/>
+                <w:szCs w:val="13"/>
+              </w:rPr>
+              <w:t xml:space="preserve">0.898*** (0.015)</w:t>
+            </w:r>
+          </w:p>
+        </w:tc>
+        <w:tc>
+          <w:tcPr>
+            <w:tcW w:type="dxa" w:w="1136"/>
+          </w:tcPr>
+          <w:p>
+            <w:pPr>
+              <w:pStyle w:val="Compact"/>
+              <w:spacing w:before="20" w:after="20" w:line="240" w:lineRule="auto"/>
+              <w:jc w:val="center"/>
+              <w:keepNext/>
+            </w:pPr>
+            <w:r>
+              <w:rPr>
+                <w:sz w:val="13"/>
+                <w:szCs w:val="13"/>
+              </w:rPr>
+              <w:t xml:space="preserve">0.820*** (0.023)</w:t>
+            </w:r>
+          </w:p>
+        </w:tc>
+        <w:tc>
+          <w:tcPr>
+            <w:tcW w:type="dxa" w:w="1150"/>
+          </w:tcPr>
+          <w:p>
+            <w:pPr>
+              <w:pStyle w:val="Compact"/>
+              <w:spacing w:before="20" w:after="20" w:line="240" w:lineRule="auto"/>
+              <w:jc w:val="center"/>
+              <w:keepNext/>
+            </w:pPr>
+            <w:r>
+              <w:rPr>
+                <w:sz w:val="13"/>
+                <w:szCs w:val="13"/>
+              </w:rPr>
+              <w:t xml:space="preserve">0.909*** (0.016)</w:t>
+            </w:r>
+          </w:p>
+        </w:tc>
+        <w:tc>
+          <w:tcPr>
+            <w:tcW w:type="dxa" w:w="1136"/>
+          </w:tcPr>
+          <w:p>
+            <w:pPr>
+              <w:pStyle w:val="Compact"/>
+              <w:spacing w:before="20" w:after="20" w:line="240" w:lineRule="auto"/>
+              <w:jc w:val="center"/>
+              <w:keepNext/>
+            </w:pPr>
+            <w:r>
+              <w:rPr>
+                <w:sz w:val="13"/>
+                <w:szCs w:val="13"/>
+              </w:rPr>
+              <w:t xml:space="preserve">0.862*** (0.033)</w:t>
+            </w:r>
+          </w:p>
+        </w:tc>
+      </w:tr>
+      <w:tr>
+        <w:trPr>
+          <w:cantSplit/>
+        </w:trPr>
+        <w:tc>
+          <w:tcPr>
+            <w:tcW w:type="dxa" w:w="1106"/>
+          </w:tcPr>
+          <w:p>
+            <w:pPr>
+              <w:pStyle w:val="Compact"/>
+              <w:spacing w:before="20" w:after="20" w:line="240" w:lineRule="auto"/>
+              <w:keepNext/>
+            </w:pPr>
+            <w:r>
+              <w:rPr>
+                <w:sz w:val="13"/>
+                <w:szCs w:val="13"/>
+              </w:rPr>
+              <w:t xml:space="preserve">기술범위</w:t>
+            </w:r>
+          </w:p>
+        </w:tc>
+        <w:tc>
+          <w:tcPr>
+            <w:tcW w:type="dxa" w:w="1136"/>
+          </w:tcPr>
+          <w:p>
+            <w:pPr>
+              <w:pStyle w:val="Compact"/>
+              <w:spacing w:before="20" w:after="20" w:line="240" w:lineRule="auto"/>
+              <w:jc w:val="center"/>
+              <w:keepNext/>
+            </w:pPr>
+            <w:r>
+              <w:rPr>
+                <w:sz w:val="13"/>
+                <w:szCs w:val="13"/>
+              </w:rPr>
+              <w:t xml:space="preserve">0.905** (0.048)</w:t>
+            </w:r>
+          </w:p>
+        </w:tc>
+        <w:tc>
+          <w:tcPr>
+            <w:tcW w:type="dxa" w:w="1136"/>
+          </w:tcPr>
+          <w:p>
+            <w:pPr>
+              <w:pStyle w:val="Compact"/>
+              <w:spacing w:before="20" w:after="20" w:line="240" w:lineRule="auto"/>
+              <w:jc w:val="center"/>
+              <w:keepNext/>
+            </w:pPr>
+            <w:r>
+              <w:rPr>
+                <w:sz w:val="13"/>
+                <w:szCs w:val="13"/>
+              </w:rPr>
+              <w:t xml:space="preserve">0.915** (0.044)</w:t>
+            </w:r>
+          </w:p>
+        </w:tc>
+        <w:tc>
+          <w:tcPr>
+            <w:tcW w:type="dxa" w:w="1136"/>
+          </w:tcPr>
+          <w:p>
+            <w:pPr>
+              <w:pStyle w:val="Compact"/>
+              <w:spacing w:before="20" w:after="20" w:line="240" w:lineRule="auto"/>
+              <w:jc w:val="center"/>
+              <w:keepNext/>
+            </w:pPr>
+            <w:r>
+              <w:rPr>
+                <w:sz w:val="13"/>
+                <w:szCs w:val="13"/>
+              </w:rPr>
+              <w:t xml:space="preserve">0.826*** (0.061)</w:t>
+            </w:r>
+          </w:p>
+        </w:tc>
+        <w:tc>
+          <w:tcPr>
+            <w:tcW w:type="dxa" w:w="1136"/>
+          </w:tcPr>
+          <w:p>
+            <w:pPr>
+              <w:pStyle w:val="Compact"/>
+              <w:spacing w:before="20" w:after="20" w:line="240" w:lineRule="auto"/>
+              <w:jc w:val="center"/>
+              <w:keepNext/>
+            </w:pPr>
+            <w:r>
+              <w:rPr>
+                <w:sz w:val="13"/>
+                <w:szCs w:val="13"/>
+              </w:rPr>
+              <w:t xml:space="preserve">0.923* (0.045)</w:t>
+            </w:r>
+          </w:p>
+        </w:tc>
+        <w:tc>
+          <w:tcPr>
+            <w:tcW w:type="dxa" w:w="1136"/>
+          </w:tcPr>
+          <w:p>
+            <w:pPr>
+              <w:pStyle w:val="Compact"/>
+              <w:spacing w:before="20" w:after="20" w:line="240" w:lineRule="auto"/>
+              <w:jc w:val="center"/>
+              <w:keepNext/>
+            </w:pPr>
+            <w:r>
+              <w:rPr>
+                <w:sz w:val="13"/>
+                <w:szCs w:val="13"/>
+              </w:rPr>
+              <w:t xml:space="preserve">0.916* (0.050)</w:t>
+            </w:r>
+          </w:p>
+        </w:tc>
+        <w:tc>
+          <w:tcPr>
+            <w:tcW w:type="dxa" w:w="1150"/>
+          </w:tcPr>
+          <w:p>
+            <w:pPr>
+              <w:pStyle w:val="Compact"/>
+              <w:spacing w:before="20" w:after="20" w:line="240" w:lineRule="auto"/>
+              <w:jc w:val="center"/>
+              <w:keepNext/>
+            </w:pPr>
+            <w:r>
+              <w:rPr>
+                <w:sz w:val="13"/>
+                <w:szCs w:val="13"/>
+              </w:rPr>
+              <w:t xml:space="preserve">0.908* (0.054)</w:t>
+            </w:r>
+          </w:p>
+        </w:tc>
+        <w:tc>
+          <w:tcPr>
+            <w:tcW w:type="dxa" w:w="1136"/>
+          </w:tcPr>
+          <w:p>
+            <w:pPr>
+              <w:pStyle w:val="Compact"/>
+              <w:spacing w:before="20" w:after="20" w:line="240" w:lineRule="auto"/>
+              <w:jc w:val="center"/>
+              <w:keepNext/>
+            </w:pPr>
+            <w:r>
+              <w:rPr>
+                <w:sz w:val="13"/>
+                <w:szCs w:val="13"/>
+              </w:rPr>
+              <w:t xml:space="preserve">0.910* (0.051)</w:t>
+            </w:r>
+          </w:p>
+        </w:tc>
+      </w:tr>
+      <w:tr>
+        <w:trPr>
+          <w:cantSplit/>
+        </w:trPr>
+        <w:tc>
+          <w:tcPr>
+            <w:tcW w:type="dxa" w:w="1106"/>
+          </w:tcPr>
+          <w:p>
+            <w:pPr>
+              <w:pStyle w:val="Compact"/>
+              <w:spacing w:before="20" w:after="20" w:line="240" w:lineRule="auto"/>
+              <w:keepNext/>
+            </w:pPr>
+            <w:r>
+              <w:rPr>
+                <w:sz w:val="13"/>
+                <w:szCs w:val="13"/>
+              </w:rPr>
+              <w:t xml:space="preserve">중국(CN)</w:t>
+            </w:r>
+          </w:p>
+        </w:tc>
+        <w:tc>
+          <w:tcPr>
+            <w:tcW w:type="dxa" w:w="1136"/>
+          </w:tcPr>
+          <w:p>
+            <w:pPr>
+              <w:pStyle w:val="Compact"/>
+              <w:spacing w:before="20" w:after="20" w:line="240" w:lineRule="auto"/>
+              <w:jc w:val="center"/>
+              <w:keepNext/>
+            </w:pPr>
+            <w:r>
+              <w:rPr>
+                <w:sz w:val="13"/>
+                <w:szCs w:val="13"/>
+              </w:rPr>
+              <w:t xml:space="preserve">2.687*** (0.276)</w:t>
+            </w:r>
+          </w:p>
+        </w:tc>
+        <w:tc>
+          <w:tcPr>
+            <w:tcW w:type="dxa" w:w="1136"/>
+          </w:tcPr>
+          <w:p>
+            <w:pPr>
+              <w:pStyle w:val="Compact"/>
+              <w:spacing w:before="20" w:after="20" w:line="240" w:lineRule="auto"/>
+              <w:jc w:val="center"/>
+              <w:keepNext/>
+            </w:pPr>
+            <w:r>
+              <w:rPr>
+                <w:sz w:val="13"/>
+                <w:szCs w:val="13"/>
+              </w:rPr>
+              <w:t xml:space="preserve">2.720*** (0.274)</w:t>
+            </w:r>
+          </w:p>
+        </w:tc>
+        <w:tc>
+          <w:tcPr>
+            <w:tcW w:type="dxa" w:w="1136"/>
+          </w:tcPr>
+          <w:p>
+            <w:pPr>
+              <w:pStyle w:val="Compact"/>
+              <w:spacing w:before="20" w:after="20" w:line="240" w:lineRule="auto"/>
+              <w:jc w:val="center"/>
+              <w:keepNext/>
+            </w:pPr>
+            <w:r>
+              <w:rPr>
+                <w:sz w:val="13"/>
+                <w:szCs w:val="13"/>
+              </w:rPr>
+              <w:t xml:space="preserve">2.721*** (0.320)</w:t>
+            </w:r>
+          </w:p>
+        </w:tc>
+        <w:tc>
+          <w:tcPr>
+            <w:tcW w:type="dxa" w:w="1136"/>
+          </w:tcPr>
+          <w:p>
+            <w:pPr>
+              <w:pStyle w:val="Compact"/>
+              <w:spacing w:before="20" w:after="20" w:line="240" w:lineRule="auto"/>
+              <w:jc w:val="center"/>
+              <w:keepNext/>
+            </w:pPr>
+            <w:r>
+              <w:rPr>
+                <w:sz w:val="13"/>
+                <w:szCs w:val="13"/>
+              </w:rPr>
+              <w:t xml:space="preserve">3.299*** (0.285)</w:t>
+            </w:r>
+          </w:p>
+        </w:tc>
+        <w:tc>
+          <w:tcPr>
+            <w:tcW w:type="dxa" w:w="1136"/>
+          </w:tcPr>
+          <w:p>
+            <w:pPr>
+              <w:pStyle w:val="Compact"/>
+              <w:spacing w:before="20" w:after="20" w:line="240" w:lineRule="auto"/>
+              <w:jc w:val="center"/>
+              <w:keepNext/>
+            </w:pPr>
+            <w:r>
+              <w:rPr>
+                <w:sz w:val="13"/>
+                <w:szCs w:val="13"/>
+              </w:rPr>
+              <w:t xml:space="preserve">3.235*** (0.303)</w:t>
+            </w:r>
+          </w:p>
+        </w:tc>
+        <w:tc>
+          <w:tcPr>
+            <w:tcW w:type="dxa" w:w="1150"/>
+          </w:tcPr>
+          <w:p>
+            <w:pPr>
+              <w:pStyle w:val="Compact"/>
+              <w:spacing w:before="20" w:after="20" w:line="240" w:lineRule="auto"/>
+              <w:jc w:val="center"/>
+              <w:keepNext/>
+            </w:pPr>
+            <w:r>
+              <w:rPr>
+                <w:sz w:val="13"/>
+                <w:szCs w:val="13"/>
+              </w:rPr>
+              <w:t xml:space="preserve">1.651 (0.319)</w:t>
+            </w:r>
+          </w:p>
+        </w:tc>
+        <w:tc>
+          <w:tcPr>
+            <w:tcW w:type="dxa" w:w="1136"/>
+          </w:tcPr>
+          <w:p>
+            <w:pPr>
+              <w:pStyle w:val="Compact"/>
+              <w:spacing w:before="20" w:after="20" w:line="240" w:lineRule="auto"/>
+              <w:jc w:val="center"/>
+              <w:keepNext/>
+            </w:pPr>
+            <w:r>
+              <w:rPr>
+                <w:sz w:val="13"/>
+                <w:szCs w:val="13"/>
+              </w:rPr>
+              <w:t xml:space="preserve">2.701*** (0.290)</w:t>
+            </w:r>
+          </w:p>
+        </w:tc>
+      </w:tr>
+      <w:tr>
+        <w:trPr>
+          <w:cantSplit/>
+        </w:trPr>
+        <w:tc>
+          <w:tcPr>
+            <w:tcW w:type="dxa" w:w="1106"/>
+          </w:tcPr>
+          <w:p>
+            <w:pPr>
+              <w:pStyle w:val="Compact"/>
+              <w:spacing w:before="20" w:after="20" w:line="240" w:lineRule="auto"/>
+              <w:keepNext/>
+            </w:pPr>
+            <w:r>
+              <w:rPr>
+                <w:sz w:val="13"/>
+                <w:szCs w:val="13"/>
+              </w:rPr>
+              <w:t xml:space="preserve">한국(KR)</w:t>
+            </w:r>
+          </w:p>
+        </w:tc>
+        <w:tc>
+          <w:tcPr>
+            <w:tcW w:type="dxa" w:w="1136"/>
+          </w:tcPr>
+          <w:p>
+            <w:pPr>
+              <w:pStyle w:val="Compact"/>
+              <w:spacing w:before="20" w:after="20" w:line="240" w:lineRule="auto"/>
+              <w:jc w:val="center"/>
+              <w:keepNext/>
+            </w:pPr>
+            <w:r>
+              <w:rPr>
+                <w:sz w:val="13"/>
+                <w:szCs w:val="13"/>
+              </w:rPr>
+              <w:t xml:space="preserve">1.906 (0.419)</w:t>
+            </w:r>
+          </w:p>
+        </w:tc>
+        <w:tc>
+          <w:tcPr>
+            <w:tcW w:type="dxa" w:w="1136"/>
+          </w:tcPr>
+          <w:p>
+            <w:pPr>
+              <w:pStyle w:val="Compact"/>
+              <w:spacing w:before="20" w:after="20" w:line="240" w:lineRule="auto"/>
+              <w:jc w:val="center"/>
+              <w:keepNext/>
+            </w:pPr>
+            <w:r>
+              <w:rPr>
+                <w:sz w:val="13"/>
+                <w:szCs w:val="13"/>
+              </w:rPr>
+              <w:t xml:space="preserve">1.913 (0.419)</w:t>
+            </w:r>
+          </w:p>
+        </w:tc>
+        <w:tc>
+          <w:tcPr>
+            <w:tcW w:type="dxa" w:w="1136"/>
+          </w:tcPr>
+          <w:p>
+            <w:pPr>
+              <w:pStyle w:val="Compact"/>
+              <w:spacing w:before="20" w:after="20" w:line="240" w:lineRule="auto"/>
+              <w:jc w:val="center"/>
+              <w:keepNext/>
+            </w:pPr>
+            <w:r>
+              <w:rPr>
+                <w:sz w:val="13"/>
+                <w:szCs w:val="13"/>
+              </w:rPr>
+              <w:t xml:space="preserve">1.807 (0.499)</w:t>
+            </w:r>
+          </w:p>
+        </w:tc>
+        <w:tc>
+          <w:tcPr>
+            <w:tcW w:type="dxa" w:w="1136"/>
+          </w:tcPr>
+          <w:p>
+            <w:pPr>
+              <w:pStyle w:val="Compact"/>
+              <w:spacing w:before="20" w:after="20" w:line="240" w:lineRule="auto"/>
+              <w:jc w:val="center"/>
+              <w:keepNext/>
+            </w:pPr>
+            <w:r>
+              <w:rPr>
+                <w:sz w:val="13"/>
+                <w:szCs w:val="13"/>
+              </w:rPr>
+              <w:t xml:space="preserve">2.636** (0.422)</w:t>
+            </w:r>
+          </w:p>
+        </w:tc>
+        <w:tc>
+          <w:tcPr>
+            <w:tcW w:type="dxa" w:w="1136"/>
+          </w:tcPr>
+          <w:p>
+            <w:pPr>
+              <w:pStyle w:val="Compact"/>
+              <w:spacing w:before="20" w:after="20" w:line="240" w:lineRule="auto"/>
+              <w:jc w:val="center"/>
+              <w:keepNext/>
+            </w:pPr>
+            <w:r>
+              <w:rPr>
+                <w:sz w:val="13"/>
+                <w:szCs w:val="13"/>
+              </w:rPr>
+              <w:t xml:space="preserve">1.175 (0.510)</w:t>
+            </w:r>
+          </w:p>
+        </w:tc>
+        <w:tc>
+          <w:tcPr>
+            <w:tcW w:type="dxa" w:w="1150"/>
+          </w:tcPr>
+          <w:p>
+            <w:pPr>
+              <w:pStyle w:val="Compact"/>
+              <w:spacing w:before="20" w:after="20" w:line="240" w:lineRule="auto"/>
+              <w:jc w:val="center"/>
+              <w:keepNext/>
+            </w:pPr>
+            <w:r>
+              <w:rPr>
+                <w:sz w:val="13"/>
+                <w:szCs w:val="13"/>
+              </w:rPr>
+              <w:t xml:space="preserve">1.808 (0.430)</w:t>
+            </w:r>
+          </w:p>
+        </w:tc>
+        <w:tc>
+          <w:tcPr>
+            <w:tcW w:type="dxa" w:w="1136"/>
+          </w:tcPr>
+          <w:p>
+            <w:pPr>
+              <w:pStyle w:val="Compact"/>
+              <w:spacing w:before="20" w:after="20" w:line="240" w:lineRule="auto"/>
+              <w:jc w:val="center"/>
+              <w:keepNext/>
+            </w:pPr>
+            <w:r>
+              <w:rPr>
+                <w:sz w:val="13"/>
+                <w:szCs w:val="13"/>
+              </w:rPr>
+              <w:t xml:space="preserve">1.131 (0.560)</w:t>
+            </w:r>
+          </w:p>
+        </w:tc>
+      </w:tr>
+      <w:tr>
+        <w:trPr>
+          <w:cantSplit/>
+        </w:trPr>
+        <w:tc>
+          <w:tcPr>
+            <w:tcW w:type="dxa" w:w="1106"/>
+          </w:tcPr>
+          <w:p>
+            <w:pPr>
+              <w:pStyle w:val="Compact"/>
+              <w:spacing w:before="20" w:after="20" w:line="240" w:lineRule="auto"/>
+              <w:keepNext/>
+            </w:pPr>
+            <w:r>
+              <w:rPr>
+                <w:sz w:val="13"/>
+                <w:szCs w:val="13"/>
+              </w:rPr>
+              <w:t xml:space="preserve">대만(TW)</w:t>
+            </w:r>
+          </w:p>
+        </w:tc>
+        <w:tc>
+          <w:tcPr>
+            <w:tcW w:type="dxa" w:w="1136"/>
+          </w:tcPr>
+          <w:p>
+            <w:pPr>
+              <w:pStyle w:val="Compact"/>
+              <w:spacing w:before="20" w:after="20" w:line="240" w:lineRule="auto"/>
+              <w:jc w:val="center"/>
+              <w:keepNext/>
+            </w:pPr>
+            <w:r>
+              <w:rPr>
+                <w:sz w:val="13"/>
+                <w:szCs w:val="13"/>
+              </w:rPr>
+              <w:t xml:space="preserve">2.102* (0.407)</w:t>
+            </w:r>
+          </w:p>
+        </w:tc>
+        <w:tc>
+          <w:tcPr>
+            <w:tcW w:type="dxa" w:w="1136"/>
+          </w:tcPr>
+          <w:p>
+            <w:pPr>
+              <w:pStyle w:val="Compact"/>
+              <w:spacing w:before="20" w:after="20" w:line="240" w:lineRule="auto"/>
+              <w:jc w:val="center"/>
+              <w:keepNext/>
+            </w:pPr>
+            <w:r>
+              <w:rPr>
+                <w:sz w:val="13"/>
+                <w:szCs w:val="13"/>
+              </w:rPr>
+              <w:t xml:space="preserve">2.131* (0.406)</w:t>
+            </w:r>
+          </w:p>
+        </w:tc>
+        <w:tc>
+          <w:tcPr>
+            <w:tcW w:type="dxa" w:w="1136"/>
+          </w:tcPr>
+          <w:p>
+            <w:pPr>
+              <w:pStyle w:val="Compact"/>
+              <w:spacing w:before="20" w:after="20" w:line="240" w:lineRule="auto"/>
+              <w:jc w:val="center"/>
+              <w:keepNext/>
+            </w:pPr>
+            <w:r>
+              <w:rPr>
+                <w:sz w:val="13"/>
+                <w:szCs w:val="13"/>
+              </w:rPr>
+              <w:t xml:space="preserve">3.485** (0.636)</w:t>
+            </w:r>
+          </w:p>
+        </w:tc>
+        <w:tc>
+          <w:tcPr>
+            <w:tcW w:type="dxa" w:w="1136"/>
+          </w:tcPr>
+          <w:p>
+            <w:pPr>
+              <w:pStyle w:val="Compact"/>
+              <w:spacing w:before="20" w:after="20" w:line="240" w:lineRule="auto"/>
+              <w:jc w:val="center"/>
+              <w:keepNext/>
+            </w:pPr>
+            <w:r>
+              <w:rPr>
+                <w:sz w:val="13"/>
+                <w:szCs w:val="13"/>
+              </w:rPr>
+              <w:t xml:space="preserve">2.683** (0.416)</w:t>
+            </w:r>
+          </w:p>
+        </w:tc>
+        <w:tc>
+          <w:tcPr>
+            <w:tcW w:type="dxa" w:w="1136"/>
+          </w:tcPr>
+          <w:p>
+            <w:pPr>
+              <w:pStyle w:val="Compact"/>
+              <w:spacing w:before="20" w:after="20" w:line="240" w:lineRule="auto"/>
+              <w:jc w:val="center"/>
+              <w:keepNext/>
+            </w:pPr>
+            <w:r>
+              <w:rPr>
+                <w:sz w:val="13"/>
+                <w:szCs w:val="13"/>
+              </w:rPr>
+              <w:t xml:space="preserve">2.294* (0.445)</w:t>
+            </w:r>
+          </w:p>
+        </w:tc>
+        <w:tc>
+          <w:tcPr>
+            <w:tcW w:type="dxa" w:w="1150"/>
+          </w:tcPr>
+          <w:p>
+            <w:pPr>
+              <w:pStyle w:val="Compact"/>
+              <w:spacing w:before="20" w:after="20" w:line="240" w:lineRule="auto"/>
+              <w:jc w:val="center"/>
+              <w:keepNext/>
+            </w:pPr>
+            <w:r>
+              <w:rPr>
+                <w:sz w:val="13"/>
+                <w:szCs w:val="13"/>
+              </w:rPr>
+              <w:t xml:space="preserve">1.876 (0.492)</w:t>
+            </w:r>
+          </w:p>
+        </w:tc>
+        <w:tc>
+          <w:tcPr>
+            <w:tcW w:type="dxa" w:w="1136"/>
+          </w:tcPr>
+          <w:p>
+            <w:pPr>
+              <w:pStyle w:val="Compact"/>
+              <w:spacing w:before="20" w:after="20" w:line="240" w:lineRule="auto"/>
+              <w:jc w:val="center"/>
+              <w:keepNext/>
+            </w:pPr>
+            <w:r>
+              <w:rPr>
+                <w:sz w:val="13"/>
+                <w:szCs w:val="13"/>
+              </w:rPr>
+              <w:t xml:space="preserve">2.088* (0.434)</w:t>
+            </w:r>
+          </w:p>
+        </w:tc>
+      </w:tr>
+      <w:tr>
+        <w:trPr>
+          <w:cantSplit/>
+        </w:trPr>
+        <w:tc>
+          <w:tcPr>
+            <w:tcW w:type="dxa" w:w="1106"/>
+          </w:tcPr>
+          <w:p>
+            <w:pPr>
+              <w:pStyle w:val="Compact"/>
+              <w:spacing w:before="20" w:after="20" w:line="240" w:lineRule="auto"/>
+              <w:keepNext/>
+            </w:pPr>
+            <w:r>
+              <w:rPr>
+                <w:sz w:val="13"/>
+                <w:szCs w:val="13"/>
+              </w:rPr>
+              <w:t xml:space="preserve">일본(JP)</w:t>
+            </w:r>
+          </w:p>
+        </w:tc>
+        <w:tc>
+          <w:tcPr>
+            <w:tcW w:type="dxa" w:w="1136"/>
+          </w:tcPr>
+          <w:p>
+            <w:pPr>
+              <w:pStyle w:val="Compact"/>
+              <w:spacing w:before="20" w:after="20" w:line="240" w:lineRule="auto"/>
+              <w:jc w:val="center"/>
+              <w:keepNext/>
+            </w:pPr>
+            <w:r>
+              <w:rPr>
+                <w:sz w:val="13"/>
+                <w:szCs w:val="13"/>
+              </w:rPr>
+              <w:t xml:space="preserve">0.086*** (0.816)</w:t>
+            </w:r>
+          </w:p>
+        </w:tc>
+        <w:tc>
+          <w:tcPr>
+            <w:tcW w:type="dxa" w:w="1136"/>
+          </w:tcPr>
+          <w:p>
+            <w:pPr>
+              <w:pStyle w:val="Compact"/>
+              <w:spacing w:before="20" w:after="20" w:line="240" w:lineRule="auto"/>
+              <w:jc w:val="center"/>
+              <w:keepNext/>
+            </w:pPr>
+            <w:r>
+              <w:rPr>
+                <w:sz w:val="13"/>
+                <w:szCs w:val="13"/>
+              </w:rPr>
+              <w:t xml:space="preserve">0.087*** (0.817)</w:t>
+            </w:r>
+          </w:p>
+        </w:tc>
+        <w:tc>
+          <w:tcPr>
+            <w:tcW w:type="dxa" w:w="1136"/>
+          </w:tcPr>
+          <w:p>
+            <w:pPr>
+              <w:pStyle w:val="Compact"/>
+              <w:spacing w:before="20" w:after="20" w:line="240" w:lineRule="auto"/>
+              <w:jc w:val="center"/>
+              <w:keepNext/>
+            </w:pPr>
+            <w:r>
+              <w:rPr>
+                <w:sz w:val="13"/>
+                <w:szCs w:val="13"/>
+              </w:rPr>
+              <w:t xml:space="preserve">0.061** (1.222)</w:t>
+            </w:r>
+          </w:p>
+        </w:tc>
+        <w:tc>
+          <w:tcPr>
+            <w:tcW w:type="dxa" w:w="1136"/>
+          </w:tcPr>
+          <w:p>
+            <w:pPr>
+              <w:pStyle w:val="Compact"/>
+              <w:spacing w:before="20" w:after="20" w:line="240" w:lineRule="auto"/>
+              <w:jc w:val="center"/>
+              <w:keepNext/>
+            </w:pPr>
+            <w:r>
+              <w:rPr>
+                <w:sz w:val="13"/>
+                <w:szCs w:val="13"/>
+              </w:rPr>
+              <w:t xml:space="preserve">0.103*** (0.833)</w:t>
+            </w:r>
+          </w:p>
+        </w:tc>
+        <w:tc>
+          <w:tcPr>
+            <w:tcW w:type="dxa" w:w="1136"/>
+          </w:tcPr>
+          <w:p>
+            <w:pPr>
+              <w:pStyle w:val="Compact"/>
+              <w:spacing w:before="20" w:after="20" w:line="240" w:lineRule="auto"/>
+              <w:jc w:val="center"/>
+              <w:keepNext/>
+            </w:pPr>
+            <w:r>
+              <w:rPr>
+                <w:sz w:val="13"/>
+                <w:szCs w:val="13"/>
+              </w:rPr>
+              <w:t xml:space="preserve">0.015*** (1.466)</w:t>
+            </w:r>
+          </w:p>
+        </w:tc>
+        <w:tc>
+          <w:tcPr>
+            <w:tcW w:type="dxa" w:w="1150"/>
+          </w:tcPr>
+          <w:p>
+            <w:pPr>
+              <w:pStyle w:val="Compact"/>
+              <w:spacing w:before="20" w:after="20" w:line="240" w:lineRule="auto"/>
+              <w:jc w:val="center"/>
+              <w:keepNext/>
+            </w:pPr>
+            <w:r>
+              <w:rPr>
+                <w:sz w:val="13"/>
+                <w:szCs w:val="13"/>
+              </w:rPr>
+              <w:t xml:space="preserve">0.061*** (0.836)</w:t>
+            </w:r>
+          </w:p>
+        </w:tc>
+        <w:tc>
+          <w:tcPr>
+            <w:tcW w:type="dxa" w:w="1136"/>
+          </w:tcPr>
+          <w:p>
+            <w:pPr>
+              <w:pStyle w:val="Compact"/>
+              <w:spacing w:before="20" w:after="20" w:line="240" w:lineRule="auto"/>
+              <w:jc w:val="center"/>
+              <w:keepNext/>
+            </w:pPr>
+            <w:r>
+              <w:rPr>
+                <w:sz w:val="13"/>
+                <w:szCs w:val="13"/>
+              </w:rPr>
+              <w:t xml:space="preserve">3.240 (1.456)</w:t>
+            </w:r>
+          </w:p>
+        </w:tc>
+      </w:tr>
+      <w:tr>
+        <w:trPr>
+          <w:cantSplit/>
+        </w:trPr>
+        <w:tc>
+          <w:tcPr>
+            <w:tcW w:type="dxa" w:w="1106"/>
+          </w:tcPr>
+          <w:p>
+            <w:pPr>
+              <w:pStyle w:val="Compact"/>
+              <w:spacing w:before="20" w:after="20" w:line="240" w:lineRule="auto"/>
+              <w:keepNext/>
+            </w:pPr>
+            <w:r>
+              <w:rPr>
+                <w:sz w:val="13"/>
+                <w:szCs w:val="13"/>
+              </w:rPr>
+              <w:t xml:space="preserve">EPO(EP)</w:t>
+            </w:r>
+          </w:p>
+        </w:tc>
+        <w:tc>
+          <w:tcPr>
+            <w:tcW w:type="dxa" w:w="1136"/>
+          </w:tcPr>
+          <w:p>
+            <w:pPr>
+              <w:pStyle w:val="Compact"/>
+              <w:spacing w:before="20" w:after="20" w:line="240" w:lineRule="auto"/>
+              <w:jc w:val="center"/>
+              <w:keepNext/>
+            </w:pPr>
+            <w:r>
+              <w:rPr>
+                <w:sz w:val="13"/>
+                <w:szCs w:val="13"/>
+              </w:rPr>
+              <w:t xml:space="preserve">0.858 (0.438)</w:t>
+            </w:r>
+          </w:p>
+        </w:tc>
+        <w:tc>
+          <w:tcPr>
+            <w:tcW w:type="dxa" w:w="1136"/>
+          </w:tcPr>
+          <w:p>
+            <w:pPr>
+              <w:pStyle w:val="Compact"/>
+              <w:spacing w:before="20" w:after="20" w:line="240" w:lineRule="auto"/>
+              <w:jc w:val="center"/>
+              <w:keepNext/>
+            </w:pPr>
+            <w:r>
+              <w:rPr>
+                <w:sz w:val="13"/>
+                <w:szCs w:val="13"/>
+              </w:rPr>
+              <w:t xml:space="preserve">0.868 (0.435)</w:t>
+            </w:r>
+          </w:p>
+        </w:tc>
+        <w:tc>
+          <w:tcPr>
+            <w:tcW w:type="dxa" w:w="1136"/>
+          </w:tcPr>
+          <w:p>
+            <w:pPr>
+              <w:pStyle w:val="Compact"/>
+              <w:spacing w:before="20" w:after="20" w:line="240" w:lineRule="auto"/>
+              <w:jc w:val="center"/>
+              <w:keepNext/>
+            </w:pPr>
+            <w:r>
+              <w:rPr>
+                <w:sz w:val="13"/>
+                <w:szCs w:val="13"/>
+              </w:rPr>
+              <w:t xml:space="preserve">0.699 (0.764)</w:t>
+            </w:r>
+          </w:p>
+        </w:tc>
+        <w:tc>
+          <w:tcPr>
+            <w:tcW w:type="dxa" w:w="1136"/>
+          </w:tcPr>
+          <w:p>
+            <w:pPr>
+              <w:pStyle w:val="Compact"/>
+              <w:spacing w:before="20" w:after="20" w:line="240" w:lineRule="auto"/>
+              <w:jc w:val="center"/>
+              <w:keepNext/>
+            </w:pPr>
+            <w:r>
+              <w:rPr>
+                <w:sz w:val="13"/>
+                <w:szCs w:val="13"/>
+              </w:rPr>
+              <w:t xml:space="preserve">0.956 (0.443)</w:t>
+            </w:r>
+          </w:p>
+        </w:tc>
+        <w:tc>
+          <w:tcPr>
+            <w:tcW w:type="dxa" w:w="1136"/>
+          </w:tcPr>
+          <w:p>
+            <w:pPr>
+              <w:pStyle w:val="Compact"/>
+              <w:spacing w:before="20" w:after="20" w:line="240" w:lineRule="auto"/>
+              <w:jc w:val="center"/>
+              <w:keepNext/>
+            </w:pPr>
+            <w:r>
+              <w:rPr>
+                <w:sz w:val="13"/>
+                <w:szCs w:val="13"/>
+              </w:rPr>
+              <w:t xml:space="preserve">1.089 (0.494)</w:t>
+            </w:r>
+          </w:p>
+        </w:tc>
+        <w:tc>
+          <w:tcPr>
+            <w:tcW w:type="dxa" w:w="1150"/>
+          </w:tcPr>
+          <w:p>
+            <w:pPr>
+              <w:pStyle w:val="Compact"/>
+              <w:spacing w:before="20" w:after="20" w:line="240" w:lineRule="auto"/>
+              <w:jc w:val="center"/>
+              <w:keepNext/>
+            </w:pPr>
+            <w:r>
+              <w:rPr>
+                <w:sz w:val="13"/>
+                <w:szCs w:val="13"/>
+              </w:rPr>
+              <w:t xml:space="preserve">0.804 (0.449)</w:t>
+            </w:r>
+          </w:p>
+        </w:tc>
+        <w:tc>
+          <w:tcPr>
+            <w:tcW w:type="dxa" w:w="1136"/>
+          </w:tcPr>
+          <w:p>
+            <w:pPr>
+              <w:pStyle w:val="Compact"/>
+              <w:spacing w:before="20" w:after="20" w:line="240" w:lineRule="auto"/>
+              <w:jc w:val="center"/>
+              <w:keepNext/>
+            </w:pPr>
+            <w:r>
+              <w:rPr>
+                <w:sz w:val="13"/>
+                <w:szCs w:val="13"/>
+              </w:rPr>
+              <w:t xml:space="preserve">0.709 (0.578)</w:t>
+            </w:r>
+          </w:p>
+        </w:tc>
+      </w:tr>
+      <w:tr>
+        <w:trPr>
+          <w:cantSplit/>
+        </w:trPr>
+        <w:tc>
+          <w:tcPr>
+            <w:tcW w:type="dxa" w:w="1106"/>
+          </w:tcPr>
+          <w:p>
+            <w:pPr>
+              <w:pStyle w:val="Compact"/>
+              <w:spacing w:before="20" w:after="20" w:line="240" w:lineRule="auto"/>
+              <w:keepNext/>
+            </w:pPr>
+            <w:r>
+              <w:rPr>
+                <w:sz w:val="13"/>
+                <w:szCs w:val="13"/>
+              </w:rPr>
+              <w:t xml:space="preserve">PCT(WO)</w:t>
+            </w:r>
+          </w:p>
+        </w:tc>
+        <w:tc>
+          <w:tcPr>
+            <w:tcW w:type="dxa" w:w="1136"/>
+          </w:tcPr>
+          <w:p>
+            <w:pPr>
+              <w:pStyle w:val="Compact"/>
+              <w:spacing w:before="20" w:after="20" w:line="240" w:lineRule="auto"/>
+              <w:jc w:val="center"/>
+              <w:keepNext/>
+            </w:pPr>
+            <w:r>
+              <w:rPr>
+                <w:sz w:val="13"/>
+                <w:szCs w:val="13"/>
+              </w:rPr>
+              <w:t xml:space="preserve">1.997** (0.323)</w:t>
+            </w:r>
+          </w:p>
+        </w:tc>
+        <w:tc>
+          <w:tcPr>
+            <w:tcW w:type="dxa" w:w="1136"/>
+          </w:tcPr>
+          <w:p>
+            <w:pPr>
+              <w:pStyle w:val="Compact"/>
+              <w:spacing w:before="20" w:after="20" w:line="240" w:lineRule="auto"/>
+              <w:jc w:val="center"/>
+              <w:keepNext/>
+            </w:pPr>
+            <w:r>
+              <w:rPr>
+                <w:sz w:val="13"/>
+                <w:szCs w:val="13"/>
+              </w:rPr>
+              <w:t xml:space="preserve">2.016** (0.322)</w:t>
+            </w:r>
+          </w:p>
+        </w:tc>
+        <w:tc>
+          <w:tcPr>
+            <w:tcW w:type="dxa" w:w="1136"/>
+          </w:tcPr>
+          <w:p>
+            <w:pPr>
+              <w:pStyle w:val="Compact"/>
+              <w:spacing w:before="20" w:after="20" w:line="240" w:lineRule="auto"/>
+              <w:jc w:val="center"/>
+              <w:keepNext/>
+            </w:pPr>
+            <w:r>
+              <w:rPr>
+                <w:sz w:val="13"/>
+                <w:szCs w:val="13"/>
+              </w:rPr>
+              <w:t xml:space="preserve">1.636 (0.496)</w:t>
+            </w:r>
+          </w:p>
+        </w:tc>
+        <w:tc>
+          <w:tcPr>
+            <w:tcW w:type="dxa" w:w="1136"/>
+          </w:tcPr>
+          <w:p>
+            <w:pPr>
+              <w:pStyle w:val="Compact"/>
+              <w:spacing w:before="20" w:after="20" w:line="240" w:lineRule="auto"/>
+              <w:jc w:val="center"/>
+              <w:keepNext/>
+            </w:pPr>
+            <w:r>
+              <w:rPr>
+                <w:sz w:val="13"/>
+                <w:szCs w:val="13"/>
+              </w:rPr>
+              <w:t xml:space="preserve">2.170** (0.339)</w:t>
+            </w:r>
+          </w:p>
+        </w:tc>
+        <w:tc>
+          <w:tcPr>
+            <w:tcW w:type="dxa" w:w="1136"/>
+          </w:tcPr>
+          <w:p>
+            <w:pPr>
+              <w:pStyle w:val="Compact"/>
+              <w:spacing w:before="20" w:after="20" w:line="240" w:lineRule="auto"/>
+              <w:jc w:val="center"/>
+              <w:keepNext/>
+            </w:pPr>
+            <w:r>
+              <w:rPr>
+                <w:sz w:val="13"/>
+                <w:szCs w:val="13"/>
+              </w:rPr>
+              <w:t xml:space="preserve">2.046* (0.366)</w:t>
+            </w:r>
+          </w:p>
+        </w:tc>
+        <w:tc>
+          <w:tcPr>
+            <w:tcW w:type="dxa" w:w="1150"/>
+          </w:tcPr>
+          <w:p>
+            <w:pPr>
+              <w:pStyle w:val="Compact"/>
+              <w:spacing w:before="20" w:after="20" w:line="240" w:lineRule="auto"/>
+              <w:jc w:val="center"/>
+              <w:keepNext/>
+            </w:pPr>
+            <w:r>
+              <w:rPr>
+                <w:sz w:val="13"/>
+                <w:szCs w:val="13"/>
+              </w:rPr>
+              <w:t xml:space="preserve">2.167** (0.385)</w:t>
+            </w:r>
+          </w:p>
+        </w:tc>
+        <w:tc>
+          <w:tcPr>
+            <w:tcW w:type="dxa" w:w="1136"/>
+          </w:tcPr>
+          <w:p>
+            <w:pPr>
+              <w:pStyle w:val="Compact"/>
+              <w:spacing w:before="20" w:after="20" w:line="240" w:lineRule="auto"/>
+              <w:jc w:val="center"/>
+              <w:keepNext/>
+            </w:pPr>
+            <w:r>
+              <w:rPr>
+                <w:sz w:val="13"/>
+                <w:szCs w:val="13"/>
+              </w:rPr>
+              <w:t xml:space="preserve">1.694 (0.364)</w:t>
+            </w:r>
+          </w:p>
+        </w:tc>
+      </w:tr>
+      <w:tr>
+        <w:trPr>
+          <w:cantSplit/>
+        </w:trPr>
+        <w:tc>
+          <w:tcPr>
+            <w:tcW w:type="dxa" w:w="1106"/>
+          </w:tcPr>
+          <w:p>
+            <w:pPr>
+              <w:pStyle w:val="Compact"/>
+              <w:spacing w:before="20" w:after="20" w:line="240" w:lineRule="auto"/>
+              <w:keepNext/>
+            </w:pPr>
+            <w:r>
+              <w:rPr>
+                <w:sz w:val="13"/>
+                <w:szCs w:val="13"/>
+              </w:rPr>
+              <w:t xml:space="preserve">기타</w:t>
+            </w:r>
+          </w:p>
+        </w:tc>
+        <w:tc>
+          <w:tcPr>
+            <w:tcW w:type="dxa" w:w="1136"/>
+          </w:tcPr>
+          <w:p>
+            <w:pPr>
+              <w:pStyle w:val="Compact"/>
+              <w:spacing w:before="20" w:after="20" w:line="240" w:lineRule="auto"/>
+              <w:jc w:val="center"/>
+              <w:keepNext/>
+            </w:pPr>
+            <w:r>
+              <w:rPr>
+                <w:sz w:val="13"/>
+                <w:szCs w:val="13"/>
+              </w:rPr>
+              <w:t xml:space="preserve">1.901 (0.779)</w:t>
+            </w:r>
+          </w:p>
+        </w:tc>
+        <w:tc>
+          <w:tcPr>
+            <w:tcW w:type="dxa" w:w="1136"/>
+          </w:tcPr>
+          <w:p>
+            <w:pPr>
+              <w:pStyle w:val="Compact"/>
+              <w:spacing w:before="20" w:after="20" w:line="240" w:lineRule="auto"/>
+              <w:jc w:val="center"/>
+              <w:keepNext/>
+            </w:pPr>
+            <w:r>
+              <w:rPr>
+                <w:sz w:val="13"/>
+                <w:szCs w:val="13"/>
+              </w:rPr>
+              <w:t xml:space="preserve">1.923 (0.775)</w:t>
+            </w:r>
+          </w:p>
+        </w:tc>
+        <w:tc>
+          <w:tcPr>
+            <w:tcW w:type="dxa" w:w="1136"/>
+          </w:tcPr>
+          <w:p>
+            <w:pPr>
+              <w:pStyle w:val="Compact"/>
+              <w:spacing w:before="20" w:after="20" w:line="240" w:lineRule="auto"/>
+              <w:jc w:val="center"/>
+              <w:keepNext/>
+            </w:pPr>
+            <w:r>
+              <w:rPr>
+                <w:sz w:val="13"/>
+                <w:szCs w:val="13"/>
+              </w:rPr>
+              <w:t xml:space="preserve">1.847 (1.010)</w:t>
+            </w:r>
+          </w:p>
+        </w:tc>
+        <w:tc>
+          <w:tcPr>
+            <w:tcW w:type="dxa" w:w="1136"/>
+          </w:tcPr>
+          <w:p>
+            <w:pPr>
+              <w:pStyle w:val="Compact"/>
+              <w:spacing w:before="20" w:after="20" w:line="240" w:lineRule="auto"/>
+              <w:jc w:val="center"/>
+              <w:keepNext/>
+            </w:pPr>
+            <w:r>
+              <w:rPr>
+                <w:sz w:val="13"/>
+                <w:szCs w:val="13"/>
+              </w:rPr>
+              <w:t xml:space="preserve">2.385 (0.758)</w:t>
+            </w:r>
+          </w:p>
+        </w:tc>
+        <w:tc>
+          <w:tcPr>
+            <w:tcW w:type="dxa" w:w="1136"/>
+          </w:tcPr>
+          <w:p>
+            <w:pPr>
+              <w:pStyle w:val="Compact"/>
+              <w:spacing w:before="20" w:after="20" w:line="240" w:lineRule="auto"/>
+              <w:jc w:val="center"/>
+              <w:keepNext/>
+            </w:pPr>
+            <w:r>
+              <w:rPr>
+                <w:sz w:val="13"/>
+                <w:szCs w:val="13"/>
+              </w:rPr>
+              <w:t xml:space="preserve">0.996 (0.914)</w:t>
+            </w:r>
+          </w:p>
+        </w:tc>
+        <w:tc>
+          <w:tcPr>
+            <w:tcW w:type="dxa" w:w="1150"/>
+          </w:tcPr>
+          <w:p>
+            <w:pPr>
+              <w:pStyle w:val="Compact"/>
+              <w:spacing w:before="20" w:after="20" w:line="240" w:lineRule="auto"/>
+              <w:jc w:val="center"/>
+              <w:keepNext/>
+            </w:pPr>
+            <w:r>
+              <w:rPr>
+                <w:sz w:val="13"/>
+                <w:szCs w:val="13"/>
+              </w:rPr>
+              <w:t xml:space="preserve">2.172 (0.837)</w:t>
+            </w:r>
+          </w:p>
+        </w:tc>
+        <w:tc>
+          <w:tcPr>
+            <w:tcW w:type="dxa" w:w="1136"/>
+          </w:tcPr>
+          <w:p>
+            <w:pPr>
+              <w:pStyle w:val="Compact"/>
+              <w:spacing w:before="20" w:after="20" w:line="240" w:lineRule="auto"/>
+              <w:jc w:val="center"/>
+              <w:keepNext/>
+            </w:pPr>
+            <w:r>
+              <w:rPr>
+                <w:sz w:val="13"/>
+                <w:szCs w:val="13"/>
+              </w:rPr>
+              <w:t xml:space="preserve">—</w:t>
+            </w:r>
+          </w:p>
+        </w:tc>
+      </w:tr>
+      <w:tr>
+        <w:trPr>
+          <w:cantSplit/>
+        </w:trPr>
+        <w:tc>
+          <w:tcPr>
+            <w:tcW w:type="dxa" w:w="1106"/>
+          </w:tcPr>
+          <w:p>
+            <w:pPr>
+              <w:pStyle w:val="Compact"/>
+              <w:spacing w:before="20" w:after="20" w:line="240" w:lineRule="auto"/>
+              <w:keepNext/>
+            </w:pPr>
+            <w:r>
+              <w:rPr>
+                <w:sz w:val="13"/>
+                <w:szCs w:val="13"/>
+              </w:rPr>
+              <w:t xml:space="preserve">N</w:t>
+            </w:r>
+          </w:p>
+        </w:tc>
+        <w:tc>
+          <w:tcPr>
+            <w:tcW w:type="dxa" w:w="1136"/>
+          </w:tcPr>
+          <w:p>
+            <w:pPr>
+              <w:pStyle w:val="Compact"/>
+              <w:spacing w:before="20" w:after="20" w:line="240" w:lineRule="auto"/>
+              <w:jc w:val="center"/>
+              <w:keepNext/>
+            </w:pPr>
+            <w:r>
+              <w:rPr>
+                <w:sz w:val="13"/>
+                <w:szCs w:val="13"/>
+              </w:rPr>
+              <w:t xml:space="preserve">928</w:t>
+            </w:r>
+          </w:p>
+        </w:tc>
+        <w:tc>
+          <w:tcPr>
+            <w:tcW w:type="dxa" w:w="1136"/>
+          </w:tcPr>
+          <w:p>
+            <w:pPr>
+              <w:pStyle w:val="Compact"/>
+              <w:spacing w:before="20" w:after="20" w:line="240" w:lineRule="auto"/>
+              <w:jc w:val="center"/>
+              <w:keepNext/>
+            </w:pPr>
+            <w:r>
+              <w:rPr>
+                <w:sz w:val="13"/>
+                <w:szCs w:val="13"/>
+              </w:rPr>
+              <w:t xml:space="preserve">928</w:t>
+            </w:r>
+          </w:p>
+        </w:tc>
+        <w:tc>
+          <w:tcPr>
+            <w:tcW w:type="dxa" w:w="1136"/>
+          </w:tcPr>
+          <w:p>
+            <w:pPr>
+              <w:pStyle w:val="Compact"/>
+              <w:spacing w:before="20" w:after="20" w:line="240" w:lineRule="auto"/>
+              <w:jc w:val="center"/>
+              <w:keepNext/>
+            </w:pPr>
+            <w:r>
+              <w:rPr>
+                <w:sz w:val="13"/>
+                <w:szCs w:val="13"/>
+              </w:rPr>
+              <w:t xml:space="preserve">473</w:t>
+            </w:r>
+          </w:p>
+        </w:tc>
+        <w:tc>
+          <w:tcPr>
+            <w:tcW w:type="dxa" w:w="1136"/>
+          </w:tcPr>
+          <w:p>
+            <w:pPr>
+              <w:pStyle w:val="Compact"/>
+              <w:spacing w:before="20" w:after="20" w:line="240" w:lineRule="auto"/>
+              <w:jc w:val="center"/>
+              <w:keepNext/>
+            </w:pPr>
+            <w:r>
+              <w:rPr>
+                <w:sz w:val="13"/>
+                <w:szCs w:val="13"/>
+              </w:rPr>
+              <w:t xml:space="preserve">908</w:t>
+            </w:r>
+          </w:p>
+        </w:tc>
+        <w:tc>
+          <w:tcPr>
+            <w:tcW w:type="dxa" w:w="1136"/>
+          </w:tcPr>
+          <w:p>
+            <w:pPr>
+              <w:pStyle w:val="Compact"/>
+              <w:spacing w:before="20" w:after="20" w:line="240" w:lineRule="auto"/>
+              <w:jc w:val="center"/>
+              <w:keepNext/>
+            </w:pPr>
+            <w:r>
+              <w:rPr>
+                <w:sz w:val="13"/>
+                <w:szCs w:val="13"/>
+              </w:rPr>
+              <w:t xml:space="preserve">860</w:t>
+            </w:r>
+          </w:p>
+        </w:tc>
+        <w:tc>
+          <w:tcPr>
+            <w:tcW w:type="dxa" w:w="1150"/>
+          </w:tcPr>
+          <w:p>
+            <w:pPr>
+              <w:pStyle w:val="Compact"/>
+              <w:spacing w:before="20" w:after="20" w:line="240" w:lineRule="auto"/>
+              <w:jc w:val="center"/>
+              <w:keepNext/>
+            </w:pPr>
+            <w:r>
+              <w:rPr>
+                <w:sz w:val="13"/>
+                <w:szCs w:val="13"/>
+              </w:rPr>
+              <w:t xml:space="preserve">753</w:t>
+            </w:r>
+          </w:p>
+        </w:tc>
+        <w:tc>
+          <w:tcPr>
+            <w:tcW w:type="dxa" w:w="1136"/>
+          </w:tcPr>
+          <w:p>
+            <w:pPr>
+              <w:pStyle w:val="Compact"/>
+              <w:spacing w:before="20" w:after="20" w:line="240" w:lineRule="auto"/>
+              <w:jc w:val="center"/>
+              <w:keepNext/>
+            </w:pPr>
+            <w:r>
+              <w:rPr>
+                <w:sz w:val="13"/>
+                <w:szCs w:val="13"/>
+              </w:rPr>
+              <w:t xml:space="preserve">830</w:t>
+            </w:r>
+          </w:p>
+        </w:tc>
+      </w:tr>
+      <w:tr>
+        <w:trPr>
+          <w:cantSplit/>
+        </w:trPr>
+        <w:tc>
+          <w:tcPr>
+            <w:tcW w:type="dxa" w:w="1106"/>
+          </w:tcPr>
+          <w:p>
+            <w:pPr>
+              <w:pStyle w:val="Compact"/>
+              <w:spacing w:before="20" w:after="20" w:line="240" w:lineRule="auto"/>
+              <w:keepNext/>
+            </w:pPr>
+            <w:r>
+              <w:rPr>
+                <w:sz w:val="13"/>
+                <w:szCs w:val="13"/>
+              </w:rPr>
+              <w:t xml:space="preserve">로그우도</w:t>
+            </w:r>
+          </w:p>
+        </w:tc>
+        <w:tc>
+          <w:tcPr>
+            <w:tcW w:type="dxa" w:w="1136"/>
+          </w:tcPr>
+          <w:p>
+            <w:pPr>
+              <w:pStyle w:val="Compact"/>
+              <w:spacing w:before="20" w:after="20" w:line="240" w:lineRule="auto"/>
+              <w:jc w:val="center"/>
+              <w:keepNext/>
+            </w:pPr>
+            <w:r>
+              <w:rPr>
+                <w:sz w:val="13"/>
+                <w:szCs w:val="13"/>
+              </w:rPr>
+              <w:t xml:space="preserve">−774.5</w:t>
+            </w:r>
+          </w:p>
+        </w:tc>
+        <w:tc>
+          <w:tcPr>
+            <w:tcW w:type="dxa" w:w="1136"/>
+          </w:tcPr>
+          <w:p>
+            <w:pPr>
+              <w:pStyle w:val="Compact"/>
+              <w:spacing w:before="20" w:after="20" w:line="240" w:lineRule="auto"/>
+              <w:jc w:val="center"/>
+              <w:keepNext/>
+            </w:pPr>
+            <w:r>
+              <w:rPr>
+                <w:sz w:val="13"/>
+                <w:szCs w:val="13"/>
+              </w:rPr>
+              <w:t xml:space="preserve">−829.4</w:t>
+            </w:r>
+          </w:p>
+        </w:tc>
+        <w:tc>
+          <w:tcPr>
+            <w:tcW w:type="dxa" w:w="1136"/>
+          </w:tcPr>
+          <w:p>
+            <w:pPr>
+              <w:pStyle w:val="Compact"/>
+              <w:spacing w:before="20" w:after="20" w:line="240" w:lineRule="auto"/>
+              <w:jc w:val="center"/>
+              <w:keepNext/>
+            </w:pPr>
+            <w:r>
+              <w:rPr>
+                <w:sz w:val="13"/>
+                <w:szCs w:val="13"/>
+              </w:rPr>
+              <w:t xml:space="preserve">−425.3</w:t>
+            </w:r>
+          </w:p>
+        </w:tc>
+        <w:tc>
+          <w:tcPr>
+            <w:tcW w:type="dxa" w:w="1136"/>
+          </w:tcPr>
+          <w:p>
+            <w:pPr>
+              <w:pStyle w:val="Compact"/>
+              <w:spacing w:before="20" w:after="20" w:line="240" w:lineRule="auto"/>
+              <w:jc w:val="center"/>
+              <w:keepNext/>
+            </w:pPr>
+            <w:r>
+              <w:rPr>
+                <w:sz w:val="13"/>
+                <w:szCs w:val="13"/>
+              </w:rPr>
+              <w:t xml:space="preserve">−755.9</w:t>
+            </w:r>
+          </w:p>
+        </w:tc>
+        <w:tc>
+          <w:tcPr>
+            <w:tcW w:type="dxa" w:w="1136"/>
+          </w:tcPr>
+          <w:p>
+            <w:pPr>
+              <w:pStyle w:val="Compact"/>
+              <w:spacing w:before="20" w:after="20" w:line="240" w:lineRule="auto"/>
+              <w:jc w:val="center"/>
+              <w:keepNext/>
+            </w:pPr>
+            <w:r>
+              <w:rPr>
+                <w:sz w:val="13"/>
+                <w:szCs w:val="13"/>
+              </w:rPr>
+              <w:t xml:space="preserve">−682.7</w:t>
+            </w:r>
+          </w:p>
+        </w:tc>
+        <w:tc>
+          <w:tcPr>
+            <w:tcW w:type="dxa" w:w="1150"/>
+          </w:tcPr>
+          <w:p>
+            <w:pPr>
+              <w:pStyle w:val="Compact"/>
+              <w:spacing w:before="20" w:after="20" w:line="240" w:lineRule="auto"/>
+              <w:jc w:val="center"/>
+              <w:keepNext/>
+            </w:pPr>
+            <w:r>
+              <w:rPr>
+                <w:sz w:val="13"/>
+                <w:szCs w:val="13"/>
+              </w:rPr>
+              <w:t xml:space="preserve">−607.4</w:t>
+            </w:r>
+          </w:p>
+        </w:tc>
+        <w:tc>
+          <w:tcPr>
+            <w:tcW w:type="dxa" w:w="1136"/>
+          </w:tcPr>
+          <w:p>
+            <w:pPr>
+              <w:pStyle w:val="Compact"/>
+              <w:spacing w:before="20" w:after="20" w:line="240" w:lineRule="auto"/>
+              <w:jc w:val="center"/>
+              <w:keepNext/>
+            </w:pPr>
+            <w:r>
+              <w:rPr>
+                <w:sz w:val="13"/>
+                <w:szCs w:val="13"/>
+              </w:rPr>
+              <w:t xml:space="preserve">−683.0</w:t>
+            </w:r>
+          </w:p>
+        </w:tc>
+      </w:tr>
+    </w:tbl>
+    <w:p>
+      <w:pPr>
+        <w:pStyle w:val="BodyText"/>
+      </w:pPr>
+      <w:r>
+        <w:rPr>
+          <w:i/>
+          <w:iCs/>
+        </w:rPr>
+        <w:t xml:space="preserve">주:</w:t>
+      </w:r>
+      <w:r>
+        <w:t xml:space="preserve"> </w:t>
+      </w:r>
+      <w:r>
+        <w:t xml:space="preserve">2010년 이후 표본의 일본 출원은 15건(조립 단독형 1, 통합형 13, 공정 단독형 1)뿐이어서 해당 계수는 신뢰할 수 없고, 기타 출원청은 공정 단독형이 0건이어서 공정 단독형 방정식의 계수가 식별되지 않는다(표시 생략).</w:t>
+      </w:r>
+    </w:p>
+    <w:p>
+      <w:pPr>
+        <w:pStyle w:val="BodyText"/>
+      </w:pPr>
+      <w:r>
+        <w:rPr>
+          <w:b/>
+          <w:bCs/>
+        </w:rPr>
+        <w:t xml:space="preserve">표 B3.</w:t>
+      </w:r>
+      <w:r>
+        <w:t xml:space="preserve"> </w:t>
+      </w:r>
+      <w:r>
+        <w:t xml:space="preserve">기술범위의 음이항 모형: 표본별 발생률비(출원청 기준 = 미국; 괄호 안은 로그 계수의 표준오차; * p &lt; 0.10, ** p &lt; 0.05, *** p &lt; 0.01).</w:t>
+      </w:r>
+    </w:p>
+    <w:tbl>
+      <w:tblPr>
+        <w:tblStyle w:val="Table"/>
+        <w:tblW w:type="dxa" w:w="9067"/>
+        <w:tblLayout w:type="fixed"/>
+        <w:tblLook w:firstRow="1" w:lastRow="0" w:firstColumn="0" w:lastColumn="0" w:noHBand="0" w:noVBand="0" w:val="0020"/>
+        <w:tblCellMar>
+          <w:top w:w="20" w:type="dxa"/>
+          <w:bottom w:w="20" w:type="dxa"/>
+          <w:left w:w="60" w:type="dxa"/>
+          <w:right w:w="60" w:type="dxa"/>
+        </w:tblCellMar>
+        <w:tblBorders>
+          <w:top w:val="single" w:sz="8" w:space="0" w:color="000000"/>
+          <w:bottom w:val="single" w:sz="8" w:space="0" w:color="000000"/>
+          <w:left w:val="nil"/>
+          <w:right w:val="nil"/>
+          <w:insideH w:val="nil"/>
+          <w:insideV w:val="nil"/>
+        </w:tblBorders>
+      </w:tblPr>
+      <w:tblGrid>
+        <w:gridCol w:w="1357"/>
+        <w:gridCol w:w="1542"/>
+        <w:gridCol w:w="1542"/>
+        <w:gridCol w:w="1542"/>
+        <w:gridCol w:w="1542"/>
+        <w:gridCol w:w="1542"/>
+      </w:tblGrid>
+      <w:tr>
+        <w:trPr>
+          <w:tblHeader w:val="on"/>
+          <w:cantSplit/>
+        </w:trPr>
+        <w:tc>
+          <w:tcPr>
+            <w:tcW w:type="dxa" w:w="1357"/>
+            <w:tcBorders>
+              <w:bottom w:val="single" w:sz="4" w:space="0" w:color="000000"/>
+            </w:tcBorders>
+          </w:tcPr>
+          <w:p>
+            <w:pPr>
+              <w:pStyle w:val="Compact"/>
+              <w:spacing w:before="20" w:after="20" w:line="240" w:lineRule="auto"/>
+              <w:keepNext/>
+            </w:pPr>
+          </w:p>
+        </w:tc>
+        <w:tc>
+          <w:tcPr>
+            <w:tcW w:type="dxa" w:w="1542"/>
+            <w:tcBorders>
+              <w:bottom w:val="single" w:sz="4" w:space="0" w:color="000000"/>
+            </w:tcBorders>
+          </w:tcPr>
+          <w:p>
+            <w:pPr>
+              <w:pStyle w:val="Compact"/>
+              <w:spacing w:before="20" w:after="20" w:line="240" w:lineRule="auto"/>
+              <w:jc w:val="center"/>
+              <w:keepNext/>
+            </w:pPr>
+            <w:r>
+              <w:rPr>
+                <w:sz w:val="16"/>
+                <w:szCs w:val="16"/>
+              </w:rPr>
+              <w:t xml:space="preserve">기준</w:t>
+            </w:r>
+          </w:p>
+        </w:tc>
+        <w:tc>
+          <w:tcPr>
+            <w:tcW w:type="dxa" w:w="1542"/>
+            <w:tcBorders>
+              <w:bottom w:val="single" w:sz="4" w:space="0" w:color="000000"/>
+            </w:tcBorders>
+          </w:tcPr>
+          <w:p>
+            <w:pPr>
+              <w:pStyle w:val="Compact"/>
+              <w:spacing w:before="20" w:after="20" w:line="240" w:lineRule="auto"/>
+              <w:jc w:val="center"/>
+              <w:keepNext/>
+            </w:pPr>
+            <w:r>
+              <w:rPr>
+                <w:sz w:val="16"/>
+                <w:szCs w:val="16"/>
+              </w:rPr>
+              <w:t xml:space="preserve">패밀리 중복 제거</w:t>
+            </w:r>
+          </w:p>
+        </w:tc>
+        <w:tc>
+          <w:tcPr>
+            <w:tcW w:type="dxa" w:w="1542"/>
+            <w:tcBorders>
+              <w:bottom w:val="single" w:sz="4" w:space="0" w:color="000000"/>
+            </w:tcBorders>
+          </w:tcPr>
+          <w:p>
+            <w:pPr>
+              <w:pStyle w:val="Compact"/>
+              <w:spacing w:before="20" w:after="20" w:line="240" w:lineRule="auto"/>
+              <w:jc w:val="center"/>
+              <w:keepNext/>
+            </w:pPr>
+            <w:r>
+              <w:rPr>
+                <w:sz w:val="16"/>
+                <w:szCs w:val="16"/>
+              </w:rPr>
+              <w:t xml:space="preserve">무관 용법 제외</w:t>
+            </w:r>
+          </w:p>
+        </w:tc>
+        <w:tc>
+          <w:tcPr>
+            <w:tcW w:type="dxa" w:w="1542"/>
+            <w:tcBorders>
+              <w:bottom w:val="single" w:sz="4" w:space="0" w:color="000000"/>
+            </w:tcBorders>
+          </w:tcPr>
+          <w:p>
+            <w:pPr>
+              <w:pStyle w:val="Compact"/>
+              <w:spacing w:before="20" w:after="20" w:line="240" w:lineRule="auto"/>
+              <w:jc w:val="center"/>
+              <w:keepNext/>
+            </w:pPr>
+            <w:r>
+              <w:rPr>
+                <w:sz w:val="16"/>
+                <w:szCs w:val="16"/>
+              </w:rPr>
+              <w:t xml:space="preserve">2023–2024년 제외</w:t>
+            </w:r>
+          </w:p>
+        </w:tc>
+        <w:tc>
+          <w:tcPr>
+            <w:tcW w:type="dxa" w:w="1542"/>
+            <w:tcBorders>
+              <w:bottom w:val="single" w:sz="4" w:space="0" w:color="000000"/>
+            </w:tcBorders>
+          </w:tcPr>
+          <w:p>
+            <w:pPr>
+              <w:pStyle w:val="Compact"/>
+              <w:spacing w:before="20" w:after="20" w:line="240" w:lineRule="auto"/>
+              <w:jc w:val="center"/>
+              <w:keepNext/>
+            </w:pPr>
+            <w:r>
+              <w:rPr>
+                <w:sz w:val="16"/>
+                <w:szCs w:val="16"/>
+              </w:rPr>
+              <w:t xml:space="preserve">2010년 이후</w:t>
+            </w:r>
+          </w:p>
+        </w:tc>
+      </w:tr>
+      <w:tr>
+        <w:trPr>
+          <w:cantSplit/>
+        </w:trPr>
+        <w:tc>
+          <w:tcPr>
+            <w:tcW w:type="dxa" w:w="1357"/>
+          </w:tcPr>
+          <w:p>
+            <w:pPr>
+              <w:pStyle w:val="Compact"/>
+              <w:spacing w:before="20" w:after="20" w:line="240" w:lineRule="auto"/>
+              <w:keepNext/>
+            </w:pPr>
+            <w:r>
+              <w:rPr>
+                <w:sz w:val="16"/>
+                <w:szCs w:val="16"/>
+              </w:rPr>
+              <w:t xml:space="preserve">출원연도(yc)</w:t>
+            </w:r>
+          </w:p>
+        </w:tc>
+        <w:tc>
+          <w:tcPr>
+            <w:tcW w:type="dxa" w:w="1542"/>
+          </w:tcPr>
+          <w:p>
+            <w:pPr>
+              <w:pStyle w:val="Compact"/>
+              <w:spacing w:before="20" w:after="20" w:line="240" w:lineRule="auto"/>
+              <w:jc w:val="center"/>
+              <w:keepNext/>
+            </w:pPr>
+            <w:r>
+              <w:rPr>
+                <w:sz w:val="16"/>
+                <w:szCs w:val="16"/>
+              </w:rPr>
+              <w:t xml:space="preserve">1.015*** (0.003)</w:t>
+            </w:r>
+          </w:p>
+        </w:tc>
+        <w:tc>
+          <w:tcPr>
+            <w:tcW w:type="dxa" w:w="1542"/>
+          </w:tcPr>
+          <w:p>
+            <w:pPr>
+              <w:pStyle w:val="Compact"/>
+              <w:spacing w:before="20" w:after="20" w:line="240" w:lineRule="auto"/>
+              <w:jc w:val="center"/>
+              <w:keepNext/>
+            </w:pPr>
+            <w:r>
+              <w:rPr>
+                <w:sz w:val="16"/>
+                <w:szCs w:val="16"/>
+              </w:rPr>
+              <w:t xml:space="preserve">1.022*** (0.004)</w:t>
+            </w:r>
+          </w:p>
+        </w:tc>
+        <w:tc>
+          <w:tcPr>
+            <w:tcW w:type="dxa" w:w="1542"/>
+          </w:tcPr>
+          <w:p>
+            <w:pPr>
+              <w:pStyle w:val="Compact"/>
+              <w:spacing w:before="20" w:after="20" w:line="240" w:lineRule="auto"/>
+              <w:jc w:val="center"/>
+              <w:keepNext/>
+            </w:pPr>
+            <w:r>
+              <w:rPr>
+                <w:sz w:val="16"/>
+                <w:szCs w:val="16"/>
+              </w:rPr>
+              <w:t xml:space="preserve">1.001 (0.004)</w:t>
+            </w:r>
+          </w:p>
+        </w:tc>
+        <w:tc>
+          <w:tcPr>
+            <w:tcW w:type="dxa" w:w="1542"/>
+          </w:tcPr>
+          <w:p>
+            <w:pPr>
+              <w:pStyle w:val="Compact"/>
+              <w:spacing w:before="20" w:after="20" w:line="240" w:lineRule="auto"/>
+              <w:jc w:val="center"/>
+              <w:keepNext/>
+            </w:pPr>
+            <w:r>
+              <w:rPr>
+                <w:sz w:val="16"/>
+                <w:szCs w:val="16"/>
+              </w:rPr>
+              <w:t xml:space="preserve">1.022*** (0.004)</w:t>
+            </w:r>
+          </w:p>
+        </w:tc>
+        <w:tc>
+          <w:tcPr>
+            <w:tcW w:type="dxa" w:w="1542"/>
+          </w:tcPr>
+          <w:p>
+            <w:pPr>
+              <w:pStyle w:val="Compact"/>
+              <w:spacing w:before="20" w:after="20" w:line="240" w:lineRule="auto"/>
+              <w:jc w:val="center"/>
+              <w:keepNext/>
+            </w:pPr>
+            <w:r>
+              <w:rPr>
+                <w:sz w:val="16"/>
+                <w:szCs w:val="16"/>
+              </w:rPr>
+              <w:t xml:space="preserve">0.970*** (0.006)</w:t>
+            </w:r>
+          </w:p>
+        </w:tc>
+      </w:tr>
+      <w:tr>
+        <w:trPr>
+          <w:cantSplit/>
+        </w:trPr>
+        <w:tc>
+          <w:tcPr>
+            <w:tcW w:type="dxa" w:w="1357"/>
+          </w:tcPr>
+          <w:p>
+            <w:pPr>
+              <w:pStyle w:val="Compact"/>
+              <w:spacing w:before="20" w:after="20" w:line="240" w:lineRule="auto"/>
+              <w:keepNext/>
+            </w:pPr>
+            <w:r>
+              <w:rPr>
+                <w:sz w:val="16"/>
+                <w:szCs w:val="16"/>
+              </w:rPr>
+              <w:t xml:space="preserve">중국(CN)</w:t>
+            </w:r>
+          </w:p>
+        </w:tc>
+        <w:tc>
+          <w:tcPr>
+            <w:tcW w:type="dxa" w:w="1542"/>
+          </w:tcPr>
+          <w:p>
+            <w:pPr>
+              <w:pStyle w:val="Compact"/>
+              <w:spacing w:before="20" w:after="20" w:line="240" w:lineRule="auto"/>
+              <w:jc w:val="center"/>
+              <w:keepNext/>
+            </w:pPr>
+            <w:r>
+              <w:rPr>
+                <w:sz w:val="16"/>
+                <w:szCs w:val="16"/>
+              </w:rPr>
+              <w:t xml:space="preserve">0.785*** (0.062)</w:t>
+            </w:r>
+          </w:p>
+        </w:tc>
+        <w:tc>
+          <w:tcPr>
+            <w:tcW w:type="dxa" w:w="1542"/>
+          </w:tcPr>
+          <w:p>
+            <w:pPr>
+              <w:pStyle w:val="Compact"/>
+              <w:spacing w:before="20" w:after="20" w:line="240" w:lineRule="auto"/>
+              <w:jc w:val="center"/>
+              <w:keepNext/>
+            </w:pPr>
+            <w:r>
+              <w:rPr>
+                <w:sz w:val="16"/>
+                <w:szCs w:val="16"/>
+              </w:rPr>
+              <w:t xml:space="preserve">0.792*** (0.077)</w:t>
+            </w:r>
+          </w:p>
+        </w:tc>
+        <w:tc>
+          <w:tcPr>
+            <w:tcW w:type="dxa" w:w="1542"/>
+          </w:tcPr>
+          <w:p>
+            <w:pPr>
+              <w:pStyle w:val="Compact"/>
+              <w:spacing w:before="20" w:after="20" w:line="240" w:lineRule="auto"/>
+              <w:jc w:val="center"/>
+              <w:keepNext/>
+            </w:pPr>
+            <w:r>
+              <w:rPr>
+                <w:sz w:val="16"/>
+                <w:szCs w:val="16"/>
+              </w:rPr>
+              <w:t xml:space="preserve">0.785*** (0.063)</w:t>
+            </w:r>
+          </w:p>
+        </w:tc>
+        <w:tc>
+          <w:tcPr>
+            <w:tcW w:type="dxa" w:w="1542"/>
+          </w:tcPr>
+          <w:p>
+            <w:pPr>
+              <w:pStyle w:val="Compact"/>
+              <w:spacing w:before="20" w:after="20" w:line="240" w:lineRule="auto"/>
+              <w:jc w:val="center"/>
+              <w:keepNext/>
+            </w:pPr>
+            <w:r>
+              <w:rPr>
+                <w:sz w:val="16"/>
+                <w:szCs w:val="16"/>
+              </w:rPr>
+              <w:t xml:space="preserve">0.808*** (0.071)</w:t>
+            </w:r>
+          </w:p>
+        </w:tc>
+        <w:tc>
+          <w:tcPr>
+            <w:tcW w:type="dxa" w:w="1542"/>
+          </w:tcPr>
+          <w:p>
+            <w:pPr>
+              <w:pStyle w:val="Compact"/>
+              <w:spacing w:before="20" w:after="20" w:line="240" w:lineRule="auto"/>
+              <w:jc w:val="center"/>
+              <w:keepNext/>
+            </w:pPr>
+            <w:r>
+              <w:rPr>
+                <w:sz w:val="16"/>
+                <w:szCs w:val="16"/>
+              </w:rPr>
+              <w:t xml:space="preserve">0.794*** (0.057)</w:t>
+            </w:r>
+          </w:p>
+        </w:tc>
+      </w:tr>
+      <w:tr>
+        <w:trPr>
+          <w:cantSplit/>
+        </w:trPr>
+        <w:tc>
+          <w:tcPr>
+            <w:tcW w:type="dxa" w:w="1357"/>
+          </w:tcPr>
+          <w:p>
+            <w:pPr>
+              <w:pStyle w:val="Compact"/>
+              <w:spacing w:before="20" w:after="20" w:line="240" w:lineRule="auto"/>
+              <w:keepNext/>
+            </w:pPr>
+            <w:r>
+              <w:rPr>
+                <w:sz w:val="16"/>
+                <w:szCs w:val="16"/>
+              </w:rPr>
+              <w:t xml:space="preserve">한국(KR)</w:t>
+            </w:r>
+          </w:p>
+        </w:tc>
+        <w:tc>
+          <w:tcPr>
+            <w:tcW w:type="dxa" w:w="1542"/>
+          </w:tcPr>
+          <w:p>
+            <w:pPr>
+              <w:pStyle w:val="Compact"/>
+              <w:spacing w:before="20" w:after="20" w:line="240" w:lineRule="auto"/>
+              <w:jc w:val="center"/>
+              <w:keepNext/>
+            </w:pPr>
+            <w:r>
+              <w:rPr>
+                <w:sz w:val="16"/>
+                <w:szCs w:val="16"/>
+              </w:rPr>
+              <w:t xml:space="preserve">1.018 (0.094)</w:t>
+            </w:r>
+          </w:p>
+        </w:tc>
+        <w:tc>
+          <w:tcPr>
+            <w:tcW w:type="dxa" w:w="1542"/>
+          </w:tcPr>
+          <w:p>
+            <w:pPr>
+              <w:pStyle w:val="Compact"/>
+              <w:spacing w:before="20" w:after="20" w:line="240" w:lineRule="auto"/>
+              <w:jc w:val="center"/>
+              <w:keepNext/>
+            </w:pPr>
+            <w:r>
+              <w:rPr>
+                <w:sz w:val="16"/>
+                <w:szCs w:val="16"/>
+              </w:rPr>
+              <w:t xml:space="preserve">0.919 (0.127)</w:t>
+            </w:r>
+          </w:p>
+        </w:tc>
+        <w:tc>
+          <w:tcPr>
+            <w:tcW w:type="dxa" w:w="1542"/>
+          </w:tcPr>
+          <w:p>
+            <w:pPr>
+              <w:pStyle w:val="Compact"/>
+              <w:spacing w:before="20" w:after="20" w:line="240" w:lineRule="auto"/>
+              <w:jc w:val="center"/>
+              <w:keepNext/>
+            </w:pPr>
+            <w:r>
+              <w:rPr>
+                <w:sz w:val="16"/>
+                <w:szCs w:val="16"/>
+              </w:rPr>
+              <w:t xml:space="preserve">0.961 (0.094)</w:t>
+            </w:r>
+          </w:p>
+        </w:tc>
+        <w:tc>
+          <w:tcPr>
+            <w:tcW w:type="dxa" w:w="1542"/>
+          </w:tcPr>
+          <w:p>
+            <w:pPr>
+              <w:pStyle w:val="Compact"/>
+              <w:spacing w:before="20" w:after="20" w:line="240" w:lineRule="auto"/>
+              <w:jc w:val="center"/>
+              <w:keepNext/>
+            </w:pPr>
+            <w:r>
+              <w:rPr>
+                <w:sz w:val="16"/>
+                <w:szCs w:val="16"/>
+              </w:rPr>
+              <w:t xml:space="preserve">1.017 (0.099)</w:t>
+            </w:r>
+          </w:p>
+        </w:tc>
+        <w:tc>
+          <w:tcPr>
+            <w:tcW w:type="dxa" w:w="1542"/>
+          </w:tcPr>
+          <w:p>
+            <w:pPr>
+              <w:pStyle w:val="Compact"/>
+              <w:spacing w:before="20" w:after="20" w:line="240" w:lineRule="auto"/>
+              <w:jc w:val="center"/>
+              <w:keepNext/>
+            </w:pPr>
+            <w:r>
+              <w:rPr>
+                <w:sz w:val="16"/>
+                <w:szCs w:val="16"/>
+              </w:rPr>
+              <w:t xml:space="preserve">0.999 (0.096)</w:t>
+            </w:r>
+          </w:p>
+        </w:tc>
+      </w:tr>
+      <w:tr>
+        <w:trPr>
+          <w:cantSplit/>
+        </w:trPr>
+        <w:tc>
+          <w:tcPr>
+            <w:tcW w:type="dxa" w:w="1357"/>
+          </w:tcPr>
+          <w:p>
+            <w:pPr>
+              <w:pStyle w:val="Compact"/>
+              <w:spacing w:before="20" w:after="20" w:line="240" w:lineRule="auto"/>
+              <w:keepNext/>
+            </w:pPr>
+            <w:r>
+              <w:rPr>
+                <w:sz w:val="16"/>
+                <w:szCs w:val="16"/>
+              </w:rPr>
+              <w:t xml:space="preserve">대만(TW)</w:t>
+            </w:r>
+          </w:p>
+        </w:tc>
+        <w:tc>
+          <w:tcPr>
+            <w:tcW w:type="dxa" w:w="1542"/>
+          </w:tcPr>
+          <w:p>
+            <w:pPr>
+              <w:pStyle w:val="Compact"/>
+              <w:spacing w:before="20" w:after="20" w:line="240" w:lineRule="auto"/>
+              <w:jc w:val="center"/>
+              <w:keepNext/>
+            </w:pPr>
+            <w:r>
+              <w:rPr>
+                <w:sz w:val="16"/>
+                <w:szCs w:val="16"/>
+              </w:rPr>
+              <w:t xml:space="preserve">1.021 (0.083)</w:t>
+            </w:r>
+          </w:p>
+        </w:tc>
+        <w:tc>
+          <w:tcPr>
+            <w:tcW w:type="dxa" w:w="1542"/>
+          </w:tcPr>
+          <w:p>
+            <w:pPr>
+              <w:pStyle w:val="Compact"/>
+              <w:spacing w:before="20" w:after="20" w:line="240" w:lineRule="auto"/>
+              <w:jc w:val="center"/>
+              <w:keepNext/>
+            </w:pPr>
+            <w:r>
+              <w:rPr>
+                <w:sz w:val="16"/>
+                <w:szCs w:val="16"/>
+              </w:rPr>
+              <w:t xml:space="preserve">1.111 (0.149)</w:t>
+            </w:r>
+          </w:p>
+        </w:tc>
+        <w:tc>
+          <w:tcPr>
+            <w:tcW w:type="dxa" w:w="1542"/>
+          </w:tcPr>
+          <w:p>
+            <w:pPr>
+              <w:pStyle w:val="Compact"/>
+              <w:spacing w:before="20" w:after="20" w:line="240" w:lineRule="auto"/>
+              <w:jc w:val="center"/>
+              <w:keepNext/>
+            </w:pPr>
+            <w:r>
+              <w:rPr>
+                <w:sz w:val="16"/>
+                <w:szCs w:val="16"/>
+              </w:rPr>
+              <w:t xml:space="preserve">1.012 (0.082)</w:t>
+            </w:r>
+          </w:p>
+        </w:tc>
+        <w:tc>
+          <w:tcPr>
+            <w:tcW w:type="dxa" w:w="1542"/>
+          </w:tcPr>
+          <w:p>
+            <w:pPr>
+              <w:pStyle w:val="Compact"/>
+              <w:spacing w:before="20" w:after="20" w:line="240" w:lineRule="auto"/>
+              <w:jc w:val="center"/>
+              <w:keepNext/>
+            </w:pPr>
+            <w:r>
+              <w:rPr>
+                <w:sz w:val="16"/>
+                <w:szCs w:val="16"/>
+              </w:rPr>
+              <w:t xml:space="preserve">1.108 (0.095)</w:t>
+            </w:r>
+          </w:p>
+        </w:tc>
+        <w:tc>
+          <w:tcPr>
+            <w:tcW w:type="dxa" w:w="1542"/>
+          </w:tcPr>
+          <w:p>
+            <w:pPr>
+              <w:pStyle w:val="Compact"/>
+              <w:spacing w:before="20" w:after="20" w:line="240" w:lineRule="auto"/>
+              <w:jc w:val="center"/>
+              <w:keepNext/>
+            </w:pPr>
+            <w:r>
+              <w:rPr>
+                <w:sz w:val="16"/>
+                <w:szCs w:val="16"/>
+              </w:rPr>
+              <w:t xml:space="preserve">1.021 (0.076)</w:t>
+            </w:r>
+          </w:p>
+        </w:tc>
+      </w:tr>
+      <w:tr>
+        <w:trPr>
+          <w:cantSplit/>
+        </w:trPr>
+        <w:tc>
+          <w:tcPr>
+            <w:tcW w:type="dxa" w:w="1357"/>
+          </w:tcPr>
+          <w:p>
+            <w:pPr>
+              <w:pStyle w:val="Compact"/>
+              <w:spacing w:before="20" w:after="20" w:line="240" w:lineRule="auto"/>
+              <w:keepNext/>
+            </w:pPr>
+            <w:r>
+              <w:rPr>
+                <w:sz w:val="16"/>
+                <w:szCs w:val="16"/>
+              </w:rPr>
+              <w:t xml:space="preserve">일본(JP)</w:t>
+            </w:r>
+          </w:p>
+        </w:tc>
+        <w:tc>
+          <w:tcPr>
+            <w:tcW w:type="dxa" w:w="1542"/>
+          </w:tcPr>
+          <w:p>
+            <w:pPr>
+              <w:pStyle w:val="Compact"/>
+              <w:spacing w:before="20" w:after="20" w:line="240" w:lineRule="auto"/>
+              <w:jc w:val="center"/>
+              <w:keepNext/>
+            </w:pPr>
+            <w:r>
+              <w:rPr>
+                <w:sz w:val="16"/>
+                <w:szCs w:val="16"/>
+              </w:rPr>
+              <w:t xml:space="preserve">1.270* (0.133)</w:t>
+            </w:r>
+          </w:p>
+        </w:tc>
+        <w:tc>
+          <w:tcPr>
+            <w:tcW w:type="dxa" w:w="1542"/>
+          </w:tcPr>
+          <w:p>
+            <w:pPr>
+              <w:pStyle w:val="Compact"/>
+              <w:spacing w:before="20" w:after="20" w:line="240" w:lineRule="auto"/>
+              <w:jc w:val="center"/>
+              <w:keepNext/>
+            </w:pPr>
+            <w:r>
+              <w:rPr>
+                <w:sz w:val="16"/>
+                <w:szCs w:val="16"/>
+              </w:rPr>
+              <w:t xml:space="preserve">1.302 (0.183)</w:t>
+            </w:r>
+          </w:p>
+        </w:tc>
+        <w:tc>
+          <w:tcPr>
+            <w:tcW w:type="dxa" w:w="1542"/>
+          </w:tcPr>
+          <w:p>
+            <w:pPr>
+              <w:pStyle w:val="Compact"/>
+              <w:spacing w:before="20" w:after="20" w:line="240" w:lineRule="auto"/>
+              <w:jc w:val="center"/>
+              <w:keepNext/>
+            </w:pPr>
+            <w:r>
+              <w:rPr>
+                <w:sz w:val="16"/>
+                <w:szCs w:val="16"/>
+              </w:rPr>
+              <w:t xml:space="preserve">1.397** (0.145)</w:t>
+            </w:r>
+          </w:p>
+        </w:tc>
+        <w:tc>
+          <w:tcPr>
+            <w:tcW w:type="dxa" w:w="1542"/>
+          </w:tcPr>
+          <w:p>
+            <w:pPr>
+              <w:pStyle w:val="Compact"/>
+              <w:spacing w:before="20" w:after="20" w:line="240" w:lineRule="auto"/>
+              <w:jc w:val="center"/>
+              <w:keepNext/>
+            </w:pPr>
+            <w:r>
+              <w:rPr>
+                <w:sz w:val="16"/>
+                <w:szCs w:val="16"/>
+              </w:rPr>
+              <w:t xml:space="preserve">1.388** (0.153)</w:t>
+            </w:r>
+          </w:p>
+        </w:tc>
+        <w:tc>
+          <w:tcPr>
+            <w:tcW w:type="dxa" w:w="1542"/>
+          </w:tcPr>
+          <w:p>
+            <w:pPr>
+              <w:pStyle w:val="Compact"/>
+              <w:spacing w:before="20" w:after="20" w:line="240" w:lineRule="auto"/>
+              <w:jc w:val="center"/>
+              <w:keepNext/>
+            </w:pPr>
+            <w:r>
+              <w:rPr>
+                <w:sz w:val="16"/>
+                <w:szCs w:val="16"/>
+              </w:rPr>
+              <w:t xml:space="preserve">1.577*** (0.141)</w:t>
+            </w:r>
+          </w:p>
+        </w:tc>
+      </w:tr>
+      <w:tr>
+        <w:trPr>
+          <w:cantSplit/>
+        </w:trPr>
+        <w:tc>
+          <w:tcPr>
+            <w:tcW w:type="dxa" w:w="1357"/>
+          </w:tcPr>
+          <w:p>
+            <w:pPr>
+              <w:pStyle w:val="Compact"/>
+              <w:spacing w:before="20" w:after="20" w:line="240" w:lineRule="auto"/>
+              <w:keepNext/>
+            </w:pPr>
+            <w:r>
+              <w:rPr>
+                <w:sz w:val="16"/>
+                <w:szCs w:val="16"/>
+              </w:rPr>
+              <w:t xml:space="preserve">EPO(EP)</w:t>
+            </w:r>
+          </w:p>
+        </w:tc>
+        <w:tc>
+          <w:tcPr>
+            <w:tcW w:type="dxa" w:w="1542"/>
+          </w:tcPr>
+          <w:p>
+            <w:pPr>
+              <w:pStyle w:val="Compact"/>
+              <w:spacing w:before="20" w:after="20" w:line="240" w:lineRule="auto"/>
+              <w:jc w:val="center"/>
+              <w:keepNext/>
+            </w:pPr>
+            <w:r>
+              <w:rPr>
+                <w:sz w:val="16"/>
+                <w:szCs w:val="16"/>
+              </w:rPr>
+              <w:t xml:space="preserve">0.993 (0.080)</w:t>
+            </w:r>
+          </w:p>
+        </w:tc>
+        <w:tc>
+          <w:tcPr>
+            <w:tcW w:type="dxa" w:w="1542"/>
+          </w:tcPr>
+          <w:p>
+            <w:pPr>
+              <w:pStyle w:val="Compact"/>
+              <w:spacing w:before="20" w:after="20" w:line="240" w:lineRule="auto"/>
+              <w:jc w:val="center"/>
+              <w:keepNext/>
+            </w:pPr>
+            <w:r>
+              <w:rPr>
+                <w:sz w:val="16"/>
+                <w:szCs w:val="16"/>
+              </w:rPr>
+              <w:t xml:space="preserve">1.435*** (0.119)</w:t>
+            </w:r>
+          </w:p>
+        </w:tc>
+        <w:tc>
+          <w:tcPr>
+            <w:tcW w:type="dxa" w:w="1542"/>
+          </w:tcPr>
+          <w:p>
+            <w:pPr>
+              <w:pStyle w:val="Compact"/>
+              <w:spacing w:before="20" w:after="20" w:line="240" w:lineRule="auto"/>
+              <w:jc w:val="center"/>
+              <w:keepNext/>
+            </w:pPr>
+            <w:r>
+              <w:rPr>
+                <w:sz w:val="16"/>
+                <w:szCs w:val="16"/>
+              </w:rPr>
+              <w:t xml:space="preserve">0.989 (0.082)</w:t>
+            </w:r>
+          </w:p>
+        </w:tc>
+        <w:tc>
+          <w:tcPr>
+            <w:tcW w:type="dxa" w:w="1542"/>
+          </w:tcPr>
+          <w:p>
+            <w:pPr>
+              <w:pStyle w:val="Compact"/>
+              <w:spacing w:before="20" w:after="20" w:line="240" w:lineRule="auto"/>
+              <w:jc w:val="center"/>
+              <w:keepNext/>
+            </w:pPr>
+            <w:r>
+              <w:rPr>
+                <w:sz w:val="16"/>
+                <w:szCs w:val="16"/>
+              </w:rPr>
+              <w:t xml:space="preserve">0.988 (0.087)</w:t>
+            </w:r>
+          </w:p>
+        </w:tc>
+        <w:tc>
+          <w:tcPr>
+            <w:tcW w:type="dxa" w:w="1542"/>
+          </w:tcPr>
+          <w:p>
+            <w:pPr>
+              <w:pStyle w:val="Compact"/>
+              <w:spacing w:before="20" w:after="20" w:line="240" w:lineRule="auto"/>
+              <w:jc w:val="center"/>
+              <w:keepNext/>
+            </w:pPr>
+            <w:r>
+              <w:rPr>
+                <w:sz w:val="16"/>
+                <w:szCs w:val="16"/>
+              </w:rPr>
+              <w:t xml:space="preserve">1.014 (0.076)</w:t>
+            </w:r>
+          </w:p>
+        </w:tc>
+      </w:tr>
+      <w:tr>
+        <w:trPr>
+          <w:cantSplit/>
+        </w:trPr>
+        <w:tc>
+          <w:tcPr>
+            <w:tcW w:type="dxa" w:w="1357"/>
+          </w:tcPr>
+          <w:p>
+            <w:pPr>
+              <w:pStyle w:val="Compact"/>
+              <w:spacing w:before="20" w:after="20" w:line="240" w:lineRule="auto"/>
+              <w:keepNext/>
+            </w:pPr>
+            <w:r>
+              <w:rPr>
+                <w:sz w:val="16"/>
+                <w:szCs w:val="16"/>
+              </w:rPr>
+              <w:t xml:space="preserve">PCT(WO)</w:t>
+            </w:r>
+          </w:p>
+        </w:tc>
+        <w:tc>
+          <w:tcPr>
+            <w:tcW w:type="dxa" w:w="1542"/>
+          </w:tcPr>
+          <w:p>
+            <w:pPr>
+              <w:pStyle w:val="Compact"/>
+              <w:spacing w:before="20" w:after="20" w:line="240" w:lineRule="auto"/>
+              <w:jc w:val="center"/>
+              <w:keepNext/>
+            </w:pPr>
+            <w:r>
+              <w:rPr>
+                <w:sz w:val="16"/>
+                <w:szCs w:val="16"/>
+              </w:rPr>
+              <w:t xml:space="preserve">0.826*** (0.073)</w:t>
+            </w:r>
+          </w:p>
+        </w:tc>
+        <w:tc>
+          <w:tcPr>
+            <w:tcW w:type="dxa" w:w="1542"/>
+          </w:tcPr>
+          <w:p>
+            <w:pPr>
+              <w:pStyle w:val="Compact"/>
+              <w:spacing w:before="20" w:after="20" w:line="240" w:lineRule="auto"/>
+              <w:jc w:val="center"/>
+              <w:keepNext/>
+            </w:pPr>
+            <w:r>
+              <w:rPr>
+                <w:sz w:val="16"/>
+                <w:szCs w:val="16"/>
+              </w:rPr>
+              <w:t xml:space="preserve">0.751** (0.131)</w:t>
+            </w:r>
+          </w:p>
+        </w:tc>
+        <w:tc>
+          <w:tcPr>
+            <w:tcW w:type="dxa" w:w="1542"/>
+          </w:tcPr>
+          <w:p>
+            <w:pPr>
+              <w:pStyle w:val="Compact"/>
+              <w:spacing w:before="20" w:after="20" w:line="240" w:lineRule="auto"/>
+              <w:jc w:val="center"/>
+              <w:keepNext/>
+            </w:pPr>
+            <w:r>
+              <w:rPr>
+                <w:sz w:val="16"/>
+                <w:szCs w:val="16"/>
+              </w:rPr>
+              <w:t xml:space="preserve">0.820*** (0.073)</w:t>
+            </w:r>
+          </w:p>
+        </w:tc>
+        <w:tc>
+          <w:tcPr>
+            <w:tcW w:type="dxa" w:w="1542"/>
+          </w:tcPr>
+          <w:p>
+            <w:pPr>
+              <w:pStyle w:val="Compact"/>
+              <w:spacing w:before="20" w:after="20" w:line="240" w:lineRule="auto"/>
+              <w:jc w:val="center"/>
+              <w:keepNext/>
+            </w:pPr>
+            <w:r>
+              <w:rPr>
+                <w:sz w:val="16"/>
+                <w:szCs w:val="16"/>
+              </w:rPr>
+              <w:t xml:space="preserve">0.912 (0.087)</w:t>
+            </w:r>
+          </w:p>
+        </w:tc>
+        <w:tc>
+          <w:tcPr>
+            <w:tcW w:type="dxa" w:w="1542"/>
+          </w:tcPr>
+          <w:p>
+            <w:pPr>
+              <w:pStyle w:val="Compact"/>
+              <w:spacing w:before="20" w:after="20" w:line="240" w:lineRule="auto"/>
+              <w:jc w:val="center"/>
+              <w:keepNext/>
+            </w:pPr>
+            <w:r>
+              <w:rPr>
+                <w:sz w:val="16"/>
+                <w:szCs w:val="16"/>
+              </w:rPr>
+              <w:t xml:space="preserve">0.842** (0.068)</w:t>
+            </w:r>
+          </w:p>
+        </w:tc>
+      </w:tr>
+      <w:tr>
+        <w:trPr>
+          <w:cantSplit/>
+        </w:trPr>
+        <w:tc>
+          <w:tcPr>
+            <w:tcW w:type="dxa" w:w="1357"/>
+          </w:tcPr>
+          <w:p>
+            <w:pPr>
+              <w:pStyle w:val="Compact"/>
+              <w:spacing w:before="20" w:after="20" w:line="240" w:lineRule="auto"/>
+              <w:keepNext/>
+            </w:pPr>
+            <w:r>
+              <w:rPr>
+                <w:sz w:val="16"/>
+                <w:szCs w:val="16"/>
+              </w:rPr>
+              <w:t xml:space="preserve">기타</w:t>
+            </w:r>
+          </w:p>
+        </w:tc>
+        <w:tc>
+          <w:tcPr>
+            <w:tcW w:type="dxa" w:w="1542"/>
+          </w:tcPr>
+          <w:p>
+            <w:pPr>
+              <w:pStyle w:val="Compact"/>
+              <w:spacing w:before="20" w:after="20" w:line="240" w:lineRule="auto"/>
+              <w:jc w:val="center"/>
+              <w:keepNext/>
+            </w:pPr>
+            <w:r>
+              <w:rPr>
+                <w:sz w:val="16"/>
+                <w:szCs w:val="16"/>
+              </w:rPr>
+              <w:t xml:space="preserve">1.057 (0.171)</w:t>
+            </w:r>
+          </w:p>
+        </w:tc>
+        <w:tc>
+          <w:tcPr>
+            <w:tcW w:type="dxa" w:w="1542"/>
+          </w:tcPr>
+          <w:p>
+            <w:pPr>
+              <w:pStyle w:val="Compact"/>
+              <w:spacing w:before="20" w:after="20" w:line="240" w:lineRule="auto"/>
+              <w:jc w:val="center"/>
+              <w:keepNext/>
+            </w:pPr>
+            <w:r>
+              <w:rPr>
+                <w:sz w:val="16"/>
+                <w:szCs w:val="16"/>
+              </w:rPr>
+              <w:t xml:space="preserve">1.342 (0.272)</w:t>
+            </w:r>
+          </w:p>
+        </w:tc>
+        <w:tc>
+          <w:tcPr>
+            <w:tcW w:type="dxa" w:w="1542"/>
+          </w:tcPr>
+          <w:p>
+            <w:pPr>
+              <w:pStyle w:val="Compact"/>
+              <w:spacing w:before="20" w:after="20" w:line="240" w:lineRule="auto"/>
+              <w:jc w:val="center"/>
+              <w:keepNext/>
+            </w:pPr>
+            <w:r>
+              <w:rPr>
+                <w:sz w:val="16"/>
+                <w:szCs w:val="16"/>
+              </w:rPr>
+              <w:t xml:space="preserve">0.938 (0.169)</w:t>
+            </w:r>
+          </w:p>
+        </w:tc>
+        <w:tc>
+          <w:tcPr>
+            <w:tcW w:type="dxa" w:w="1542"/>
+          </w:tcPr>
+          <w:p>
+            <w:pPr>
+              <w:pStyle w:val="Compact"/>
+              <w:spacing w:before="20" w:after="20" w:line="240" w:lineRule="auto"/>
+              <w:jc w:val="center"/>
+              <w:keepNext/>
+            </w:pPr>
+            <w:r>
+              <w:rPr>
+                <w:sz w:val="16"/>
+                <w:szCs w:val="16"/>
+              </w:rPr>
+              <w:t xml:space="preserve">1.106 (0.181)</w:t>
+            </w:r>
+          </w:p>
+        </w:tc>
+        <w:tc>
+          <w:tcPr>
+            <w:tcW w:type="dxa" w:w="1542"/>
+          </w:tcPr>
+          <w:p>
+            <w:pPr>
+              <w:pStyle w:val="Compact"/>
+              <w:spacing w:before="20" w:after="20" w:line="240" w:lineRule="auto"/>
+              <w:jc w:val="center"/>
+              <w:keepNext/>
+            </w:pPr>
+            <w:r>
+              <w:rPr>
+                <w:sz w:val="16"/>
+                <w:szCs w:val="16"/>
+              </w:rPr>
+              <w:t xml:space="preserve">0.716 (0.204)</w:t>
+            </w:r>
+          </w:p>
+        </w:tc>
+      </w:tr>
+      <w:tr>
+        <w:trPr>
+          <w:cantSplit/>
+        </w:trPr>
+        <w:tc>
+          <w:tcPr>
+            <w:tcW w:type="dxa" w:w="1357"/>
+          </w:tcPr>
+          <w:p>
+            <w:pPr>
+              <w:pStyle w:val="Compact"/>
+              <w:spacing w:before="20" w:after="20" w:line="240" w:lineRule="auto"/>
+              <w:keepNext/>
+            </w:pPr>
+            <w:r>
+              <w:rPr>
+                <w:sz w:val="16"/>
+                <w:szCs w:val="16"/>
+              </w:rPr>
+              <w:t xml:space="preserve">N</w:t>
+            </w:r>
+          </w:p>
+        </w:tc>
+        <w:tc>
+          <w:tcPr>
+            <w:tcW w:type="dxa" w:w="1542"/>
+          </w:tcPr>
+          <w:p>
+            <w:pPr>
+              <w:pStyle w:val="Compact"/>
+              <w:spacing w:before="20" w:after="20" w:line="240" w:lineRule="auto"/>
+              <w:jc w:val="center"/>
+              <w:keepNext/>
+            </w:pPr>
+            <w:r>
+              <w:rPr>
+                <w:sz w:val="16"/>
+                <w:szCs w:val="16"/>
+              </w:rPr>
+              <w:t xml:space="preserve">928</w:t>
+            </w:r>
+          </w:p>
+        </w:tc>
+        <w:tc>
+          <w:tcPr>
+            <w:tcW w:type="dxa" w:w="1542"/>
+          </w:tcPr>
+          <w:p>
+            <w:pPr>
+              <w:pStyle w:val="Compact"/>
+              <w:spacing w:before="20" w:after="20" w:line="240" w:lineRule="auto"/>
+              <w:jc w:val="center"/>
+              <w:keepNext/>
+            </w:pPr>
+            <w:r>
+              <w:rPr>
+                <w:sz w:val="16"/>
+                <w:szCs w:val="16"/>
+              </w:rPr>
+              <w:t xml:space="preserve">473</w:t>
+            </w:r>
+          </w:p>
+        </w:tc>
+        <w:tc>
+          <w:tcPr>
+            <w:tcW w:type="dxa" w:w="1542"/>
+          </w:tcPr>
+          <w:p>
+            <w:pPr>
+              <w:pStyle w:val="Compact"/>
+              <w:spacing w:before="20" w:after="20" w:line="240" w:lineRule="auto"/>
+              <w:jc w:val="center"/>
+              <w:keepNext/>
+            </w:pPr>
+            <w:r>
+              <w:rPr>
+                <w:sz w:val="16"/>
+                <w:szCs w:val="16"/>
+              </w:rPr>
+              <w:t xml:space="preserve">860</w:t>
+            </w:r>
+          </w:p>
+        </w:tc>
+        <w:tc>
+          <w:tcPr>
+            <w:tcW w:type="dxa" w:w="1542"/>
+          </w:tcPr>
+          <w:p>
+            <w:pPr>
+              <w:pStyle w:val="Compact"/>
+              <w:spacing w:before="20" w:after="20" w:line="240" w:lineRule="auto"/>
+              <w:jc w:val="center"/>
+              <w:keepNext/>
+            </w:pPr>
+            <w:r>
+              <w:rPr>
+                <w:sz w:val="16"/>
+                <w:szCs w:val="16"/>
+              </w:rPr>
+              <w:t xml:space="preserve">753</w:t>
+            </w:r>
+          </w:p>
+        </w:tc>
+        <w:tc>
+          <w:tcPr>
+            <w:tcW w:type="dxa" w:w="1542"/>
+          </w:tcPr>
+          <w:p>
+            <w:pPr>
+              <w:pStyle w:val="Compact"/>
+              <w:spacing w:before="20" w:after="20" w:line="240" w:lineRule="auto"/>
+              <w:jc w:val="center"/>
+              <w:keepNext/>
+            </w:pPr>
+            <w:r>
+              <w:rPr>
+                <w:sz w:val="16"/>
+                <w:szCs w:val="16"/>
+              </w:rPr>
+              <w:t xml:space="preserve">830</w:t>
+            </w:r>
+          </w:p>
+        </w:tc>
+      </w:tr>
+    </w:tbl>
+    <w:p>
+      <w:pPr>
+        <w:pStyle w:val="BodyText"/>
+      </w:pPr>
+      <w:r>
+        <w:t xml:space="preserve">2010년 이후 표본에서 출원연도의 IRR이 1보다 작아지는 것은 본문 제5.1절에서 언급한 대로다. 2010년 이후 표본의 일본 계수(IRR 1.577)는 기술범위가 21인 같은 패밀리 출원 4건에 좌우되며, 이 4건을 빼면 1.057(p = 0.75)이 된다.</w:t>
+      </w:r>
+    </w:p>
+    <w:bookmarkEnd w:id="49"/>
+    <w:bookmarkStart w:id="50" w:name="부록-c.-검색어의-무관한-용법"/>
+    <w:p>
+      <w:pPr>
+        <w:pStyle w:val="Heading3"/>
+      </w:pPr>
+      <w:r>
+        <w:t xml:space="preserve">부록 C. 검색어의 무관한 용법</w:t>
+      </w:r>
+    </w:p>
+    <w:p>
+      <w:pPr>
+        <w:pStyle w:val="FirstParagraph"/>
+      </w:pPr>
+      <w:r>
+        <w:t xml:space="preserve">키워드 필터의</w:t>
+      </w:r>
+      <w:r>
+        <w:t xml:space="preserve"> </w:t>
+      </w:r>
+      <w:r>
+        <w:rPr>
+          <w:i/>
+          <w:iCs/>
+        </w:rPr>
+        <w:t xml:space="preserve">direct bonding</w:t>
+      </w:r>
+      <w:r>
+        <w:t xml:space="preserve">은 하이브리드 본딩과 무관한 뜻으로도 쓰인다. 제목에 다음 용어가 들어 있는 출원을 무관한 용법으로 판정하였다: 세라믹·DBC(direct bonded copper)·알루미나·지르코니아·질화알루미늄 기판, 구리 합금, 다이아몬드–몰리브덴 접합, 레이저 전구체, 정전 척, 전력 모듈·전력소자 기판, 히트 스프레더, 직접 접합 금속 기판, 직접 접합 회로 조립체, sp3–sp2 하이브리드 결합(화학 결합의 뜻). 해당 출원은 68건이며 표 C1에 분포를 보인다. 2010년 이전 출원 가운데 무관 용법을 뺀 뒤 남는 출원의 상당수는 실리콘 웨이퍼 직접 접합(SOI 웨이퍼 제조 등) 출원으로, 하이브리드 본딩의 유전체 접합을 이루는 전구 기술이므로 표본에 남겼다. 68건의 제목 목록은 저자에게 요청하면 제공한다.</w:t>
+      </w:r>
+    </w:p>
+    <w:p>
+      <w:pPr>
+        <w:pStyle w:val="BodyText"/>
+      </w:pPr>
+      <w:r>
+        <w:rPr>
+          <w:b/>
+          <w:bCs/>
+        </w:rPr>
+        <w:t xml:space="preserve">표 C1.</w:t>
+      </w:r>
+      <w:r>
+        <w:t xml:space="preserve"> </w:t>
+      </w:r>
+      <w:r>
+        <w:t xml:space="preserve">무관 용법으로 판정한 출원 68건의 분포.</w:t>
+      </w:r>
+    </w:p>
+    <w:tbl>
+      <w:tblPr>
+        <w:tblStyle w:val="Table"/>
+        <w:tblW w:type="dxa" w:w="9069"/>
+        <w:tblLook w:firstRow="1" w:lastRow="0" w:firstColumn="0" w:lastColumn="0" w:noHBand="0" w:noVBand="0" w:val="0020"/>
+        <w:tblLayout w:type="fixed"/>
+        <w:tblCellMar>
+          <w:top w:w="20" w:type="dxa"/>
+          <w:bottom w:w="20" w:type="dxa"/>
+          <w:left w:w="60" w:type="dxa"/>
+          <w:right w:w="60" w:type="dxa"/>
+        </w:tblCellMar>
+        <w:tblBorders>
+          <w:top w:val="single" w:sz="8" w:space="0" w:color="000000"/>
+          <w:bottom w:val="single" w:sz="8" w:space="0" w:color="000000"/>
+          <w:left w:val="nil"/>
+          <w:right w:val="nil"/>
+          <w:insideH w:val="nil"/>
+          <w:insideV w:val="nil"/>
+        </w:tblBorders>
+      </w:tblPr>
+      <w:tblGrid>
+        <w:gridCol w:w="7342"/>
+        <w:gridCol w:w="1727"/>
+      </w:tblGrid>
+      <w:tr>
+        <w:trPr>
+          <w:tblHeader w:val="on"/>
+          <w:cantSplit/>
+        </w:trPr>
+        <w:tc>
+          <w:tcPr>
+            <w:tcW w:type="dxa" w:w="7342"/>
+            <w:tcBorders>
+              <w:bottom w:val="single" w:sz="4" w:space="0" w:color="000000"/>
+            </w:tcBorders>
+          </w:tcPr>
+          <w:p>
+            <w:pPr>
+              <w:pStyle w:val="Compact"/>
+              <w:spacing w:before="20" w:after="20" w:line="240" w:lineRule="auto"/>
+              <w:keepNext/>
+            </w:pPr>
+            <w:r>
+              <w:rPr>
+                <w:sz w:val="18"/>
+                <w:szCs w:val="18"/>
+              </w:rPr>
+              <w:t xml:space="preserve">구분</w:t>
+            </w:r>
+          </w:p>
+        </w:tc>
+        <w:tc>
+          <w:tcPr>
+            <w:tcW w:type="dxa" w:w="1727"/>
+            <w:tcBorders>
+              <w:bottom w:val="single" w:sz="4" w:space="0" w:color="000000"/>
+            </w:tcBorders>
+          </w:tcPr>
+          <w:p>
+            <w:pPr>
+              <w:pStyle w:val="Compact"/>
+              <w:spacing w:before="20" w:after="20" w:line="240" w:lineRule="auto"/>
+              <w:jc w:val="right"/>
+              <w:keepNext/>
+            </w:pPr>
+            <w:r>
+              <w:rPr>
+                <w:sz w:val="18"/>
+                <w:szCs w:val="18"/>
+              </w:rPr>
+              <w:t xml:space="preserve">건수</w:t>
+            </w:r>
+          </w:p>
+        </w:tc>
+      </w:tr>
+      <w:tr>
+        <w:trPr>
+          <w:cantSplit/>
+        </w:trPr>
+        <w:tc>
+          <w:tcPr>
+            <w:tcW w:type="dxa" w:w="7342"/>
+          </w:tcPr>
+          <w:p>
+            <w:pPr>
+              <w:pStyle w:val="Compact"/>
+              <w:spacing w:before="20" w:after="20" w:line="240" w:lineRule="auto"/>
+              <w:keepNext/>
+            </w:pPr>
+            <w:r>
+              <w:rPr>
+                <w:sz w:val="18"/>
+                <w:szCs w:val="18"/>
+              </w:rPr>
+              <w:t xml:space="preserve">출원청: 미국</w:t>
+            </w:r>
+          </w:p>
+        </w:tc>
+        <w:tc>
+          <w:tcPr>
+            <w:tcW w:type="dxa" w:w="1727"/>
+          </w:tcPr>
+          <w:p>
+            <w:pPr>
+              <w:pStyle w:val="Compact"/>
+              <w:spacing w:before="20" w:after="20" w:line="240" w:lineRule="auto"/>
+              <w:jc w:val="right"/>
+              <w:keepNext/>
+            </w:pPr>
+            <w:r>
+              <w:rPr>
+                <w:sz w:val="18"/>
+                <w:szCs w:val="18"/>
+              </w:rPr>
+              <w:t xml:space="preserve">35</w:t>
+            </w:r>
+          </w:p>
+        </w:tc>
+      </w:tr>
+      <w:tr>
+        <w:trPr>
+          <w:cantSplit/>
+        </w:trPr>
+        <w:tc>
+          <w:tcPr>
+            <w:tcW w:type="dxa" w:w="7342"/>
+          </w:tcPr>
+          <w:p>
+            <w:pPr>
+              <w:pStyle w:val="Compact"/>
+              <w:spacing w:before="20" w:after="20" w:line="240" w:lineRule="auto"/>
+              <w:keepNext/>
+            </w:pPr>
+            <w:r>
+              <w:rPr>
+                <w:sz w:val="18"/>
+                <w:szCs w:val="18"/>
+              </w:rPr>
+              <w:t xml:space="preserve">출원청: 중국</w:t>
+            </w:r>
+          </w:p>
+        </w:tc>
+        <w:tc>
+          <w:tcPr>
+            <w:tcW w:type="dxa" w:w="1727"/>
+          </w:tcPr>
+          <w:p>
+            <w:pPr>
+              <w:pStyle w:val="Compact"/>
+              <w:spacing w:before="20" w:after="20" w:line="240" w:lineRule="auto"/>
+              <w:jc w:val="right"/>
+              <w:keepNext/>
+            </w:pPr>
+            <w:r>
+              <w:rPr>
+                <w:sz w:val="18"/>
+                <w:szCs w:val="18"/>
+              </w:rPr>
+              <w:t xml:space="preserve">11</w:t>
+            </w:r>
+          </w:p>
+        </w:tc>
+      </w:tr>
+      <w:tr>
+        <w:trPr>
+          <w:cantSplit/>
+        </w:trPr>
+        <w:tc>
+          <w:tcPr>
+            <w:tcW w:type="dxa" w:w="7342"/>
+          </w:tcPr>
+          <w:p>
+            <w:pPr>
+              <w:pStyle w:val="Compact"/>
+              <w:spacing w:before="20" w:after="20" w:line="240" w:lineRule="auto"/>
+              <w:keepNext/>
+            </w:pPr>
+            <w:r>
+              <w:rPr>
+                <w:sz w:val="18"/>
+                <w:szCs w:val="18"/>
+              </w:rPr>
+              <w:t xml:space="preserve">출원청: 일본</w:t>
+            </w:r>
+          </w:p>
+        </w:tc>
+        <w:tc>
+          <w:tcPr>
+            <w:tcW w:type="dxa" w:w="1727"/>
+          </w:tcPr>
+          <w:p>
+            <w:pPr>
+              <w:pStyle w:val="Compact"/>
+              <w:spacing w:before="20" w:after="20" w:line="240" w:lineRule="auto"/>
+              <w:jc w:val="right"/>
+              <w:keepNext/>
+            </w:pPr>
+            <w:r>
+              <w:rPr>
+                <w:sz w:val="18"/>
+                <w:szCs w:val="18"/>
+              </w:rPr>
+              <w:t xml:space="preserve">7</w:t>
+            </w:r>
+          </w:p>
+        </w:tc>
+      </w:tr>
+      <w:tr>
+        <w:trPr>
+          <w:cantSplit/>
+        </w:trPr>
+        <w:tc>
+          <w:tcPr>
+            <w:tcW w:type="dxa" w:w="7342"/>
+          </w:tcPr>
+          <w:p>
+            <w:pPr>
+              <w:pStyle w:val="Compact"/>
+              <w:spacing w:before="20" w:after="20" w:line="240" w:lineRule="auto"/>
+              <w:keepNext/>
+            </w:pPr>
+            <w:r>
+              <w:rPr>
+                <w:sz w:val="18"/>
+                <w:szCs w:val="18"/>
+              </w:rPr>
+              <w:t xml:space="preserve">출원청: EPO</w:t>
+            </w:r>
+          </w:p>
+        </w:tc>
+        <w:tc>
+          <w:tcPr>
+            <w:tcW w:type="dxa" w:w="1727"/>
+          </w:tcPr>
+          <w:p>
+            <w:pPr>
+              <w:pStyle w:val="Compact"/>
+              <w:spacing w:before="20" w:after="20" w:line="240" w:lineRule="auto"/>
+              <w:jc w:val="right"/>
+              <w:keepNext/>
+            </w:pPr>
+            <w:r>
+              <w:rPr>
+                <w:sz w:val="18"/>
+                <w:szCs w:val="18"/>
+              </w:rPr>
+              <w:t xml:space="preserve">7</w:t>
+            </w:r>
+          </w:p>
+        </w:tc>
+      </w:tr>
+      <w:tr>
+        <w:trPr>
+          <w:cantSplit/>
+        </w:trPr>
+        <w:tc>
+          <w:tcPr>
+            <w:tcW w:type="dxa" w:w="7342"/>
+          </w:tcPr>
+          <w:p>
+            <w:pPr>
+              <w:pStyle w:val="Compact"/>
+              <w:spacing w:before="20" w:after="20" w:line="240" w:lineRule="auto"/>
+              <w:keepNext/>
+            </w:pPr>
+            <w:r>
+              <w:rPr>
+                <w:sz w:val="18"/>
+                <w:szCs w:val="18"/>
+              </w:rPr>
+              <w:t xml:space="preserve">출원청: PCT</w:t>
+            </w:r>
+          </w:p>
+        </w:tc>
+        <w:tc>
+          <w:tcPr>
+            <w:tcW w:type="dxa" w:w="1727"/>
+          </w:tcPr>
+          <w:p>
+            <w:pPr>
+              <w:pStyle w:val="Compact"/>
+              <w:spacing w:before="20" w:after="20" w:line="240" w:lineRule="auto"/>
+              <w:jc w:val="right"/>
+              <w:keepNext/>
+            </w:pPr>
+            <w:r>
+              <w:rPr>
+                <w:sz w:val="18"/>
+                <w:szCs w:val="18"/>
+              </w:rPr>
+              <w:t xml:space="preserve">5</w:t>
+            </w:r>
+          </w:p>
+        </w:tc>
+      </w:tr>
+      <w:tr>
+        <w:trPr>
+          <w:cantSplit/>
+        </w:trPr>
+        <w:tc>
+          <w:tcPr>
+            <w:tcW w:type="dxa" w:w="7342"/>
+          </w:tcPr>
+          <w:p>
+            <w:pPr>
+              <w:pStyle w:val="Compact"/>
+              <w:spacing w:before="20" w:after="20" w:line="240" w:lineRule="auto"/>
+              <w:keepNext/>
+            </w:pPr>
+            <w:r>
+              <w:rPr>
+                <w:sz w:val="18"/>
+                <w:szCs w:val="18"/>
+              </w:rPr>
+              <w:t xml:space="preserve">출원청: 한국</w:t>
+            </w:r>
+          </w:p>
+        </w:tc>
+        <w:tc>
+          <w:tcPr>
+            <w:tcW w:type="dxa" w:w="1727"/>
+          </w:tcPr>
+          <w:p>
+            <w:pPr>
+              <w:pStyle w:val="Compact"/>
+              <w:spacing w:before="20" w:after="20" w:line="240" w:lineRule="auto"/>
+              <w:jc w:val="right"/>
+              <w:keepNext/>
+            </w:pPr>
+            <w:r>
+              <w:rPr>
+                <w:sz w:val="18"/>
+                <w:szCs w:val="18"/>
+              </w:rPr>
+              <w:t xml:space="preserve">2</w:t>
+            </w:r>
+          </w:p>
+        </w:tc>
+      </w:tr>
+      <w:tr>
+        <w:trPr>
+          <w:cantSplit/>
+        </w:trPr>
+        <w:tc>
+          <w:tcPr>
+            <w:tcW w:type="dxa" w:w="7342"/>
+          </w:tcPr>
+          <w:p>
+            <w:pPr>
+              <w:pStyle w:val="Compact"/>
+              <w:spacing w:before="20" w:after="20" w:line="240" w:lineRule="auto"/>
+              <w:keepNext/>
+            </w:pPr>
+            <w:r>
+              <w:rPr>
+                <w:sz w:val="18"/>
+                <w:szCs w:val="18"/>
+              </w:rPr>
+              <w:t xml:space="preserve">출원청: 대만</w:t>
+            </w:r>
+          </w:p>
+        </w:tc>
+        <w:tc>
+          <w:tcPr>
+            <w:tcW w:type="dxa" w:w="1727"/>
+          </w:tcPr>
+          <w:p>
+            <w:pPr>
+              <w:pStyle w:val="Compact"/>
+              <w:spacing w:before="20" w:after="20" w:line="240" w:lineRule="auto"/>
+              <w:jc w:val="right"/>
+              <w:keepNext/>
+            </w:pPr>
+            <w:r>
+              <w:rPr>
+                <w:sz w:val="18"/>
+                <w:szCs w:val="18"/>
+              </w:rPr>
+              <w:t xml:space="preserve">1</w:t>
+            </w:r>
+          </w:p>
+        </w:tc>
+      </w:tr>
+      <w:tr>
+        <w:trPr>
+          <w:cantSplit/>
+        </w:trPr>
+        <w:tc>
+          <w:tcPr>
+            <w:tcW w:type="dxa" w:w="7342"/>
+          </w:tcPr>
+          <w:p>
+            <w:pPr>
+              <w:pStyle w:val="Compact"/>
+              <w:spacing w:before="20" w:after="20" w:line="240" w:lineRule="auto"/>
+              <w:keepNext/>
+            </w:pPr>
+            <w:r>
+              <w:rPr>
+                <w:sz w:val="18"/>
+                <w:szCs w:val="18"/>
+              </w:rPr>
+              <w:t xml:space="preserve">출원청: 기타</w:t>
+            </w:r>
+          </w:p>
+        </w:tc>
+        <w:tc>
+          <w:tcPr>
+            <w:tcW w:type="dxa" w:w="1727"/>
+          </w:tcPr>
+          <w:p>
+            <w:pPr>
+              <w:pStyle w:val="Compact"/>
+              <w:spacing w:before="20" w:after="20" w:line="240" w:lineRule="auto"/>
+              <w:jc w:val="right"/>
+              <w:keepNext/>
+            </w:pPr>
+            <w:r>
+              <w:rPr>
+                <w:sz w:val="18"/>
+                <w:szCs w:val="18"/>
+              </w:rPr>
+              <w:t xml:space="preserve">0</w:t>
+            </w:r>
+          </w:p>
+        </w:tc>
+      </w:tr>
+      <w:tr>
+        <w:trPr>
+          <w:cantSplit/>
+        </w:trPr>
+        <w:tc>
+          <w:tcPr>
+            <w:tcW w:type="dxa" w:w="7342"/>
+          </w:tcPr>
+          <w:p>
+            <w:pPr>
+              <w:pStyle w:val="Compact"/>
+              <w:spacing w:before="20" w:after="20" w:line="240" w:lineRule="auto"/>
+              <w:keepNext/>
+            </w:pPr>
+            <w:r>
+              <w:rPr>
+                <w:sz w:val="18"/>
+                <w:szCs w:val="18"/>
+              </w:rPr>
+              <w:t xml:space="preserve">유형: 조립 단독형</w:t>
+            </w:r>
+          </w:p>
+        </w:tc>
+        <w:tc>
+          <w:tcPr>
+            <w:tcW w:type="dxa" w:w="1727"/>
+          </w:tcPr>
+          <w:p>
+            <w:pPr>
+              <w:pStyle w:val="Compact"/>
+              <w:spacing w:before="20" w:after="20" w:line="240" w:lineRule="auto"/>
+              <w:jc w:val="right"/>
+              <w:keepNext/>
+            </w:pPr>
+            <w:r>
+              <w:rPr>
+                <w:sz w:val="18"/>
+                <w:szCs w:val="18"/>
+              </w:rPr>
+              <w:t xml:space="preserve">34</w:t>
+            </w:r>
+          </w:p>
+        </w:tc>
+      </w:tr>
+      <w:tr>
+        <w:trPr>
+          <w:cantSplit/>
+        </w:trPr>
+        <w:tc>
+          <w:tcPr>
+            <w:tcW w:type="dxa" w:w="7342"/>
+          </w:tcPr>
+          <w:p>
+            <w:pPr>
+              <w:pStyle w:val="Compact"/>
+              <w:spacing w:before="20" w:after="20" w:line="240" w:lineRule="auto"/>
+              <w:keepNext/>
+            </w:pPr>
+            <w:r>
+              <w:rPr>
+                <w:sz w:val="18"/>
+                <w:szCs w:val="18"/>
+              </w:rPr>
+              <w:t xml:space="preserve">유형: 통합형</w:t>
+            </w:r>
+          </w:p>
+        </w:tc>
+        <w:tc>
+          <w:tcPr>
+            <w:tcW w:type="dxa" w:w="1727"/>
+          </w:tcPr>
+          <w:p>
+            <w:pPr>
+              <w:pStyle w:val="Compact"/>
+              <w:spacing w:before="20" w:after="20" w:line="240" w:lineRule="auto"/>
+              <w:jc w:val="right"/>
+              <w:keepNext/>
+            </w:pPr>
+            <w:r>
+              <w:rPr>
+                <w:sz w:val="18"/>
+                <w:szCs w:val="18"/>
+              </w:rPr>
+              <w:t xml:space="preserve">17</w:t>
+            </w:r>
+          </w:p>
+        </w:tc>
+      </w:tr>
+      <w:tr>
+        <w:trPr>
+          <w:cantSplit/>
+        </w:trPr>
+        <w:tc>
+          <w:tcPr>
+            <w:tcW w:type="dxa" w:w="7342"/>
+          </w:tcPr>
+          <w:p>
+            <w:pPr>
+              <w:pStyle w:val="Compact"/>
+              <w:spacing w:before="20" w:after="20" w:line="240" w:lineRule="auto"/>
+              <w:keepNext/>
+            </w:pPr>
+            <w:r>
+              <w:rPr>
+                <w:sz w:val="18"/>
+                <w:szCs w:val="18"/>
+              </w:rPr>
+              <w:t xml:space="preserve">유형: 공정 단독형</w:t>
+            </w:r>
+          </w:p>
+        </w:tc>
+        <w:tc>
+          <w:tcPr>
+            <w:tcW w:type="dxa" w:w="1727"/>
+          </w:tcPr>
+          <w:p>
+            <w:pPr>
+              <w:pStyle w:val="Compact"/>
+              <w:spacing w:before="20" w:after="20" w:line="240" w:lineRule="auto"/>
+              <w:jc w:val="right"/>
+              <w:keepNext/>
+            </w:pPr>
+            <w:r>
+              <w:rPr>
+                <w:sz w:val="18"/>
+                <w:szCs w:val="18"/>
+              </w:rPr>
+              <w:t xml:space="preserve">17</w:t>
+            </w:r>
+          </w:p>
+        </w:tc>
+      </w:tr>
+      <w:tr>
+        <w:trPr>
+          <w:cantSplit/>
+        </w:trPr>
+        <w:tc>
+          <w:tcPr>
+            <w:tcW w:type="dxa" w:w="7342"/>
+          </w:tcPr>
+          <w:p>
+            <w:pPr>
+              <w:pStyle w:val="Compact"/>
+              <w:spacing w:before="20" w:after="20" w:line="240" w:lineRule="auto"/>
+              <w:keepNext/>
+            </w:pPr>
+            <w:r>
+              <w:rPr>
+                <w:sz w:val="18"/>
+                <w:szCs w:val="18"/>
+              </w:rPr>
+              <w:t xml:space="preserve">출원 시기: 2014년 이전</w:t>
+            </w:r>
+          </w:p>
+        </w:tc>
+        <w:tc>
+          <w:tcPr>
+            <w:tcW w:type="dxa" w:w="1727"/>
+          </w:tcPr>
+          <w:p>
+            <w:pPr>
+              <w:pStyle w:val="Compact"/>
+              <w:spacing w:before="20" w:after="20" w:line="240" w:lineRule="auto"/>
+              <w:jc w:val="right"/>
+              <w:keepNext/>
+            </w:pPr>
+            <w:r>
+              <w:rPr>
+                <w:sz w:val="18"/>
+                <w:szCs w:val="18"/>
+              </w:rPr>
+              <w:t xml:space="preserve">36</w:t>
+            </w:r>
+          </w:p>
+        </w:tc>
+      </w:tr>
+      <w:tr>
+        <w:trPr>
+          <w:cantSplit/>
+        </w:trPr>
+        <w:tc>
+          <w:tcPr>
+            <w:tcW w:type="dxa" w:w="7342"/>
+          </w:tcPr>
+          <w:p>
+            <w:pPr>
+              <w:pStyle w:val="Compact"/>
+              <w:spacing w:before="20" w:after="20" w:line="240" w:lineRule="auto"/>
+              <w:keepNext/>
+            </w:pPr>
+            <w:r>
+              <w:rPr>
+                <w:sz w:val="18"/>
+                <w:szCs w:val="18"/>
+              </w:rPr>
+              <w:t xml:space="preserve">출원 시기: 2015년 이후</w:t>
+            </w:r>
+          </w:p>
+        </w:tc>
+        <w:tc>
+          <w:tcPr>
+            <w:tcW w:type="dxa" w:w="1727"/>
+          </w:tcPr>
+          <w:p>
+            <w:pPr>
+              <w:pStyle w:val="Compact"/>
+              <w:spacing w:before="20" w:after="20" w:line="240" w:lineRule="auto"/>
+              <w:jc w:val="right"/>
+              <w:keepNext/>
+            </w:pPr>
+            <w:r>
+              <w:rPr>
+                <w:sz w:val="18"/>
+                <w:szCs w:val="18"/>
+              </w:rPr>
+              <w:t xml:space="preserve">32</w:t>
+            </w:r>
+          </w:p>
+        </w:tc>
+      </w:tr>
+    </w:tbl>
+    <w:bookmarkEnd w:id="50"/>
+    <w:bookmarkEnd w:id="51"/>
+    <w:bookmarkEnd w:id="52"/>
     <w:sectPr>
       <w:footnotePr>
         <w:numRestart w:val="eachSect"/>

--- a/journal/manuscript_v10_ko.docx
+++ b/journal/manuscript_v10_ko.docx
@@ -2,7 +2,7 @@
 <file path=word/document.xml><?xml version="1.0" encoding="utf-8"?>
 <w:document xmlns:w="http://schemas.openxmlformats.org/wordprocessingml/2006/main" xmlns:m="http://schemas.openxmlformats.org/officeDocument/2006/math" xmlns:r="http://schemas.openxmlformats.org/officeDocument/2006/relationships" xmlns:o="urn:schemas-microsoft-com:office:office" xmlns:v="urn:schemas-microsoft-com:vml" xmlns:w10="urn:schemas-microsoft-com:office:word" xmlns:a="http://schemas.openxmlformats.org/drawingml/2006/main" xmlns:pic="http://schemas.openxmlformats.org/drawingml/2006/picture" xmlns:wp="http://schemas.openxmlformats.org/drawingml/2006/wordprocessingDrawing">
   <w:body>
-    <w:bookmarkStart w:id="52" w:name="X68cd19da2f6b8030fec82317a34f434a38a76ce"/>
+    <w:bookmarkStart w:id="48" w:name="X68cd19da2f6b8030fec82317a34f434a38a76ce"/>
     <w:p>
       <w:pPr>
         <w:pStyle w:val="Heading1"/>
@@ -1054,7 +1054,7 @@
         <w:pStyle w:val="BodyText"/>
       </w:pPr>
       <w:r>
-        <w:t xml:space="preserve">자료의 두 가지 특성을 미리 밝혀 둔다. 첫째, 키워드 필터는 직접 접합(direct bonding)이라는 말의 무관한 용법도 걸러내지 못한다. 세라믹 기판에 구리를 붙이는 DBC 기판, 구리 합금, 전력 모듈 등이 그 예다. 제목으로 식별한 이러한 출원은 68건이며, 이를 뺀 재추정 결과를 제5.4절에 보고한다(판정 기준과 분포는 부록 C). 둘째, 추출 자료에는 특허 패밀리 식별자가 없다. 같은 발명이 여러 나라에 출원되면 여러 건으로 잡힌다. 제목이 같은 출원을 같은 패밀리로 보면 928건은 473개의 제목으로 이루어지며, 이 중 149개 제목은 둘 이상의 출원청에 출원되었다. 이 점이 결과에 미치는 영향도 제5.4절에서 확인한다.</w:t>
+        <w:t xml:space="preserve">자료의 두 가지 특성을 미리 밝혀 둔다. 첫째, 키워드 필터는 직접 접합(direct bonding)이라는 말의 무관한 용법도 걸러내지 못한다. 세라믹 기판에 구리를 붙이는 DBC 기판, 구리 합금, 전력 모듈 등이 그 예다. 제목으로 식별한 이러한 출원은 68건이며, 이를 뺀 재추정 결과를 제5.4절에 보고한다(목록은 보충자료 S2). 둘째, 추출 자료에는 특허 패밀리 식별자가 없다. 같은 발명이 여러 나라에 출원되면 여러 건으로 잡힌다. 제목이 같은 출원을 같은 패밀리로 보면 928건은 473개의 제목으로 이루어지며, 이 중 149개 제목은 둘 이상의 출원청에 출원되었다. 이 점이 결과에 미치는 영향도 제5.4절에서 확인한다.</w:t>
       </w:r>
     </w:p>
     <w:bookmarkEnd w:id="21"/>
@@ -3354,7 +3354,7 @@
         <w:pStyle w:val="FirstParagraph"/>
       </w:pPr>
       <w:r>
-        <w:t xml:space="preserve">종속변수의 성격에 맞추어 세 가지 모형을 쓴다. 첫째, 기술범위는 카운트 변수이므로 음이항 회귀로 추정한다. 표본의 분산이 평균보다 훨씬 커서(과산포 모수 α = 0.268, 표준오차 0.020) Poisson 대신 음이항을 쓰며, 계수의 지수인 발생률비(IRR)로 해석한다(Cameron and Trivedi, 2013). 선형 회귀와 Poisson 추정치는 부록 A에 실었고, 부호와 유의성은 같다. 둘째, 전공정 청구 여부는 이항 로짓으로 추정하고 승산비(OR)로 보고한다. 셋째, 세 전략 유형은 조립 단독형을 기준으로 하는 다항 로짓(McFadden, 1974)으로 추정하고 상대위험비(RRR)로 보고한다. 다항 로짓이 H1과 H2의 본 검정이며, H3는 음이항(범위)과 다항 로짓(공정 단독형)으로 검정한다. 모든 모형의 설명변수는 출원연도와 출원청 더미이고, 로짓 모형에는 기술범위가 추가된다. 가설 판정에는 5% 유의수준을 쓴다. 표본의 한계(무관 용법, 패밀리 중복, 최근 출원의 공개 시차, H01L21의 정의)에 따라 결과가 달라지는지는 제5.4절에서 표본과 변수를 바꾸어 다시 추정하는 방식으로 확인한다.</w:t>
+        <w:t xml:space="preserve">종속변수의 성격에 맞추어 세 가지 모형을 쓴다. 첫째, 기술범위는 카운트 변수이므로 음이항 회귀로 추정한다. 표본의 분산이 평균보다 훨씬 커서(과산포 모수 α = 0.268, 표준오차 0.020) Poisson 대신 음이항을 쓰며, 계수의 지수인 발생률비(IRR)로 해석한다(Cameron and Trivedi, 2013). 선형 회귀와 Poisson 추정치는 보충자료 S1에 실었고, 부호와 유의성은 같다. 둘째, 전공정 청구 여부는 이항 로짓으로 추정하고 승산비(OR)로 보고한다. 셋째, 세 전략 유형은 조립 단독형을 기준으로 하는 다항 로짓(McFadden, 1974)으로 추정하고 상대위험비(RRR)로 보고한다. 다항 로짓이 H1과 H2의 본 검정이며, H3는 음이항(범위)과 다항 로짓(공정 단독형)으로 검정한다. 모든 모형의 설명변수는 출원연도와 출원청 더미이고, 로짓 모형에는 기술범위가 추가된다. 가설 판정에는 5% 유의수준을 쓴다. 표본의 한계(무관 용법, 패밀리 중복, 최근 출원의 공개 시차, H01L21의 정의)에 따라 결과가 달라지는지는 제5.4절에서 표본과 변수를 바꾸어 다시 추정하는 방식으로 확인한다.</w:t>
       </w:r>
     </w:p>
     <w:bookmarkEnd w:id="26"/>
@@ -3382,7 +3382,7 @@
         <w:pStyle w:val="FirstParagraph"/>
       </w:pPr>
       <w:r>
-        <w:t xml:space="preserve">표 4는 기술범위의 음이항 추정 결과다. 두 가지가 눈에 띈다. 첫째, 미국 출원청 기준으로 중국 출원청 출원은 기술범위가 약 21% 좁고(IRR 0.785, p &lt; 0.01), PCT 경로 출원은 약 17% 좁다(IRR 0.826, p &lt; 0.01). 한국, 대만, EPO는 미국과 다르지 않다. 일본 출원청 출원은 표본에서 가장 넓지만 10% 수준에서만 유의하다(IRR 1.270, p = 0.07). 그림 3은 모형이 예측하는 출원청별 기술범위다. 중국 출원청 출원의 범위가 좁다는 결과는 H3의 범위 부분을 지지한다. 둘째, 출원연도의 IRR은 1.015로 범위가 해마다 약 1.5%씩 넓어지는 것으로 나오지만, 이 추세는 2010년 이전의 드문 초기 출원에 좌우된다. 2010년 이후 표본만 보면 부호가 반대로 바뀌어(IRR 0.970, p &lt; 0.01) 최근 출원일수록 범위가 오히려 좁다(부록 B). 따라서 범위의 시간 추세에 대해서는 결론을 내리지 않는다.</w:t>
+        <w:t xml:space="preserve">표 4는 기술범위의 음이항 추정 결과다. 두 가지가 눈에 띈다. 첫째, 미국 출원청 기준으로 중국 출원청 출원은 기술범위가 약 21% 좁고(IRR 0.785, p &lt; 0.01), PCT 경로 출원은 약 17% 좁다(IRR 0.826, p &lt; 0.01). 한국, 대만, EPO는 미국과 다르지 않다. 일본 출원청 출원은 표본에서 가장 넓지만 10% 수준에서만 유의하다(IRR 1.270, p = 0.07). 그림 3은 모형이 예측하는 출원청별 기술범위다. 중국 출원청 출원의 범위가 좁다는 결과는 H3의 범위 부분을 지지한다. 둘째, 출원연도의 IRR은 1.015로 범위가 해마다 약 1.5%씩 넓어지는 것으로 나오지만, 이 추세는 2010년 이전의 드문 초기 출원에 좌우된다. 2010년 이후 표본만 보면 부호가 반대로 바뀌어(IRR 0.970, p &lt; 0.01) 최근 출원일수록 범위가 오히려 좁다. 따라서 범위의 시간 추세에 대해서는 결론을 내리지 않는다.</w:t>
       </w:r>
     </w:p>
     <w:p>
@@ -7465,7 +7465,7 @@
         <w:pStyle w:val="FirstParagraph"/>
       </w:pPr>
       <w:r>
-        <w:t xml:space="preserve">표 8은 가설 검정 결과를 요약한다. 판정은 기준 모형(표 4·6)과 아래의 재추정 결과(표 9)를 함께 고려하였다. 재추정은 원자료에서 표본과 변수를 바꾸어 다시 추정하는 방식으로 하였고, 전체 추정 결과는 부록 B에 실었다.</w:t>
+        <w:t xml:space="preserve">표 8은 가설 검정 결과를 요약한다. 판정은 기준 모형(표 4·6)과 아래의 재추정 결과(표 9)를 함께 고려하였다. 재추정은 원자료에서 표본과 변수를 바꾸어 다시 추정하는 방식으로 하였고, 전체 추정 결과는 보충자료 S1에 실었다.</w:t>
       </w:r>
     </w:p>
     <w:p>
@@ -8775,7 +8775,7 @@
         <w:t xml:space="preserve"> </w:t>
       </w:r>
       <w:r>
-        <w:t xml:space="preserve">조정 범위와 좁은 전공정 정의는 기술범위 변수를 바꾸므로 마지막 열은 기준과 같거나 정의되지 않는다. 표준오차와 나머지 계수는 부록 B에 있다.</w:t>
+        <w:t xml:space="preserve">조정 범위와 좁은 전공정 정의는 기술범위 변수를 바꾸므로 마지막 열은 기준과 같거나 정의되지 않는다. 표준오차, p값, 나머지 계수는 보충자료 S1에 있다.</w:t>
       </w:r>
     </w:p>
     <w:p>
@@ -8883,7 +8883,7 @@
         <w:t xml:space="preserve"> </w:t>
       </w:r>
       <w:r>
-        <w:t xml:space="preserve">일본 출원청 출원은 공정 단독형이 드물고(RRR 0.086) 범위가 넓은(IRR 1.270) 경향을 보인다. 그러나 표본이 26건이고 그중 11건이 2010년 이전 출원이어서, 2010년 이후 표본에서는 공정 단독형 계수가 사라지고 범위 계수는 소수의 출원에 좌우된다(부록 B). 일본에 관한 결과는 방향만 참고할 수 있는 잠정적 결과로 본다.</w:t>
+        <w:t xml:space="preserve">일본 출원청 출원은 공정 단독형이 드물고(RRR 0.086) 범위가 넓은(IRR 1.270) 경향을 보인다. 그러나 표본이 26건이고 그중 11건이 2010년 이전 출원이어서, 2010년 이후 표본에서는 공정 단독형 계수가 사라지고 범위 계수는 소수의 출원에 좌우된다(보충자료 S1). 일본에 관한 결과는 방향만 참고할 수 있는 잠정적 결과로 본다.</w:t>
       </w:r>
     </w:p>
     <w:bookmarkEnd w:id="40"/>
@@ -9438,7217 +9438,8 @@
         <w:t xml:space="preserve">Ziedonis, R.H., 2004. Don’t fence me in: Fragmented markets for technology and the patent acquisition strategies of firms. Management Science 50 (6), 804–820. https://doi.org/10.1287/mnsc.1040.0208</w:t>
       </w:r>
     </w:p>
-    <w:p>
-      <w:r>
-        <w:pict>
-          <v:rect style="width:0;height:1.5pt" o:hralign="center" o:hrstd="t" o:hr="t"/>
-        </w:pict>
-      </w:r>
-    </w:p>
     <w:bookmarkEnd w:id="47"/>
-    <w:bookmarkStart w:id="51" w:name="부록"/>
-    <w:p>
-      <w:pPr>
-        <w:pStyle w:val="Heading2"/>
-      </w:pPr>
-      <w:r>
-        <w:t xml:space="preserve">부록</w:t>
-      </w:r>
-    </w:p>
-    <w:bookmarkStart w:id="48" w:name="부록-a.-기술범위-모형의-비교"/>
-    <w:p>
-      <w:pPr>
-        <w:pStyle w:val="Heading3"/>
-      </w:pPr>
-      <w:r>
-        <w:t xml:space="preserve">부록 A. 기술범위 모형의 비교</w:t>
-      </w:r>
-    </w:p>
-    <w:p>
-      <w:pPr>
-        <w:pStyle w:val="FirstParagraph"/>
-      </w:pPr>
-      <w:r>
-        <w:t xml:space="preserve">표 A1은 본문 표 4의 음이항 모형을 선형 회귀(OLS) 및 Poisson 모형과 나란히 보인 것이다. 부호와 유의성은 세 모형에서 같다. 다만 기술범위는 분산이 평균보다 훨씬 큰 카운트 변수여서(음이항의 과산포 모수 α = 0.268, 표준오차 0.020; Poisson 대비 우도비 검정 χ² = 596.3, p &lt; 0.001), Poisson의 표준오차는 실제보다 작게 추정된다. 예컨대 일본 계수의 표준오차는 Poisson에서 0.080, 음이항에서 0.133이다. 이 때문에 본문에서는 음이항을 쓴다.</w:t>
-      </w:r>
-    </w:p>
-    <w:p>
-      <w:pPr>
-        <w:pStyle w:val="BodyText"/>
-      </w:pPr>
-      <w:r>
-        <w:rPr>
-          <w:b/>
-          <w:bCs/>
-        </w:rPr>
-        <w:t xml:space="preserve">표 A1.</w:t>
-      </w:r>
-      <w:r>
-        <w:t xml:space="preserve"> </w:t>
-      </w:r>
-      <w:r>
-        <w:t xml:space="preserve">기술범위의 결정요인: 모형 비교(N = 928; 출원청 기준 = 미국; 괄호 안은 표준오차; Poisson·음이항 계수의 지수가 IRR; * p &lt; 0.10, ** p &lt; 0.05, *** p &lt; 0.01).</w:t>
-      </w:r>
-    </w:p>
-    <w:tbl>
-      <w:tblPr>
-        <w:tblStyle w:val="Table"/>
-        <w:tblW w:type="dxa" w:w="9068"/>
-        <w:tblLayout w:type="fixed"/>
-        <w:tblLook w:firstRow="1" w:lastRow="0" w:firstColumn="0" w:lastColumn="0" w:noHBand="0" w:noVBand="0" w:val="0020"/>
-        <w:tblCellMar>
-          <w:top w:w="20" w:type="dxa"/>
-          <w:bottom w:w="20" w:type="dxa"/>
-          <w:left w:w="60" w:type="dxa"/>
-          <w:right w:w="60" w:type="dxa"/>
-        </w:tblCellMar>
-        <w:tblBorders>
-          <w:top w:val="single" w:sz="8" w:space="0" w:color="000000"/>
-          <w:bottom w:val="single" w:sz="8" w:space="0" w:color="000000"/>
-          <w:left w:val="nil"/>
-          <w:right w:val="nil"/>
-          <w:insideH w:val="nil"/>
-          <w:insideV w:val="nil"/>
-        </w:tblBorders>
-      </w:tblPr>
-      <w:tblGrid>
-        <w:gridCol w:w="1937"/>
-        <w:gridCol w:w="2377"/>
-        <w:gridCol w:w="2377"/>
-        <w:gridCol w:w="2377"/>
-      </w:tblGrid>
-      <w:tr>
-        <w:trPr>
-          <w:tblHeader w:val="on"/>
-          <w:cantSplit/>
-        </w:trPr>
-        <w:tc>
-          <w:tcPr>
-            <w:tcW w:type="dxa" w:w="1937"/>
-            <w:tcBorders>
-              <w:bottom w:val="single" w:sz="4" w:space="0" w:color="000000"/>
-            </w:tcBorders>
-          </w:tcPr>
-          <w:p>
-            <w:pPr>
-              <w:pStyle w:val="Compact"/>
-              <w:spacing w:before="20" w:after="20" w:line="240" w:lineRule="auto"/>
-              <w:keepNext/>
-            </w:pPr>
-          </w:p>
-        </w:tc>
-        <w:tc>
-          <w:tcPr>
-            <w:tcW w:type="dxa" w:w="2377"/>
-            <w:tcBorders>
-              <w:bottom w:val="single" w:sz="4" w:space="0" w:color="000000"/>
-            </w:tcBorders>
-          </w:tcPr>
-          <w:p>
-            <w:pPr>
-              <w:pStyle w:val="Compact"/>
-              <w:spacing w:before="20" w:after="20" w:line="240" w:lineRule="auto"/>
-              <w:jc w:val="center"/>
-              <w:keepNext/>
-            </w:pPr>
-            <w:r>
-              <w:rPr>
-                <w:sz w:val="18"/>
-                <w:szCs w:val="18"/>
-              </w:rPr>
-              <w:t xml:space="preserve">OLS</w:t>
-            </w:r>
-          </w:p>
-        </w:tc>
-        <w:tc>
-          <w:tcPr>
-            <w:tcW w:type="dxa" w:w="2377"/>
-            <w:tcBorders>
-              <w:bottom w:val="single" w:sz="4" w:space="0" w:color="000000"/>
-            </w:tcBorders>
-          </w:tcPr>
-          <w:p>
-            <w:pPr>
-              <w:pStyle w:val="Compact"/>
-              <w:spacing w:before="20" w:after="20" w:line="240" w:lineRule="auto"/>
-              <w:jc w:val="center"/>
-              <w:keepNext/>
-            </w:pPr>
-            <w:r>
-              <w:rPr>
-                <w:sz w:val="18"/>
-                <w:szCs w:val="18"/>
-              </w:rPr>
-              <w:t xml:space="preserve">Poisson</w:t>
-            </w:r>
-          </w:p>
-        </w:tc>
-        <w:tc>
-          <w:tcPr>
-            <w:tcW w:type="dxa" w:w="2377"/>
-            <w:tcBorders>
-              <w:bottom w:val="single" w:sz="4" w:space="0" w:color="000000"/>
-            </w:tcBorders>
-          </w:tcPr>
-          <w:p>
-            <w:pPr>
-              <w:pStyle w:val="Compact"/>
-              <w:spacing w:before="20" w:after="20" w:line="240" w:lineRule="auto"/>
-              <w:jc w:val="center"/>
-              <w:keepNext/>
-            </w:pPr>
-            <w:r>
-              <w:rPr>
-                <w:sz w:val="18"/>
-                <w:szCs w:val="18"/>
-              </w:rPr>
-              <w:t xml:space="preserve">음이항</w:t>
-            </w:r>
-          </w:p>
-        </w:tc>
-      </w:tr>
-      <w:tr>
-        <w:trPr>
-          <w:cantSplit/>
-        </w:trPr>
-        <w:tc>
-          <w:tcPr>
-            <w:tcW w:type="dxa" w:w="1937"/>
-          </w:tcPr>
-          <w:p>
-            <w:pPr>
-              <w:pStyle w:val="Compact"/>
-              <w:spacing w:before="20" w:after="20" w:line="240" w:lineRule="auto"/>
-              <w:keepNext/>
-            </w:pPr>
-            <w:r>
-              <w:rPr>
-                <w:sz w:val="18"/>
-                <w:szCs w:val="18"/>
-              </w:rPr>
-              <w:t xml:space="preserve">출원연도(yc)</w:t>
-            </w:r>
-          </w:p>
-        </w:tc>
-        <w:tc>
-          <w:tcPr>
-            <w:tcW w:type="dxa" w:w="2377"/>
-          </w:tcPr>
-          <w:p>
-            <w:pPr>
-              <w:pStyle w:val="Compact"/>
-              <w:spacing w:before="20" w:after="20" w:line="240" w:lineRule="auto"/>
-              <w:jc w:val="center"/>
-              <w:keepNext/>
-            </w:pPr>
-            <w:r>
-              <w:rPr>
-                <w:sz w:val="18"/>
-                <w:szCs w:val="18"/>
-              </w:rPr>
-              <w:t xml:space="preserve">0.070*** (0.019)</w:t>
-            </w:r>
-          </w:p>
-        </w:tc>
-        <w:tc>
-          <w:tcPr>
-            <w:tcW w:type="dxa" w:w="2377"/>
-          </w:tcPr>
-          <w:p>
-            <w:pPr>
-              <w:pStyle w:val="Compact"/>
-              <w:spacing w:before="20" w:after="20" w:line="240" w:lineRule="auto"/>
-              <w:jc w:val="center"/>
-              <w:keepNext/>
-            </w:pPr>
-            <w:r>
-              <w:rPr>
-                <w:sz w:val="18"/>
-                <w:szCs w:val="18"/>
-              </w:rPr>
-              <w:t xml:space="preserve">0.013*** (0.002)</w:t>
-            </w:r>
-          </w:p>
-        </w:tc>
-        <w:tc>
-          <w:tcPr>
-            <w:tcW w:type="dxa" w:w="2377"/>
-          </w:tcPr>
-          <w:p>
-            <w:pPr>
-              <w:pStyle w:val="Compact"/>
-              <w:spacing w:before="20" w:after="20" w:line="240" w:lineRule="auto"/>
-              <w:jc w:val="center"/>
-              <w:keepNext/>
-            </w:pPr>
-            <w:r>
-              <w:rPr>
-                <w:sz w:val="18"/>
-                <w:szCs w:val="18"/>
-              </w:rPr>
-              <w:t xml:space="preserve">0.014*** (0.003)</w:t>
-            </w:r>
-          </w:p>
-        </w:tc>
-      </w:tr>
-      <w:tr>
-        <w:trPr>
-          <w:cantSplit/>
-        </w:trPr>
-        <w:tc>
-          <w:tcPr>
-            <w:tcW w:type="dxa" w:w="1937"/>
-          </w:tcPr>
-          <w:p>
-            <w:pPr>
-              <w:pStyle w:val="Compact"/>
-              <w:spacing w:before="20" w:after="20" w:line="240" w:lineRule="auto"/>
-              <w:keepNext/>
-            </w:pPr>
-            <w:r>
-              <w:rPr>
-                <w:sz w:val="18"/>
-                <w:szCs w:val="18"/>
-              </w:rPr>
-              <w:t xml:space="preserve">중국(CN)</w:t>
-            </w:r>
-          </w:p>
-        </w:tc>
-        <w:tc>
-          <w:tcPr>
-            <w:tcW w:type="dxa" w:w="2377"/>
-          </w:tcPr>
-          <w:p>
-            <w:pPr>
-              <w:pStyle w:val="Compact"/>
-              <w:spacing w:before="20" w:after="20" w:line="240" w:lineRule="auto"/>
-              <w:jc w:val="center"/>
-              <w:keepNext/>
-            </w:pPr>
-            <w:r>
-              <w:rPr>
-                <w:sz w:val="18"/>
-                <w:szCs w:val="18"/>
-              </w:rPr>
-              <w:t xml:space="preserve">−1.321*** (0.370)</w:t>
-            </w:r>
-          </w:p>
-        </w:tc>
-        <w:tc>
-          <w:tcPr>
-            <w:tcW w:type="dxa" w:w="2377"/>
-          </w:tcPr>
-          <w:p>
-            <w:pPr>
-              <w:pStyle w:val="Compact"/>
-              <w:spacing w:before="20" w:after="20" w:line="240" w:lineRule="auto"/>
-              <w:jc w:val="center"/>
-              <w:keepNext/>
-            </w:pPr>
-            <w:r>
-              <w:rPr>
-                <w:sz w:val="18"/>
-                <w:szCs w:val="18"/>
-              </w:rPr>
-              <w:t xml:space="preserve">−0.241*** (0.040)</w:t>
-            </w:r>
-          </w:p>
-        </w:tc>
-        <w:tc>
-          <w:tcPr>
-            <w:tcW w:type="dxa" w:w="2377"/>
-          </w:tcPr>
-          <w:p>
-            <w:pPr>
-              <w:pStyle w:val="Compact"/>
-              <w:spacing w:before="20" w:after="20" w:line="240" w:lineRule="auto"/>
-              <w:jc w:val="center"/>
-              <w:keepNext/>
-            </w:pPr>
-            <w:r>
-              <w:rPr>
-                <w:sz w:val="18"/>
-                <w:szCs w:val="18"/>
-              </w:rPr>
-              <w:t xml:space="preserve">−0.242*** (0.062)</w:t>
-            </w:r>
-          </w:p>
-        </w:tc>
-      </w:tr>
-      <w:tr>
-        <w:trPr>
-          <w:cantSplit/>
-        </w:trPr>
-        <w:tc>
-          <w:tcPr>
-            <w:tcW w:type="dxa" w:w="1937"/>
-          </w:tcPr>
-          <w:p>
-            <w:pPr>
-              <w:pStyle w:val="Compact"/>
-              <w:spacing w:before="20" w:after="20" w:line="240" w:lineRule="auto"/>
-              <w:keepNext/>
-            </w:pPr>
-            <w:r>
-              <w:rPr>
-                <w:sz w:val="18"/>
-                <w:szCs w:val="18"/>
-              </w:rPr>
-              <w:t xml:space="preserve">한국(KR)</w:t>
-            </w:r>
-          </w:p>
-        </w:tc>
-        <w:tc>
-          <w:tcPr>
-            <w:tcW w:type="dxa" w:w="2377"/>
-          </w:tcPr>
-          <w:p>
-            <w:pPr>
-              <w:pStyle w:val="Compact"/>
-              <w:spacing w:before="20" w:after="20" w:line="240" w:lineRule="auto"/>
-              <w:jc w:val="center"/>
-              <w:keepNext/>
-            </w:pPr>
-            <w:r>
-              <w:rPr>
-                <w:sz w:val="18"/>
-                <w:szCs w:val="18"/>
-              </w:rPr>
-              <w:t xml:space="preserve">0.089 (0.570)</w:t>
-            </w:r>
-          </w:p>
-        </w:tc>
-        <w:tc>
-          <w:tcPr>
-            <w:tcW w:type="dxa" w:w="2377"/>
-          </w:tcPr>
-          <w:p>
-            <w:pPr>
-              <w:pStyle w:val="Compact"/>
-              <w:spacing w:before="20" w:after="20" w:line="240" w:lineRule="auto"/>
-              <w:jc w:val="center"/>
-              <w:keepNext/>
-            </w:pPr>
-            <w:r>
-              <w:rPr>
-                <w:sz w:val="18"/>
-                <w:szCs w:val="18"/>
-              </w:rPr>
-              <w:t xml:space="preserve">0.017 (0.059)</w:t>
-            </w:r>
-          </w:p>
-        </w:tc>
-        <w:tc>
-          <w:tcPr>
-            <w:tcW w:type="dxa" w:w="2377"/>
-          </w:tcPr>
-          <w:p>
-            <w:pPr>
-              <w:pStyle w:val="Compact"/>
-              <w:spacing w:before="20" w:after="20" w:line="240" w:lineRule="auto"/>
-              <w:jc w:val="center"/>
-              <w:keepNext/>
-            </w:pPr>
-            <w:r>
-              <w:rPr>
-                <w:sz w:val="18"/>
-                <w:szCs w:val="18"/>
-              </w:rPr>
-              <w:t xml:space="preserve">0.017 (0.094)</w:t>
-            </w:r>
-          </w:p>
-        </w:tc>
-      </w:tr>
-      <w:tr>
-        <w:trPr>
-          <w:cantSplit/>
-        </w:trPr>
-        <w:tc>
-          <w:tcPr>
-            <w:tcW w:type="dxa" w:w="1937"/>
-          </w:tcPr>
-          <w:p>
-            <w:pPr>
-              <w:pStyle w:val="Compact"/>
-              <w:spacing w:before="20" w:after="20" w:line="240" w:lineRule="auto"/>
-              <w:keepNext/>
-            </w:pPr>
-            <w:r>
-              <w:rPr>
-                <w:sz w:val="18"/>
-                <w:szCs w:val="18"/>
-              </w:rPr>
-              <w:t xml:space="preserve">대만(TW)</w:t>
-            </w:r>
-          </w:p>
-        </w:tc>
-        <w:tc>
-          <w:tcPr>
-            <w:tcW w:type="dxa" w:w="2377"/>
-          </w:tcPr>
-          <w:p>
-            <w:pPr>
-              <w:pStyle w:val="Compact"/>
-              <w:spacing w:before="20" w:after="20" w:line="240" w:lineRule="auto"/>
-              <w:jc w:val="center"/>
-              <w:keepNext/>
-            </w:pPr>
-            <w:r>
-              <w:rPr>
-                <w:sz w:val="18"/>
-                <w:szCs w:val="18"/>
-              </w:rPr>
-              <w:t xml:space="preserve">0.102 (0.510)</w:t>
-            </w:r>
-          </w:p>
-        </w:tc>
-        <w:tc>
-          <w:tcPr>
-            <w:tcW w:type="dxa" w:w="2377"/>
-          </w:tcPr>
-          <w:p>
-            <w:pPr>
-              <w:pStyle w:val="Compact"/>
-              <w:spacing w:before="20" w:after="20" w:line="240" w:lineRule="auto"/>
-              <w:jc w:val="center"/>
-              <w:keepNext/>
-            </w:pPr>
-            <w:r>
-              <w:rPr>
-                <w:sz w:val="18"/>
-                <w:szCs w:val="18"/>
-              </w:rPr>
-              <w:t xml:space="preserve">0.016 (0.051)</w:t>
-            </w:r>
-          </w:p>
-        </w:tc>
-        <w:tc>
-          <w:tcPr>
-            <w:tcW w:type="dxa" w:w="2377"/>
-          </w:tcPr>
-          <w:p>
-            <w:pPr>
-              <w:pStyle w:val="Compact"/>
-              <w:spacing w:before="20" w:after="20" w:line="240" w:lineRule="auto"/>
-              <w:jc w:val="center"/>
-              <w:keepNext/>
-            </w:pPr>
-            <w:r>
-              <w:rPr>
-                <w:sz w:val="18"/>
-                <w:szCs w:val="18"/>
-              </w:rPr>
-              <w:t xml:space="preserve">0.021 (0.083)</w:t>
-            </w:r>
-          </w:p>
-        </w:tc>
-      </w:tr>
-      <w:tr>
-        <w:trPr>
-          <w:cantSplit/>
-        </w:trPr>
-        <w:tc>
-          <w:tcPr>
-            <w:tcW w:type="dxa" w:w="1937"/>
-          </w:tcPr>
-          <w:p>
-            <w:pPr>
-              <w:pStyle w:val="Compact"/>
-              <w:spacing w:before="20" w:after="20" w:line="240" w:lineRule="auto"/>
-              <w:keepNext/>
-            </w:pPr>
-            <w:r>
-              <w:rPr>
-                <w:sz w:val="18"/>
-                <w:szCs w:val="18"/>
-              </w:rPr>
-              <w:t xml:space="preserve">일본(JP)</w:t>
-            </w:r>
-          </w:p>
-        </w:tc>
-        <w:tc>
-          <w:tcPr>
-            <w:tcW w:type="dxa" w:w="2377"/>
-          </w:tcPr>
-          <w:p>
-            <w:pPr>
-              <w:pStyle w:val="Compact"/>
-              <w:spacing w:before="20" w:after="20" w:line="240" w:lineRule="auto"/>
-              <w:jc w:val="center"/>
-              <w:keepNext/>
-            </w:pPr>
-            <w:r>
-              <w:rPr>
-                <w:sz w:val="18"/>
-                <w:szCs w:val="18"/>
-              </w:rPr>
-              <w:t xml:space="preserve">1.737** (0.845)</w:t>
-            </w:r>
-          </w:p>
-        </w:tc>
-        <w:tc>
-          <w:tcPr>
-            <w:tcW w:type="dxa" w:w="2377"/>
-          </w:tcPr>
-          <w:p>
-            <w:pPr>
-              <w:pStyle w:val="Compact"/>
-              <w:spacing w:before="20" w:after="20" w:line="240" w:lineRule="auto"/>
-              <w:jc w:val="center"/>
-              <w:keepNext/>
-            </w:pPr>
-            <w:r>
-              <w:rPr>
-                <w:sz w:val="18"/>
-                <w:szCs w:val="18"/>
-              </w:rPr>
-              <w:t xml:space="preserve">0.280*** (0.080)</w:t>
-            </w:r>
-          </w:p>
-        </w:tc>
-        <w:tc>
-          <w:tcPr>
-            <w:tcW w:type="dxa" w:w="2377"/>
-          </w:tcPr>
-          <w:p>
-            <w:pPr>
-              <w:pStyle w:val="Compact"/>
-              <w:spacing w:before="20" w:after="20" w:line="240" w:lineRule="auto"/>
-              <w:jc w:val="center"/>
-              <w:keepNext/>
-            </w:pPr>
-            <w:r>
-              <w:rPr>
-                <w:sz w:val="18"/>
-                <w:szCs w:val="18"/>
-              </w:rPr>
-              <w:t xml:space="preserve">0.239* (0.133)</w:t>
-            </w:r>
-          </w:p>
-        </w:tc>
-      </w:tr>
-      <w:tr>
-        <w:trPr>
-          <w:cantSplit/>
-        </w:trPr>
-        <w:tc>
-          <w:tcPr>
-            <w:tcW w:type="dxa" w:w="1937"/>
-          </w:tcPr>
-          <w:p>
-            <w:pPr>
-              <w:pStyle w:val="Compact"/>
-              <w:spacing w:before="20" w:after="20" w:line="240" w:lineRule="auto"/>
-              <w:keepNext/>
-            </w:pPr>
-            <w:r>
-              <w:rPr>
-                <w:sz w:val="18"/>
-                <w:szCs w:val="18"/>
-              </w:rPr>
-              <w:t xml:space="preserve">EPO(EP)</w:t>
-            </w:r>
-          </w:p>
-        </w:tc>
-        <w:tc>
-          <w:tcPr>
-            <w:tcW w:type="dxa" w:w="2377"/>
-          </w:tcPr>
-          <w:p>
-            <w:pPr>
-              <w:pStyle w:val="Compact"/>
-              <w:spacing w:before="20" w:after="20" w:line="240" w:lineRule="auto"/>
-              <w:jc w:val="center"/>
-              <w:keepNext/>
-            </w:pPr>
-            <w:r>
-              <w:rPr>
-                <w:sz w:val="18"/>
-                <w:szCs w:val="18"/>
-              </w:rPr>
-              <w:t xml:space="preserve">−0.032 (0.487)</w:t>
-            </w:r>
-          </w:p>
-        </w:tc>
-        <w:tc>
-          <w:tcPr>
-            <w:tcW w:type="dxa" w:w="2377"/>
-          </w:tcPr>
-          <w:p>
-            <w:pPr>
-              <w:pStyle w:val="Compact"/>
-              <w:spacing w:before="20" w:after="20" w:line="240" w:lineRule="auto"/>
-              <w:jc w:val="center"/>
-              <w:keepNext/>
-            </w:pPr>
-            <w:r>
-              <w:rPr>
-                <w:sz w:val="18"/>
-                <w:szCs w:val="18"/>
-              </w:rPr>
-              <w:t xml:space="preserve">−0.005 (0.050)</w:t>
-            </w:r>
-          </w:p>
-        </w:tc>
-        <w:tc>
-          <w:tcPr>
-            <w:tcW w:type="dxa" w:w="2377"/>
-          </w:tcPr>
-          <w:p>
-            <w:pPr>
-              <w:pStyle w:val="Compact"/>
-              <w:spacing w:before="20" w:after="20" w:line="240" w:lineRule="auto"/>
-              <w:jc w:val="center"/>
-              <w:keepNext/>
-            </w:pPr>
-            <w:r>
-              <w:rPr>
-                <w:sz w:val="18"/>
-                <w:szCs w:val="18"/>
-              </w:rPr>
-              <w:t xml:space="preserve">−0.007 (0.080)</w:t>
-            </w:r>
-          </w:p>
-        </w:tc>
-      </w:tr>
-      <w:tr>
-        <w:trPr>
-          <w:cantSplit/>
-        </w:trPr>
-        <w:tc>
-          <w:tcPr>
-            <w:tcW w:type="dxa" w:w="1937"/>
-          </w:tcPr>
-          <w:p>
-            <w:pPr>
-              <w:pStyle w:val="Compact"/>
-              <w:spacing w:before="20" w:after="20" w:line="240" w:lineRule="auto"/>
-              <w:keepNext/>
-            </w:pPr>
-            <w:r>
-              <w:rPr>
-                <w:sz w:val="18"/>
-                <w:szCs w:val="18"/>
-              </w:rPr>
-              <w:t xml:space="preserve">PCT(WO)</w:t>
-            </w:r>
-          </w:p>
-        </w:tc>
-        <w:tc>
-          <w:tcPr>
-            <w:tcW w:type="dxa" w:w="2377"/>
-          </w:tcPr>
-          <w:p>
-            <w:pPr>
-              <w:pStyle w:val="Compact"/>
-              <w:spacing w:before="20" w:after="20" w:line="240" w:lineRule="auto"/>
-              <w:jc w:val="center"/>
-              <w:keepNext/>
-            </w:pPr>
-            <w:r>
-              <w:rPr>
-                <w:sz w:val="18"/>
-                <w:szCs w:val="18"/>
-              </w:rPr>
-              <w:t xml:space="preserve">−1.071** (0.432)</w:t>
-            </w:r>
-          </w:p>
-        </w:tc>
-        <w:tc>
-          <w:tcPr>
-            <w:tcW w:type="dxa" w:w="2377"/>
-          </w:tcPr>
-          <w:p>
-            <w:pPr>
-              <w:pStyle w:val="Compact"/>
-              <w:spacing w:before="20" w:after="20" w:line="240" w:lineRule="auto"/>
-              <w:jc w:val="center"/>
-              <w:keepNext/>
-            </w:pPr>
-            <w:r>
-              <w:rPr>
-                <w:sz w:val="18"/>
-                <w:szCs w:val="18"/>
-              </w:rPr>
-              <w:t xml:space="preserve">−0.193*** (0.047)</w:t>
-            </w:r>
-          </w:p>
-        </w:tc>
-        <w:tc>
-          <w:tcPr>
-            <w:tcW w:type="dxa" w:w="2377"/>
-          </w:tcPr>
-          <w:p>
-            <w:pPr>
-              <w:pStyle w:val="Compact"/>
-              <w:spacing w:before="20" w:after="20" w:line="240" w:lineRule="auto"/>
-              <w:jc w:val="center"/>
-              <w:keepNext/>
-            </w:pPr>
-            <w:r>
-              <w:rPr>
-                <w:sz w:val="18"/>
-                <w:szCs w:val="18"/>
-              </w:rPr>
-              <w:t xml:space="preserve">−0.191*** (0.073)</w:t>
-            </w:r>
-          </w:p>
-        </w:tc>
-      </w:tr>
-      <w:tr>
-        <w:trPr>
-          <w:cantSplit/>
-        </w:trPr>
-        <w:tc>
-          <w:tcPr>
-            <w:tcW w:type="dxa" w:w="1937"/>
-          </w:tcPr>
-          <w:p>
-            <w:pPr>
-              <w:pStyle w:val="Compact"/>
-              <w:spacing w:before="20" w:after="20" w:line="240" w:lineRule="auto"/>
-              <w:keepNext/>
-            </w:pPr>
-            <w:r>
-              <w:rPr>
-                <w:sz w:val="18"/>
-                <w:szCs w:val="18"/>
-              </w:rPr>
-              <w:t xml:space="preserve">기타</w:t>
-            </w:r>
-          </w:p>
-        </w:tc>
-        <w:tc>
-          <w:tcPr>
-            <w:tcW w:type="dxa" w:w="2377"/>
-          </w:tcPr>
-          <w:p>
-            <w:pPr>
-              <w:pStyle w:val="Compact"/>
-              <w:spacing w:before="20" w:after="20" w:line="240" w:lineRule="auto"/>
-              <w:jc w:val="center"/>
-              <w:keepNext/>
-            </w:pPr>
-            <w:r>
-              <w:rPr>
-                <w:sz w:val="18"/>
-                <w:szCs w:val="18"/>
-              </w:rPr>
-              <w:t xml:space="preserve">0.124 (1.029)</w:t>
-            </w:r>
-          </w:p>
-        </w:tc>
-        <w:tc>
-          <w:tcPr>
-            <w:tcW w:type="dxa" w:w="2377"/>
-          </w:tcPr>
-          <w:p>
-            <w:pPr>
-              <w:pStyle w:val="Compact"/>
-              <w:spacing w:before="20" w:after="20" w:line="240" w:lineRule="auto"/>
-              <w:jc w:val="center"/>
-              <w:keepNext/>
-            </w:pPr>
-            <w:r>
-              <w:rPr>
-                <w:sz w:val="18"/>
-                <w:szCs w:val="18"/>
-              </w:rPr>
-              <w:t xml:space="preserve">0.024 (0.106)</w:t>
-            </w:r>
-          </w:p>
-        </w:tc>
-        <w:tc>
-          <w:tcPr>
-            <w:tcW w:type="dxa" w:w="2377"/>
-          </w:tcPr>
-          <w:p>
-            <w:pPr>
-              <w:pStyle w:val="Compact"/>
-              <w:spacing w:before="20" w:after="20" w:line="240" w:lineRule="auto"/>
-              <w:jc w:val="center"/>
-              <w:keepNext/>
-            </w:pPr>
-            <w:r>
-              <w:rPr>
-                <w:sz w:val="18"/>
-                <w:szCs w:val="18"/>
-              </w:rPr>
-              <w:t xml:space="preserve">0.056 (0.171)</w:t>
-            </w:r>
-          </w:p>
-        </w:tc>
-      </w:tr>
-      <w:tr>
-        <w:trPr>
-          <w:cantSplit/>
-        </w:trPr>
-        <w:tc>
-          <w:tcPr>
-            <w:tcW w:type="dxa" w:w="1937"/>
-          </w:tcPr>
-          <w:p>
-            <w:pPr>
-              <w:pStyle w:val="Compact"/>
-              <w:spacing w:before="20" w:after="20" w:line="240" w:lineRule="auto"/>
-              <w:keepNext/>
-            </w:pPr>
-            <w:r>
-              <w:rPr>
-                <w:sz w:val="18"/>
-                <w:szCs w:val="18"/>
-              </w:rPr>
-              <w:t xml:space="preserve">상수</w:t>
-            </w:r>
-          </w:p>
-        </w:tc>
-        <w:tc>
-          <w:tcPr>
-            <w:tcW w:type="dxa" w:w="2377"/>
-          </w:tcPr>
-          <w:p>
-            <w:pPr>
-              <w:pStyle w:val="Compact"/>
-              <w:spacing w:before="20" w:after="20" w:line="240" w:lineRule="auto"/>
-              <w:jc w:val="center"/>
-              <w:keepNext/>
-            </w:pPr>
-            <w:r>
-              <w:rPr>
-                <w:sz w:val="18"/>
-                <w:szCs w:val="18"/>
-              </w:rPr>
-              <w:t xml:space="preserve">2.506*** (0.944)</w:t>
-            </w:r>
-          </w:p>
-        </w:tc>
-        <w:tc>
-          <w:tcPr>
-            <w:tcW w:type="dxa" w:w="2377"/>
-          </w:tcPr>
-          <w:p>
-            <w:pPr>
-              <w:pStyle w:val="Compact"/>
-              <w:spacing w:before="20" w:after="20" w:line="240" w:lineRule="auto"/>
-              <w:jc w:val="center"/>
-              <w:keepNext/>
-            </w:pPr>
-            <w:r>
-              <w:rPr>
-                <w:sz w:val="18"/>
-                <w:szCs w:val="18"/>
-              </w:rPr>
-              <w:t xml:space="preserve">1.143*** (0.107)</w:t>
-            </w:r>
-          </w:p>
-        </w:tc>
-        <w:tc>
-          <w:tcPr>
-            <w:tcW w:type="dxa" w:w="2377"/>
-          </w:tcPr>
-          <w:p>
-            <w:pPr>
-              <w:pStyle w:val="Compact"/>
-              <w:spacing w:before="20" w:after="20" w:line="240" w:lineRule="auto"/>
-              <w:jc w:val="center"/>
-              <w:keepNext/>
-            </w:pPr>
-            <w:r>
-              <w:rPr>
-                <w:sz w:val="18"/>
-                <w:szCs w:val="18"/>
-              </w:rPr>
-              <w:t xml:space="preserve">1.069*** (0.175)</w:t>
-            </w:r>
-          </w:p>
-        </w:tc>
-      </w:tr>
-      <w:tr>
-        <w:trPr>
-          <w:cantSplit/>
-        </w:trPr>
-        <w:tc>
-          <w:tcPr>
-            <w:tcW w:type="dxa" w:w="1937"/>
-          </w:tcPr>
-          <w:p>
-            <w:pPr>
-              <w:pStyle w:val="Compact"/>
-              <w:spacing w:before="20" w:after="20" w:line="240" w:lineRule="auto"/>
-              <w:keepNext/>
-            </w:pPr>
-            <w:r>
-              <w:rPr>
-                <w:sz w:val="18"/>
-                <w:szCs w:val="18"/>
-              </w:rPr>
-              <w:t xml:space="preserve">R²</w:t>
-            </w:r>
-          </w:p>
-        </w:tc>
-        <w:tc>
-          <w:tcPr>
-            <w:tcW w:type="dxa" w:w="2377"/>
-          </w:tcPr>
-          <w:p>
-            <w:pPr>
-              <w:pStyle w:val="Compact"/>
-              <w:spacing w:before="20" w:after="20" w:line="240" w:lineRule="auto"/>
-              <w:jc w:val="center"/>
-              <w:keepNext/>
-            </w:pPr>
-            <w:r>
-              <w:rPr>
-                <w:sz w:val="18"/>
-                <w:szCs w:val="18"/>
-              </w:rPr>
-              <w:t xml:space="preserve">0.033</w:t>
-            </w:r>
-          </w:p>
-        </w:tc>
-        <w:tc>
-          <w:tcPr>
-            <w:tcW w:type="dxa" w:w="2377"/>
-          </w:tcPr>
-          <w:p>
-            <w:pPr>
-              <w:pStyle w:val="Compact"/>
-              <w:spacing w:before="20" w:after="20" w:line="240" w:lineRule="auto"/>
-              <w:jc w:val="center"/>
-              <w:keepNext/>
-            </w:pPr>
-            <w:r>
-              <w:rPr>
-                <w:sz w:val="18"/>
-                <w:szCs w:val="18"/>
-              </w:rPr>
-              <w:t xml:space="preserve">—</w:t>
-            </w:r>
-          </w:p>
-        </w:tc>
-        <w:tc>
-          <w:tcPr>
-            <w:tcW w:type="dxa" w:w="2377"/>
-          </w:tcPr>
-          <w:p>
-            <w:pPr>
-              <w:pStyle w:val="Compact"/>
-              <w:spacing w:before="20" w:after="20" w:line="240" w:lineRule="auto"/>
-              <w:jc w:val="center"/>
-              <w:keepNext/>
-            </w:pPr>
-            <w:r>
-              <w:rPr>
-                <w:sz w:val="18"/>
-                <w:szCs w:val="18"/>
-              </w:rPr>
-              <w:t xml:space="preserve">—</w:t>
-            </w:r>
-          </w:p>
-        </w:tc>
-      </w:tr>
-      <w:tr>
-        <w:trPr>
-          <w:cantSplit/>
-        </w:trPr>
-        <w:tc>
-          <w:tcPr>
-            <w:tcW w:type="dxa" w:w="1937"/>
-          </w:tcPr>
-          <w:p>
-            <w:pPr>
-              <w:pStyle w:val="Compact"/>
-              <w:spacing w:before="20" w:after="20" w:line="240" w:lineRule="auto"/>
-              <w:keepNext/>
-            </w:pPr>
-            <w:r>
-              <w:rPr>
-                <w:sz w:val="18"/>
-                <w:szCs w:val="18"/>
-              </w:rPr>
-              <w:t xml:space="preserve">AIC</w:t>
-            </w:r>
-          </w:p>
-        </w:tc>
-        <w:tc>
-          <w:tcPr>
-            <w:tcW w:type="dxa" w:w="2377"/>
-          </w:tcPr>
-          <w:p>
-            <w:pPr>
-              <w:pStyle w:val="Compact"/>
-              <w:spacing w:before="20" w:after="20" w:line="240" w:lineRule="auto"/>
-              <w:jc w:val="center"/>
-              <w:keepNext/>
-            </w:pPr>
-            <w:r>
-              <w:rPr>
-                <w:sz w:val="18"/>
-                <w:szCs w:val="18"/>
-              </w:rPr>
-              <w:t xml:space="preserve">5,224.9</w:t>
-            </w:r>
-          </w:p>
-        </w:tc>
-        <w:tc>
-          <w:tcPr>
-            <w:tcW w:type="dxa" w:w="2377"/>
-          </w:tcPr>
-          <w:p>
-            <w:pPr>
-              <w:pStyle w:val="Compact"/>
-              <w:spacing w:before="20" w:after="20" w:line="240" w:lineRule="auto"/>
-              <w:jc w:val="center"/>
-              <w:keepNext/>
-            </w:pPr>
-            <w:r>
-              <w:rPr>
-                <w:sz w:val="18"/>
-                <w:szCs w:val="18"/>
-              </w:rPr>
-              <w:t xml:space="preserve">5,477.2</w:t>
-            </w:r>
-          </w:p>
-        </w:tc>
-        <w:tc>
-          <w:tcPr>
-            <w:tcW w:type="dxa" w:w="2377"/>
-          </w:tcPr>
-          <w:p>
-            <w:pPr>
-              <w:pStyle w:val="Compact"/>
-              <w:spacing w:before="20" w:after="20" w:line="240" w:lineRule="auto"/>
-              <w:jc w:val="center"/>
-              <w:keepNext/>
-            </w:pPr>
-            <w:r>
-              <w:rPr>
-                <w:sz w:val="18"/>
-                <w:szCs w:val="18"/>
-              </w:rPr>
-              <w:t xml:space="preserve">4,883.0</w:t>
-            </w:r>
-          </w:p>
-        </w:tc>
-      </w:tr>
-    </w:tbl>
     <w:bookmarkEnd w:id="48"/>
-    <w:bookmarkStart w:id="49" w:name="부록-b.-재추정-결과-전체"/>
-    <w:p>
-      <w:pPr>
-        <w:pStyle w:val="Heading3"/>
-      </w:pPr>
-      <w:r>
-        <w:t xml:space="preserve">부록 B. 재추정 결과 전체</w:t>
-      </w:r>
-    </w:p>
-    <w:p>
-      <w:pPr>
-        <w:pStyle w:val="FirstParagraph"/>
-      </w:pPr>
-      <w:r>
-        <w:t xml:space="preserve">표 B1과 B2는 본문 표 9에 요약한 재추정의 전체 계수다. 각 열은 표본 또는 변수 정의를 하나씩 바꾼 다항 로짓이며, 기준 열은 본문 표 6과 같다. 조정 범위는 각 클래스의 첫 기호를 뺀 기술범위를, 패밀리 중복 제거는 같은 제목의 출원 가운데 가장 이른 1건만 남긴 표본을, 좁은 전공정 정의는 H01L21의 조립 단계 공정 기호를 제조공정으로 세지 않은 변수를, 무관 용법 제외는 부록 C의 68건을 뺀 표본을, 2023–2024년 제외는 공개 시차의 영향을 받는 두 해를 뺀 표본을 뜻한다. 2010년 이후 표본은 본문 제5.1절과 제5.4절(일본)에서 언급한 것이다.</w:t>
-      </w:r>
-    </w:p>
-    <w:p>
-      <w:pPr>
-        <w:pStyle w:val="BodyText"/>
-      </w:pPr>
-      <w:r>
-        <w:rPr>
-          <w:b/>
-          <w:bCs/>
-        </w:rPr>
-        <w:t xml:space="preserve">표 B1.</w:t>
-      </w:r>
-      <w:r>
-        <w:t xml:space="preserve"> </w:t>
-      </w:r>
-      <w:r>
-        <w:t xml:space="preserve">다항 로짓의 통합형 방정식: 표본·변수별 상대위험비(기준 범주 = 조립 단독형; 출원청 기준 = 미국; 괄호 안은 로그 계수의 표준오차; * p &lt; 0.10, ** p &lt; 0.05, *** p &lt; 0.01).</w:t>
-      </w:r>
-    </w:p>
-    <w:tbl>
-      <w:tblPr>
-        <w:tblStyle w:val="Table"/>
-        <w:tblW w:type="dxa" w:w="9072"/>
-        <w:tblLayout w:type="fixed"/>
-        <w:tblLook w:firstRow="1" w:lastRow="0" w:firstColumn="0" w:lastColumn="0" w:noHBand="0" w:noVBand="0" w:val="0020"/>
-        <w:tblCellMar>
-          <w:top w:w="20" w:type="dxa"/>
-          <w:bottom w:w="20" w:type="dxa"/>
-          <w:left w:w="60" w:type="dxa"/>
-          <w:right w:w="60" w:type="dxa"/>
-        </w:tblCellMar>
-        <w:tblBorders>
-          <w:top w:val="single" w:sz="8" w:space="0" w:color="000000"/>
-          <w:bottom w:val="single" w:sz="8" w:space="0" w:color="000000"/>
-          <w:left w:val="nil"/>
-          <w:right w:val="nil"/>
-          <w:insideH w:val="nil"/>
-          <w:insideV w:val="nil"/>
-        </w:tblBorders>
-      </w:tblPr>
-      <w:tblGrid>
-        <w:gridCol w:w="1106"/>
-        <w:gridCol w:w="1136"/>
-        <w:gridCol w:w="1136"/>
-        <w:gridCol w:w="1136"/>
-        <w:gridCol w:w="1136"/>
-        <w:gridCol w:w="1136"/>
-        <w:gridCol w:w="1150"/>
-        <w:gridCol w:w="1136"/>
-      </w:tblGrid>
-      <w:tr>
-        <w:trPr>
-          <w:tblHeader w:val="on"/>
-          <w:cantSplit/>
-        </w:trPr>
-        <w:tc>
-          <w:tcPr>
-            <w:tcW w:type="dxa" w:w="1106"/>
-            <w:tcBorders>
-              <w:bottom w:val="single" w:sz="4" w:space="0" w:color="000000"/>
-            </w:tcBorders>
-          </w:tcPr>
-          <w:p>
-            <w:pPr>
-              <w:pStyle w:val="Compact"/>
-              <w:spacing w:before="20" w:after="20" w:line="240" w:lineRule="auto"/>
-              <w:keepNext/>
-            </w:pPr>
-          </w:p>
-        </w:tc>
-        <w:tc>
-          <w:tcPr>
-            <w:tcW w:type="dxa" w:w="1136"/>
-            <w:tcBorders>
-              <w:bottom w:val="single" w:sz="4" w:space="0" w:color="000000"/>
-            </w:tcBorders>
-          </w:tcPr>
-          <w:p>
-            <w:pPr>
-              <w:pStyle w:val="Compact"/>
-              <w:spacing w:before="20" w:after="20" w:line="240" w:lineRule="auto"/>
-              <w:jc w:val="center"/>
-              <w:keepNext/>
-            </w:pPr>
-            <w:r>
-              <w:rPr>
-                <w:sz w:val="13"/>
-                <w:szCs w:val="13"/>
-              </w:rPr>
-              <w:t xml:space="preserve">기준</w:t>
-            </w:r>
-          </w:p>
-        </w:tc>
-        <w:tc>
-          <w:tcPr>
-            <w:tcW w:type="dxa" w:w="1136"/>
-            <w:tcBorders>
-              <w:bottom w:val="single" w:sz="4" w:space="0" w:color="000000"/>
-            </w:tcBorders>
-          </w:tcPr>
-          <w:p>
-            <w:pPr>
-              <w:pStyle w:val="Compact"/>
-              <w:spacing w:before="20" w:after="20" w:line="240" w:lineRule="auto"/>
-              <w:jc w:val="center"/>
-              <w:keepNext/>
-            </w:pPr>
-            <w:r>
-              <w:rPr>
-                <w:sz w:val="13"/>
-                <w:szCs w:val="13"/>
-              </w:rPr>
-              <w:t xml:space="preserve">조정 범위</w:t>
-            </w:r>
-          </w:p>
-        </w:tc>
-        <w:tc>
-          <w:tcPr>
-            <w:tcW w:type="dxa" w:w="1136"/>
-            <w:tcBorders>
-              <w:bottom w:val="single" w:sz="4" w:space="0" w:color="000000"/>
-            </w:tcBorders>
-          </w:tcPr>
-          <w:p>
-            <w:pPr>
-              <w:pStyle w:val="Compact"/>
-              <w:spacing w:before="20" w:after="20" w:line="240" w:lineRule="auto"/>
-              <w:jc w:val="center"/>
-              <w:keepNext/>
-            </w:pPr>
-            <w:r>
-              <w:rPr>
-                <w:sz w:val="13"/>
-                <w:szCs w:val="13"/>
-              </w:rPr>
-              <w:t xml:space="preserve">패밀리 중복 제거</w:t>
-            </w:r>
-          </w:p>
-        </w:tc>
-        <w:tc>
-          <w:tcPr>
-            <w:tcW w:type="dxa" w:w="1136"/>
-            <w:tcBorders>
-              <w:bottom w:val="single" w:sz="4" w:space="0" w:color="000000"/>
-            </w:tcBorders>
-          </w:tcPr>
-          <w:p>
-            <w:pPr>
-              <w:pStyle w:val="Compact"/>
-              <w:spacing w:before="20" w:after="20" w:line="240" w:lineRule="auto"/>
-              <w:jc w:val="center"/>
-              <w:keepNext/>
-            </w:pPr>
-            <w:r>
-              <w:rPr>
-                <w:sz w:val="13"/>
-                <w:szCs w:val="13"/>
-              </w:rPr>
-              <w:t xml:space="preserve">좁은 전공정 정의</w:t>
-            </w:r>
-          </w:p>
-        </w:tc>
-        <w:tc>
-          <w:tcPr>
-            <w:tcW w:type="dxa" w:w="1136"/>
-            <w:tcBorders>
-              <w:bottom w:val="single" w:sz="4" w:space="0" w:color="000000"/>
-            </w:tcBorders>
-          </w:tcPr>
-          <w:p>
-            <w:pPr>
-              <w:pStyle w:val="Compact"/>
-              <w:spacing w:before="20" w:after="20" w:line="240" w:lineRule="auto"/>
-              <w:jc w:val="center"/>
-              <w:keepNext/>
-            </w:pPr>
-            <w:r>
-              <w:rPr>
-                <w:sz w:val="13"/>
-                <w:szCs w:val="13"/>
-              </w:rPr>
-              <w:t xml:space="preserve">무관 용법 제외</w:t>
-            </w:r>
-          </w:p>
-        </w:tc>
-        <w:tc>
-          <w:tcPr>
-            <w:tcW w:type="dxa" w:w="1150"/>
-            <w:tcBorders>
-              <w:bottom w:val="single" w:sz="4" w:space="0" w:color="000000"/>
-            </w:tcBorders>
-          </w:tcPr>
-          <w:p>
-            <w:pPr>
-              <w:pStyle w:val="Compact"/>
-              <w:spacing w:before="20" w:after="20" w:line="240" w:lineRule="auto"/>
-              <w:jc w:val="center"/>
-              <w:keepNext/>
-            </w:pPr>
-            <w:r>
-              <w:rPr>
-                <w:sz w:val="13"/>
-                <w:szCs w:val="13"/>
-              </w:rPr>
-              <w:t xml:space="preserve">2023–2024년 제외</w:t>
-            </w:r>
-          </w:p>
-        </w:tc>
-        <w:tc>
-          <w:tcPr>
-            <w:tcW w:type="dxa" w:w="1136"/>
-            <w:tcBorders>
-              <w:bottom w:val="single" w:sz="4" w:space="0" w:color="000000"/>
-            </w:tcBorders>
-          </w:tcPr>
-          <w:p>
-            <w:pPr>
-              <w:pStyle w:val="Compact"/>
-              <w:spacing w:before="20" w:after="20" w:line="240" w:lineRule="auto"/>
-              <w:jc w:val="center"/>
-              <w:keepNext/>
-            </w:pPr>
-            <w:r>
-              <w:rPr>
-                <w:sz w:val="13"/>
-                <w:szCs w:val="13"/>
-              </w:rPr>
-              <w:t xml:space="preserve">2010년 이후</w:t>
-            </w:r>
-          </w:p>
-        </w:tc>
-      </w:tr>
-      <w:tr>
-        <w:trPr>
-          <w:cantSplit/>
-        </w:trPr>
-        <w:tc>
-          <w:tcPr>
-            <w:tcW w:type="dxa" w:w="1106"/>
-          </w:tcPr>
-          <w:p>
-            <w:pPr>
-              <w:pStyle w:val="Compact"/>
-              <w:spacing w:before="20" w:after="20" w:line="240" w:lineRule="auto"/>
-              <w:keepNext/>
-            </w:pPr>
-            <w:r>
-              <w:rPr>
-                <w:sz w:val="13"/>
-                <w:szCs w:val="13"/>
-              </w:rPr>
-              <w:t xml:space="preserve">출원연도(yc)</w:t>
-            </w:r>
-          </w:p>
-        </w:tc>
-        <w:tc>
-          <w:tcPr>
-            <w:tcW w:type="dxa" w:w="1136"/>
-          </w:tcPr>
-          <w:p>
-            <w:pPr>
-              <w:pStyle w:val="Compact"/>
-              <w:spacing w:before="20" w:after="20" w:line="240" w:lineRule="auto"/>
-              <w:jc w:val="center"/>
-              <w:keepNext/>
-            </w:pPr>
-            <w:r>
-              <w:rPr>
-                <w:sz w:val="13"/>
-                <w:szCs w:val="13"/>
-              </w:rPr>
-              <w:t xml:space="preserve">0.993 (0.015)</w:t>
-            </w:r>
-          </w:p>
-        </w:tc>
-        <w:tc>
-          <w:tcPr>
-            <w:tcW w:type="dxa" w:w="1136"/>
-          </w:tcPr>
-          <w:p>
-            <w:pPr>
-              <w:pStyle w:val="Compact"/>
-              <w:spacing w:before="20" w:after="20" w:line="240" w:lineRule="auto"/>
-              <w:jc w:val="center"/>
-              <w:keepNext/>
-            </w:pPr>
-            <w:r>
-              <w:rPr>
-                <w:sz w:val="13"/>
-                <w:szCs w:val="13"/>
-              </w:rPr>
-              <w:t xml:space="preserve">1.002 (0.014)</w:t>
-            </w:r>
-          </w:p>
-        </w:tc>
-        <w:tc>
-          <w:tcPr>
-            <w:tcW w:type="dxa" w:w="1136"/>
-          </w:tcPr>
-          <w:p>
-            <w:pPr>
-              <w:pStyle w:val="Compact"/>
-              <w:spacing w:before="20" w:after="20" w:line="240" w:lineRule="auto"/>
-              <w:jc w:val="center"/>
-              <w:keepNext/>
-            </w:pPr>
-            <w:r>
-              <w:rPr>
-                <w:sz w:val="13"/>
-                <w:szCs w:val="13"/>
-              </w:rPr>
-              <w:t xml:space="preserve">0.997 (0.018)</w:t>
-            </w:r>
-          </w:p>
-        </w:tc>
-        <w:tc>
-          <w:tcPr>
-            <w:tcW w:type="dxa" w:w="1136"/>
-          </w:tcPr>
-          <w:p>
-            <w:pPr>
-              <w:pStyle w:val="Compact"/>
-              <w:spacing w:before="20" w:after="20" w:line="240" w:lineRule="auto"/>
-              <w:jc w:val="center"/>
-              <w:keepNext/>
-            </w:pPr>
-            <w:r>
-              <w:rPr>
-                <w:sz w:val="13"/>
-                <w:szCs w:val="13"/>
-              </w:rPr>
-              <w:t xml:space="preserve">0.967** (0.015)</w:t>
-            </w:r>
-          </w:p>
-        </w:tc>
-        <w:tc>
-          <w:tcPr>
-            <w:tcW w:type="dxa" w:w="1136"/>
-          </w:tcPr>
-          <w:p>
-            <w:pPr>
-              <w:pStyle w:val="Compact"/>
-              <w:spacing w:before="20" w:after="20" w:line="240" w:lineRule="auto"/>
-              <w:jc w:val="center"/>
-              <w:keepNext/>
-            </w:pPr>
-            <w:r>
-              <w:rPr>
-                <w:sz w:val="13"/>
-                <w:szCs w:val="13"/>
-              </w:rPr>
-              <w:t xml:space="preserve">0.949** (0.022)</w:t>
-            </w:r>
-          </w:p>
-        </w:tc>
-        <w:tc>
-          <w:tcPr>
-            <w:tcW w:type="dxa" w:w="1150"/>
-          </w:tcPr>
-          <w:p>
-            <w:pPr>
-              <w:pStyle w:val="Compact"/>
-              <w:spacing w:before="20" w:after="20" w:line="240" w:lineRule="auto"/>
-              <w:jc w:val="center"/>
-              <w:keepNext/>
-            </w:pPr>
-            <w:r>
-              <w:rPr>
-                <w:sz w:val="13"/>
-                <w:szCs w:val="13"/>
-              </w:rPr>
-              <w:t xml:space="preserve">0.989 (0.018)</w:t>
-            </w:r>
-          </w:p>
-        </w:tc>
-        <w:tc>
-          <w:tcPr>
-            <w:tcW w:type="dxa" w:w="1136"/>
-          </w:tcPr>
-          <w:p>
-            <w:pPr>
-              <w:pStyle w:val="Compact"/>
-              <w:spacing w:before="20" w:after="20" w:line="240" w:lineRule="auto"/>
-              <w:jc w:val="center"/>
-              <w:keepNext/>
-            </w:pPr>
-            <w:r>
-              <w:rPr>
-                <w:sz w:val="13"/>
-                <w:szCs w:val="13"/>
-              </w:rPr>
-              <w:t xml:space="preserve">0.934** (0.027)</w:t>
-            </w:r>
-          </w:p>
-        </w:tc>
-      </w:tr>
-      <w:tr>
-        <w:trPr>
-          <w:cantSplit/>
-        </w:trPr>
-        <w:tc>
-          <w:tcPr>
-            <w:tcW w:type="dxa" w:w="1106"/>
-          </w:tcPr>
-          <w:p>
-            <w:pPr>
-              <w:pStyle w:val="Compact"/>
-              <w:spacing w:before="20" w:after="20" w:line="240" w:lineRule="auto"/>
-              <w:keepNext/>
-            </w:pPr>
-            <w:r>
-              <w:rPr>
-                <w:sz w:val="13"/>
-                <w:szCs w:val="13"/>
-              </w:rPr>
-              <w:t xml:space="preserve">기술범위</w:t>
-            </w:r>
-          </w:p>
-        </w:tc>
-        <w:tc>
-          <w:tcPr>
-            <w:tcW w:type="dxa" w:w="1136"/>
-          </w:tcPr>
-          <w:p>
-            <w:pPr>
-              <w:pStyle w:val="Compact"/>
-              <w:spacing w:before="20" w:after="20" w:line="240" w:lineRule="auto"/>
-              <w:jc w:val="center"/>
-              <w:keepNext/>
-            </w:pPr>
-            <w:r>
-              <w:rPr>
-                <w:sz w:val="13"/>
-                <w:szCs w:val="13"/>
-              </w:rPr>
-              <w:t xml:space="preserve">1.403*** (0.031)</w:t>
-            </w:r>
-          </w:p>
-        </w:tc>
-        <w:tc>
-          <w:tcPr>
-            <w:tcW w:type="dxa" w:w="1136"/>
-          </w:tcPr>
-          <w:p>
-            <w:pPr>
-              <w:pStyle w:val="Compact"/>
-              <w:spacing w:before="20" w:after="20" w:line="240" w:lineRule="auto"/>
-              <w:jc w:val="center"/>
-              <w:keepNext/>
-            </w:pPr>
-            <w:r>
-              <w:rPr>
-                <w:sz w:val="13"/>
-                <w:szCs w:val="13"/>
-              </w:rPr>
-              <w:t xml:space="preserve">1.262*** (0.027)</w:t>
-            </w:r>
-          </w:p>
-        </w:tc>
-        <w:tc>
-          <w:tcPr>
-            <w:tcW w:type="dxa" w:w="1136"/>
-          </w:tcPr>
-          <w:p>
-            <w:pPr>
-              <w:pStyle w:val="Compact"/>
-              <w:spacing w:before="20" w:after="20" w:line="240" w:lineRule="auto"/>
-              <w:jc w:val="center"/>
-              <w:keepNext/>
-            </w:pPr>
-            <w:r>
-              <w:rPr>
-                <w:sz w:val="13"/>
-                <w:szCs w:val="13"/>
-              </w:rPr>
-              <w:t xml:space="preserve">1.295*** (0.039)</w:t>
-            </w:r>
-          </w:p>
-        </w:tc>
-        <w:tc>
-          <w:tcPr>
-            <w:tcW w:type="dxa" w:w="1136"/>
-          </w:tcPr>
-          <w:p>
-            <w:pPr>
-              <w:pStyle w:val="Compact"/>
-              <w:spacing w:before="20" w:after="20" w:line="240" w:lineRule="auto"/>
-              <w:jc w:val="center"/>
-              <w:keepNext/>
-            </w:pPr>
-            <w:r>
-              <w:rPr>
-                <w:sz w:val="13"/>
-                <w:szCs w:val="13"/>
-              </w:rPr>
-              <w:t xml:space="preserve">1.352*** (0.028)</w:t>
-            </w:r>
-          </w:p>
-        </w:tc>
-        <w:tc>
-          <w:tcPr>
-            <w:tcW w:type="dxa" w:w="1136"/>
-          </w:tcPr>
-          <w:p>
-            <w:pPr>
-              <w:pStyle w:val="Compact"/>
-              <w:spacing w:before="20" w:after="20" w:line="240" w:lineRule="auto"/>
-              <w:jc w:val="center"/>
-              <w:keepNext/>
-            </w:pPr>
-            <w:r>
-              <w:rPr>
-                <w:sz w:val="13"/>
-                <w:szCs w:val="13"/>
-              </w:rPr>
-              <w:t xml:space="preserve">1.384*** (0.031)</w:t>
-            </w:r>
-          </w:p>
-        </w:tc>
-        <w:tc>
-          <w:tcPr>
-            <w:tcW w:type="dxa" w:w="1150"/>
-          </w:tcPr>
-          <w:p>
-            <w:pPr>
-              <w:pStyle w:val="Compact"/>
-              <w:spacing w:before="20" w:after="20" w:line="240" w:lineRule="auto"/>
-              <w:jc w:val="center"/>
-              <w:keepNext/>
-            </w:pPr>
-            <w:r>
-              <w:rPr>
-                <w:sz w:val="13"/>
-                <w:szCs w:val="13"/>
-              </w:rPr>
-              <w:t xml:space="preserve">1.418*** (0.034)</w:t>
-            </w:r>
-          </w:p>
-        </w:tc>
-        <w:tc>
-          <w:tcPr>
-            <w:tcW w:type="dxa" w:w="1136"/>
-          </w:tcPr>
-          <w:p>
-            <w:pPr>
-              <w:pStyle w:val="Compact"/>
-              <w:spacing w:before="20" w:after="20" w:line="240" w:lineRule="auto"/>
-              <w:jc w:val="center"/>
-              <w:keepNext/>
-            </w:pPr>
-            <w:r>
-              <w:rPr>
-                <w:sz w:val="13"/>
-                <w:szCs w:val="13"/>
-              </w:rPr>
-              <w:t xml:space="preserve">1.385*** (0.032)</w:t>
-            </w:r>
-          </w:p>
-        </w:tc>
-      </w:tr>
-      <w:tr>
-        <w:trPr>
-          <w:cantSplit/>
-        </w:trPr>
-        <w:tc>
-          <w:tcPr>
-            <w:tcW w:type="dxa" w:w="1106"/>
-          </w:tcPr>
-          <w:p>
-            <w:pPr>
-              <w:pStyle w:val="Compact"/>
-              <w:spacing w:before="20" w:after="20" w:line="240" w:lineRule="auto"/>
-              <w:keepNext/>
-            </w:pPr>
-            <w:r>
-              <w:rPr>
-                <w:sz w:val="13"/>
-                <w:szCs w:val="13"/>
-              </w:rPr>
-              <w:t xml:space="preserve">중국(CN)</w:t>
-            </w:r>
-          </w:p>
-        </w:tc>
-        <w:tc>
-          <w:tcPr>
-            <w:tcW w:type="dxa" w:w="1136"/>
-          </w:tcPr>
-          <w:p>
-            <w:pPr>
-              <w:pStyle w:val="Compact"/>
-              <w:spacing w:before="20" w:after="20" w:line="240" w:lineRule="auto"/>
-              <w:jc w:val="center"/>
-              <w:keepNext/>
-            </w:pPr>
-            <w:r>
-              <w:rPr>
-                <w:sz w:val="13"/>
-                <w:szCs w:val="13"/>
-              </w:rPr>
-              <w:t xml:space="preserve">1.205 (0.233)</w:t>
-            </w:r>
-          </w:p>
-        </w:tc>
-        <w:tc>
-          <w:tcPr>
-            <w:tcW w:type="dxa" w:w="1136"/>
-          </w:tcPr>
-          <w:p>
-            <w:pPr>
-              <w:pStyle w:val="Compact"/>
-              <w:spacing w:before="20" w:after="20" w:line="240" w:lineRule="auto"/>
-              <w:jc w:val="center"/>
-              <w:keepNext/>
-            </w:pPr>
-            <w:r>
-              <w:rPr>
-                <w:sz w:val="13"/>
-                <w:szCs w:val="13"/>
-              </w:rPr>
-              <w:t xml:space="preserve">1.096 (0.220)</w:t>
-            </w:r>
-          </w:p>
-        </w:tc>
-        <w:tc>
-          <w:tcPr>
-            <w:tcW w:type="dxa" w:w="1136"/>
-          </w:tcPr>
-          <w:p>
-            <w:pPr>
-              <w:pStyle w:val="Compact"/>
-              <w:spacing w:before="20" w:after="20" w:line="240" w:lineRule="auto"/>
-              <w:jc w:val="center"/>
-              <w:keepNext/>
-            </w:pPr>
-            <w:r>
-              <w:rPr>
-                <w:sz w:val="13"/>
-                <w:szCs w:val="13"/>
-              </w:rPr>
-              <w:t xml:space="preserve">1.366 (0.288)</w:t>
-            </w:r>
-          </w:p>
-        </w:tc>
-        <w:tc>
-          <w:tcPr>
-            <w:tcW w:type="dxa" w:w="1136"/>
-          </w:tcPr>
-          <w:p>
-            <w:pPr>
-              <w:pStyle w:val="Compact"/>
-              <w:spacing w:before="20" w:after="20" w:line="240" w:lineRule="auto"/>
-              <w:jc w:val="center"/>
-              <w:keepNext/>
-            </w:pPr>
-            <w:r>
-              <w:rPr>
-                <w:sz w:val="13"/>
-                <w:szCs w:val="13"/>
-              </w:rPr>
-              <w:t xml:space="preserve">1.401 (0.235)</w:t>
-            </w:r>
-          </w:p>
-        </w:tc>
-        <w:tc>
-          <w:tcPr>
-            <w:tcW w:type="dxa" w:w="1136"/>
-          </w:tcPr>
-          <w:p>
-            <w:pPr>
-              <w:pStyle w:val="Compact"/>
-              <w:spacing w:before="20" w:after="20" w:line="240" w:lineRule="auto"/>
-              <w:jc w:val="center"/>
-              <w:keepNext/>
-            </w:pPr>
-            <w:r>
-              <w:rPr>
-                <w:sz w:val="13"/>
-                <w:szCs w:val="13"/>
-              </w:rPr>
-              <w:t xml:space="preserve">1.350 (0.241)</w:t>
-            </w:r>
-          </w:p>
-        </w:tc>
-        <w:tc>
-          <w:tcPr>
-            <w:tcW w:type="dxa" w:w="1150"/>
-          </w:tcPr>
-          <w:p>
-            <w:pPr>
-              <w:pStyle w:val="Compact"/>
-              <w:spacing w:before="20" w:after="20" w:line="240" w:lineRule="auto"/>
-              <w:jc w:val="center"/>
-              <w:keepNext/>
-            </w:pPr>
-            <w:r>
-              <w:rPr>
-                <w:sz w:val="13"/>
-                <w:szCs w:val="13"/>
-              </w:rPr>
-              <w:t xml:space="preserve">1.231 (0.258)</w:t>
-            </w:r>
-          </w:p>
-        </w:tc>
-        <w:tc>
-          <w:tcPr>
-            <w:tcW w:type="dxa" w:w="1136"/>
-          </w:tcPr>
-          <w:p>
-            <w:pPr>
-              <w:pStyle w:val="Compact"/>
-              <w:spacing w:before="20" w:after="20" w:line="240" w:lineRule="auto"/>
-              <w:jc w:val="center"/>
-              <w:keepNext/>
-            </w:pPr>
-            <w:r>
-              <w:rPr>
-                <w:sz w:val="13"/>
-                <w:szCs w:val="13"/>
-              </w:rPr>
-              <w:t xml:space="preserve">1.240 (0.234)</w:t>
-            </w:r>
-          </w:p>
-        </w:tc>
-      </w:tr>
-      <w:tr>
-        <w:trPr>
-          <w:cantSplit/>
-        </w:trPr>
-        <w:tc>
-          <w:tcPr>
-            <w:tcW w:type="dxa" w:w="1106"/>
-          </w:tcPr>
-          <w:p>
-            <w:pPr>
-              <w:pStyle w:val="Compact"/>
-              <w:spacing w:before="20" w:after="20" w:line="240" w:lineRule="auto"/>
-              <w:keepNext/>
-            </w:pPr>
-            <w:r>
-              <w:rPr>
-                <w:sz w:val="13"/>
-                <w:szCs w:val="13"/>
-              </w:rPr>
-              <w:t xml:space="preserve">한국(KR)</w:t>
-            </w:r>
-          </w:p>
-        </w:tc>
-        <w:tc>
-          <w:tcPr>
-            <w:tcW w:type="dxa" w:w="1136"/>
-          </w:tcPr>
-          <w:p>
-            <w:pPr>
-              <w:pStyle w:val="Compact"/>
-              <w:spacing w:before="20" w:after="20" w:line="240" w:lineRule="auto"/>
-              <w:jc w:val="center"/>
-              <w:keepNext/>
-            </w:pPr>
-            <w:r>
-              <w:rPr>
-                <w:sz w:val="13"/>
-                <w:szCs w:val="13"/>
-              </w:rPr>
-              <w:t xml:space="preserve">1.166 (0.381)</w:t>
-            </w:r>
-          </w:p>
-        </w:tc>
-        <w:tc>
-          <w:tcPr>
-            <w:tcW w:type="dxa" w:w="1136"/>
-          </w:tcPr>
-          <w:p>
-            <w:pPr>
-              <w:pStyle w:val="Compact"/>
-              <w:spacing w:before="20" w:after="20" w:line="240" w:lineRule="auto"/>
-              <w:jc w:val="center"/>
-              <w:keepNext/>
-            </w:pPr>
-            <w:r>
-              <w:rPr>
-                <w:sz w:val="13"/>
-                <w:szCs w:val="13"/>
-              </w:rPr>
-              <w:t xml:space="preserve">1.161 (0.360)</w:t>
-            </w:r>
-          </w:p>
-        </w:tc>
-        <w:tc>
-          <w:tcPr>
-            <w:tcW w:type="dxa" w:w="1136"/>
-          </w:tcPr>
-          <w:p>
-            <w:pPr>
-              <w:pStyle w:val="Compact"/>
-              <w:spacing w:before="20" w:after="20" w:line="240" w:lineRule="auto"/>
-              <w:jc w:val="center"/>
-              <w:keepNext/>
-            </w:pPr>
-            <w:r>
-              <w:rPr>
-                <w:sz w:val="13"/>
-                <w:szCs w:val="13"/>
-              </w:rPr>
-              <w:t xml:space="preserve">1.429 (0.485)</w:t>
-            </w:r>
-          </w:p>
-        </w:tc>
-        <w:tc>
-          <w:tcPr>
-            <w:tcW w:type="dxa" w:w="1136"/>
-          </w:tcPr>
-          <w:p>
-            <w:pPr>
-              <w:pStyle w:val="Compact"/>
-              <w:spacing w:before="20" w:after="20" w:line="240" w:lineRule="auto"/>
-              <w:jc w:val="center"/>
-              <w:keepNext/>
-            </w:pPr>
-            <w:r>
-              <w:rPr>
-                <w:sz w:val="13"/>
-                <w:szCs w:val="13"/>
-              </w:rPr>
-              <w:t xml:space="preserve">1.684 (0.371)</w:t>
-            </w:r>
-          </w:p>
-        </w:tc>
-        <w:tc>
-          <w:tcPr>
-            <w:tcW w:type="dxa" w:w="1136"/>
-          </w:tcPr>
-          <w:p>
-            <w:pPr>
-              <w:pStyle w:val="Compact"/>
-              <w:spacing w:before="20" w:after="20" w:line="240" w:lineRule="auto"/>
-              <w:jc w:val="center"/>
-              <w:keepNext/>
-            </w:pPr>
-            <w:r>
-              <w:rPr>
-                <w:sz w:val="13"/>
-                <w:szCs w:val="13"/>
-              </w:rPr>
-              <w:t xml:space="preserve">1.128 (0.385)</w:t>
-            </w:r>
-          </w:p>
-        </w:tc>
-        <w:tc>
-          <w:tcPr>
-            <w:tcW w:type="dxa" w:w="1150"/>
-          </w:tcPr>
-          <w:p>
-            <w:pPr>
-              <w:pStyle w:val="Compact"/>
-              <w:spacing w:before="20" w:after="20" w:line="240" w:lineRule="auto"/>
-              <w:jc w:val="center"/>
-              <w:keepNext/>
-            </w:pPr>
-            <w:r>
-              <w:rPr>
-                <w:sz w:val="13"/>
-                <w:szCs w:val="13"/>
-              </w:rPr>
-              <w:t xml:space="preserve">1.095 (0.396)</w:t>
-            </w:r>
-          </w:p>
-        </w:tc>
-        <w:tc>
-          <w:tcPr>
-            <w:tcW w:type="dxa" w:w="1136"/>
-          </w:tcPr>
-          <w:p>
-            <w:pPr>
-              <w:pStyle w:val="Compact"/>
-              <w:spacing w:before="20" w:after="20" w:line="240" w:lineRule="auto"/>
-              <w:jc w:val="center"/>
-              <w:keepNext/>
-            </w:pPr>
-            <w:r>
-              <w:rPr>
-                <w:sz w:val="13"/>
-                <w:szCs w:val="13"/>
-              </w:rPr>
-              <w:t xml:space="preserve">0.958 (0.394)</w:t>
-            </w:r>
-          </w:p>
-        </w:tc>
-      </w:tr>
-      <w:tr>
-        <w:trPr>
-          <w:cantSplit/>
-        </w:trPr>
-        <w:tc>
-          <w:tcPr>
-            <w:tcW w:type="dxa" w:w="1106"/>
-          </w:tcPr>
-          <w:p>
-            <w:pPr>
-              <w:pStyle w:val="Compact"/>
-              <w:spacing w:before="20" w:after="20" w:line="240" w:lineRule="auto"/>
-              <w:keepNext/>
-            </w:pPr>
-            <w:r>
-              <w:rPr>
-                <w:sz w:val="13"/>
-                <w:szCs w:val="13"/>
-              </w:rPr>
-              <w:t xml:space="preserve">대만(TW)</w:t>
-            </w:r>
-          </w:p>
-        </w:tc>
-        <w:tc>
-          <w:tcPr>
-            <w:tcW w:type="dxa" w:w="1136"/>
-          </w:tcPr>
-          <w:p>
-            <w:pPr>
-              <w:pStyle w:val="Compact"/>
-              <w:spacing w:before="20" w:after="20" w:line="240" w:lineRule="auto"/>
-              <w:jc w:val="center"/>
-              <w:keepNext/>
-            </w:pPr>
-            <w:r>
-              <w:rPr>
-                <w:sz w:val="13"/>
-                <w:szCs w:val="13"/>
-              </w:rPr>
-              <w:t xml:space="preserve">1.312 (0.322)</w:t>
-            </w:r>
-          </w:p>
-        </w:tc>
-        <w:tc>
-          <w:tcPr>
-            <w:tcW w:type="dxa" w:w="1136"/>
-          </w:tcPr>
-          <w:p>
-            <w:pPr>
-              <w:pStyle w:val="Compact"/>
-              <w:spacing w:before="20" w:after="20" w:line="240" w:lineRule="auto"/>
-              <w:jc w:val="center"/>
-              <w:keepNext/>
-            </w:pPr>
-            <w:r>
-              <w:rPr>
-                <w:sz w:val="13"/>
-                <w:szCs w:val="13"/>
-              </w:rPr>
-              <w:t xml:space="preserve">1.297 (0.302)</w:t>
-            </w:r>
-          </w:p>
-        </w:tc>
-        <w:tc>
-          <w:tcPr>
-            <w:tcW w:type="dxa" w:w="1136"/>
-          </w:tcPr>
-          <w:p>
-            <w:pPr>
-              <w:pStyle w:val="Compact"/>
-              <w:spacing w:before="20" w:after="20" w:line="240" w:lineRule="auto"/>
-              <w:jc w:val="center"/>
-              <w:keepNext/>
-            </w:pPr>
-            <w:r>
-              <w:rPr>
-                <w:sz w:val="13"/>
-                <w:szCs w:val="13"/>
-              </w:rPr>
-              <w:t xml:space="preserve">1.267 (0.633)</w:t>
-            </w:r>
-          </w:p>
-        </w:tc>
-        <w:tc>
-          <w:tcPr>
-            <w:tcW w:type="dxa" w:w="1136"/>
-          </w:tcPr>
-          <w:p>
-            <w:pPr>
-              <w:pStyle w:val="Compact"/>
-              <w:spacing w:before="20" w:after="20" w:line="240" w:lineRule="auto"/>
-              <w:jc w:val="center"/>
-              <w:keepNext/>
-            </w:pPr>
-            <w:r>
-              <w:rPr>
-                <w:sz w:val="13"/>
-                <w:szCs w:val="13"/>
-              </w:rPr>
-              <w:t xml:space="preserve">1.763* (0.315)</w:t>
-            </w:r>
-          </w:p>
-        </w:tc>
-        <w:tc>
-          <w:tcPr>
-            <w:tcW w:type="dxa" w:w="1136"/>
-          </w:tcPr>
-          <w:p>
-            <w:pPr>
-              <w:pStyle w:val="Compact"/>
-              <w:spacing w:before="20" w:after="20" w:line="240" w:lineRule="auto"/>
-              <w:jc w:val="center"/>
-              <w:keepNext/>
-            </w:pPr>
-            <w:r>
-              <w:rPr>
-                <w:sz w:val="13"/>
-                <w:szCs w:val="13"/>
-              </w:rPr>
-              <w:t xml:space="preserve">1.402 (0.323)</w:t>
-            </w:r>
-          </w:p>
-        </w:tc>
-        <w:tc>
-          <w:tcPr>
-            <w:tcW w:type="dxa" w:w="1150"/>
-          </w:tcPr>
-          <w:p>
-            <w:pPr>
-              <w:pStyle w:val="Compact"/>
-              <w:spacing w:before="20" w:after="20" w:line="240" w:lineRule="auto"/>
-              <w:jc w:val="center"/>
-              <w:keepNext/>
-            </w:pPr>
-            <w:r>
-              <w:rPr>
-                <w:sz w:val="13"/>
-                <w:szCs w:val="13"/>
-              </w:rPr>
-              <w:t xml:space="preserve">1.480 (0.381)</w:t>
-            </w:r>
-          </w:p>
-        </w:tc>
-        <w:tc>
-          <w:tcPr>
-            <w:tcW w:type="dxa" w:w="1136"/>
-          </w:tcPr>
-          <w:p>
-            <w:pPr>
-              <w:pStyle w:val="Compact"/>
-              <w:spacing w:before="20" w:after="20" w:line="240" w:lineRule="auto"/>
-              <w:jc w:val="center"/>
-              <w:keepNext/>
-            </w:pPr>
-            <w:r>
-              <w:rPr>
-                <w:sz w:val="13"/>
-                <w:szCs w:val="13"/>
-              </w:rPr>
-              <w:t xml:space="preserve">1.400 (0.323)</w:t>
-            </w:r>
-          </w:p>
-        </w:tc>
-      </w:tr>
-      <w:tr>
-        <w:trPr>
-          <w:cantSplit/>
-        </w:trPr>
-        <w:tc>
-          <w:tcPr>
-            <w:tcW w:type="dxa" w:w="1106"/>
-          </w:tcPr>
-          <w:p>
-            <w:pPr>
-              <w:pStyle w:val="Compact"/>
-              <w:spacing w:before="20" w:after="20" w:line="240" w:lineRule="auto"/>
-              <w:keepNext/>
-            </w:pPr>
-            <w:r>
-              <w:rPr>
-                <w:sz w:val="13"/>
-                <w:szCs w:val="13"/>
-              </w:rPr>
-              <w:t xml:space="preserve">일본(JP)</w:t>
-            </w:r>
-          </w:p>
-        </w:tc>
-        <w:tc>
-          <w:tcPr>
-            <w:tcW w:type="dxa" w:w="1136"/>
-          </w:tcPr>
-          <w:p>
-            <w:pPr>
-              <w:pStyle w:val="Compact"/>
-              <w:spacing w:before="20" w:after="20" w:line="240" w:lineRule="auto"/>
-              <w:jc w:val="center"/>
-              <w:keepNext/>
-            </w:pPr>
-            <w:r>
-              <w:rPr>
-                <w:sz w:val="13"/>
-                <w:szCs w:val="13"/>
-              </w:rPr>
-              <w:t xml:space="preserve">1.046 (0.557)</w:t>
-            </w:r>
-          </w:p>
-        </w:tc>
-        <w:tc>
-          <w:tcPr>
-            <w:tcW w:type="dxa" w:w="1136"/>
-          </w:tcPr>
-          <w:p>
-            <w:pPr>
-              <w:pStyle w:val="Compact"/>
-              <w:spacing w:before="20" w:after="20" w:line="240" w:lineRule="auto"/>
-              <w:jc w:val="center"/>
-              <w:keepNext/>
-            </w:pPr>
-            <w:r>
-              <w:rPr>
-                <w:sz w:val="13"/>
-                <w:szCs w:val="13"/>
-              </w:rPr>
-              <w:t xml:space="preserve">1.053 (0.526)</w:t>
-            </w:r>
-          </w:p>
-        </w:tc>
-        <w:tc>
-          <w:tcPr>
-            <w:tcW w:type="dxa" w:w="1136"/>
-          </w:tcPr>
-          <w:p>
-            <w:pPr>
-              <w:pStyle w:val="Compact"/>
-              <w:spacing w:before="20" w:after="20" w:line="240" w:lineRule="auto"/>
-              <w:jc w:val="center"/>
-              <w:keepNext/>
-            </w:pPr>
-            <w:r>
-              <w:rPr>
-                <w:sz w:val="13"/>
-                <w:szCs w:val="13"/>
-              </w:rPr>
-              <w:t xml:space="preserve">1.572 (0.673)</w:t>
-            </w:r>
-          </w:p>
-        </w:tc>
-        <w:tc>
-          <w:tcPr>
-            <w:tcW w:type="dxa" w:w="1136"/>
-          </w:tcPr>
-          <w:p>
-            <w:pPr>
-              <w:pStyle w:val="Compact"/>
-              <w:spacing w:before="20" w:after="20" w:line="240" w:lineRule="auto"/>
-              <w:jc w:val="center"/>
-              <w:keepNext/>
-            </w:pPr>
-            <w:r>
-              <w:rPr>
-                <w:sz w:val="13"/>
-                <w:szCs w:val="13"/>
-              </w:rPr>
-              <w:t xml:space="preserve">1.401 (0.536)</w:t>
-            </w:r>
-          </w:p>
-        </w:tc>
-        <w:tc>
-          <w:tcPr>
-            <w:tcW w:type="dxa" w:w="1136"/>
-          </w:tcPr>
-          <w:p>
-            <w:pPr>
-              <w:pStyle w:val="Compact"/>
-              <w:spacing w:before="20" w:after="20" w:line="240" w:lineRule="auto"/>
-              <w:jc w:val="center"/>
-              <w:keepNext/>
-            </w:pPr>
-            <w:r>
-              <w:rPr>
-                <w:sz w:val="13"/>
-                <w:szCs w:val="13"/>
-              </w:rPr>
-              <w:t xml:space="preserve">1.643 (0.654)</w:t>
-            </w:r>
-          </w:p>
-        </w:tc>
-        <w:tc>
-          <w:tcPr>
-            <w:tcW w:type="dxa" w:w="1150"/>
-          </w:tcPr>
-          <w:p>
-            <w:pPr>
-              <w:pStyle w:val="Compact"/>
-              <w:spacing w:before="20" w:after="20" w:line="240" w:lineRule="auto"/>
-              <w:jc w:val="center"/>
-              <w:keepNext/>
-            </w:pPr>
-            <w:r>
-              <w:rPr>
-                <w:sz w:val="13"/>
-                <w:szCs w:val="13"/>
-              </w:rPr>
-              <w:t xml:space="preserve">0.400 (0.748)</w:t>
-            </w:r>
-          </w:p>
-        </w:tc>
-        <w:tc>
-          <w:tcPr>
-            <w:tcW w:type="dxa" w:w="1136"/>
-          </w:tcPr>
-          <w:p>
-            <w:pPr>
-              <w:pStyle w:val="Compact"/>
-              <w:spacing w:before="20" w:after="20" w:line="240" w:lineRule="auto"/>
-              <w:jc w:val="center"/>
-              <w:keepNext/>
-            </w:pPr>
-            <w:r>
-              <w:rPr>
-                <w:sz w:val="13"/>
-                <w:szCs w:val="13"/>
-              </w:rPr>
-              <w:t xml:space="preserve">6.795* (1.085)</w:t>
-            </w:r>
-          </w:p>
-        </w:tc>
-      </w:tr>
-      <w:tr>
-        <w:trPr>
-          <w:cantSplit/>
-        </w:trPr>
-        <w:tc>
-          <w:tcPr>
-            <w:tcW w:type="dxa" w:w="1106"/>
-          </w:tcPr>
-          <w:p>
-            <w:pPr>
-              <w:pStyle w:val="Compact"/>
-              <w:spacing w:before="20" w:after="20" w:line="240" w:lineRule="auto"/>
-              <w:keepNext/>
-            </w:pPr>
-            <w:r>
-              <w:rPr>
-                <w:sz w:val="13"/>
-                <w:szCs w:val="13"/>
-              </w:rPr>
-              <w:t xml:space="preserve">EPO(EP)</w:t>
-            </w:r>
-          </w:p>
-        </w:tc>
-        <w:tc>
-          <w:tcPr>
-            <w:tcW w:type="dxa" w:w="1136"/>
-          </w:tcPr>
-          <w:p>
-            <w:pPr>
-              <w:pStyle w:val="Compact"/>
-              <w:spacing w:before="20" w:after="20" w:line="240" w:lineRule="auto"/>
-              <w:jc w:val="center"/>
-              <w:keepNext/>
-            </w:pPr>
-            <w:r>
-              <w:rPr>
-                <w:sz w:val="13"/>
-                <w:szCs w:val="13"/>
-              </w:rPr>
-              <w:t xml:space="preserve">1.307 (0.291)</w:t>
-            </w:r>
-          </w:p>
-        </w:tc>
-        <w:tc>
-          <w:tcPr>
-            <w:tcW w:type="dxa" w:w="1136"/>
-          </w:tcPr>
-          <w:p>
-            <w:pPr>
-              <w:pStyle w:val="Compact"/>
-              <w:spacing w:before="20" w:after="20" w:line="240" w:lineRule="auto"/>
-              <w:jc w:val="center"/>
-              <w:keepNext/>
-            </w:pPr>
-            <w:r>
-              <w:rPr>
-                <w:sz w:val="13"/>
-                <w:szCs w:val="13"/>
-              </w:rPr>
-              <w:t xml:space="preserve">1.302 (0.278)</w:t>
-            </w:r>
-          </w:p>
-        </w:tc>
-        <w:tc>
-          <w:tcPr>
-            <w:tcW w:type="dxa" w:w="1136"/>
-          </w:tcPr>
-          <w:p>
-            <w:pPr>
-              <w:pStyle w:val="Compact"/>
-              <w:spacing w:before="20" w:after="20" w:line="240" w:lineRule="auto"/>
-              <w:jc w:val="center"/>
-              <w:keepNext/>
-            </w:pPr>
-            <w:r>
-              <w:rPr>
-                <w:sz w:val="13"/>
-                <w:szCs w:val="13"/>
-              </w:rPr>
-              <w:t xml:space="preserve">2.412* (0.480)</w:t>
-            </w:r>
-          </w:p>
-        </w:tc>
-        <w:tc>
-          <w:tcPr>
-            <w:tcW w:type="dxa" w:w="1136"/>
-          </w:tcPr>
-          <w:p>
-            <w:pPr>
-              <w:pStyle w:val="Compact"/>
-              <w:spacing w:before="20" w:after="20" w:line="240" w:lineRule="auto"/>
-              <w:jc w:val="center"/>
-              <w:keepNext/>
-            </w:pPr>
-            <w:r>
-              <w:rPr>
-                <w:sz w:val="13"/>
-                <w:szCs w:val="13"/>
-              </w:rPr>
-              <w:t xml:space="preserve">1.215 (0.288)</w:t>
-            </w:r>
-          </w:p>
-        </w:tc>
-        <w:tc>
-          <w:tcPr>
-            <w:tcW w:type="dxa" w:w="1136"/>
-          </w:tcPr>
-          <w:p>
-            <w:pPr>
-              <w:pStyle w:val="Compact"/>
-              <w:spacing w:before="20" w:after="20" w:line="240" w:lineRule="auto"/>
-              <w:jc w:val="center"/>
-              <w:keepNext/>
-            </w:pPr>
-            <w:r>
-              <w:rPr>
-                <w:sz w:val="13"/>
-                <w:szCs w:val="13"/>
-              </w:rPr>
-              <w:t xml:space="preserve">1.522 (0.306)</w:t>
-            </w:r>
-          </w:p>
-        </w:tc>
-        <w:tc>
-          <w:tcPr>
-            <w:tcW w:type="dxa" w:w="1150"/>
-          </w:tcPr>
-          <w:p>
-            <w:pPr>
-              <w:pStyle w:val="Compact"/>
-              <w:spacing w:before="20" w:after="20" w:line="240" w:lineRule="auto"/>
-              <w:jc w:val="center"/>
-              <w:keepNext/>
-            </w:pPr>
-            <w:r>
-              <w:rPr>
-                <w:sz w:val="13"/>
-                <w:szCs w:val="13"/>
-              </w:rPr>
-              <w:t xml:space="preserve">1.078 (0.313)</w:t>
-            </w:r>
-          </w:p>
-        </w:tc>
-        <w:tc>
-          <w:tcPr>
-            <w:tcW w:type="dxa" w:w="1136"/>
-          </w:tcPr>
-          <w:p>
-            <w:pPr>
-              <w:pStyle w:val="Compact"/>
-              <w:spacing w:before="20" w:after="20" w:line="240" w:lineRule="auto"/>
-              <w:jc w:val="center"/>
-              <w:keepNext/>
-            </w:pPr>
-            <w:r>
-              <w:rPr>
-                <w:sz w:val="13"/>
-                <w:szCs w:val="13"/>
-              </w:rPr>
-              <w:t xml:space="preserve">1.447 (0.302)</w:t>
-            </w:r>
-          </w:p>
-        </w:tc>
-      </w:tr>
-      <w:tr>
-        <w:trPr>
-          <w:cantSplit/>
-        </w:trPr>
-        <w:tc>
-          <w:tcPr>
-            <w:tcW w:type="dxa" w:w="1106"/>
-          </w:tcPr>
-          <w:p>
-            <w:pPr>
-              <w:pStyle w:val="Compact"/>
-              <w:spacing w:before="20" w:after="20" w:line="240" w:lineRule="auto"/>
-              <w:keepNext/>
-            </w:pPr>
-            <w:r>
-              <w:rPr>
-                <w:sz w:val="13"/>
-                <w:szCs w:val="13"/>
-              </w:rPr>
-              <w:t xml:space="preserve">PCT(WO)</w:t>
-            </w:r>
-          </w:p>
-        </w:tc>
-        <w:tc>
-          <w:tcPr>
-            <w:tcW w:type="dxa" w:w="1136"/>
-          </w:tcPr>
-          <w:p>
-            <w:pPr>
-              <w:pStyle w:val="Compact"/>
-              <w:spacing w:before="20" w:after="20" w:line="240" w:lineRule="auto"/>
-              <w:jc w:val="center"/>
-              <w:keepNext/>
-            </w:pPr>
-            <w:r>
-              <w:rPr>
-                <w:sz w:val="13"/>
-                <w:szCs w:val="13"/>
-              </w:rPr>
-              <w:t xml:space="preserve">1.126 (0.268)</w:t>
-            </w:r>
-          </w:p>
-        </w:tc>
-        <w:tc>
-          <w:tcPr>
-            <w:tcW w:type="dxa" w:w="1136"/>
-          </w:tcPr>
-          <w:p>
-            <w:pPr>
-              <w:pStyle w:val="Compact"/>
-              <w:spacing w:before="20" w:after="20" w:line="240" w:lineRule="auto"/>
-              <w:jc w:val="center"/>
-              <w:keepNext/>
-            </w:pPr>
-            <w:r>
-              <w:rPr>
-                <w:sz w:val="13"/>
-                <w:szCs w:val="13"/>
-              </w:rPr>
-              <w:t xml:space="preserve">1.031 (0.254)</w:t>
-            </w:r>
-          </w:p>
-        </w:tc>
-        <w:tc>
-          <w:tcPr>
-            <w:tcW w:type="dxa" w:w="1136"/>
-          </w:tcPr>
-          <w:p>
-            <w:pPr>
-              <w:pStyle w:val="Compact"/>
-              <w:spacing w:before="20" w:after="20" w:line="240" w:lineRule="auto"/>
-              <w:jc w:val="center"/>
-              <w:keepNext/>
-            </w:pPr>
-            <w:r>
-              <w:rPr>
-                <w:sz w:val="13"/>
-                <w:szCs w:val="13"/>
-              </w:rPr>
-              <w:t xml:space="preserve">1.042 (0.489)</w:t>
-            </w:r>
-          </w:p>
-        </w:tc>
-        <w:tc>
-          <w:tcPr>
-            <w:tcW w:type="dxa" w:w="1136"/>
-          </w:tcPr>
-          <w:p>
-            <w:pPr>
-              <w:pStyle w:val="Compact"/>
-              <w:spacing w:before="20" w:after="20" w:line="240" w:lineRule="auto"/>
-              <w:jc w:val="center"/>
-              <w:keepNext/>
-            </w:pPr>
-            <w:r>
-              <w:rPr>
-                <w:sz w:val="13"/>
-                <w:szCs w:val="13"/>
-              </w:rPr>
-              <w:t xml:space="preserve">1.193 (0.274)</w:t>
-            </w:r>
-          </w:p>
-        </w:tc>
-        <w:tc>
-          <w:tcPr>
-            <w:tcW w:type="dxa" w:w="1136"/>
-          </w:tcPr>
-          <w:p>
-            <w:pPr>
-              <w:pStyle w:val="Compact"/>
-              <w:spacing w:before="20" w:after="20" w:line="240" w:lineRule="auto"/>
-              <w:jc w:val="center"/>
-              <w:keepNext/>
-            </w:pPr>
-            <w:r>
-              <w:rPr>
-                <w:sz w:val="13"/>
-                <w:szCs w:val="13"/>
-              </w:rPr>
-              <w:t xml:space="preserve">1.145 (0.274)</w:t>
-            </w:r>
-          </w:p>
-        </w:tc>
-        <w:tc>
-          <w:tcPr>
-            <w:tcW w:type="dxa" w:w="1150"/>
-          </w:tcPr>
-          <w:p>
-            <w:pPr>
-              <w:pStyle w:val="Compact"/>
-              <w:spacing w:before="20" w:after="20" w:line="240" w:lineRule="auto"/>
-              <w:jc w:val="center"/>
-              <w:keepNext/>
-            </w:pPr>
-            <w:r>
-              <w:rPr>
-                <w:sz w:val="13"/>
-                <w:szCs w:val="13"/>
-              </w:rPr>
-              <w:t xml:space="preserve">1.387 (0.335)</w:t>
-            </w:r>
-          </w:p>
-        </w:tc>
-        <w:tc>
-          <w:tcPr>
-            <w:tcW w:type="dxa" w:w="1136"/>
-          </w:tcPr>
-          <w:p>
-            <w:pPr>
-              <w:pStyle w:val="Compact"/>
-              <w:spacing w:before="20" w:after="20" w:line="240" w:lineRule="auto"/>
-              <w:jc w:val="center"/>
-              <w:keepNext/>
-            </w:pPr>
-            <w:r>
-              <w:rPr>
-                <w:sz w:val="13"/>
-                <w:szCs w:val="13"/>
-              </w:rPr>
-              <w:t xml:space="preserve">1.184 (0.271)</w:t>
-            </w:r>
-          </w:p>
-        </w:tc>
-      </w:tr>
-      <w:tr>
-        <w:trPr>
-          <w:cantSplit/>
-        </w:trPr>
-        <w:tc>
-          <w:tcPr>
-            <w:tcW w:type="dxa" w:w="1106"/>
-          </w:tcPr>
-          <w:p>
-            <w:pPr>
-              <w:pStyle w:val="Compact"/>
-              <w:spacing w:before="20" w:after="20" w:line="240" w:lineRule="auto"/>
-              <w:keepNext/>
-            </w:pPr>
-            <w:r>
-              <w:rPr>
-                <w:sz w:val="13"/>
-                <w:szCs w:val="13"/>
-              </w:rPr>
-              <w:t xml:space="preserve">기타</w:t>
-            </w:r>
-          </w:p>
-        </w:tc>
-        <w:tc>
-          <w:tcPr>
-            <w:tcW w:type="dxa" w:w="1136"/>
-          </w:tcPr>
-          <w:p>
-            <w:pPr>
-              <w:pStyle w:val="Compact"/>
-              <w:spacing w:before="20" w:after="20" w:line="240" w:lineRule="auto"/>
-              <w:jc w:val="center"/>
-              <w:keepNext/>
-            </w:pPr>
-            <w:r>
-              <w:rPr>
-                <w:sz w:val="13"/>
-                <w:szCs w:val="13"/>
-              </w:rPr>
-              <w:t xml:space="preserve">2.326 (0.681)</w:t>
-            </w:r>
-          </w:p>
-        </w:tc>
-        <w:tc>
-          <w:tcPr>
-            <w:tcW w:type="dxa" w:w="1136"/>
-          </w:tcPr>
-          <w:p>
-            <w:pPr>
-              <w:pStyle w:val="Compact"/>
-              <w:spacing w:before="20" w:after="20" w:line="240" w:lineRule="auto"/>
-              <w:jc w:val="center"/>
-              <w:keepNext/>
-            </w:pPr>
-            <w:r>
-              <w:rPr>
-                <w:sz w:val="13"/>
-                <w:szCs w:val="13"/>
-              </w:rPr>
-              <w:t xml:space="preserve">2.021 (0.664)</w:t>
-            </w:r>
-          </w:p>
-        </w:tc>
-        <w:tc>
-          <w:tcPr>
-            <w:tcW w:type="dxa" w:w="1136"/>
-          </w:tcPr>
-          <w:p>
-            <w:pPr>
-              <w:pStyle w:val="Compact"/>
-              <w:spacing w:before="20" w:after="20" w:line="240" w:lineRule="auto"/>
-              <w:jc w:val="center"/>
-              <w:keepNext/>
-            </w:pPr>
-            <w:r>
-              <w:rPr>
-                <w:sz w:val="13"/>
-                <w:szCs w:val="13"/>
-              </w:rPr>
-              <w:t xml:space="preserve">0.167 (2.128)</w:t>
-            </w:r>
-          </w:p>
-        </w:tc>
-        <w:tc>
-          <w:tcPr>
-            <w:tcW w:type="dxa" w:w="1136"/>
-          </w:tcPr>
-          <w:p>
-            <w:pPr>
-              <w:pStyle w:val="Compact"/>
-              <w:spacing w:before="20" w:after="20" w:line="240" w:lineRule="auto"/>
-              <w:jc w:val="center"/>
-              <w:keepNext/>
-            </w:pPr>
-            <w:r>
-              <w:rPr>
-                <w:sz w:val="13"/>
-                <w:szCs w:val="13"/>
-              </w:rPr>
-              <w:t xml:space="preserve">2.631 (0.663)</w:t>
-            </w:r>
-          </w:p>
-        </w:tc>
-        <w:tc>
-          <w:tcPr>
-            <w:tcW w:type="dxa" w:w="1136"/>
-          </w:tcPr>
-          <w:p>
-            <w:pPr>
-              <w:pStyle w:val="Compact"/>
-              <w:spacing w:before="20" w:after="20" w:line="240" w:lineRule="auto"/>
-              <w:jc w:val="center"/>
-              <w:keepNext/>
-            </w:pPr>
-            <w:r>
-              <w:rPr>
-                <w:sz w:val="13"/>
-                <w:szCs w:val="13"/>
-              </w:rPr>
-              <w:t xml:space="preserve">2.051 (0.680)</w:t>
-            </w:r>
-          </w:p>
-        </w:tc>
-        <w:tc>
-          <w:tcPr>
-            <w:tcW w:type="dxa" w:w="1150"/>
-          </w:tcPr>
-          <w:p>
-            <w:pPr>
-              <w:pStyle w:val="Compact"/>
-              <w:spacing w:before="20" w:after="20" w:line="240" w:lineRule="auto"/>
-              <w:jc w:val="center"/>
-              <w:keepNext/>
-            </w:pPr>
-            <w:r>
-              <w:rPr>
-                <w:sz w:val="13"/>
-                <w:szCs w:val="13"/>
-              </w:rPr>
-              <w:t xml:space="preserve">2.979 (0.747)</w:t>
-            </w:r>
-          </w:p>
-        </w:tc>
-        <w:tc>
-          <w:tcPr>
-            <w:tcW w:type="dxa" w:w="1136"/>
-          </w:tcPr>
-          <w:p>
-            <w:pPr>
-              <w:pStyle w:val="Compact"/>
-              <w:spacing w:before="20" w:after="20" w:line="240" w:lineRule="auto"/>
-              <w:jc w:val="center"/>
-              <w:keepNext/>
-            </w:pPr>
-            <w:r>
-              <w:rPr>
-                <w:sz w:val="13"/>
-                <w:szCs w:val="13"/>
-              </w:rPr>
-              <w:t xml:space="preserve">1.940 (0.684)</w:t>
-            </w:r>
-          </w:p>
-        </w:tc>
-      </w:tr>
-      <w:tr>
-        <w:trPr>
-          <w:cantSplit/>
-        </w:trPr>
-        <w:tc>
-          <w:tcPr>
-            <w:tcW w:type="dxa" w:w="1106"/>
-          </w:tcPr>
-          <w:p>
-            <w:pPr>
-              <w:pStyle w:val="Compact"/>
-              <w:spacing w:before="20" w:after="20" w:line="240" w:lineRule="auto"/>
-              <w:keepNext/>
-            </w:pPr>
-            <w:r>
-              <w:rPr>
-                <w:sz w:val="13"/>
-                <w:szCs w:val="13"/>
-              </w:rPr>
-              <w:t xml:space="preserve">N</w:t>
-            </w:r>
-          </w:p>
-        </w:tc>
-        <w:tc>
-          <w:tcPr>
-            <w:tcW w:type="dxa" w:w="1136"/>
-          </w:tcPr>
-          <w:p>
-            <w:pPr>
-              <w:pStyle w:val="Compact"/>
-              <w:spacing w:before="20" w:after="20" w:line="240" w:lineRule="auto"/>
-              <w:jc w:val="center"/>
-              <w:keepNext/>
-            </w:pPr>
-            <w:r>
-              <w:rPr>
-                <w:sz w:val="13"/>
-                <w:szCs w:val="13"/>
-              </w:rPr>
-              <w:t xml:space="preserve">928</w:t>
-            </w:r>
-          </w:p>
-        </w:tc>
-        <w:tc>
-          <w:tcPr>
-            <w:tcW w:type="dxa" w:w="1136"/>
-          </w:tcPr>
-          <w:p>
-            <w:pPr>
-              <w:pStyle w:val="Compact"/>
-              <w:spacing w:before="20" w:after="20" w:line="240" w:lineRule="auto"/>
-              <w:jc w:val="center"/>
-              <w:keepNext/>
-            </w:pPr>
-            <w:r>
-              <w:rPr>
-                <w:sz w:val="13"/>
-                <w:szCs w:val="13"/>
-              </w:rPr>
-              <w:t xml:space="preserve">928</w:t>
-            </w:r>
-          </w:p>
-        </w:tc>
-        <w:tc>
-          <w:tcPr>
-            <w:tcW w:type="dxa" w:w="1136"/>
-          </w:tcPr>
-          <w:p>
-            <w:pPr>
-              <w:pStyle w:val="Compact"/>
-              <w:spacing w:before="20" w:after="20" w:line="240" w:lineRule="auto"/>
-              <w:jc w:val="center"/>
-              <w:keepNext/>
-            </w:pPr>
-            <w:r>
-              <w:rPr>
-                <w:sz w:val="13"/>
-                <w:szCs w:val="13"/>
-              </w:rPr>
-              <w:t xml:space="preserve">473</w:t>
-            </w:r>
-          </w:p>
-        </w:tc>
-        <w:tc>
-          <w:tcPr>
-            <w:tcW w:type="dxa" w:w="1136"/>
-          </w:tcPr>
-          <w:p>
-            <w:pPr>
-              <w:pStyle w:val="Compact"/>
-              <w:spacing w:before="20" w:after="20" w:line="240" w:lineRule="auto"/>
-              <w:jc w:val="center"/>
-              <w:keepNext/>
-            </w:pPr>
-            <w:r>
-              <w:rPr>
-                <w:sz w:val="13"/>
-                <w:szCs w:val="13"/>
-              </w:rPr>
-              <w:t xml:space="preserve">908</w:t>
-            </w:r>
-          </w:p>
-        </w:tc>
-        <w:tc>
-          <w:tcPr>
-            <w:tcW w:type="dxa" w:w="1136"/>
-          </w:tcPr>
-          <w:p>
-            <w:pPr>
-              <w:pStyle w:val="Compact"/>
-              <w:spacing w:before="20" w:after="20" w:line="240" w:lineRule="auto"/>
-              <w:jc w:val="center"/>
-              <w:keepNext/>
-            </w:pPr>
-            <w:r>
-              <w:rPr>
-                <w:sz w:val="13"/>
-                <w:szCs w:val="13"/>
-              </w:rPr>
-              <w:t xml:space="preserve">860</w:t>
-            </w:r>
-          </w:p>
-        </w:tc>
-        <w:tc>
-          <w:tcPr>
-            <w:tcW w:type="dxa" w:w="1150"/>
-          </w:tcPr>
-          <w:p>
-            <w:pPr>
-              <w:pStyle w:val="Compact"/>
-              <w:spacing w:before="20" w:after="20" w:line="240" w:lineRule="auto"/>
-              <w:jc w:val="center"/>
-              <w:keepNext/>
-            </w:pPr>
-            <w:r>
-              <w:rPr>
-                <w:sz w:val="13"/>
-                <w:szCs w:val="13"/>
-              </w:rPr>
-              <w:t xml:space="preserve">753</w:t>
-            </w:r>
-          </w:p>
-        </w:tc>
-        <w:tc>
-          <w:tcPr>
-            <w:tcW w:type="dxa" w:w="1136"/>
-          </w:tcPr>
-          <w:p>
-            <w:pPr>
-              <w:pStyle w:val="Compact"/>
-              <w:spacing w:before="20" w:after="20" w:line="240" w:lineRule="auto"/>
-              <w:jc w:val="center"/>
-              <w:keepNext/>
-            </w:pPr>
-            <w:r>
-              <w:rPr>
-                <w:sz w:val="13"/>
-                <w:szCs w:val="13"/>
-              </w:rPr>
-              <w:t xml:space="preserve">830</w:t>
-            </w:r>
-          </w:p>
-        </w:tc>
-      </w:tr>
-      <w:tr>
-        <w:trPr>
-          <w:cantSplit/>
-        </w:trPr>
-        <w:tc>
-          <w:tcPr>
-            <w:tcW w:type="dxa" w:w="1106"/>
-          </w:tcPr>
-          <w:p>
-            <w:pPr>
-              <w:pStyle w:val="Compact"/>
-              <w:spacing w:before="20" w:after="20" w:line="240" w:lineRule="auto"/>
-              <w:keepNext/>
-            </w:pPr>
-            <w:r>
-              <w:rPr>
-                <w:sz w:val="13"/>
-                <w:szCs w:val="13"/>
-              </w:rPr>
-              <w:t xml:space="preserve">로그우도</w:t>
-            </w:r>
-          </w:p>
-        </w:tc>
-        <w:tc>
-          <w:tcPr>
-            <w:tcW w:type="dxa" w:w="1136"/>
-          </w:tcPr>
-          <w:p>
-            <w:pPr>
-              <w:pStyle w:val="Compact"/>
-              <w:spacing w:before="20" w:after="20" w:line="240" w:lineRule="auto"/>
-              <w:jc w:val="center"/>
-              <w:keepNext/>
-            </w:pPr>
-            <w:r>
-              <w:rPr>
-                <w:sz w:val="13"/>
-                <w:szCs w:val="13"/>
-              </w:rPr>
-              <w:t xml:space="preserve">−774.5</w:t>
-            </w:r>
-          </w:p>
-        </w:tc>
-        <w:tc>
-          <w:tcPr>
-            <w:tcW w:type="dxa" w:w="1136"/>
-          </w:tcPr>
-          <w:p>
-            <w:pPr>
-              <w:pStyle w:val="Compact"/>
-              <w:spacing w:before="20" w:after="20" w:line="240" w:lineRule="auto"/>
-              <w:jc w:val="center"/>
-              <w:keepNext/>
-            </w:pPr>
-            <w:r>
-              <w:rPr>
-                <w:sz w:val="13"/>
-                <w:szCs w:val="13"/>
-              </w:rPr>
-              <w:t xml:space="preserve">−829.4</w:t>
-            </w:r>
-          </w:p>
-        </w:tc>
-        <w:tc>
-          <w:tcPr>
-            <w:tcW w:type="dxa" w:w="1136"/>
-          </w:tcPr>
-          <w:p>
-            <w:pPr>
-              <w:pStyle w:val="Compact"/>
-              <w:spacing w:before="20" w:after="20" w:line="240" w:lineRule="auto"/>
-              <w:jc w:val="center"/>
-              <w:keepNext/>
-            </w:pPr>
-            <w:r>
-              <w:rPr>
-                <w:sz w:val="13"/>
-                <w:szCs w:val="13"/>
-              </w:rPr>
-              <w:t xml:space="preserve">−425.3</w:t>
-            </w:r>
-          </w:p>
-        </w:tc>
-        <w:tc>
-          <w:tcPr>
-            <w:tcW w:type="dxa" w:w="1136"/>
-          </w:tcPr>
-          <w:p>
-            <w:pPr>
-              <w:pStyle w:val="Compact"/>
-              <w:spacing w:before="20" w:after="20" w:line="240" w:lineRule="auto"/>
-              <w:jc w:val="center"/>
-              <w:keepNext/>
-            </w:pPr>
-            <w:r>
-              <w:rPr>
-                <w:sz w:val="13"/>
-                <w:szCs w:val="13"/>
-              </w:rPr>
-              <w:t xml:space="preserve">−755.9</w:t>
-            </w:r>
-          </w:p>
-        </w:tc>
-        <w:tc>
-          <w:tcPr>
-            <w:tcW w:type="dxa" w:w="1136"/>
-          </w:tcPr>
-          <w:p>
-            <w:pPr>
-              <w:pStyle w:val="Compact"/>
-              <w:spacing w:before="20" w:after="20" w:line="240" w:lineRule="auto"/>
-              <w:jc w:val="center"/>
-              <w:keepNext/>
-            </w:pPr>
-            <w:r>
-              <w:rPr>
-                <w:sz w:val="13"/>
-                <w:szCs w:val="13"/>
-              </w:rPr>
-              <w:t xml:space="preserve">−682.7</w:t>
-            </w:r>
-          </w:p>
-        </w:tc>
-        <w:tc>
-          <w:tcPr>
-            <w:tcW w:type="dxa" w:w="1150"/>
-          </w:tcPr>
-          <w:p>
-            <w:pPr>
-              <w:pStyle w:val="Compact"/>
-              <w:spacing w:before="20" w:after="20" w:line="240" w:lineRule="auto"/>
-              <w:jc w:val="center"/>
-              <w:keepNext/>
-            </w:pPr>
-            <w:r>
-              <w:rPr>
-                <w:sz w:val="13"/>
-                <w:szCs w:val="13"/>
-              </w:rPr>
-              <w:t xml:space="preserve">−607.4</w:t>
-            </w:r>
-          </w:p>
-        </w:tc>
-        <w:tc>
-          <w:tcPr>
-            <w:tcW w:type="dxa" w:w="1136"/>
-          </w:tcPr>
-          <w:p>
-            <w:pPr>
-              <w:pStyle w:val="Compact"/>
-              <w:spacing w:before="20" w:after="20" w:line="240" w:lineRule="auto"/>
-              <w:jc w:val="center"/>
-              <w:keepNext/>
-            </w:pPr>
-            <w:r>
-              <w:rPr>
-                <w:sz w:val="13"/>
-                <w:szCs w:val="13"/>
-              </w:rPr>
-              <w:t xml:space="preserve">−683.0</w:t>
-            </w:r>
-          </w:p>
-        </w:tc>
-      </w:tr>
-    </w:tbl>
-    <w:p>
-      <w:pPr>
-        <w:pStyle w:val="BodyText"/>
-      </w:pPr>
-      <w:r>
-        <w:rPr>
-          <w:b/>
-          <w:bCs/>
-        </w:rPr>
-        <w:t xml:space="preserve">표 B2.</w:t>
-      </w:r>
-      <w:r>
-        <w:t xml:space="preserve"> </w:t>
-      </w:r>
-      <w:r>
-        <w:t xml:space="preserve">다항 로짓의 공정 단독형 방정식: 표본·변수별 상대위험비(기준 범주 = 조립 단독형; 출원청 기준 = 미국; 괄호 안은 로그 계수의 표준오차; * p &lt; 0.10, ** p &lt; 0.05, *** p &lt; 0.01).</w:t>
-      </w:r>
-    </w:p>
-    <w:tbl>
-      <w:tblPr>
-        <w:tblStyle w:val="Table"/>
-        <w:tblW w:type="dxa" w:w="9072"/>
-        <w:tblLayout w:type="fixed"/>
-        <w:tblLook w:firstRow="1" w:lastRow="0" w:firstColumn="0" w:lastColumn="0" w:noHBand="0" w:noVBand="0" w:val="0020"/>
-        <w:tblCellMar>
-          <w:top w:w="20" w:type="dxa"/>
-          <w:bottom w:w="20" w:type="dxa"/>
-          <w:left w:w="60" w:type="dxa"/>
-          <w:right w:w="60" w:type="dxa"/>
-        </w:tblCellMar>
-        <w:tblBorders>
-          <w:top w:val="single" w:sz="8" w:space="0" w:color="000000"/>
-          <w:bottom w:val="single" w:sz="8" w:space="0" w:color="000000"/>
-          <w:left w:val="nil"/>
-          <w:right w:val="nil"/>
-          <w:insideH w:val="nil"/>
-          <w:insideV w:val="nil"/>
-        </w:tblBorders>
-      </w:tblPr>
-      <w:tblGrid>
-        <w:gridCol w:w="1106"/>
-        <w:gridCol w:w="1136"/>
-        <w:gridCol w:w="1136"/>
-        <w:gridCol w:w="1136"/>
-        <w:gridCol w:w="1136"/>
-        <w:gridCol w:w="1136"/>
-        <w:gridCol w:w="1150"/>
-        <w:gridCol w:w="1136"/>
-      </w:tblGrid>
-      <w:tr>
-        <w:trPr>
-          <w:tblHeader w:val="on"/>
-          <w:cantSplit/>
-        </w:trPr>
-        <w:tc>
-          <w:tcPr>
-            <w:tcW w:type="dxa" w:w="1106"/>
-            <w:tcBorders>
-              <w:bottom w:val="single" w:sz="4" w:space="0" w:color="000000"/>
-            </w:tcBorders>
-          </w:tcPr>
-          <w:p>
-            <w:pPr>
-              <w:pStyle w:val="Compact"/>
-              <w:spacing w:before="20" w:after="20" w:line="240" w:lineRule="auto"/>
-              <w:keepNext/>
-            </w:pPr>
-          </w:p>
-        </w:tc>
-        <w:tc>
-          <w:tcPr>
-            <w:tcW w:type="dxa" w:w="1136"/>
-            <w:tcBorders>
-              <w:bottom w:val="single" w:sz="4" w:space="0" w:color="000000"/>
-            </w:tcBorders>
-          </w:tcPr>
-          <w:p>
-            <w:pPr>
-              <w:pStyle w:val="Compact"/>
-              <w:spacing w:before="20" w:after="20" w:line="240" w:lineRule="auto"/>
-              <w:jc w:val="center"/>
-              <w:keepNext/>
-            </w:pPr>
-            <w:r>
-              <w:rPr>
-                <w:sz w:val="13"/>
-                <w:szCs w:val="13"/>
-              </w:rPr>
-              <w:t xml:space="preserve">기준</w:t>
-            </w:r>
-          </w:p>
-        </w:tc>
-        <w:tc>
-          <w:tcPr>
-            <w:tcW w:type="dxa" w:w="1136"/>
-            <w:tcBorders>
-              <w:bottom w:val="single" w:sz="4" w:space="0" w:color="000000"/>
-            </w:tcBorders>
-          </w:tcPr>
-          <w:p>
-            <w:pPr>
-              <w:pStyle w:val="Compact"/>
-              <w:spacing w:before="20" w:after="20" w:line="240" w:lineRule="auto"/>
-              <w:jc w:val="center"/>
-              <w:keepNext/>
-            </w:pPr>
-            <w:r>
-              <w:rPr>
-                <w:sz w:val="13"/>
-                <w:szCs w:val="13"/>
-              </w:rPr>
-              <w:t xml:space="preserve">조정 범위</w:t>
-            </w:r>
-          </w:p>
-        </w:tc>
-        <w:tc>
-          <w:tcPr>
-            <w:tcW w:type="dxa" w:w="1136"/>
-            <w:tcBorders>
-              <w:bottom w:val="single" w:sz="4" w:space="0" w:color="000000"/>
-            </w:tcBorders>
-          </w:tcPr>
-          <w:p>
-            <w:pPr>
-              <w:pStyle w:val="Compact"/>
-              <w:spacing w:before="20" w:after="20" w:line="240" w:lineRule="auto"/>
-              <w:jc w:val="center"/>
-              <w:keepNext/>
-            </w:pPr>
-            <w:r>
-              <w:rPr>
-                <w:sz w:val="13"/>
-                <w:szCs w:val="13"/>
-              </w:rPr>
-              <w:t xml:space="preserve">패밀리 중복 제거</w:t>
-            </w:r>
-          </w:p>
-        </w:tc>
-        <w:tc>
-          <w:tcPr>
-            <w:tcW w:type="dxa" w:w="1136"/>
-            <w:tcBorders>
-              <w:bottom w:val="single" w:sz="4" w:space="0" w:color="000000"/>
-            </w:tcBorders>
-          </w:tcPr>
-          <w:p>
-            <w:pPr>
-              <w:pStyle w:val="Compact"/>
-              <w:spacing w:before="20" w:after="20" w:line="240" w:lineRule="auto"/>
-              <w:jc w:val="center"/>
-              <w:keepNext/>
-            </w:pPr>
-            <w:r>
-              <w:rPr>
-                <w:sz w:val="13"/>
-                <w:szCs w:val="13"/>
-              </w:rPr>
-              <w:t xml:space="preserve">좁은 전공정 정의</w:t>
-            </w:r>
-          </w:p>
-        </w:tc>
-        <w:tc>
-          <w:tcPr>
-            <w:tcW w:type="dxa" w:w="1136"/>
-            <w:tcBorders>
-              <w:bottom w:val="single" w:sz="4" w:space="0" w:color="000000"/>
-            </w:tcBorders>
-          </w:tcPr>
-          <w:p>
-            <w:pPr>
-              <w:pStyle w:val="Compact"/>
-              <w:spacing w:before="20" w:after="20" w:line="240" w:lineRule="auto"/>
-              <w:jc w:val="center"/>
-              <w:keepNext/>
-            </w:pPr>
-            <w:r>
-              <w:rPr>
-                <w:sz w:val="13"/>
-                <w:szCs w:val="13"/>
-              </w:rPr>
-              <w:t xml:space="preserve">무관 용법 제외</w:t>
-            </w:r>
-          </w:p>
-        </w:tc>
-        <w:tc>
-          <w:tcPr>
-            <w:tcW w:type="dxa" w:w="1150"/>
-            <w:tcBorders>
-              <w:bottom w:val="single" w:sz="4" w:space="0" w:color="000000"/>
-            </w:tcBorders>
-          </w:tcPr>
-          <w:p>
-            <w:pPr>
-              <w:pStyle w:val="Compact"/>
-              <w:spacing w:before="20" w:after="20" w:line="240" w:lineRule="auto"/>
-              <w:jc w:val="center"/>
-              <w:keepNext/>
-            </w:pPr>
-            <w:r>
-              <w:rPr>
-                <w:sz w:val="13"/>
-                <w:szCs w:val="13"/>
-              </w:rPr>
-              <w:t xml:space="preserve">2023–2024년 제외</w:t>
-            </w:r>
-          </w:p>
-        </w:tc>
-        <w:tc>
-          <w:tcPr>
-            <w:tcW w:type="dxa" w:w="1136"/>
-            <w:tcBorders>
-              <w:bottom w:val="single" w:sz="4" w:space="0" w:color="000000"/>
-            </w:tcBorders>
-          </w:tcPr>
-          <w:p>
-            <w:pPr>
-              <w:pStyle w:val="Compact"/>
-              <w:spacing w:before="20" w:after="20" w:line="240" w:lineRule="auto"/>
-              <w:jc w:val="center"/>
-              <w:keepNext/>
-            </w:pPr>
-            <w:r>
-              <w:rPr>
-                <w:sz w:val="13"/>
-                <w:szCs w:val="13"/>
-              </w:rPr>
-              <w:t xml:space="preserve">2010년 이후</w:t>
-            </w:r>
-          </w:p>
-        </w:tc>
-      </w:tr>
-      <w:tr>
-        <w:trPr>
-          <w:cantSplit/>
-        </w:trPr>
-        <w:tc>
-          <w:tcPr>
-            <w:tcW w:type="dxa" w:w="1106"/>
-          </w:tcPr>
-          <w:p>
-            <w:pPr>
-              <w:pStyle w:val="Compact"/>
-              <w:spacing w:before="20" w:after="20" w:line="240" w:lineRule="auto"/>
-              <w:keepNext/>
-            </w:pPr>
-            <w:r>
-              <w:rPr>
-                <w:sz w:val="13"/>
-                <w:szCs w:val="13"/>
-              </w:rPr>
-              <w:t xml:space="preserve">출원연도(yc)</w:t>
-            </w:r>
-          </w:p>
-        </w:tc>
-        <w:tc>
-          <w:tcPr>
-            <w:tcW w:type="dxa" w:w="1136"/>
-          </w:tcPr>
-          <w:p>
-            <w:pPr>
-              <w:pStyle w:val="Compact"/>
-              <w:spacing w:before="20" w:after="20" w:line="240" w:lineRule="auto"/>
-              <w:jc w:val="center"/>
-              <w:keepNext/>
-            </w:pPr>
-            <w:r>
-              <w:rPr>
-                <w:sz w:val="13"/>
-                <w:szCs w:val="13"/>
-              </w:rPr>
-              <w:t xml:space="preserve">0.913*** (0.015)</w:t>
-            </w:r>
-          </w:p>
-        </w:tc>
-        <w:tc>
-          <w:tcPr>
-            <w:tcW w:type="dxa" w:w="1136"/>
-          </w:tcPr>
-          <w:p>
-            <w:pPr>
-              <w:pStyle w:val="Compact"/>
-              <w:spacing w:before="20" w:after="20" w:line="240" w:lineRule="auto"/>
-              <w:jc w:val="center"/>
-              <w:keepNext/>
-            </w:pPr>
-            <w:r>
-              <w:rPr>
-                <w:sz w:val="13"/>
-                <w:szCs w:val="13"/>
-              </w:rPr>
-              <w:t xml:space="preserve">0.911*** (0.015)</w:t>
-            </w:r>
-          </w:p>
-        </w:tc>
-        <w:tc>
-          <w:tcPr>
-            <w:tcW w:type="dxa" w:w="1136"/>
-          </w:tcPr>
-          <w:p>
-            <w:pPr>
-              <w:pStyle w:val="Compact"/>
-              <w:spacing w:before="20" w:after="20" w:line="240" w:lineRule="auto"/>
-              <w:jc w:val="center"/>
-              <w:keepNext/>
-            </w:pPr>
-            <w:r>
-              <w:rPr>
-                <w:sz w:val="13"/>
-                <w:szCs w:val="13"/>
-              </w:rPr>
-              <w:t xml:space="preserve">0.935*** (0.016)</w:t>
-            </w:r>
-          </w:p>
-        </w:tc>
-        <w:tc>
-          <w:tcPr>
-            <w:tcW w:type="dxa" w:w="1136"/>
-          </w:tcPr>
-          <w:p>
-            <w:pPr>
-              <w:pStyle w:val="Compact"/>
-              <w:spacing w:before="20" w:after="20" w:line="240" w:lineRule="auto"/>
-              <w:jc w:val="center"/>
-              <w:keepNext/>
-            </w:pPr>
-            <w:r>
-              <w:rPr>
-                <w:sz w:val="13"/>
-                <w:szCs w:val="13"/>
-              </w:rPr>
-              <w:t xml:space="preserve">0.898*** (0.015)</w:t>
-            </w:r>
-          </w:p>
-        </w:tc>
-        <w:tc>
-          <w:tcPr>
-            <w:tcW w:type="dxa" w:w="1136"/>
-          </w:tcPr>
-          <w:p>
-            <w:pPr>
-              <w:pStyle w:val="Compact"/>
-              <w:spacing w:before="20" w:after="20" w:line="240" w:lineRule="auto"/>
-              <w:jc w:val="center"/>
-              <w:keepNext/>
-            </w:pPr>
-            <w:r>
-              <w:rPr>
-                <w:sz w:val="13"/>
-                <w:szCs w:val="13"/>
-              </w:rPr>
-              <w:t xml:space="preserve">0.820*** (0.023)</w:t>
-            </w:r>
-          </w:p>
-        </w:tc>
-        <w:tc>
-          <w:tcPr>
-            <w:tcW w:type="dxa" w:w="1150"/>
-          </w:tcPr>
-          <w:p>
-            <w:pPr>
-              <w:pStyle w:val="Compact"/>
-              <w:spacing w:before="20" w:after="20" w:line="240" w:lineRule="auto"/>
-              <w:jc w:val="center"/>
-              <w:keepNext/>
-            </w:pPr>
-            <w:r>
-              <w:rPr>
-                <w:sz w:val="13"/>
-                <w:szCs w:val="13"/>
-              </w:rPr>
-              <w:t xml:space="preserve">0.909*** (0.016)</w:t>
-            </w:r>
-          </w:p>
-        </w:tc>
-        <w:tc>
-          <w:tcPr>
-            <w:tcW w:type="dxa" w:w="1136"/>
-          </w:tcPr>
-          <w:p>
-            <w:pPr>
-              <w:pStyle w:val="Compact"/>
-              <w:spacing w:before="20" w:after="20" w:line="240" w:lineRule="auto"/>
-              <w:jc w:val="center"/>
-              <w:keepNext/>
-            </w:pPr>
-            <w:r>
-              <w:rPr>
-                <w:sz w:val="13"/>
-                <w:szCs w:val="13"/>
-              </w:rPr>
-              <w:t xml:space="preserve">0.862*** (0.033)</w:t>
-            </w:r>
-          </w:p>
-        </w:tc>
-      </w:tr>
-      <w:tr>
-        <w:trPr>
-          <w:cantSplit/>
-        </w:trPr>
-        <w:tc>
-          <w:tcPr>
-            <w:tcW w:type="dxa" w:w="1106"/>
-          </w:tcPr>
-          <w:p>
-            <w:pPr>
-              <w:pStyle w:val="Compact"/>
-              <w:spacing w:before="20" w:after="20" w:line="240" w:lineRule="auto"/>
-              <w:keepNext/>
-            </w:pPr>
-            <w:r>
-              <w:rPr>
-                <w:sz w:val="13"/>
-                <w:szCs w:val="13"/>
-              </w:rPr>
-              <w:t xml:space="preserve">기술범위</w:t>
-            </w:r>
-          </w:p>
-        </w:tc>
-        <w:tc>
-          <w:tcPr>
-            <w:tcW w:type="dxa" w:w="1136"/>
-          </w:tcPr>
-          <w:p>
-            <w:pPr>
-              <w:pStyle w:val="Compact"/>
-              <w:spacing w:before="20" w:after="20" w:line="240" w:lineRule="auto"/>
-              <w:jc w:val="center"/>
-              <w:keepNext/>
-            </w:pPr>
-            <w:r>
-              <w:rPr>
-                <w:sz w:val="13"/>
-                <w:szCs w:val="13"/>
-              </w:rPr>
-              <w:t xml:space="preserve">0.905** (0.048)</w:t>
-            </w:r>
-          </w:p>
-        </w:tc>
-        <w:tc>
-          <w:tcPr>
-            <w:tcW w:type="dxa" w:w="1136"/>
-          </w:tcPr>
-          <w:p>
-            <w:pPr>
-              <w:pStyle w:val="Compact"/>
-              <w:spacing w:before="20" w:after="20" w:line="240" w:lineRule="auto"/>
-              <w:jc w:val="center"/>
-              <w:keepNext/>
-            </w:pPr>
-            <w:r>
-              <w:rPr>
-                <w:sz w:val="13"/>
-                <w:szCs w:val="13"/>
-              </w:rPr>
-              <w:t xml:space="preserve">0.915** (0.044)</w:t>
-            </w:r>
-          </w:p>
-        </w:tc>
-        <w:tc>
-          <w:tcPr>
-            <w:tcW w:type="dxa" w:w="1136"/>
-          </w:tcPr>
-          <w:p>
-            <w:pPr>
-              <w:pStyle w:val="Compact"/>
-              <w:spacing w:before="20" w:after="20" w:line="240" w:lineRule="auto"/>
-              <w:jc w:val="center"/>
-              <w:keepNext/>
-            </w:pPr>
-            <w:r>
-              <w:rPr>
-                <w:sz w:val="13"/>
-                <w:szCs w:val="13"/>
-              </w:rPr>
-              <w:t xml:space="preserve">0.826*** (0.061)</w:t>
-            </w:r>
-          </w:p>
-        </w:tc>
-        <w:tc>
-          <w:tcPr>
-            <w:tcW w:type="dxa" w:w="1136"/>
-          </w:tcPr>
-          <w:p>
-            <w:pPr>
-              <w:pStyle w:val="Compact"/>
-              <w:spacing w:before="20" w:after="20" w:line="240" w:lineRule="auto"/>
-              <w:jc w:val="center"/>
-              <w:keepNext/>
-            </w:pPr>
-            <w:r>
-              <w:rPr>
-                <w:sz w:val="13"/>
-                <w:szCs w:val="13"/>
-              </w:rPr>
-              <w:t xml:space="preserve">0.923* (0.045)</w:t>
-            </w:r>
-          </w:p>
-        </w:tc>
-        <w:tc>
-          <w:tcPr>
-            <w:tcW w:type="dxa" w:w="1136"/>
-          </w:tcPr>
-          <w:p>
-            <w:pPr>
-              <w:pStyle w:val="Compact"/>
-              <w:spacing w:before="20" w:after="20" w:line="240" w:lineRule="auto"/>
-              <w:jc w:val="center"/>
-              <w:keepNext/>
-            </w:pPr>
-            <w:r>
-              <w:rPr>
-                <w:sz w:val="13"/>
-                <w:szCs w:val="13"/>
-              </w:rPr>
-              <w:t xml:space="preserve">0.916* (0.050)</w:t>
-            </w:r>
-          </w:p>
-        </w:tc>
-        <w:tc>
-          <w:tcPr>
-            <w:tcW w:type="dxa" w:w="1150"/>
-          </w:tcPr>
-          <w:p>
-            <w:pPr>
-              <w:pStyle w:val="Compact"/>
-              <w:spacing w:before="20" w:after="20" w:line="240" w:lineRule="auto"/>
-              <w:jc w:val="center"/>
-              <w:keepNext/>
-            </w:pPr>
-            <w:r>
-              <w:rPr>
-                <w:sz w:val="13"/>
-                <w:szCs w:val="13"/>
-              </w:rPr>
-              <w:t xml:space="preserve">0.908* (0.054)</w:t>
-            </w:r>
-          </w:p>
-        </w:tc>
-        <w:tc>
-          <w:tcPr>
-            <w:tcW w:type="dxa" w:w="1136"/>
-          </w:tcPr>
-          <w:p>
-            <w:pPr>
-              <w:pStyle w:val="Compact"/>
-              <w:spacing w:before="20" w:after="20" w:line="240" w:lineRule="auto"/>
-              <w:jc w:val="center"/>
-              <w:keepNext/>
-            </w:pPr>
-            <w:r>
-              <w:rPr>
-                <w:sz w:val="13"/>
-                <w:szCs w:val="13"/>
-              </w:rPr>
-              <w:t xml:space="preserve">0.910* (0.051)</w:t>
-            </w:r>
-          </w:p>
-        </w:tc>
-      </w:tr>
-      <w:tr>
-        <w:trPr>
-          <w:cantSplit/>
-        </w:trPr>
-        <w:tc>
-          <w:tcPr>
-            <w:tcW w:type="dxa" w:w="1106"/>
-          </w:tcPr>
-          <w:p>
-            <w:pPr>
-              <w:pStyle w:val="Compact"/>
-              <w:spacing w:before="20" w:after="20" w:line="240" w:lineRule="auto"/>
-              <w:keepNext/>
-            </w:pPr>
-            <w:r>
-              <w:rPr>
-                <w:sz w:val="13"/>
-                <w:szCs w:val="13"/>
-              </w:rPr>
-              <w:t xml:space="preserve">중국(CN)</w:t>
-            </w:r>
-          </w:p>
-        </w:tc>
-        <w:tc>
-          <w:tcPr>
-            <w:tcW w:type="dxa" w:w="1136"/>
-          </w:tcPr>
-          <w:p>
-            <w:pPr>
-              <w:pStyle w:val="Compact"/>
-              <w:spacing w:before="20" w:after="20" w:line="240" w:lineRule="auto"/>
-              <w:jc w:val="center"/>
-              <w:keepNext/>
-            </w:pPr>
-            <w:r>
-              <w:rPr>
-                <w:sz w:val="13"/>
-                <w:szCs w:val="13"/>
-              </w:rPr>
-              <w:t xml:space="preserve">2.687*** (0.276)</w:t>
-            </w:r>
-          </w:p>
-        </w:tc>
-        <w:tc>
-          <w:tcPr>
-            <w:tcW w:type="dxa" w:w="1136"/>
-          </w:tcPr>
-          <w:p>
-            <w:pPr>
-              <w:pStyle w:val="Compact"/>
-              <w:spacing w:before="20" w:after="20" w:line="240" w:lineRule="auto"/>
-              <w:jc w:val="center"/>
-              <w:keepNext/>
-            </w:pPr>
-            <w:r>
-              <w:rPr>
-                <w:sz w:val="13"/>
-                <w:szCs w:val="13"/>
-              </w:rPr>
-              <w:t xml:space="preserve">2.720*** (0.274)</w:t>
-            </w:r>
-          </w:p>
-        </w:tc>
-        <w:tc>
-          <w:tcPr>
-            <w:tcW w:type="dxa" w:w="1136"/>
-          </w:tcPr>
-          <w:p>
-            <w:pPr>
-              <w:pStyle w:val="Compact"/>
-              <w:spacing w:before="20" w:after="20" w:line="240" w:lineRule="auto"/>
-              <w:jc w:val="center"/>
-              <w:keepNext/>
-            </w:pPr>
-            <w:r>
-              <w:rPr>
-                <w:sz w:val="13"/>
-                <w:szCs w:val="13"/>
-              </w:rPr>
-              <w:t xml:space="preserve">2.721*** (0.320)</w:t>
-            </w:r>
-          </w:p>
-        </w:tc>
-        <w:tc>
-          <w:tcPr>
-            <w:tcW w:type="dxa" w:w="1136"/>
-          </w:tcPr>
-          <w:p>
-            <w:pPr>
-              <w:pStyle w:val="Compact"/>
-              <w:spacing w:before="20" w:after="20" w:line="240" w:lineRule="auto"/>
-              <w:jc w:val="center"/>
-              <w:keepNext/>
-            </w:pPr>
-            <w:r>
-              <w:rPr>
-                <w:sz w:val="13"/>
-                <w:szCs w:val="13"/>
-              </w:rPr>
-              <w:t xml:space="preserve">3.299*** (0.285)</w:t>
-            </w:r>
-          </w:p>
-        </w:tc>
-        <w:tc>
-          <w:tcPr>
-            <w:tcW w:type="dxa" w:w="1136"/>
-          </w:tcPr>
-          <w:p>
-            <w:pPr>
-              <w:pStyle w:val="Compact"/>
-              <w:spacing w:before="20" w:after="20" w:line="240" w:lineRule="auto"/>
-              <w:jc w:val="center"/>
-              <w:keepNext/>
-            </w:pPr>
-            <w:r>
-              <w:rPr>
-                <w:sz w:val="13"/>
-                <w:szCs w:val="13"/>
-              </w:rPr>
-              <w:t xml:space="preserve">3.235*** (0.303)</w:t>
-            </w:r>
-          </w:p>
-        </w:tc>
-        <w:tc>
-          <w:tcPr>
-            <w:tcW w:type="dxa" w:w="1150"/>
-          </w:tcPr>
-          <w:p>
-            <w:pPr>
-              <w:pStyle w:val="Compact"/>
-              <w:spacing w:before="20" w:after="20" w:line="240" w:lineRule="auto"/>
-              <w:jc w:val="center"/>
-              <w:keepNext/>
-            </w:pPr>
-            <w:r>
-              <w:rPr>
-                <w:sz w:val="13"/>
-                <w:szCs w:val="13"/>
-              </w:rPr>
-              <w:t xml:space="preserve">1.651 (0.319)</w:t>
-            </w:r>
-          </w:p>
-        </w:tc>
-        <w:tc>
-          <w:tcPr>
-            <w:tcW w:type="dxa" w:w="1136"/>
-          </w:tcPr>
-          <w:p>
-            <w:pPr>
-              <w:pStyle w:val="Compact"/>
-              <w:spacing w:before="20" w:after="20" w:line="240" w:lineRule="auto"/>
-              <w:jc w:val="center"/>
-              <w:keepNext/>
-            </w:pPr>
-            <w:r>
-              <w:rPr>
-                <w:sz w:val="13"/>
-                <w:szCs w:val="13"/>
-              </w:rPr>
-              <w:t xml:space="preserve">2.701*** (0.290)</w:t>
-            </w:r>
-          </w:p>
-        </w:tc>
-      </w:tr>
-      <w:tr>
-        <w:trPr>
-          <w:cantSplit/>
-        </w:trPr>
-        <w:tc>
-          <w:tcPr>
-            <w:tcW w:type="dxa" w:w="1106"/>
-          </w:tcPr>
-          <w:p>
-            <w:pPr>
-              <w:pStyle w:val="Compact"/>
-              <w:spacing w:before="20" w:after="20" w:line="240" w:lineRule="auto"/>
-              <w:keepNext/>
-            </w:pPr>
-            <w:r>
-              <w:rPr>
-                <w:sz w:val="13"/>
-                <w:szCs w:val="13"/>
-              </w:rPr>
-              <w:t xml:space="preserve">한국(KR)</w:t>
-            </w:r>
-          </w:p>
-        </w:tc>
-        <w:tc>
-          <w:tcPr>
-            <w:tcW w:type="dxa" w:w="1136"/>
-          </w:tcPr>
-          <w:p>
-            <w:pPr>
-              <w:pStyle w:val="Compact"/>
-              <w:spacing w:before="20" w:after="20" w:line="240" w:lineRule="auto"/>
-              <w:jc w:val="center"/>
-              <w:keepNext/>
-            </w:pPr>
-            <w:r>
-              <w:rPr>
-                <w:sz w:val="13"/>
-                <w:szCs w:val="13"/>
-              </w:rPr>
-              <w:t xml:space="preserve">1.906 (0.419)</w:t>
-            </w:r>
-          </w:p>
-        </w:tc>
-        <w:tc>
-          <w:tcPr>
-            <w:tcW w:type="dxa" w:w="1136"/>
-          </w:tcPr>
-          <w:p>
-            <w:pPr>
-              <w:pStyle w:val="Compact"/>
-              <w:spacing w:before="20" w:after="20" w:line="240" w:lineRule="auto"/>
-              <w:jc w:val="center"/>
-              <w:keepNext/>
-            </w:pPr>
-            <w:r>
-              <w:rPr>
-                <w:sz w:val="13"/>
-                <w:szCs w:val="13"/>
-              </w:rPr>
-              <w:t xml:space="preserve">1.913 (0.419)</w:t>
-            </w:r>
-          </w:p>
-        </w:tc>
-        <w:tc>
-          <w:tcPr>
-            <w:tcW w:type="dxa" w:w="1136"/>
-          </w:tcPr>
-          <w:p>
-            <w:pPr>
-              <w:pStyle w:val="Compact"/>
-              <w:spacing w:before="20" w:after="20" w:line="240" w:lineRule="auto"/>
-              <w:jc w:val="center"/>
-              <w:keepNext/>
-            </w:pPr>
-            <w:r>
-              <w:rPr>
-                <w:sz w:val="13"/>
-                <w:szCs w:val="13"/>
-              </w:rPr>
-              <w:t xml:space="preserve">1.807 (0.499)</w:t>
-            </w:r>
-          </w:p>
-        </w:tc>
-        <w:tc>
-          <w:tcPr>
-            <w:tcW w:type="dxa" w:w="1136"/>
-          </w:tcPr>
-          <w:p>
-            <w:pPr>
-              <w:pStyle w:val="Compact"/>
-              <w:spacing w:before="20" w:after="20" w:line="240" w:lineRule="auto"/>
-              <w:jc w:val="center"/>
-              <w:keepNext/>
-            </w:pPr>
-            <w:r>
-              <w:rPr>
-                <w:sz w:val="13"/>
-                <w:szCs w:val="13"/>
-              </w:rPr>
-              <w:t xml:space="preserve">2.636** (0.422)</w:t>
-            </w:r>
-          </w:p>
-        </w:tc>
-        <w:tc>
-          <w:tcPr>
-            <w:tcW w:type="dxa" w:w="1136"/>
-          </w:tcPr>
-          <w:p>
-            <w:pPr>
-              <w:pStyle w:val="Compact"/>
-              <w:spacing w:before="20" w:after="20" w:line="240" w:lineRule="auto"/>
-              <w:jc w:val="center"/>
-              <w:keepNext/>
-            </w:pPr>
-            <w:r>
-              <w:rPr>
-                <w:sz w:val="13"/>
-                <w:szCs w:val="13"/>
-              </w:rPr>
-              <w:t xml:space="preserve">1.175 (0.510)</w:t>
-            </w:r>
-          </w:p>
-        </w:tc>
-        <w:tc>
-          <w:tcPr>
-            <w:tcW w:type="dxa" w:w="1150"/>
-          </w:tcPr>
-          <w:p>
-            <w:pPr>
-              <w:pStyle w:val="Compact"/>
-              <w:spacing w:before="20" w:after="20" w:line="240" w:lineRule="auto"/>
-              <w:jc w:val="center"/>
-              <w:keepNext/>
-            </w:pPr>
-            <w:r>
-              <w:rPr>
-                <w:sz w:val="13"/>
-                <w:szCs w:val="13"/>
-              </w:rPr>
-              <w:t xml:space="preserve">1.808 (0.430)</w:t>
-            </w:r>
-          </w:p>
-        </w:tc>
-        <w:tc>
-          <w:tcPr>
-            <w:tcW w:type="dxa" w:w="1136"/>
-          </w:tcPr>
-          <w:p>
-            <w:pPr>
-              <w:pStyle w:val="Compact"/>
-              <w:spacing w:before="20" w:after="20" w:line="240" w:lineRule="auto"/>
-              <w:jc w:val="center"/>
-              <w:keepNext/>
-            </w:pPr>
-            <w:r>
-              <w:rPr>
-                <w:sz w:val="13"/>
-                <w:szCs w:val="13"/>
-              </w:rPr>
-              <w:t xml:space="preserve">1.131 (0.560)</w:t>
-            </w:r>
-          </w:p>
-        </w:tc>
-      </w:tr>
-      <w:tr>
-        <w:trPr>
-          <w:cantSplit/>
-        </w:trPr>
-        <w:tc>
-          <w:tcPr>
-            <w:tcW w:type="dxa" w:w="1106"/>
-          </w:tcPr>
-          <w:p>
-            <w:pPr>
-              <w:pStyle w:val="Compact"/>
-              <w:spacing w:before="20" w:after="20" w:line="240" w:lineRule="auto"/>
-              <w:keepNext/>
-            </w:pPr>
-            <w:r>
-              <w:rPr>
-                <w:sz w:val="13"/>
-                <w:szCs w:val="13"/>
-              </w:rPr>
-              <w:t xml:space="preserve">대만(TW)</w:t>
-            </w:r>
-          </w:p>
-        </w:tc>
-        <w:tc>
-          <w:tcPr>
-            <w:tcW w:type="dxa" w:w="1136"/>
-          </w:tcPr>
-          <w:p>
-            <w:pPr>
-              <w:pStyle w:val="Compact"/>
-              <w:spacing w:before="20" w:after="20" w:line="240" w:lineRule="auto"/>
-              <w:jc w:val="center"/>
-              <w:keepNext/>
-            </w:pPr>
-            <w:r>
-              <w:rPr>
-                <w:sz w:val="13"/>
-                <w:szCs w:val="13"/>
-              </w:rPr>
-              <w:t xml:space="preserve">2.102* (0.407)</w:t>
-            </w:r>
-          </w:p>
-        </w:tc>
-        <w:tc>
-          <w:tcPr>
-            <w:tcW w:type="dxa" w:w="1136"/>
-          </w:tcPr>
-          <w:p>
-            <w:pPr>
-              <w:pStyle w:val="Compact"/>
-              <w:spacing w:before="20" w:after="20" w:line="240" w:lineRule="auto"/>
-              <w:jc w:val="center"/>
-              <w:keepNext/>
-            </w:pPr>
-            <w:r>
-              <w:rPr>
-                <w:sz w:val="13"/>
-                <w:szCs w:val="13"/>
-              </w:rPr>
-              <w:t xml:space="preserve">2.131* (0.406)</w:t>
-            </w:r>
-          </w:p>
-        </w:tc>
-        <w:tc>
-          <w:tcPr>
-            <w:tcW w:type="dxa" w:w="1136"/>
-          </w:tcPr>
-          <w:p>
-            <w:pPr>
-              <w:pStyle w:val="Compact"/>
-              <w:spacing w:before="20" w:after="20" w:line="240" w:lineRule="auto"/>
-              <w:jc w:val="center"/>
-              <w:keepNext/>
-            </w:pPr>
-            <w:r>
-              <w:rPr>
-                <w:sz w:val="13"/>
-                <w:szCs w:val="13"/>
-              </w:rPr>
-              <w:t xml:space="preserve">3.485** (0.636)</w:t>
-            </w:r>
-          </w:p>
-        </w:tc>
-        <w:tc>
-          <w:tcPr>
-            <w:tcW w:type="dxa" w:w="1136"/>
-          </w:tcPr>
-          <w:p>
-            <w:pPr>
-              <w:pStyle w:val="Compact"/>
-              <w:spacing w:before="20" w:after="20" w:line="240" w:lineRule="auto"/>
-              <w:jc w:val="center"/>
-              <w:keepNext/>
-            </w:pPr>
-            <w:r>
-              <w:rPr>
-                <w:sz w:val="13"/>
-                <w:szCs w:val="13"/>
-              </w:rPr>
-              <w:t xml:space="preserve">2.683** (0.416)</w:t>
-            </w:r>
-          </w:p>
-        </w:tc>
-        <w:tc>
-          <w:tcPr>
-            <w:tcW w:type="dxa" w:w="1136"/>
-          </w:tcPr>
-          <w:p>
-            <w:pPr>
-              <w:pStyle w:val="Compact"/>
-              <w:spacing w:before="20" w:after="20" w:line="240" w:lineRule="auto"/>
-              <w:jc w:val="center"/>
-              <w:keepNext/>
-            </w:pPr>
-            <w:r>
-              <w:rPr>
-                <w:sz w:val="13"/>
-                <w:szCs w:val="13"/>
-              </w:rPr>
-              <w:t xml:space="preserve">2.294* (0.445)</w:t>
-            </w:r>
-          </w:p>
-        </w:tc>
-        <w:tc>
-          <w:tcPr>
-            <w:tcW w:type="dxa" w:w="1150"/>
-          </w:tcPr>
-          <w:p>
-            <w:pPr>
-              <w:pStyle w:val="Compact"/>
-              <w:spacing w:before="20" w:after="20" w:line="240" w:lineRule="auto"/>
-              <w:jc w:val="center"/>
-              <w:keepNext/>
-            </w:pPr>
-            <w:r>
-              <w:rPr>
-                <w:sz w:val="13"/>
-                <w:szCs w:val="13"/>
-              </w:rPr>
-              <w:t xml:space="preserve">1.876 (0.492)</w:t>
-            </w:r>
-          </w:p>
-        </w:tc>
-        <w:tc>
-          <w:tcPr>
-            <w:tcW w:type="dxa" w:w="1136"/>
-          </w:tcPr>
-          <w:p>
-            <w:pPr>
-              <w:pStyle w:val="Compact"/>
-              <w:spacing w:before="20" w:after="20" w:line="240" w:lineRule="auto"/>
-              <w:jc w:val="center"/>
-              <w:keepNext/>
-            </w:pPr>
-            <w:r>
-              <w:rPr>
-                <w:sz w:val="13"/>
-                <w:szCs w:val="13"/>
-              </w:rPr>
-              <w:t xml:space="preserve">2.088* (0.434)</w:t>
-            </w:r>
-          </w:p>
-        </w:tc>
-      </w:tr>
-      <w:tr>
-        <w:trPr>
-          <w:cantSplit/>
-        </w:trPr>
-        <w:tc>
-          <w:tcPr>
-            <w:tcW w:type="dxa" w:w="1106"/>
-          </w:tcPr>
-          <w:p>
-            <w:pPr>
-              <w:pStyle w:val="Compact"/>
-              <w:spacing w:before="20" w:after="20" w:line="240" w:lineRule="auto"/>
-              <w:keepNext/>
-            </w:pPr>
-            <w:r>
-              <w:rPr>
-                <w:sz w:val="13"/>
-                <w:szCs w:val="13"/>
-              </w:rPr>
-              <w:t xml:space="preserve">일본(JP)</w:t>
-            </w:r>
-          </w:p>
-        </w:tc>
-        <w:tc>
-          <w:tcPr>
-            <w:tcW w:type="dxa" w:w="1136"/>
-          </w:tcPr>
-          <w:p>
-            <w:pPr>
-              <w:pStyle w:val="Compact"/>
-              <w:spacing w:before="20" w:after="20" w:line="240" w:lineRule="auto"/>
-              <w:jc w:val="center"/>
-              <w:keepNext/>
-            </w:pPr>
-            <w:r>
-              <w:rPr>
-                <w:sz w:val="13"/>
-                <w:szCs w:val="13"/>
-              </w:rPr>
-              <w:t xml:space="preserve">0.086*** (0.816)</w:t>
-            </w:r>
-          </w:p>
-        </w:tc>
-        <w:tc>
-          <w:tcPr>
-            <w:tcW w:type="dxa" w:w="1136"/>
-          </w:tcPr>
-          <w:p>
-            <w:pPr>
-              <w:pStyle w:val="Compact"/>
-              <w:spacing w:before="20" w:after="20" w:line="240" w:lineRule="auto"/>
-              <w:jc w:val="center"/>
-              <w:keepNext/>
-            </w:pPr>
-            <w:r>
-              <w:rPr>
-                <w:sz w:val="13"/>
-                <w:szCs w:val="13"/>
-              </w:rPr>
-              <w:t xml:space="preserve">0.087*** (0.817)</w:t>
-            </w:r>
-          </w:p>
-        </w:tc>
-        <w:tc>
-          <w:tcPr>
-            <w:tcW w:type="dxa" w:w="1136"/>
-          </w:tcPr>
-          <w:p>
-            <w:pPr>
-              <w:pStyle w:val="Compact"/>
-              <w:spacing w:before="20" w:after="20" w:line="240" w:lineRule="auto"/>
-              <w:jc w:val="center"/>
-              <w:keepNext/>
-            </w:pPr>
-            <w:r>
-              <w:rPr>
-                <w:sz w:val="13"/>
-                <w:szCs w:val="13"/>
-              </w:rPr>
-              <w:t xml:space="preserve">0.061** (1.222)</w:t>
-            </w:r>
-          </w:p>
-        </w:tc>
-        <w:tc>
-          <w:tcPr>
-            <w:tcW w:type="dxa" w:w="1136"/>
-          </w:tcPr>
-          <w:p>
-            <w:pPr>
-              <w:pStyle w:val="Compact"/>
-              <w:spacing w:before="20" w:after="20" w:line="240" w:lineRule="auto"/>
-              <w:jc w:val="center"/>
-              <w:keepNext/>
-            </w:pPr>
-            <w:r>
-              <w:rPr>
-                <w:sz w:val="13"/>
-                <w:szCs w:val="13"/>
-              </w:rPr>
-              <w:t xml:space="preserve">0.103*** (0.833)</w:t>
-            </w:r>
-          </w:p>
-        </w:tc>
-        <w:tc>
-          <w:tcPr>
-            <w:tcW w:type="dxa" w:w="1136"/>
-          </w:tcPr>
-          <w:p>
-            <w:pPr>
-              <w:pStyle w:val="Compact"/>
-              <w:spacing w:before="20" w:after="20" w:line="240" w:lineRule="auto"/>
-              <w:jc w:val="center"/>
-              <w:keepNext/>
-            </w:pPr>
-            <w:r>
-              <w:rPr>
-                <w:sz w:val="13"/>
-                <w:szCs w:val="13"/>
-              </w:rPr>
-              <w:t xml:space="preserve">0.015*** (1.466)</w:t>
-            </w:r>
-          </w:p>
-        </w:tc>
-        <w:tc>
-          <w:tcPr>
-            <w:tcW w:type="dxa" w:w="1150"/>
-          </w:tcPr>
-          <w:p>
-            <w:pPr>
-              <w:pStyle w:val="Compact"/>
-              <w:spacing w:before="20" w:after="20" w:line="240" w:lineRule="auto"/>
-              <w:jc w:val="center"/>
-              <w:keepNext/>
-            </w:pPr>
-            <w:r>
-              <w:rPr>
-                <w:sz w:val="13"/>
-                <w:szCs w:val="13"/>
-              </w:rPr>
-              <w:t xml:space="preserve">0.061*** (0.836)</w:t>
-            </w:r>
-          </w:p>
-        </w:tc>
-        <w:tc>
-          <w:tcPr>
-            <w:tcW w:type="dxa" w:w="1136"/>
-          </w:tcPr>
-          <w:p>
-            <w:pPr>
-              <w:pStyle w:val="Compact"/>
-              <w:spacing w:before="20" w:after="20" w:line="240" w:lineRule="auto"/>
-              <w:jc w:val="center"/>
-              <w:keepNext/>
-            </w:pPr>
-            <w:r>
-              <w:rPr>
-                <w:sz w:val="13"/>
-                <w:szCs w:val="13"/>
-              </w:rPr>
-              <w:t xml:space="preserve">3.240 (1.456)</w:t>
-            </w:r>
-          </w:p>
-        </w:tc>
-      </w:tr>
-      <w:tr>
-        <w:trPr>
-          <w:cantSplit/>
-        </w:trPr>
-        <w:tc>
-          <w:tcPr>
-            <w:tcW w:type="dxa" w:w="1106"/>
-          </w:tcPr>
-          <w:p>
-            <w:pPr>
-              <w:pStyle w:val="Compact"/>
-              <w:spacing w:before="20" w:after="20" w:line="240" w:lineRule="auto"/>
-              <w:keepNext/>
-            </w:pPr>
-            <w:r>
-              <w:rPr>
-                <w:sz w:val="13"/>
-                <w:szCs w:val="13"/>
-              </w:rPr>
-              <w:t xml:space="preserve">EPO(EP)</w:t>
-            </w:r>
-          </w:p>
-        </w:tc>
-        <w:tc>
-          <w:tcPr>
-            <w:tcW w:type="dxa" w:w="1136"/>
-          </w:tcPr>
-          <w:p>
-            <w:pPr>
-              <w:pStyle w:val="Compact"/>
-              <w:spacing w:before="20" w:after="20" w:line="240" w:lineRule="auto"/>
-              <w:jc w:val="center"/>
-              <w:keepNext/>
-            </w:pPr>
-            <w:r>
-              <w:rPr>
-                <w:sz w:val="13"/>
-                <w:szCs w:val="13"/>
-              </w:rPr>
-              <w:t xml:space="preserve">0.858 (0.438)</w:t>
-            </w:r>
-          </w:p>
-        </w:tc>
-        <w:tc>
-          <w:tcPr>
-            <w:tcW w:type="dxa" w:w="1136"/>
-          </w:tcPr>
-          <w:p>
-            <w:pPr>
-              <w:pStyle w:val="Compact"/>
-              <w:spacing w:before="20" w:after="20" w:line="240" w:lineRule="auto"/>
-              <w:jc w:val="center"/>
-              <w:keepNext/>
-            </w:pPr>
-            <w:r>
-              <w:rPr>
-                <w:sz w:val="13"/>
-                <w:szCs w:val="13"/>
-              </w:rPr>
-              <w:t xml:space="preserve">0.868 (0.435)</w:t>
-            </w:r>
-          </w:p>
-        </w:tc>
-        <w:tc>
-          <w:tcPr>
-            <w:tcW w:type="dxa" w:w="1136"/>
-          </w:tcPr>
-          <w:p>
-            <w:pPr>
-              <w:pStyle w:val="Compact"/>
-              <w:spacing w:before="20" w:after="20" w:line="240" w:lineRule="auto"/>
-              <w:jc w:val="center"/>
-              <w:keepNext/>
-            </w:pPr>
-            <w:r>
-              <w:rPr>
-                <w:sz w:val="13"/>
-                <w:szCs w:val="13"/>
-              </w:rPr>
-              <w:t xml:space="preserve">0.699 (0.764)</w:t>
-            </w:r>
-          </w:p>
-        </w:tc>
-        <w:tc>
-          <w:tcPr>
-            <w:tcW w:type="dxa" w:w="1136"/>
-          </w:tcPr>
-          <w:p>
-            <w:pPr>
-              <w:pStyle w:val="Compact"/>
-              <w:spacing w:before="20" w:after="20" w:line="240" w:lineRule="auto"/>
-              <w:jc w:val="center"/>
-              <w:keepNext/>
-            </w:pPr>
-            <w:r>
-              <w:rPr>
-                <w:sz w:val="13"/>
-                <w:szCs w:val="13"/>
-              </w:rPr>
-              <w:t xml:space="preserve">0.956 (0.443)</w:t>
-            </w:r>
-          </w:p>
-        </w:tc>
-        <w:tc>
-          <w:tcPr>
-            <w:tcW w:type="dxa" w:w="1136"/>
-          </w:tcPr>
-          <w:p>
-            <w:pPr>
-              <w:pStyle w:val="Compact"/>
-              <w:spacing w:before="20" w:after="20" w:line="240" w:lineRule="auto"/>
-              <w:jc w:val="center"/>
-              <w:keepNext/>
-            </w:pPr>
-            <w:r>
-              <w:rPr>
-                <w:sz w:val="13"/>
-                <w:szCs w:val="13"/>
-              </w:rPr>
-              <w:t xml:space="preserve">1.089 (0.494)</w:t>
-            </w:r>
-          </w:p>
-        </w:tc>
-        <w:tc>
-          <w:tcPr>
-            <w:tcW w:type="dxa" w:w="1150"/>
-          </w:tcPr>
-          <w:p>
-            <w:pPr>
-              <w:pStyle w:val="Compact"/>
-              <w:spacing w:before="20" w:after="20" w:line="240" w:lineRule="auto"/>
-              <w:jc w:val="center"/>
-              <w:keepNext/>
-            </w:pPr>
-            <w:r>
-              <w:rPr>
-                <w:sz w:val="13"/>
-                <w:szCs w:val="13"/>
-              </w:rPr>
-              <w:t xml:space="preserve">0.804 (0.449)</w:t>
-            </w:r>
-          </w:p>
-        </w:tc>
-        <w:tc>
-          <w:tcPr>
-            <w:tcW w:type="dxa" w:w="1136"/>
-          </w:tcPr>
-          <w:p>
-            <w:pPr>
-              <w:pStyle w:val="Compact"/>
-              <w:spacing w:before="20" w:after="20" w:line="240" w:lineRule="auto"/>
-              <w:jc w:val="center"/>
-              <w:keepNext/>
-            </w:pPr>
-            <w:r>
-              <w:rPr>
-                <w:sz w:val="13"/>
-                <w:szCs w:val="13"/>
-              </w:rPr>
-              <w:t xml:space="preserve">0.709 (0.578)</w:t>
-            </w:r>
-          </w:p>
-        </w:tc>
-      </w:tr>
-      <w:tr>
-        <w:trPr>
-          <w:cantSplit/>
-        </w:trPr>
-        <w:tc>
-          <w:tcPr>
-            <w:tcW w:type="dxa" w:w="1106"/>
-          </w:tcPr>
-          <w:p>
-            <w:pPr>
-              <w:pStyle w:val="Compact"/>
-              <w:spacing w:before="20" w:after="20" w:line="240" w:lineRule="auto"/>
-              <w:keepNext/>
-            </w:pPr>
-            <w:r>
-              <w:rPr>
-                <w:sz w:val="13"/>
-                <w:szCs w:val="13"/>
-              </w:rPr>
-              <w:t xml:space="preserve">PCT(WO)</w:t>
-            </w:r>
-          </w:p>
-        </w:tc>
-        <w:tc>
-          <w:tcPr>
-            <w:tcW w:type="dxa" w:w="1136"/>
-          </w:tcPr>
-          <w:p>
-            <w:pPr>
-              <w:pStyle w:val="Compact"/>
-              <w:spacing w:before="20" w:after="20" w:line="240" w:lineRule="auto"/>
-              <w:jc w:val="center"/>
-              <w:keepNext/>
-            </w:pPr>
-            <w:r>
-              <w:rPr>
-                <w:sz w:val="13"/>
-                <w:szCs w:val="13"/>
-              </w:rPr>
-              <w:t xml:space="preserve">1.997** (0.323)</w:t>
-            </w:r>
-          </w:p>
-        </w:tc>
-        <w:tc>
-          <w:tcPr>
-            <w:tcW w:type="dxa" w:w="1136"/>
-          </w:tcPr>
-          <w:p>
-            <w:pPr>
-              <w:pStyle w:val="Compact"/>
-              <w:spacing w:before="20" w:after="20" w:line="240" w:lineRule="auto"/>
-              <w:jc w:val="center"/>
-              <w:keepNext/>
-            </w:pPr>
-            <w:r>
-              <w:rPr>
-                <w:sz w:val="13"/>
-                <w:szCs w:val="13"/>
-              </w:rPr>
-              <w:t xml:space="preserve">2.016** (0.322)</w:t>
-            </w:r>
-          </w:p>
-        </w:tc>
-        <w:tc>
-          <w:tcPr>
-            <w:tcW w:type="dxa" w:w="1136"/>
-          </w:tcPr>
-          <w:p>
-            <w:pPr>
-              <w:pStyle w:val="Compact"/>
-              <w:spacing w:before="20" w:after="20" w:line="240" w:lineRule="auto"/>
-              <w:jc w:val="center"/>
-              <w:keepNext/>
-            </w:pPr>
-            <w:r>
-              <w:rPr>
-                <w:sz w:val="13"/>
-                <w:szCs w:val="13"/>
-              </w:rPr>
-              <w:t xml:space="preserve">1.636 (0.496)</w:t>
-            </w:r>
-          </w:p>
-        </w:tc>
-        <w:tc>
-          <w:tcPr>
-            <w:tcW w:type="dxa" w:w="1136"/>
-          </w:tcPr>
-          <w:p>
-            <w:pPr>
-              <w:pStyle w:val="Compact"/>
-              <w:spacing w:before="20" w:after="20" w:line="240" w:lineRule="auto"/>
-              <w:jc w:val="center"/>
-              <w:keepNext/>
-            </w:pPr>
-            <w:r>
-              <w:rPr>
-                <w:sz w:val="13"/>
-                <w:szCs w:val="13"/>
-              </w:rPr>
-              <w:t xml:space="preserve">2.170** (0.339)</w:t>
-            </w:r>
-          </w:p>
-        </w:tc>
-        <w:tc>
-          <w:tcPr>
-            <w:tcW w:type="dxa" w:w="1136"/>
-          </w:tcPr>
-          <w:p>
-            <w:pPr>
-              <w:pStyle w:val="Compact"/>
-              <w:spacing w:before="20" w:after="20" w:line="240" w:lineRule="auto"/>
-              <w:jc w:val="center"/>
-              <w:keepNext/>
-            </w:pPr>
-            <w:r>
-              <w:rPr>
-                <w:sz w:val="13"/>
-                <w:szCs w:val="13"/>
-              </w:rPr>
-              <w:t xml:space="preserve">2.046* (0.366)</w:t>
-            </w:r>
-          </w:p>
-        </w:tc>
-        <w:tc>
-          <w:tcPr>
-            <w:tcW w:type="dxa" w:w="1150"/>
-          </w:tcPr>
-          <w:p>
-            <w:pPr>
-              <w:pStyle w:val="Compact"/>
-              <w:spacing w:before="20" w:after="20" w:line="240" w:lineRule="auto"/>
-              <w:jc w:val="center"/>
-              <w:keepNext/>
-            </w:pPr>
-            <w:r>
-              <w:rPr>
-                <w:sz w:val="13"/>
-                <w:szCs w:val="13"/>
-              </w:rPr>
-              <w:t xml:space="preserve">2.167** (0.385)</w:t>
-            </w:r>
-          </w:p>
-        </w:tc>
-        <w:tc>
-          <w:tcPr>
-            <w:tcW w:type="dxa" w:w="1136"/>
-          </w:tcPr>
-          <w:p>
-            <w:pPr>
-              <w:pStyle w:val="Compact"/>
-              <w:spacing w:before="20" w:after="20" w:line="240" w:lineRule="auto"/>
-              <w:jc w:val="center"/>
-              <w:keepNext/>
-            </w:pPr>
-            <w:r>
-              <w:rPr>
-                <w:sz w:val="13"/>
-                <w:szCs w:val="13"/>
-              </w:rPr>
-              <w:t xml:space="preserve">1.694 (0.364)</w:t>
-            </w:r>
-          </w:p>
-        </w:tc>
-      </w:tr>
-      <w:tr>
-        <w:trPr>
-          <w:cantSplit/>
-        </w:trPr>
-        <w:tc>
-          <w:tcPr>
-            <w:tcW w:type="dxa" w:w="1106"/>
-          </w:tcPr>
-          <w:p>
-            <w:pPr>
-              <w:pStyle w:val="Compact"/>
-              <w:spacing w:before="20" w:after="20" w:line="240" w:lineRule="auto"/>
-              <w:keepNext/>
-            </w:pPr>
-            <w:r>
-              <w:rPr>
-                <w:sz w:val="13"/>
-                <w:szCs w:val="13"/>
-              </w:rPr>
-              <w:t xml:space="preserve">기타</w:t>
-            </w:r>
-          </w:p>
-        </w:tc>
-        <w:tc>
-          <w:tcPr>
-            <w:tcW w:type="dxa" w:w="1136"/>
-          </w:tcPr>
-          <w:p>
-            <w:pPr>
-              <w:pStyle w:val="Compact"/>
-              <w:spacing w:before="20" w:after="20" w:line="240" w:lineRule="auto"/>
-              <w:jc w:val="center"/>
-              <w:keepNext/>
-            </w:pPr>
-            <w:r>
-              <w:rPr>
-                <w:sz w:val="13"/>
-                <w:szCs w:val="13"/>
-              </w:rPr>
-              <w:t xml:space="preserve">1.901 (0.779)</w:t>
-            </w:r>
-          </w:p>
-        </w:tc>
-        <w:tc>
-          <w:tcPr>
-            <w:tcW w:type="dxa" w:w="1136"/>
-          </w:tcPr>
-          <w:p>
-            <w:pPr>
-              <w:pStyle w:val="Compact"/>
-              <w:spacing w:before="20" w:after="20" w:line="240" w:lineRule="auto"/>
-              <w:jc w:val="center"/>
-              <w:keepNext/>
-            </w:pPr>
-            <w:r>
-              <w:rPr>
-                <w:sz w:val="13"/>
-                <w:szCs w:val="13"/>
-              </w:rPr>
-              <w:t xml:space="preserve">1.923 (0.775)</w:t>
-            </w:r>
-          </w:p>
-        </w:tc>
-        <w:tc>
-          <w:tcPr>
-            <w:tcW w:type="dxa" w:w="1136"/>
-          </w:tcPr>
-          <w:p>
-            <w:pPr>
-              <w:pStyle w:val="Compact"/>
-              <w:spacing w:before="20" w:after="20" w:line="240" w:lineRule="auto"/>
-              <w:jc w:val="center"/>
-              <w:keepNext/>
-            </w:pPr>
-            <w:r>
-              <w:rPr>
-                <w:sz w:val="13"/>
-                <w:szCs w:val="13"/>
-              </w:rPr>
-              <w:t xml:space="preserve">1.847 (1.010)</w:t>
-            </w:r>
-          </w:p>
-        </w:tc>
-        <w:tc>
-          <w:tcPr>
-            <w:tcW w:type="dxa" w:w="1136"/>
-          </w:tcPr>
-          <w:p>
-            <w:pPr>
-              <w:pStyle w:val="Compact"/>
-              <w:spacing w:before="20" w:after="20" w:line="240" w:lineRule="auto"/>
-              <w:jc w:val="center"/>
-              <w:keepNext/>
-            </w:pPr>
-            <w:r>
-              <w:rPr>
-                <w:sz w:val="13"/>
-                <w:szCs w:val="13"/>
-              </w:rPr>
-              <w:t xml:space="preserve">2.385 (0.758)</w:t>
-            </w:r>
-          </w:p>
-        </w:tc>
-        <w:tc>
-          <w:tcPr>
-            <w:tcW w:type="dxa" w:w="1136"/>
-          </w:tcPr>
-          <w:p>
-            <w:pPr>
-              <w:pStyle w:val="Compact"/>
-              <w:spacing w:before="20" w:after="20" w:line="240" w:lineRule="auto"/>
-              <w:jc w:val="center"/>
-              <w:keepNext/>
-            </w:pPr>
-            <w:r>
-              <w:rPr>
-                <w:sz w:val="13"/>
-                <w:szCs w:val="13"/>
-              </w:rPr>
-              <w:t xml:space="preserve">0.996 (0.914)</w:t>
-            </w:r>
-          </w:p>
-        </w:tc>
-        <w:tc>
-          <w:tcPr>
-            <w:tcW w:type="dxa" w:w="1150"/>
-          </w:tcPr>
-          <w:p>
-            <w:pPr>
-              <w:pStyle w:val="Compact"/>
-              <w:spacing w:before="20" w:after="20" w:line="240" w:lineRule="auto"/>
-              <w:jc w:val="center"/>
-              <w:keepNext/>
-            </w:pPr>
-            <w:r>
-              <w:rPr>
-                <w:sz w:val="13"/>
-                <w:szCs w:val="13"/>
-              </w:rPr>
-              <w:t xml:space="preserve">2.172 (0.837)</w:t>
-            </w:r>
-          </w:p>
-        </w:tc>
-        <w:tc>
-          <w:tcPr>
-            <w:tcW w:type="dxa" w:w="1136"/>
-          </w:tcPr>
-          <w:p>
-            <w:pPr>
-              <w:pStyle w:val="Compact"/>
-              <w:spacing w:before="20" w:after="20" w:line="240" w:lineRule="auto"/>
-              <w:jc w:val="center"/>
-              <w:keepNext/>
-            </w:pPr>
-            <w:r>
-              <w:rPr>
-                <w:sz w:val="13"/>
-                <w:szCs w:val="13"/>
-              </w:rPr>
-              <w:t xml:space="preserve">—</w:t>
-            </w:r>
-          </w:p>
-        </w:tc>
-      </w:tr>
-      <w:tr>
-        <w:trPr>
-          <w:cantSplit/>
-        </w:trPr>
-        <w:tc>
-          <w:tcPr>
-            <w:tcW w:type="dxa" w:w="1106"/>
-          </w:tcPr>
-          <w:p>
-            <w:pPr>
-              <w:pStyle w:val="Compact"/>
-              <w:spacing w:before="20" w:after="20" w:line="240" w:lineRule="auto"/>
-              <w:keepNext/>
-            </w:pPr>
-            <w:r>
-              <w:rPr>
-                <w:sz w:val="13"/>
-                <w:szCs w:val="13"/>
-              </w:rPr>
-              <w:t xml:space="preserve">N</w:t>
-            </w:r>
-          </w:p>
-        </w:tc>
-        <w:tc>
-          <w:tcPr>
-            <w:tcW w:type="dxa" w:w="1136"/>
-          </w:tcPr>
-          <w:p>
-            <w:pPr>
-              <w:pStyle w:val="Compact"/>
-              <w:spacing w:before="20" w:after="20" w:line="240" w:lineRule="auto"/>
-              <w:jc w:val="center"/>
-              <w:keepNext/>
-            </w:pPr>
-            <w:r>
-              <w:rPr>
-                <w:sz w:val="13"/>
-                <w:szCs w:val="13"/>
-              </w:rPr>
-              <w:t xml:space="preserve">928</w:t>
-            </w:r>
-          </w:p>
-        </w:tc>
-        <w:tc>
-          <w:tcPr>
-            <w:tcW w:type="dxa" w:w="1136"/>
-          </w:tcPr>
-          <w:p>
-            <w:pPr>
-              <w:pStyle w:val="Compact"/>
-              <w:spacing w:before="20" w:after="20" w:line="240" w:lineRule="auto"/>
-              <w:jc w:val="center"/>
-              <w:keepNext/>
-            </w:pPr>
-            <w:r>
-              <w:rPr>
-                <w:sz w:val="13"/>
-                <w:szCs w:val="13"/>
-              </w:rPr>
-              <w:t xml:space="preserve">928</w:t>
-            </w:r>
-          </w:p>
-        </w:tc>
-        <w:tc>
-          <w:tcPr>
-            <w:tcW w:type="dxa" w:w="1136"/>
-          </w:tcPr>
-          <w:p>
-            <w:pPr>
-              <w:pStyle w:val="Compact"/>
-              <w:spacing w:before="20" w:after="20" w:line="240" w:lineRule="auto"/>
-              <w:jc w:val="center"/>
-              <w:keepNext/>
-            </w:pPr>
-            <w:r>
-              <w:rPr>
-                <w:sz w:val="13"/>
-                <w:szCs w:val="13"/>
-              </w:rPr>
-              <w:t xml:space="preserve">473</w:t>
-            </w:r>
-          </w:p>
-        </w:tc>
-        <w:tc>
-          <w:tcPr>
-            <w:tcW w:type="dxa" w:w="1136"/>
-          </w:tcPr>
-          <w:p>
-            <w:pPr>
-              <w:pStyle w:val="Compact"/>
-              <w:spacing w:before="20" w:after="20" w:line="240" w:lineRule="auto"/>
-              <w:jc w:val="center"/>
-              <w:keepNext/>
-            </w:pPr>
-            <w:r>
-              <w:rPr>
-                <w:sz w:val="13"/>
-                <w:szCs w:val="13"/>
-              </w:rPr>
-              <w:t xml:space="preserve">908</w:t>
-            </w:r>
-          </w:p>
-        </w:tc>
-        <w:tc>
-          <w:tcPr>
-            <w:tcW w:type="dxa" w:w="1136"/>
-          </w:tcPr>
-          <w:p>
-            <w:pPr>
-              <w:pStyle w:val="Compact"/>
-              <w:spacing w:before="20" w:after="20" w:line="240" w:lineRule="auto"/>
-              <w:jc w:val="center"/>
-              <w:keepNext/>
-            </w:pPr>
-            <w:r>
-              <w:rPr>
-                <w:sz w:val="13"/>
-                <w:szCs w:val="13"/>
-              </w:rPr>
-              <w:t xml:space="preserve">860</w:t>
-            </w:r>
-          </w:p>
-        </w:tc>
-        <w:tc>
-          <w:tcPr>
-            <w:tcW w:type="dxa" w:w="1150"/>
-          </w:tcPr>
-          <w:p>
-            <w:pPr>
-              <w:pStyle w:val="Compact"/>
-              <w:spacing w:before="20" w:after="20" w:line="240" w:lineRule="auto"/>
-              <w:jc w:val="center"/>
-              <w:keepNext/>
-            </w:pPr>
-            <w:r>
-              <w:rPr>
-                <w:sz w:val="13"/>
-                <w:szCs w:val="13"/>
-              </w:rPr>
-              <w:t xml:space="preserve">753</w:t>
-            </w:r>
-          </w:p>
-        </w:tc>
-        <w:tc>
-          <w:tcPr>
-            <w:tcW w:type="dxa" w:w="1136"/>
-          </w:tcPr>
-          <w:p>
-            <w:pPr>
-              <w:pStyle w:val="Compact"/>
-              <w:spacing w:before="20" w:after="20" w:line="240" w:lineRule="auto"/>
-              <w:jc w:val="center"/>
-              <w:keepNext/>
-            </w:pPr>
-            <w:r>
-              <w:rPr>
-                <w:sz w:val="13"/>
-                <w:szCs w:val="13"/>
-              </w:rPr>
-              <w:t xml:space="preserve">830</w:t>
-            </w:r>
-          </w:p>
-        </w:tc>
-      </w:tr>
-      <w:tr>
-        <w:trPr>
-          <w:cantSplit/>
-        </w:trPr>
-        <w:tc>
-          <w:tcPr>
-            <w:tcW w:type="dxa" w:w="1106"/>
-          </w:tcPr>
-          <w:p>
-            <w:pPr>
-              <w:pStyle w:val="Compact"/>
-              <w:spacing w:before="20" w:after="20" w:line="240" w:lineRule="auto"/>
-              <w:keepNext/>
-            </w:pPr>
-            <w:r>
-              <w:rPr>
-                <w:sz w:val="13"/>
-                <w:szCs w:val="13"/>
-              </w:rPr>
-              <w:t xml:space="preserve">로그우도</w:t>
-            </w:r>
-          </w:p>
-        </w:tc>
-        <w:tc>
-          <w:tcPr>
-            <w:tcW w:type="dxa" w:w="1136"/>
-          </w:tcPr>
-          <w:p>
-            <w:pPr>
-              <w:pStyle w:val="Compact"/>
-              <w:spacing w:before="20" w:after="20" w:line="240" w:lineRule="auto"/>
-              <w:jc w:val="center"/>
-              <w:keepNext/>
-            </w:pPr>
-            <w:r>
-              <w:rPr>
-                <w:sz w:val="13"/>
-                <w:szCs w:val="13"/>
-              </w:rPr>
-              <w:t xml:space="preserve">−774.5</w:t>
-            </w:r>
-          </w:p>
-        </w:tc>
-        <w:tc>
-          <w:tcPr>
-            <w:tcW w:type="dxa" w:w="1136"/>
-          </w:tcPr>
-          <w:p>
-            <w:pPr>
-              <w:pStyle w:val="Compact"/>
-              <w:spacing w:before="20" w:after="20" w:line="240" w:lineRule="auto"/>
-              <w:jc w:val="center"/>
-              <w:keepNext/>
-            </w:pPr>
-            <w:r>
-              <w:rPr>
-                <w:sz w:val="13"/>
-                <w:szCs w:val="13"/>
-              </w:rPr>
-              <w:t xml:space="preserve">−829.4</w:t>
-            </w:r>
-          </w:p>
-        </w:tc>
-        <w:tc>
-          <w:tcPr>
-            <w:tcW w:type="dxa" w:w="1136"/>
-          </w:tcPr>
-          <w:p>
-            <w:pPr>
-              <w:pStyle w:val="Compact"/>
-              <w:spacing w:before="20" w:after="20" w:line="240" w:lineRule="auto"/>
-              <w:jc w:val="center"/>
-              <w:keepNext/>
-            </w:pPr>
-            <w:r>
-              <w:rPr>
-                <w:sz w:val="13"/>
-                <w:szCs w:val="13"/>
-              </w:rPr>
-              <w:t xml:space="preserve">−425.3</w:t>
-            </w:r>
-          </w:p>
-        </w:tc>
-        <w:tc>
-          <w:tcPr>
-            <w:tcW w:type="dxa" w:w="1136"/>
-          </w:tcPr>
-          <w:p>
-            <w:pPr>
-              <w:pStyle w:val="Compact"/>
-              <w:spacing w:before="20" w:after="20" w:line="240" w:lineRule="auto"/>
-              <w:jc w:val="center"/>
-              <w:keepNext/>
-            </w:pPr>
-            <w:r>
-              <w:rPr>
-                <w:sz w:val="13"/>
-                <w:szCs w:val="13"/>
-              </w:rPr>
-              <w:t xml:space="preserve">−755.9</w:t>
-            </w:r>
-          </w:p>
-        </w:tc>
-        <w:tc>
-          <w:tcPr>
-            <w:tcW w:type="dxa" w:w="1136"/>
-          </w:tcPr>
-          <w:p>
-            <w:pPr>
-              <w:pStyle w:val="Compact"/>
-              <w:spacing w:before="20" w:after="20" w:line="240" w:lineRule="auto"/>
-              <w:jc w:val="center"/>
-              <w:keepNext/>
-            </w:pPr>
-            <w:r>
-              <w:rPr>
-                <w:sz w:val="13"/>
-                <w:szCs w:val="13"/>
-              </w:rPr>
-              <w:t xml:space="preserve">−682.7</w:t>
-            </w:r>
-          </w:p>
-        </w:tc>
-        <w:tc>
-          <w:tcPr>
-            <w:tcW w:type="dxa" w:w="1150"/>
-          </w:tcPr>
-          <w:p>
-            <w:pPr>
-              <w:pStyle w:val="Compact"/>
-              <w:spacing w:before="20" w:after="20" w:line="240" w:lineRule="auto"/>
-              <w:jc w:val="center"/>
-              <w:keepNext/>
-            </w:pPr>
-            <w:r>
-              <w:rPr>
-                <w:sz w:val="13"/>
-                <w:szCs w:val="13"/>
-              </w:rPr>
-              <w:t xml:space="preserve">−607.4</w:t>
-            </w:r>
-          </w:p>
-        </w:tc>
-        <w:tc>
-          <w:tcPr>
-            <w:tcW w:type="dxa" w:w="1136"/>
-          </w:tcPr>
-          <w:p>
-            <w:pPr>
-              <w:pStyle w:val="Compact"/>
-              <w:spacing w:before="20" w:after="20" w:line="240" w:lineRule="auto"/>
-              <w:jc w:val="center"/>
-              <w:keepNext/>
-            </w:pPr>
-            <w:r>
-              <w:rPr>
-                <w:sz w:val="13"/>
-                <w:szCs w:val="13"/>
-              </w:rPr>
-              <w:t xml:space="preserve">−683.0</w:t>
-            </w:r>
-          </w:p>
-        </w:tc>
-      </w:tr>
-    </w:tbl>
-    <w:p>
-      <w:pPr>
-        <w:pStyle w:val="BodyText"/>
-      </w:pPr>
-      <w:r>
-        <w:rPr>
-          <w:i/>
-          <w:iCs/>
-        </w:rPr>
-        <w:t xml:space="preserve">주:</w:t>
-      </w:r>
-      <w:r>
-        <w:t xml:space="preserve"> </w:t>
-      </w:r>
-      <w:r>
-        <w:t xml:space="preserve">2010년 이후 표본의 일본 출원은 15건(조립 단독형 1, 통합형 13, 공정 단독형 1)뿐이어서 해당 계수는 신뢰할 수 없고, 기타 출원청은 공정 단독형이 0건이어서 공정 단독형 방정식의 계수가 식별되지 않는다(표시 생략).</w:t>
-      </w:r>
-    </w:p>
-    <w:p>
-      <w:pPr>
-        <w:pStyle w:val="BodyText"/>
-      </w:pPr>
-      <w:r>
-        <w:rPr>
-          <w:b/>
-          <w:bCs/>
-        </w:rPr>
-        <w:t xml:space="preserve">표 B3.</w:t>
-      </w:r>
-      <w:r>
-        <w:t xml:space="preserve"> </w:t>
-      </w:r>
-      <w:r>
-        <w:t xml:space="preserve">기술범위의 음이항 모형: 표본별 발생률비(출원청 기준 = 미국; 괄호 안은 로그 계수의 표준오차; * p &lt; 0.10, ** p &lt; 0.05, *** p &lt; 0.01).</w:t>
-      </w:r>
-    </w:p>
-    <w:tbl>
-      <w:tblPr>
-        <w:tblStyle w:val="Table"/>
-        <w:tblW w:type="dxa" w:w="9067"/>
-        <w:tblLayout w:type="fixed"/>
-        <w:tblLook w:firstRow="1" w:lastRow="0" w:firstColumn="0" w:lastColumn="0" w:noHBand="0" w:noVBand="0" w:val="0020"/>
-        <w:tblCellMar>
-          <w:top w:w="20" w:type="dxa"/>
-          <w:bottom w:w="20" w:type="dxa"/>
-          <w:left w:w="60" w:type="dxa"/>
-          <w:right w:w="60" w:type="dxa"/>
-        </w:tblCellMar>
-        <w:tblBorders>
-          <w:top w:val="single" w:sz="8" w:space="0" w:color="000000"/>
-          <w:bottom w:val="single" w:sz="8" w:space="0" w:color="000000"/>
-          <w:left w:val="nil"/>
-          <w:right w:val="nil"/>
-          <w:insideH w:val="nil"/>
-          <w:insideV w:val="nil"/>
-        </w:tblBorders>
-      </w:tblPr>
-      <w:tblGrid>
-        <w:gridCol w:w="1357"/>
-        <w:gridCol w:w="1542"/>
-        <w:gridCol w:w="1542"/>
-        <w:gridCol w:w="1542"/>
-        <w:gridCol w:w="1542"/>
-        <w:gridCol w:w="1542"/>
-      </w:tblGrid>
-      <w:tr>
-        <w:trPr>
-          <w:tblHeader w:val="on"/>
-          <w:cantSplit/>
-        </w:trPr>
-        <w:tc>
-          <w:tcPr>
-            <w:tcW w:type="dxa" w:w="1357"/>
-            <w:tcBorders>
-              <w:bottom w:val="single" w:sz="4" w:space="0" w:color="000000"/>
-            </w:tcBorders>
-          </w:tcPr>
-          <w:p>
-            <w:pPr>
-              <w:pStyle w:val="Compact"/>
-              <w:spacing w:before="20" w:after="20" w:line="240" w:lineRule="auto"/>
-              <w:keepNext/>
-            </w:pPr>
-          </w:p>
-        </w:tc>
-        <w:tc>
-          <w:tcPr>
-            <w:tcW w:type="dxa" w:w="1542"/>
-            <w:tcBorders>
-              <w:bottom w:val="single" w:sz="4" w:space="0" w:color="000000"/>
-            </w:tcBorders>
-          </w:tcPr>
-          <w:p>
-            <w:pPr>
-              <w:pStyle w:val="Compact"/>
-              <w:spacing w:before="20" w:after="20" w:line="240" w:lineRule="auto"/>
-              <w:jc w:val="center"/>
-              <w:keepNext/>
-            </w:pPr>
-            <w:r>
-              <w:rPr>
-                <w:sz w:val="16"/>
-                <w:szCs w:val="16"/>
-              </w:rPr>
-              <w:t xml:space="preserve">기준</w:t>
-            </w:r>
-          </w:p>
-        </w:tc>
-        <w:tc>
-          <w:tcPr>
-            <w:tcW w:type="dxa" w:w="1542"/>
-            <w:tcBorders>
-              <w:bottom w:val="single" w:sz="4" w:space="0" w:color="000000"/>
-            </w:tcBorders>
-          </w:tcPr>
-          <w:p>
-            <w:pPr>
-              <w:pStyle w:val="Compact"/>
-              <w:spacing w:before="20" w:after="20" w:line="240" w:lineRule="auto"/>
-              <w:jc w:val="center"/>
-              <w:keepNext/>
-            </w:pPr>
-            <w:r>
-              <w:rPr>
-                <w:sz w:val="16"/>
-                <w:szCs w:val="16"/>
-              </w:rPr>
-              <w:t xml:space="preserve">패밀리 중복 제거</w:t>
-            </w:r>
-          </w:p>
-        </w:tc>
-        <w:tc>
-          <w:tcPr>
-            <w:tcW w:type="dxa" w:w="1542"/>
-            <w:tcBorders>
-              <w:bottom w:val="single" w:sz="4" w:space="0" w:color="000000"/>
-            </w:tcBorders>
-          </w:tcPr>
-          <w:p>
-            <w:pPr>
-              <w:pStyle w:val="Compact"/>
-              <w:spacing w:before="20" w:after="20" w:line="240" w:lineRule="auto"/>
-              <w:jc w:val="center"/>
-              <w:keepNext/>
-            </w:pPr>
-            <w:r>
-              <w:rPr>
-                <w:sz w:val="16"/>
-                <w:szCs w:val="16"/>
-              </w:rPr>
-              <w:t xml:space="preserve">무관 용법 제외</w:t>
-            </w:r>
-          </w:p>
-        </w:tc>
-        <w:tc>
-          <w:tcPr>
-            <w:tcW w:type="dxa" w:w="1542"/>
-            <w:tcBorders>
-              <w:bottom w:val="single" w:sz="4" w:space="0" w:color="000000"/>
-            </w:tcBorders>
-          </w:tcPr>
-          <w:p>
-            <w:pPr>
-              <w:pStyle w:val="Compact"/>
-              <w:spacing w:before="20" w:after="20" w:line="240" w:lineRule="auto"/>
-              <w:jc w:val="center"/>
-              <w:keepNext/>
-            </w:pPr>
-            <w:r>
-              <w:rPr>
-                <w:sz w:val="16"/>
-                <w:szCs w:val="16"/>
-              </w:rPr>
-              <w:t xml:space="preserve">2023–2024년 제외</w:t>
-            </w:r>
-          </w:p>
-        </w:tc>
-        <w:tc>
-          <w:tcPr>
-            <w:tcW w:type="dxa" w:w="1542"/>
-            <w:tcBorders>
-              <w:bottom w:val="single" w:sz="4" w:space="0" w:color="000000"/>
-            </w:tcBorders>
-          </w:tcPr>
-          <w:p>
-            <w:pPr>
-              <w:pStyle w:val="Compact"/>
-              <w:spacing w:before="20" w:after="20" w:line="240" w:lineRule="auto"/>
-              <w:jc w:val="center"/>
-              <w:keepNext/>
-            </w:pPr>
-            <w:r>
-              <w:rPr>
-                <w:sz w:val="16"/>
-                <w:szCs w:val="16"/>
-              </w:rPr>
-              <w:t xml:space="preserve">2010년 이후</w:t>
-            </w:r>
-          </w:p>
-        </w:tc>
-      </w:tr>
-      <w:tr>
-        <w:trPr>
-          <w:cantSplit/>
-        </w:trPr>
-        <w:tc>
-          <w:tcPr>
-            <w:tcW w:type="dxa" w:w="1357"/>
-          </w:tcPr>
-          <w:p>
-            <w:pPr>
-              <w:pStyle w:val="Compact"/>
-              <w:spacing w:before="20" w:after="20" w:line="240" w:lineRule="auto"/>
-              <w:keepNext/>
-            </w:pPr>
-            <w:r>
-              <w:rPr>
-                <w:sz w:val="16"/>
-                <w:szCs w:val="16"/>
-              </w:rPr>
-              <w:t xml:space="preserve">출원연도(yc)</w:t>
-            </w:r>
-          </w:p>
-        </w:tc>
-        <w:tc>
-          <w:tcPr>
-            <w:tcW w:type="dxa" w:w="1542"/>
-          </w:tcPr>
-          <w:p>
-            <w:pPr>
-              <w:pStyle w:val="Compact"/>
-              <w:spacing w:before="20" w:after="20" w:line="240" w:lineRule="auto"/>
-              <w:jc w:val="center"/>
-              <w:keepNext/>
-            </w:pPr>
-            <w:r>
-              <w:rPr>
-                <w:sz w:val="16"/>
-                <w:szCs w:val="16"/>
-              </w:rPr>
-              <w:t xml:space="preserve">1.015*** (0.003)</w:t>
-            </w:r>
-          </w:p>
-        </w:tc>
-        <w:tc>
-          <w:tcPr>
-            <w:tcW w:type="dxa" w:w="1542"/>
-          </w:tcPr>
-          <w:p>
-            <w:pPr>
-              <w:pStyle w:val="Compact"/>
-              <w:spacing w:before="20" w:after="20" w:line="240" w:lineRule="auto"/>
-              <w:jc w:val="center"/>
-              <w:keepNext/>
-            </w:pPr>
-            <w:r>
-              <w:rPr>
-                <w:sz w:val="16"/>
-                <w:szCs w:val="16"/>
-              </w:rPr>
-              <w:t xml:space="preserve">1.022*** (0.004)</w:t>
-            </w:r>
-          </w:p>
-        </w:tc>
-        <w:tc>
-          <w:tcPr>
-            <w:tcW w:type="dxa" w:w="1542"/>
-          </w:tcPr>
-          <w:p>
-            <w:pPr>
-              <w:pStyle w:val="Compact"/>
-              <w:spacing w:before="20" w:after="20" w:line="240" w:lineRule="auto"/>
-              <w:jc w:val="center"/>
-              <w:keepNext/>
-            </w:pPr>
-            <w:r>
-              <w:rPr>
-                <w:sz w:val="16"/>
-                <w:szCs w:val="16"/>
-              </w:rPr>
-              <w:t xml:space="preserve">1.001 (0.004)</w:t>
-            </w:r>
-          </w:p>
-        </w:tc>
-        <w:tc>
-          <w:tcPr>
-            <w:tcW w:type="dxa" w:w="1542"/>
-          </w:tcPr>
-          <w:p>
-            <w:pPr>
-              <w:pStyle w:val="Compact"/>
-              <w:spacing w:before="20" w:after="20" w:line="240" w:lineRule="auto"/>
-              <w:jc w:val="center"/>
-              <w:keepNext/>
-            </w:pPr>
-            <w:r>
-              <w:rPr>
-                <w:sz w:val="16"/>
-                <w:szCs w:val="16"/>
-              </w:rPr>
-              <w:t xml:space="preserve">1.022*** (0.004)</w:t>
-            </w:r>
-          </w:p>
-        </w:tc>
-        <w:tc>
-          <w:tcPr>
-            <w:tcW w:type="dxa" w:w="1542"/>
-          </w:tcPr>
-          <w:p>
-            <w:pPr>
-              <w:pStyle w:val="Compact"/>
-              <w:spacing w:before="20" w:after="20" w:line="240" w:lineRule="auto"/>
-              <w:jc w:val="center"/>
-              <w:keepNext/>
-            </w:pPr>
-            <w:r>
-              <w:rPr>
-                <w:sz w:val="16"/>
-                <w:szCs w:val="16"/>
-              </w:rPr>
-              <w:t xml:space="preserve">0.970*** (0.006)</w:t>
-            </w:r>
-          </w:p>
-        </w:tc>
-      </w:tr>
-      <w:tr>
-        <w:trPr>
-          <w:cantSplit/>
-        </w:trPr>
-        <w:tc>
-          <w:tcPr>
-            <w:tcW w:type="dxa" w:w="1357"/>
-          </w:tcPr>
-          <w:p>
-            <w:pPr>
-              <w:pStyle w:val="Compact"/>
-              <w:spacing w:before="20" w:after="20" w:line="240" w:lineRule="auto"/>
-              <w:keepNext/>
-            </w:pPr>
-            <w:r>
-              <w:rPr>
-                <w:sz w:val="16"/>
-                <w:szCs w:val="16"/>
-              </w:rPr>
-              <w:t xml:space="preserve">중국(CN)</w:t>
-            </w:r>
-          </w:p>
-        </w:tc>
-        <w:tc>
-          <w:tcPr>
-            <w:tcW w:type="dxa" w:w="1542"/>
-          </w:tcPr>
-          <w:p>
-            <w:pPr>
-              <w:pStyle w:val="Compact"/>
-              <w:spacing w:before="20" w:after="20" w:line="240" w:lineRule="auto"/>
-              <w:jc w:val="center"/>
-              <w:keepNext/>
-            </w:pPr>
-            <w:r>
-              <w:rPr>
-                <w:sz w:val="16"/>
-                <w:szCs w:val="16"/>
-              </w:rPr>
-              <w:t xml:space="preserve">0.785*** (0.062)</w:t>
-            </w:r>
-          </w:p>
-        </w:tc>
-        <w:tc>
-          <w:tcPr>
-            <w:tcW w:type="dxa" w:w="1542"/>
-          </w:tcPr>
-          <w:p>
-            <w:pPr>
-              <w:pStyle w:val="Compact"/>
-              <w:spacing w:before="20" w:after="20" w:line="240" w:lineRule="auto"/>
-              <w:jc w:val="center"/>
-              <w:keepNext/>
-            </w:pPr>
-            <w:r>
-              <w:rPr>
-                <w:sz w:val="16"/>
-                <w:szCs w:val="16"/>
-              </w:rPr>
-              <w:t xml:space="preserve">0.792*** (0.077)</w:t>
-            </w:r>
-          </w:p>
-        </w:tc>
-        <w:tc>
-          <w:tcPr>
-            <w:tcW w:type="dxa" w:w="1542"/>
-          </w:tcPr>
-          <w:p>
-            <w:pPr>
-              <w:pStyle w:val="Compact"/>
-              <w:spacing w:before="20" w:after="20" w:line="240" w:lineRule="auto"/>
-              <w:jc w:val="center"/>
-              <w:keepNext/>
-            </w:pPr>
-            <w:r>
-              <w:rPr>
-                <w:sz w:val="16"/>
-                <w:szCs w:val="16"/>
-              </w:rPr>
-              <w:t xml:space="preserve">0.785*** (0.063)</w:t>
-            </w:r>
-          </w:p>
-        </w:tc>
-        <w:tc>
-          <w:tcPr>
-            <w:tcW w:type="dxa" w:w="1542"/>
-          </w:tcPr>
-          <w:p>
-            <w:pPr>
-              <w:pStyle w:val="Compact"/>
-              <w:spacing w:before="20" w:after="20" w:line="240" w:lineRule="auto"/>
-              <w:jc w:val="center"/>
-              <w:keepNext/>
-            </w:pPr>
-            <w:r>
-              <w:rPr>
-                <w:sz w:val="16"/>
-                <w:szCs w:val="16"/>
-              </w:rPr>
-              <w:t xml:space="preserve">0.808*** (0.071)</w:t>
-            </w:r>
-          </w:p>
-        </w:tc>
-        <w:tc>
-          <w:tcPr>
-            <w:tcW w:type="dxa" w:w="1542"/>
-          </w:tcPr>
-          <w:p>
-            <w:pPr>
-              <w:pStyle w:val="Compact"/>
-              <w:spacing w:before="20" w:after="20" w:line="240" w:lineRule="auto"/>
-              <w:jc w:val="center"/>
-              <w:keepNext/>
-            </w:pPr>
-            <w:r>
-              <w:rPr>
-                <w:sz w:val="16"/>
-                <w:szCs w:val="16"/>
-              </w:rPr>
-              <w:t xml:space="preserve">0.794*** (0.057)</w:t>
-            </w:r>
-          </w:p>
-        </w:tc>
-      </w:tr>
-      <w:tr>
-        <w:trPr>
-          <w:cantSplit/>
-        </w:trPr>
-        <w:tc>
-          <w:tcPr>
-            <w:tcW w:type="dxa" w:w="1357"/>
-          </w:tcPr>
-          <w:p>
-            <w:pPr>
-              <w:pStyle w:val="Compact"/>
-              <w:spacing w:before="20" w:after="20" w:line="240" w:lineRule="auto"/>
-              <w:keepNext/>
-            </w:pPr>
-            <w:r>
-              <w:rPr>
-                <w:sz w:val="16"/>
-                <w:szCs w:val="16"/>
-              </w:rPr>
-              <w:t xml:space="preserve">한국(KR)</w:t>
-            </w:r>
-          </w:p>
-        </w:tc>
-        <w:tc>
-          <w:tcPr>
-            <w:tcW w:type="dxa" w:w="1542"/>
-          </w:tcPr>
-          <w:p>
-            <w:pPr>
-              <w:pStyle w:val="Compact"/>
-              <w:spacing w:before="20" w:after="20" w:line="240" w:lineRule="auto"/>
-              <w:jc w:val="center"/>
-              <w:keepNext/>
-            </w:pPr>
-            <w:r>
-              <w:rPr>
-                <w:sz w:val="16"/>
-                <w:szCs w:val="16"/>
-              </w:rPr>
-              <w:t xml:space="preserve">1.018 (0.094)</w:t>
-            </w:r>
-          </w:p>
-        </w:tc>
-        <w:tc>
-          <w:tcPr>
-            <w:tcW w:type="dxa" w:w="1542"/>
-          </w:tcPr>
-          <w:p>
-            <w:pPr>
-              <w:pStyle w:val="Compact"/>
-              <w:spacing w:before="20" w:after="20" w:line="240" w:lineRule="auto"/>
-              <w:jc w:val="center"/>
-              <w:keepNext/>
-            </w:pPr>
-            <w:r>
-              <w:rPr>
-                <w:sz w:val="16"/>
-                <w:szCs w:val="16"/>
-              </w:rPr>
-              <w:t xml:space="preserve">0.919 (0.127)</w:t>
-            </w:r>
-          </w:p>
-        </w:tc>
-        <w:tc>
-          <w:tcPr>
-            <w:tcW w:type="dxa" w:w="1542"/>
-          </w:tcPr>
-          <w:p>
-            <w:pPr>
-              <w:pStyle w:val="Compact"/>
-              <w:spacing w:before="20" w:after="20" w:line="240" w:lineRule="auto"/>
-              <w:jc w:val="center"/>
-              <w:keepNext/>
-            </w:pPr>
-            <w:r>
-              <w:rPr>
-                <w:sz w:val="16"/>
-                <w:szCs w:val="16"/>
-              </w:rPr>
-              <w:t xml:space="preserve">0.961 (0.094)</w:t>
-            </w:r>
-          </w:p>
-        </w:tc>
-        <w:tc>
-          <w:tcPr>
-            <w:tcW w:type="dxa" w:w="1542"/>
-          </w:tcPr>
-          <w:p>
-            <w:pPr>
-              <w:pStyle w:val="Compact"/>
-              <w:spacing w:before="20" w:after="20" w:line="240" w:lineRule="auto"/>
-              <w:jc w:val="center"/>
-              <w:keepNext/>
-            </w:pPr>
-            <w:r>
-              <w:rPr>
-                <w:sz w:val="16"/>
-                <w:szCs w:val="16"/>
-              </w:rPr>
-              <w:t xml:space="preserve">1.017 (0.099)</w:t>
-            </w:r>
-          </w:p>
-        </w:tc>
-        <w:tc>
-          <w:tcPr>
-            <w:tcW w:type="dxa" w:w="1542"/>
-          </w:tcPr>
-          <w:p>
-            <w:pPr>
-              <w:pStyle w:val="Compact"/>
-              <w:spacing w:before="20" w:after="20" w:line="240" w:lineRule="auto"/>
-              <w:jc w:val="center"/>
-              <w:keepNext/>
-            </w:pPr>
-            <w:r>
-              <w:rPr>
-                <w:sz w:val="16"/>
-                <w:szCs w:val="16"/>
-              </w:rPr>
-              <w:t xml:space="preserve">0.999 (0.096)</w:t>
-            </w:r>
-          </w:p>
-        </w:tc>
-      </w:tr>
-      <w:tr>
-        <w:trPr>
-          <w:cantSplit/>
-        </w:trPr>
-        <w:tc>
-          <w:tcPr>
-            <w:tcW w:type="dxa" w:w="1357"/>
-          </w:tcPr>
-          <w:p>
-            <w:pPr>
-              <w:pStyle w:val="Compact"/>
-              <w:spacing w:before="20" w:after="20" w:line="240" w:lineRule="auto"/>
-              <w:keepNext/>
-            </w:pPr>
-            <w:r>
-              <w:rPr>
-                <w:sz w:val="16"/>
-                <w:szCs w:val="16"/>
-              </w:rPr>
-              <w:t xml:space="preserve">대만(TW)</w:t>
-            </w:r>
-          </w:p>
-        </w:tc>
-        <w:tc>
-          <w:tcPr>
-            <w:tcW w:type="dxa" w:w="1542"/>
-          </w:tcPr>
-          <w:p>
-            <w:pPr>
-              <w:pStyle w:val="Compact"/>
-              <w:spacing w:before="20" w:after="20" w:line="240" w:lineRule="auto"/>
-              <w:jc w:val="center"/>
-              <w:keepNext/>
-            </w:pPr>
-            <w:r>
-              <w:rPr>
-                <w:sz w:val="16"/>
-                <w:szCs w:val="16"/>
-              </w:rPr>
-              <w:t xml:space="preserve">1.021 (0.083)</w:t>
-            </w:r>
-          </w:p>
-        </w:tc>
-        <w:tc>
-          <w:tcPr>
-            <w:tcW w:type="dxa" w:w="1542"/>
-          </w:tcPr>
-          <w:p>
-            <w:pPr>
-              <w:pStyle w:val="Compact"/>
-              <w:spacing w:before="20" w:after="20" w:line="240" w:lineRule="auto"/>
-              <w:jc w:val="center"/>
-              <w:keepNext/>
-            </w:pPr>
-            <w:r>
-              <w:rPr>
-                <w:sz w:val="16"/>
-                <w:szCs w:val="16"/>
-              </w:rPr>
-              <w:t xml:space="preserve">1.111 (0.149)</w:t>
-            </w:r>
-          </w:p>
-        </w:tc>
-        <w:tc>
-          <w:tcPr>
-            <w:tcW w:type="dxa" w:w="1542"/>
-          </w:tcPr>
-          <w:p>
-            <w:pPr>
-              <w:pStyle w:val="Compact"/>
-              <w:spacing w:before="20" w:after="20" w:line="240" w:lineRule="auto"/>
-              <w:jc w:val="center"/>
-              <w:keepNext/>
-            </w:pPr>
-            <w:r>
-              <w:rPr>
-                <w:sz w:val="16"/>
-                <w:szCs w:val="16"/>
-              </w:rPr>
-              <w:t xml:space="preserve">1.012 (0.082)</w:t>
-            </w:r>
-          </w:p>
-        </w:tc>
-        <w:tc>
-          <w:tcPr>
-            <w:tcW w:type="dxa" w:w="1542"/>
-          </w:tcPr>
-          <w:p>
-            <w:pPr>
-              <w:pStyle w:val="Compact"/>
-              <w:spacing w:before="20" w:after="20" w:line="240" w:lineRule="auto"/>
-              <w:jc w:val="center"/>
-              <w:keepNext/>
-            </w:pPr>
-            <w:r>
-              <w:rPr>
-                <w:sz w:val="16"/>
-                <w:szCs w:val="16"/>
-              </w:rPr>
-              <w:t xml:space="preserve">1.108 (0.095)</w:t>
-            </w:r>
-          </w:p>
-        </w:tc>
-        <w:tc>
-          <w:tcPr>
-            <w:tcW w:type="dxa" w:w="1542"/>
-          </w:tcPr>
-          <w:p>
-            <w:pPr>
-              <w:pStyle w:val="Compact"/>
-              <w:spacing w:before="20" w:after="20" w:line="240" w:lineRule="auto"/>
-              <w:jc w:val="center"/>
-              <w:keepNext/>
-            </w:pPr>
-            <w:r>
-              <w:rPr>
-                <w:sz w:val="16"/>
-                <w:szCs w:val="16"/>
-              </w:rPr>
-              <w:t xml:space="preserve">1.021 (0.076)</w:t>
-            </w:r>
-          </w:p>
-        </w:tc>
-      </w:tr>
-      <w:tr>
-        <w:trPr>
-          <w:cantSplit/>
-        </w:trPr>
-        <w:tc>
-          <w:tcPr>
-            <w:tcW w:type="dxa" w:w="1357"/>
-          </w:tcPr>
-          <w:p>
-            <w:pPr>
-              <w:pStyle w:val="Compact"/>
-              <w:spacing w:before="20" w:after="20" w:line="240" w:lineRule="auto"/>
-              <w:keepNext/>
-            </w:pPr>
-            <w:r>
-              <w:rPr>
-                <w:sz w:val="16"/>
-                <w:szCs w:val="16"/>
-              </w:rPr>
-              <w:t xml:space="preserve">일본(JP)</w:t>
-            </w:r>
-          </w:p>
-        </w:tc>
-        <w:tc>
-          <w:tcPr>
-            <w:tcW w:type="dxa" w:w="1542"/>
-          </w:tcPr>
-          <w:p>
-            <w:pPr>
-              <w:pStyle w:val="Compact"/>
-              <w:spacing w:before="20" w:after="20" w:line="240" w:lineRule="auto"/>
-              <w:jc w:val="center"/>
-              <w:keepNext/>
-            </w:pPr>
-            <w:r>
-              <w:rPr>
-                <w:sz w:val="16"/>
-                <w:szCs w:val="16"/>
-              </w:rPr>
-              <w:t xml:space="preserve">1.270* (0.133)</w:t>
-            </w:r>
-          </w:p>
-        </w:tc>
-        <w:tc>
-          <w:tcPr>
-            <w:tcW w:type="dxa" w:w="1542"/>
-          </w:tcPr>
-          <w:p>
-            <w:pPr>
-              <w:pStyle w:val="Compact"/>
-              <w:spacing w:before="20" w:after="20" w:line="240" w:lineRule="auto"/>
-              <w:jc w:val="center"/>
-              <w:keepNext/>
-            </w:pPr>
-            <w:r>
-              <w:rPr>
-                <w:sz w:val="16"/>
-                <w:szCs w:val="16"/>
-              </w:rPr>
-              <w:t xml:space="preserve">1.302 (0.183)</w:t>
-            </w:r>
-          </w:p>
-        </w:tc>
-        <w:tc>
-          <w:tcPr>
-            <w:tcW w:type="dxa" w:w="1542"/>
-          </w:tcPr>
-          <w:p>
-            <w:pPr>
-              <w:pStyle w:val="Compact"/>
-              <w:spacing w:before="20" w:after="20" w:line="240" w:lineRule="auto"/>
-              <w:jc w:val="center"/>
-              <w:keepNext/>
-            </w:pPr>
-            <w:r>
-              <w:rPr>
-                <w:sz w:val="16"/>
-                <w:szCs w:val="16"/>
-              </w:rPr>
-              <w:t xml:space="preserve">1.397** (0.145)</w:t>
-            </w:r>
-          </w:p>
-        </w:tc>
-        <w:tc>
-          <w:tcPr>
-            <w:tcW w:type="dxa" w:w="1542"/>
-          </w:tcPr>
-          <w:p>
-            <w:pPr>
-              <w:pStyle w:val="Compact"/>
-              <w:spacing w:before="20" w:after="20" w:line="240" w:lineRule="auto"/>
-              <w:jc w:val="center"/>
-              <w:keepNext/>
-            </w:pPr>
-            <w:r>
-              <w:rPr>
-                <w:sz w:val="16"/>
-                <w:szCs w:val="16"/>
-              </w:rPr>
-              <w:t xml:space="preserve">1.388** (0.153)</w:t>
-            </w:r>
-          </w:p>
-        </w:tc>
-        <w:tc>
-          <w:tcPr>
-            <w:tcW w:type="dxa" w:w="1542"/>
-          </w:tcPr>
-          <w:p>
-            <w:pPr>
-              <w:pStyle w:val="Compact"/>
-              <w:spacing w:before="20" w:after="20" w:line="240" w:lineRule="auto"/>
-              <w:jc w:val="center"/>
-              <w:keepNext/>
-            </w:pPr>
-            <w:r>
-              <w:rPr>
-                <w:sz w:val="16"/>
-                <w:szCs w:val="16"/>
-              </w:rPr>
-              <w:t xml:space="preserve">1.577*** (0.141)</w:t>
-            </w:r>
-          </w:p>
-        </w:tc>
-      </w:tr>
-      <w:tr>
-        <w:trPr>
-          <w:cantSplit/>
-        </w:trPr>
-        <w:tc>
-          <w:tcPr>
-            <w:tcW w:type="dxa" w:w="1357"/>
-          </w:tcPr>
-          <w:p>
-            <w:pPr>
-              <w:pStyle w:val="Compact"/>
-              <w:spacing w:before="20" w:after="20" w:line="240" w:lineRule="auto"/>
-              <w:keepNext/>
-            </w:pPr>
-            <w:r>
-              <w:rPr>
-                <w:sz w:val="16"/>
-                <w:szCs w:val="16"/>
-              </w:rPr>
-              <w:t xml:space="preserve">EPO(EP)</w:t>
-            </w:r>
-          </w:p>
-        </w:tc>
-        <w:tc>
-          <w:tcPr>
-            <w:tcW w:type="dxa" w:w="1542"/>
-          </w:tcPr>
-          <w:p>
-            <w:pPr>
-              <w:pStyle w:val="Compact"/>
-              <w:spacing w:before="20" w:after="20" w:line="240" w:lineRule="auto"/>
-              <w:jc w:val="center"/>
-              <w:keepNext/>
-            </w:pPr>
-            <w:r>
-              <w:rPr>
-                <w:sz w:val="16"/>
-                <w:szCs w:val="16"/>
-              </w:rPr>
-              <w:t xml:space="preserve">0.993 (0.080)</w:t>
-            </w:r>
-          </w:p>
-        </w:tc>
-        <w:tc>
-          <w:tcPr>
-            <w:tcW w:type="dxa" w:w="1542"/>
-          </w:tcPr>
-          <w:p>
-            <w:pPr>
-              <w:pStyle w:val="Compact"/>
-              <w:spacing w:before="20" w:after="20" w:line="240" w:lineRule="auto"/>
-              <w:jc w:val="center"/>
-              <w:keepNext/>
-            </w:pPr>
-            <w:r>
-              <w:rPr>
-                <w:sz w:val="16"/>
-                <w:szCs w:val="16"/>
-              </w:rPr>
-              <w:t xml:space="preserve">1.435*** (0.119)</w:t>
-            </w:r>
-          </w:p>
-        </w:tc>
-        <w:tc>
-          <w:tcPr>
-            <w:tcW w:type="dxa" w:w="1542"/>
-          </w:tcPr>
-          <w:p>
-            <w:pPr>
-              <w:pStyle w:val="Compact"/>
-              <w:spacing w:before="20" w:after="20" w:line="240" w:lineRule="auto"/>
-              <w:jc w:val="center"/>
-              <w:keepNext/>
-            </w:pPr>
-            <w:r>
-              <w:rPr>
-                <w:sz w:val="16"/>
-                <w:szCs w:val="16"/>
-              </w:rPr>
-              <w:t xml:space="preserve">0.989 (0.082)</w:t>
-            </w:r>
-          </w:p>
-        </w:tc>
-        <w:tc>
-          <w:tcPr>
-            <w:tcW w:type="dxa" w:w="1542"/>
-          </w:tcPr>
-          <w:p>
-            <w:pPr>
-              <w:pStyle w:val="Compact"/>
-              <w:spacing w:before="20" w:after="20" w:line="240" w:lineRule="auto"/>
-              <w:jc w:val="center"/>
-              <w:keepNext/>
-            </w:pPr>
-            <w:r>
-              <w:rPr>
-                <w:sz w:val="16"/>
-                <w:szCs w:val="16"/>
-              </w:rPr>
-              <w:t xml:space="preserve">0.988 (0.087)</w:t>
-            </w:r>
-          </w:p>
-        </w:tc>
-        <w:tc>
-          <w:tcPr>
-            <w:tcW w:type="dxa" w:w="1542"/>
-          </w:tcPr>
-          <w:p>
-            <w:pPr>
-              <w:pStyle w:val="Compact"/>
-              <w:spacing w:before="20" w:after="20" w:line="240" w:lineRule="auto"/>
-              <w:jc w:val="center"/>
-              <w:keepNext/>
-            </w:pPr>
-            <w:r>
-              <w:rPr>
-                <w:sz w:val="16"/>
-                <w:szCs w:val="16"/>
-              </w:rPr>
-              <w:t xml:space="preserve">1.014 (0.076)</w:t>
-            </w:r>
-          </w:p>
-        </w:tc>
-      </w:tr>
-      <w:tr>
-        <w:trPr>
-          <w:cantSplit/>
-        </w:trPr>
-        <w:tc>
-          <w:tcPr>
-            <w:tcW w:type="dxa" w:w="1357"/>
-          </w:tcPr>
-          <w:p>
-            <w:pPr>
-              <w:pStyle w:val="Compact"/>
-              <w:spacing w:before="20" w:after="20" w:line="240" w:lineRule="auto"/>
-              <w:keepNext/>
-            </w:pPr>
-            <w:r>
-              <w:rPr>
-                <w:sz w:val="16"/>
-                <w:szCs w:val="16"/>
-              </w:rPr>
-              <w:t xml:space="preserve">PCT(WO)</w:t>
-            </w:r>
-          </w:p>
-        </w:tc>
-        <w:tc>
-          <w:tcPr>
-            <w:tcW w:type="dxa" w:w="1542"/>
-          </w:tcPr>
-          <w:p>
-            <w:pPr>
-              <w:pStyle w:val="Compact"/>
-              <w:spacing w:before="20" w:after="20" w:line="240" w:lineRule="auto"/>
-              <w:jc w:val="center"/>
-              <w:keepNext/>
-            </w:pPr>
-            <w:r>
-              <w:rPr>
-                <w:sz w:val="16"/>
-                <w:szCs w:val="16"/>
-              </w:rPr>
-              <w:t xml:space="preserve">0.826*** (0.073)</w:t>
-            </w:r>
-          </w:p>
-        </w:tc>
-        <w:tc>
-          <w:tcPr>
-            <w:tcW w:type="dxa" w:w="1542"/>
-          </w:tcPr>
-          <w:p>
-            <w:pPr>
-              <w:pStyle w:val="Compact"/>
-              <w:spacing w:before="20" w:after="20" w:line="240" w:lineRule="auto"/>
-              <w:jc w:val="center"/>
-              <w:keepNext/>
-            </w:pPr>
-            <w:r>
-              <w:rPr>
-                <w:sz w:val="16"/>
-                <w:szCs w:val="16"/>
-              </w:rPr>
-              <w:t xml:space="preserve">0.751** (0.131)</w:t>
-            </w:r>
-          </w:p>
-        </w:tc>
-        <w:tc>
-          <w:tcPr>
-            <w:tcW w:type="dxa" w:w="1542"/>
-          </w:tcPr>
-          <w:p>
-            <w:pPr>
-              <w:pStyle w:val="Compact"/>
-              <w:spacing w:before="20" w:after="20" w:line="240" w:lineRule="auto"/>
-              <w:jc w:val="center"/>
-              <w:keepNext/>
-            </w:pPr>
-            <w:r>
-              <w:rPr>
-                <w:sz w:val="16"/>
-                <w:szCs w:val="16"/>
-              </w:rPr>
-              <w:t xml:space="preserve">0.820*** (0.073)</w:t>
-            </w:r>
-          </w:p>
-        </w:tc>
-        <w:tc>
-          <w:tcPr>
-            <w:tcW w:type="dxa" w:w="1542"/>
-          </w:tcPr>
-          <w:p>
-            <w:pPr>
-              <w:pStyle w:val="Compact"/>
-              <w:spacing w:before="20" w:after="20" w:line="240" w:lineRule="auto"/>
-              <w:jc w:val="center"/>
-              <w:keepNext/>
-            </w:pPr>
-            <w:r>
-              <w:rPr>
-                <w:sz w:val="16"/>
-                <w:szCs w:val="16"/>
-              </w:rPr>
-              <w:t xml:space="preserve">0.912 (0.087)</w:t>
-            </w:r>
-          </w:p>
-        </w:tc>
-        <w:tc>
-          <w:tcPr>
-            <w:tcW w:type="dxa" w:w="1542"/>
-          </w:tcPr>
-          <w:p>
-            <w:pPr>
-              <w:pStyle w:val="Compact"/>
-              <w:spacing w:before="20" w:after="20" w:line="240" w:lineRule="auto"/>
-              <w:jc w:val="center"/>
-              <w:keepNext/>
-            </w:pPr>
-            <w:r>
-              <w:rPr>
-                <w:sz w:val="16"/>
-                <w:szCs w:val="16"/>
-              </w:rPr>
-              <w:t xml:space="preserve">0.842** (0.068)</w:t>
-            </w:r>
-          </w:p>
-        </w:tc>
-      </w:tr>
-      <w:tr>
-        <w:trPr>
-          <w:cantSplit/>
-        </w:trPr>
-        <w:tc>
-          <w:tcPr>
-            <w:tcW w:type="dxa" w:w="1357"/>
-          </w:tcPr>
-          <w:p>
-            <w:pPr>
-              <w:pStyle w:val="Compact"/>
-              <w:spacing w:before="20" w:after="20" w:line="240" w:lineRule="auto"/>
-              <w:keepNext/>
-            </w:pPr>
-            <w:r>
-              <w:rPr>
-                <w:sz w:val="16"/>
-                <w:szCs w:val="16"/>
-              </w:rPr>
-              <w:t xml:space="preserve">기타</w:t>
-            </w:r>
-          </w:p>
-        </w:tc>
-        <w:tc>
-          <w:tcPr>
-            <w:tcW w:type="dxa" w:w="1542"/>
-          </w:tcPr>
-          <w:p>
-            <w:pPr>
-              <w:pStyle w:val="Compact"/>
-              <w:spacing w:before="20" w:after="20" w:line="240" w:lineRule="auto"/>
-              <w:jc w:val="center"/>
-              <w:keepNext/>
-            </w:pPr>
-            <w:r>
-              <w:rPr>
-                <w:sz w:val="16"/>
-                <w:szCs w:val="16"/>
-              </w:rPr>
-              <w:t xml:space="preserve">1.057 (0.171)</w:t>
-            </w:r>
-          </w:p>
-        </w:tc>
-        <w:tc>
-          <w:tcPr>
-            <w:tcW w:type="dxa" w:w="1542"/>
-          </w:tcPr>
-          <w:p>
-            <w:pPr>
-              <w:pStyle w:val="Compact"/>
-              <w:spacing w:before="20" w:after="20" w:line="240" w:lineRule="auto"/>
-              <w:jc w:val="center"/>
-              <w:keepNext/>
-            </w:pPr>
-            <w:r>
-              <w:rPr>
-                <w:sz w:val="16"/>
-                <w:szCs w:val="16"/>
-              </w:rPr>
-              <w:t xml:space="preserve">1.342 (0.272)</w:t>
-            </w:r>
-          </w:p>
-        </w:tc>
-        <w:tc>
-          <w:tcPr>
-            <w:tcW w:type="dxa" w:w="1542"/>
-          </w:tcPr>
-          <w:p>
-            <w:pPr>
-              <w:pStyle w:val="Compact"/>
-              <w:spacing w:before="20" w:after="20" w:line="240" w:lineRule="auto"/>
-              <w:jc w:val="center"/>
-              <w:keepNext/>
-            </w:pPr>
-            <w:r>
-              <w:rPr>
-                <w:sz w:val="16"/>
-                <w:szCs w:val="16"/>
-              </w:rPr>
-              <w:t xml:space="preserve">0.938 (0.169)</w:t>
-            </w:r>
-          </w:p>
-        </w:tc>
-        <w:tc>
-          <w:tcPr>
-            <w:tcW w:type="dxa" w:w="1542"/>
-          </w:tcPr>
-          <w:p>
-            <w:pPr>
-              <w:pStyle w:val="Compact"/>
-              <w:spacing w:before="20" w:after="20" w:line="240" w:lineRule="auto"/>
-              <w:jc w:val="center"/>
-              <w:keepNext/>
-            </w:pPr>
-            <w:r>
-              <w:rPr>
-                <w:sz w:val="16"/>
-                <w:szCs w:val="16"/>
-              </w:rPr>
-              <w:t xml:space="preserve">1.106 (0.181)</w:t>
-            </w:r>
-          </w:p>
-        </w:tc>
-        <w:tc>
-          <w:tcPr>
-            <w:tcW w:type="dxa" w:w="1542"/>
-          </w:tcPr>
-          <w:p>
-            <w:pPr>
-              <w:pStyle w:val="Compact"/>
-              <w:spacing w:before="20" w:after="20" w:line="240" w:lineRule="auto"/>
-              <w:jc w:val="center"/>
-              <w:keepNext/>
-            </w:pPr>
-            <w:r>
-              <w:rPr>
-                <w:sz w:val="16"/>
-                <w:szCs w:val="16"/>
-              </w:rPr>
-              <w:t xml:space="preserve">0.716 (0.204)</w:t>
-            </w:r>
-          </w:p>
-        </w:tc>
-      </w:tr>
-      <w:tr>
-        <w:trPr>
-          <w:cantSplit/>
-        </w:trPr>
-        <w:tc>
-          <w:tcPr>
-            <w:tcW w:type="dxa" w:w="1357"/>
-          </w:tcPr>
-          <w:p>
-            <w:pPr>
-              <w:pStyle w:val="Compact"/>
-              <w:spacing w:before="20" w:after="20" w:line="240" w:lineRule="auto"/>
-              <w:keepNext/>
-            </w:pPr>
-            <w:r>
-              <w:rPr>
-                <w:sz w:val="16"/>
-                <w:szCs w:val="16"/>
-              </w:rPr>
-              <w:t xml:space="preserve">N</w:t>
-            </w:r>
-          </w:p>
-        </w:tc>
-        <w:tc>
-          <w:tcPr>
-            <w:tcW w:type="dxa" w:w="1542"/>
-          </w:tcPr>
-          <w:p>
-            <w:pPr>
-              <w:pStyle w:val="Compact"/>
-              <w:spacing w:before="20" w:after="20" w:line="240" w:lineRule="auto"/>
-              <w:jc w:val="center"/>
-              <w:keepNext/>
-            </w:pPr>
-            <w:r>
-              <w:rPr>
-                <w:sz w:val="16"/>
-                <w:szCs w:val="16"/>
-              </w:rPr>
-              <w:t xml:space="preserve">928</w:t>
-            </w:r>
-          </w:p>
-        </w:tc>
-        <w:tc>
-          <w:tcPr>
-            <w:tcW w:type="dxa" w:w="1542"/>
-          </w:tcPr>
-          <w:p>
-            <w:pPr>
-              <w:pStyle w:val="Compact"/>
-              <w:spacing w:before="20" w:after="20" w:line="240" w:lineRule="auto"/>
-              <w:jc w:val="center"/>
-              <w:keepNext/>
-            </w:pPr>
-            <w:r>
-              <w:rPr>
-                <w:sz w:val="16"/>
-                <w:szCs w:val="16"/>
-              </w:rPr>
-              <w:t xml:space="preserve">473</w:t>
-            </w:r>
-          </w:p>
-        </w:tc>
-        <w:tc>
-          <w:tcPr>
-            <w:tcW w:type="dxa" w:w="1542"/>
-          </w:tcPr>
-          <w:p>
-            <w:pPr>
-              <w:pStyle w:val="Compact"/>
-              <w:spacing w:before="20" w:after="20" w:line="240" w:lineRule="auto"/>
-              <w:jc w:val="center"/>
-              <w:keepNext/>
-            </w:pPr>
-            <w:r>
-              <w:rPr>
-                <w:sz w:val="16"/>
-                <w:szCs w:val="16"/>
-              </w:rPr>
-              <w:t xml:space="preserve">860</w:t>
-            </w:r>
-          </w:p>
-        </w:tc>
-        <w:tc>
-          <w:tcPr>
-            <w:tcW w:type="dxa" w:w="1542"/>
-          </w:tcPr>
-          <w:p>
-            <w:pPr>
-              <w:pStyle w:val="Compact"/>
-              <w:spacing w:before="20" w:after="20" w:line="240" w:lineRule="auto"/>
-              <w:jc w:val="center"/>
-              <w:keepNext/>
-            </w:pPr>
-            <w:r>
-              <w:rPr>
-                <w:sz w:val="16"/>
-                <w:szCs w:val="16"/>
-              </w:rPr>
-              <w:t xml:space="preserve">753</w:t>
-            </w:r>
-          </w:p>
-        </w:tc>
-        <w:tc>
-          <w:tcPr>
-            <w:tcW w:type="dxa" w:w="1542"/>
-          </w:tcPr>
-          <w:p>
-            <w:pPr>
-              <w:pStyle w:val="Compact"/>
-              <w:spacing w:before="20" w:after="20" w:line="240" w:lineRule="auto"/>
-              <w:jc w:val="center"/>
-              <w:keepNext/>
-            </w:pPr>
-            <w:r>
-              <w:rPr>
-                <w:sz w:val="16"/>
-                <w:szCs w:val="16"/>
-              </w:rPr>
-              <w:t xml:space="preserve">830</w:t>
-            </w:r>
-          </w:p>
-        </w:tc>
-      </w:tr>
-    </w:tbl>
-    <w:p>
-      <w:pPr>
-        <w:pStyle w:val="BodyText"/>
-      </w:pPr>
-      <w:r>
-        <w:t xml:space="preserve">2010년 이후 표본에서 출원연도의 IRR이 1보다 작아지는 것은 본문 제5.1절에서 언급한 대로다. 2010년 이후 표본의 일본 계수(IRR 1.577)는 기술범위가 21인 같은 패밀리 출원 4건에 좌우되며, 이 4건을 빼면 1.057(p = 0.75)이 된다.</w:t>
-      </w:r>
-    </w:p>
-    <w:bookmarkEnd w:id="49"/>
-    <w:bookmarkStart w:id="50" w:name="부록-c.-검색어의-무관한-용법"/>
-    <w:p>
-      <w:pPr>
-        <w:pStyle w:val="Heading3"/>
-      </w:pPr>
-      <w:r>
-        <w:t xml:space="preserve">부록 C. 검색어의 무관한 용법</w:t>
-      </w:r>
-    </w:p>
-    <w:p>
-      <w:pPr>
-        <w:pStyle w:val="FirstParagraph"/>
-      </w:pPr>
-      <w:r>
-        <w:t xml:space="preserve">키워드 필터의</w:t>
-      </w:r>
-      <w:r>
-        <w:t xml:space="preserve"> </w:t>
-      </w:r>
-      <w:r>
-        <w:rPr>
-          <w:i/>
-          <w:iCs/>
-        </w:rPr>
-        <w:t xml:space="preserve">direct bonding</w:t>
-      </w:r>
-      <w:r>
-        <w:t xml:space="preserve">은 하이브리드 본딩과 무관한 뜻으로도 쓰인다. 제목에 다음 용어가 들어 있는 출원을 무관한 용법으로 판정하였다: 세라믹·DBC(direct bonded copper)·알루미나·지르코니아·질화알루미늄 기판, 구리 합금, 다이아몬드–몰리브덴 접합, 레이저 전구체, 정전 척, 전력 모듈·전력소자 기판, 히트 스프레더, 직접 접합 금속 기판, 직접 접합 회로 조립체, sp3–sp2 하이브리드 결합(화학 결합의 뜻). 해당 출원은 68건이며 표 C1에 분포를 보인다. 2010년 이전 출원 가운데 무관 용법을 뺀 뒤 남는 출원의 상당수는 실리콘 웨이퍼 직접 접합(SOI 웨이퍼 제조 등) 출원으로, 하이브리드 본딩의 유전체 접합을 이루는 전구 기술이므로 표본에 남겼다. 68건의 제목 목록은 저자에게 요청하면 제공한다.</w:t>
-      </w:r>
-    </w:p>
-    <w:p>
-      <w:pPr>
-        <w:pStyle w:val="BodyText"/>
-      </w:pPr>
-      <w:r>
-        <w:rPr>
-          <w:b/>
-          <w:bCs/>
-        </w:rPr>
-        <w:t xml:space="preserve">표 C1.</w:t>
-      </w:r>
-      <w:r>
-        <w:t xml:space="preserve"> </w:t>
-      </w:r>
-      <w:r>
-        <w:t xml:space="preserve">무관 용법으로 판정한 출원 68건의 분포.</w:t>
-      </w:r>
-    </w:p>
-    <w:tbl>
-      <w:tblPr>
-        <w:tblStyle w:val="Table"/>
-        <w:tblW w:type="dxa" w:w="9069"/>
-        <w:tblLook w:firstRow="1" w:lastRow="0" w:firstColumn="0" w:lastColumn="0" w:noHBand="0" w:noVBand="0" w:val="0020"/>
-        <w:tblLayout w:type="fixed"/>
-        <w:tblCellMar>
-          <w:top w:w="20" w:type="dxa"/>
-          <w:bottom w:w="20" w:type="dxa"/>
-          <w:left w:w="60" w:type="dxa"/>
-          <w:right w:w="60" w:type="dxa"/>
-        </w:tblCellMar>
-        <w:tblBorders>
-          <w:top w:val="single" w:sz="8" w:space="0" w:color="000000"/>
-          <w:bottom w:val="single" w:sz="8" w:space="0" w:color="000000"/>
-          <w:left w:val="nil"/>
-          <w:right w:val="nil"/>
-          <w:insideH w:val="nil"/>
-          <w:insideV w:val="nil"/>
-        </w:tblBorders>
-      </w:tblPr>
-      <w:tblGrid>
-        <w:gridCol w:w="7342"/>
-        <w:gridCol w:w="1727"/>
-      </w:tblGrid>
-      <w:tr>
-        <w:trPr>
-          <w:tblHeader w:val="on"/>
-          <w:cantSplit/>
-        </w:trPr>
-        <w:tc>
-          <w:tcPr>
-            <w:tcW w:type="dxa" w:w="7342"/>
-            <w:tcBorders>
-              <w:bottom w:val="single" w:sz="4" w:space="0" w:color="000000"/>
-            </w:tcBorders>
-          </w:tcPr>
-          <w:p>
-            <w:pPr>
-              <w:pStyle w:val="Compact"/>
-              <w:spacing w:before="20" w:after="20" w:line="240" w:lineRule="auto"/>
-              <w:keepNext/>
-            </w:pPr>
-            <w:r>
-              <w:rPr>
-                <w:sz w:val="18"/>
-                <w:szCs w:val="18"/>
-              </w:rPr>
-              <w:t xml:space="preserve">구분</w:t>
-            </w:r>
-          </w:p>
-        </w:tc>
-        <w:tc>
-          <w:tcPr>
-            <w:tcW w:type="dxa" w:w="1727"/>
-            <w:tcBorders>
-              <w:bottom w:val="single" w:sz="4" w:space="0" w:color="000000"/>
-            </w:tcBorders>
-          </w:tcPr>
-          <w:p>
-            <w:pPr>
-              <w:pStyle w:val="Compact"/>
-              <w:spacing w:before="20" w:after="20" w:line="240" w:lineRule="auto"/>
-              <w:jc w:val="right"/>
-              <w:keepNext/>
-            </w:pPr>
-            <w:r>
-              <w:rPr>
-                <w:sz w:val="18"/>
-                <w:szCs w:val="18"/>
-              </w:rPr>
-              <w:t xml:space="preserve">건수</w:t>
-            </w:r>
-          </w:p>
-        </w:tc>
-      </w:tr>
-      <w:tr>
-        <w:trPr>
-          <w:cantSplit/>
-        </w:trPr>
-        <w:tc>
-          <w:tcPr>
-            <w:tcW w:type="dxa" w:w="7342"/>
-          </w:tcPr>
-          <w:p>
-            <w:pPr>
-              <w:pStyle w:val="Compact"/>
-              <w:spacing w:before="20" w:after="20" w:line="240" w:lineRule="auto"/>
-              <w:keepNext/>
-            </w:pPr>
-            <w:r>
-              <w:rPr>
-                <w:sz w:val="18"/>
-                <w:szCs w:val="18"/>
-              </w:rPr>
-              <w:t xml:space="preserve">출원청: 미국</w:t>
-            </w:r>
-          </w:p>
-        </w:tc>
-        <w:tc>
-          <w:tcPr>
-            <w:tcW w:type="dxa" w:w="1727"/>
-          </w:tcPr>
-          <w:p>
-            <w:pPr>
-              <w:pStyle w:val="Compact"/>
-              <w:spacing w:before="20" w:after="20" w:line="240" w:lineRule="auto"/>
-              <w:jc w:val="right"/>
-              <w:keepNext/>
-            </w:pPr>
-            <w:r>
-              <w:rPr>
-                <w:sz w:val="18"/>
-                <w:szCs w:val="18"/>
-              </w:rPr>
-              <w:t xml:space="preserve">35</w:t>
-            </w:r>
-          </w:p>
-        </w:tc>
-      </w:tr>
-      <w:tr>
-        <w:trPr>
-          <w:cantSplit/>
-        </w:trPr>
-        <w:tc>
-          <w:tcPr>
-            <w:tcW w:type="dxa" w:w="7342"/>
-          </w:tcPr>
-          <w:p>
-            <w:pPr>
-              <w:pStyle w:val="Compact"/>
-              <w:spacing w:before="20" w:after="20" w:line="240" w:lineRule="auto"/>
-              <w:keepNext/>
-            </w:pPr>
-            <w:r>
-              <w:rPr>
-                <w:sz w:val="18"/>
-                <w:szCs w:val="18"/>
-              </w:rPr>
-              <w:t xml:space="preserve">출원청: 중국</w:t>
-            </w:r>
-          </w:p>
-        </w:tc>
-        <w:tc>
-          <w:tcPr>
-            <w:tcW w:type="dxa" w:w="1727"/>
-          </w:tcPr>
-          <w:p>
-            <w:pPr>
-              <w:pStyle w:val="Compact"/>
-              <w:spacing w:before="20" w:after="20" w:line="240" w:lineRule="auto"/>
-              <w:jc w:val="right"/>
-              <w:keepNext/>
-            </w:pPr>
-            <w:r>
-              <w:rPr>
-                <w:sz w:val="18"/>
-                <w:szCs w:val="18"/>
-              </w:rPr>
-              <w:t xml:space="preserve">11</w:t>
-            </w:r>
-          </w:p>
-        </w:tc>
-      </w:tr>
-      <w:tr>
-        <w:trPr>
-          <w:cantSplit/>
-        </w:trPr>
-        <w:tc>
-          <w:tcPr>
-            <w:tcW w:type="dxa" w:w="7342"/>
-          </w:tcPr>
-          <w:p>
-            <w:pPr>
-              <w:pStyle w:val="Compact"/>
-              <w:spacing w:before="20" w:after="20" w:line="240" w:lineRule="auto"/>
-              <w:keepNext/>
-            </w:pPr>
-            <w:r>
-              <w:rPr>
-                <w:sz w:val="18"/>
-                <w:szCs w:val="18"/>
-              </w:rPr>
-              <w:t xml:space="preserve">출원청: 일본</w:t>
-            </w:r>
-          </w:p>
-        </w:tc>
-        <w:tc>
-          <w:tcPr>
-            <w:tcW w:type="dxa" w:w="1727"/>
-          </w:tcPr>
-          <w:p>
-            <w:pPr>
-              <w:pStyle w:val="Compact"/>
-              <w:spacing w:before="20" w:after="20" w:line="240" w:lineRule="auto"/>
-              <w:jc w:val="right"/>
-              <w:keepNext/>
-            </w:pPr>
-            <w:r>
-              <w:rPr>
-                <w:sz w:val="18"/>
-                <w:szCs w:val="18"/>
-              </w:rPr>
-              <w:t xml:space="preserve">7</w:t>
-            </w:r>
-          </w:p>
-        </w:tc>
-      </w:tr>
-      <w:tr>
-        <w:trPr>
-          <w:cantSplit/>
-        </w:trPr>
-        <w:tc>
-          <w:tcPr>
-            <w:tcW w:type="dxa" w:w="7342"/>
-          </w:tcPr>
-          <w:p>
-            <w:pPr>
-              <w:pStyle w:val="Compact"/>
-              <w:spacing w:before="20" w:after="20" w:line="240" w:lineRule="auto"/>
-              <w:keepNext/>
-            </w:pPr>
-            <w:r>
-              <w:rPr>
-                <w:sz w:val="18"/>
-                <w:szCs w:val="18"/>
-              </w:rPr>
-              <w:t xml:space="preserve">출원청: EPO</w:t>
-            </w:r>
-          </w:p>
-        </w:tc>
-        <w:tc>
-          <w:tcPr>
-            <w:tcW w:type="dxa" w:w="1727"/>
-          </w:tcPr>
-          <w:p>
-            <w:pPr>
-              <w:pStyle w:val="Compact"/>
-              <w:spacing w:before="20" w:after="20" w:line="240" w:lineRule="auto"/>
-              <w:jc w:val="right"/>
-              <w:keepNext/>
-            </w:pPr>
-            <w:r>
-              <w:rPr>
-                <w:sz w:val="18"/>
-                <w:szCs w:val="18"/>
-              </w:rPr>
-              <w:t xml:space="preserve">7</w:t>
-            </w:r>
-          </w:p>
-        </w:tc>
-      </w:tr>
-      <w:tr>
-        <w:trPr>
-          <w:cantSplit/>
-        </w:trPr>
-        <w:tc>
-          <w:tcPr>
-            <w:tcW w:type="dxa" w:w="7342"/>
-          </w:tcPr>
-          <w:p>
-            <w:pPr>
-              <w:pStyle w:val="Compact"/>
-              <w:spacing w:before="20" w:after="20" w:line="240" w:lineRule="auto"/>
-              <w:keepNext/>
-            </w:pPr>
-            <w:r>
-              <w:rPr>
-                <w:sz w:val="18"/>
-                <w:szCs w:val="18"/>
-              </w:rPr>
-              <w:t xml:space="preserve">출원청: PCT</w:t>
-            </w:r>
-          </w:p>
-        </w:tc>
-        <w:tc>
-          <w:tcPr>
-            <w:tcW w:type="dxa" w:w="1727"/>
-          </w:tcPr>
-          <w:p>
-            <w:pPr>
-              <w:pStyle w:val="Compact"/>
-              <w:spacing w:before="20" w:after="20" w:line="240" w:lineRule="auto"/>
-              <w:jc w:val="right"/>
-              <w:keepNext/>
-            </w:pPr>
-            <w:r>
-              <w:rPr>
-                <w:sz w:val="18"/>
-                <w:szCs w:val="18"/>
-              </w:rPr>
-              <w:t xml:space="preserve">5</w:t>
-            </w:r>
-          </w:p>
-        </w:tc>
-      </w:tr>
-      <w:tr>
-        <w:trPr>
-          <w:cantSplit/>
-        </w:trPr>
-        <w:tc>
-          <w:tcPr>
-            <w:tcW w:type="dxa" w:w="7342"/>
-          </w:tcPr>
-          <w:p>
-            <w:pPr>
-              <w:pStyle w:val="Compact"/>
-              <w:spacing w:before="20" w:after="20" w:line="240" w:lineRule="auto"/>
-              <w:keepNext/>
-            </w:pPr>
-            <w:r>
-              <w:rPr>
-                <w:sz w:val="18"/>
-                <w:szCs w:val="18"/>
-              </w:rPr>
-              <w:t xml:space="preserve">출원청: 한국</w:t>
-            </w:r>
-          </w:p>
-        </w:tc>
-        <w:tc>
-          <w:tcPr>
-            <w:tcW w:type="dxa" w:w="1727"/>
-          </w:tcPr>
-          <w:p>
-            <w:pPr>
-              <w:pStyle w:val="Compact"/>
-              <w:spacing w:before="20" w:after="20" w:line="240" w:lineRule="auto"/>
-              <w:jc w:val="right"/>
-              <w:keepNext/>
-            </w:pPr>
-            <w:r>
-              <w:rPr>
-                <w:sz w:val="18"/>
-                <w:szCs w:val="18"/>
-              </w:rPr>
-              <w:t xml:space="preserve">2</w:t>
-            </w:r>
-          </w:p>
-        </w:tc>
-      </w:tr>
-      <w:tr>
-        <w:trPr>
-          <w:cantSplit/>
-        </w:trPr>
-        <w:tc>
-          <w:tcPr>
-            <w:tcW w:type="dxa" w:w="7342"/>
-          </w:tcPr>
-          <w:p>
-            <w:pPr>
-              <w:pStyle w:val="Compact"/>
-              <w:spacing w:before="20" w:after="20" w:line="240" w:lineRule="auto"/>
-              <w:keepNext/>
-            </w:pPr>
-            <w:r>
-              <w:rPr>
-                <w:sz w:val="18"/>
-                <w:szCs w:val="18"/>
-              </w:rPr>
-              <w:t xml:space="preserve">출원청: 대만</w:t>
-            </w:r>
-          </w:p>
-        </w:tc>
-        <w:tc>
-          <w:tcPr>
-            <w:tcW w:type="dxa" w:w="1727"/>
-          </w:tcPr>
-          <w:p>
-            <w:pPr>
-              <w:pStyle w:val="Compact"/>
-              <w:spacing w:before="20" w:after="20" w:line="240" w:lineRule="auto"/>
-              <w:jc w:val="right"/>
-              <w:keepNext/>
-            </w:pPr>
-            <w:r>
-              <w:rPr>
-                <w:sz w:val="18"/>
-                <w:szCs w:val="18"/>
-              </w:rPr>
-              <w:t xml:space="preserve">1</w:t>
-            </w:r>
-          </w:p>
-        </w:tc>
-      </w:tr>
-      <w:tr>
-        <w:trPr>
-          <w:cantSplit/>
-        </w:trPr>
-        <w:tc>
-          <w:tcPr>
-            <w:tcW w:type="dxa" w:w="7342"/>
-          </w:tcPr>
-          <w:p>
-            <w:pPr>
-              <w:pStyle w:val="Compact"/>
-              <w:spacing w:before="20" w:after="20" w:line="240" w:lineRule="auto"/>
-              <w:keepNext/>
-            </w:pPr>
-            <w:r>
-              <w:rPr>
-                <w:sz w:val="18"/>
-                <w:szCs w:val="18"/>
-              </w:rPr>
-              <w:t xml:space="preserve">출원청: 기타</w:t>
-            </w:r>
-          </w:p>
-        </w:tc>
-        <w:tc>
-          <w:tcPr>
-            <w:tcW w:type="dxa" w:w="1727"/>
-          </w:tcPr>
-          <w:p>
-            <w:pPr>
-              <w:pStyle w:val="Compact"/>
-              <w:spacing w:before="20" w:after="20" w:line="240" w:lineRule="auto"/>
-              <w:jc w:val="right"/>
-              <w:keepNext/>
-            </w:pPr>
-            <w:r>
-              <w:rPr>
-                <w:sz w:val="18"/>
-                <w:szCs w:val="18"/>
-              </w:rPr>
-              <w:t xml:space="preserve">0</w:t>
-            </w:r>
-          </w:p>
-        </w:tc>
-      </w:tr>
-      <w:tr>
-        <w:trPr>
-          <w:cantSplit/>
-        </w:trPr>
-        <w:tc>
-          <w:tcPr>
-            <w:tcW w:type="dxa" w:w="7342"/>
-          </w:tcPr>
-          <w:p>
-            <w:pPr>
-              <w:pStyle w:val="Compact"/>
-              <w:spacing w:before="20" w:after="20" w:line="240" w:lineRule="auto"/>
-              <w:keepNext/>
-            </w:pPr>
-            <w:r>
-              <w:rPr>
-                <w:sz w:val="18"/>
-                <w:szCs w:val="18"/>
-              </w:rPr>
-              <w:t xml:space="preserve">유형: 조립 단독형</w:t>
-            </w:r>
-          </w:p>
-        </w:tc>
-        <w:tc>
-          <w:tcPr>
-            <w:tcW w:type="dxa" w:w="1727"/>
-          </w:tcPr>
-          <w:p>
-            <w:pPr>
-              <w:pStyle w:val="Compact"/>
-              <w:spacing w:before="20" w:after="20" w:line="240" w:lineRule="auto"/>
-              <w:jc w:val="right"/>
-              <w:keepNext/>
-            </w:pPr>
-            <w:r>
-              <w:rPr>
-                <w:sz w:val="18"/>
-                <w:szCs w:val="18"/>
-              </w:rPr>
-              <w:t xml:space="preserve">34</w:t>
-            </w:r>
-          </w:p>
-        </w:tc>
-      </w:tr>
-      <w:tr>
-        <w:trPr>
-          <w:cantSplit/>
-        </w:trPr>
-        <w:tc>
-          <w:tcPr>
-            <w:tcW w:type="dxa" w:w="7342"/>
-          </w:tcPr>
-          <w:p>
-            <w:pPr>
-              <w:pStyle w:val="Compact"/>
-              <w:spacing w:before="20" w:after="20" w:line="240" w:lineRule="auto"/>
-              <w:keepNext/>
-            </w:pPr>
-            <w:r>
-              <w:rPr>
-                <w:sz w:val="18"/>
-                <w:szCs w:val="18"/>
-              </w:rPr>
-              <w:t xml:space="preserve">유형: 통합형</w:t>
-            </w:r>
-          </w:p>
-        </w:tc>
-        <w:tc>
-          <w:tcPr>
-            <w:tcW w:type="dxa" w:w="1727"/>
-          </w:tcPr>
-          <w:p>
-            <w:pPr>
-              <w:pStyle w:val="Compact"/>
-              <w:spacing w:before="20" w:after="20" w:line="240" w:lineRule="auto"/>
-              <w:jc w:val="right"/>
-              <w:keepNext/>
-            </w:pPr>
-            <w:r>
-              <w:rPr>
-                <w:sz w:val="18"/>
-                <w:szCs w:val="18"/>
-              </w:rPr>
-              <w:t xml:space="preserve">17</w:t>
-            </w:r>
-          </w:p>
-        </w:tc>
-      </w:tr>
-      <w:tr>
-        <w:trPr>
-          <w:cantSplit/>
-        </w:trPr>
-        <w:tc>
-          <w:tcPr>
-            <w:tcW w:type="dxa" w:w="7342"/>
-          </w:tcPr>
-          <w:p>
-            <w:pPr>
-              <w:pStyle w:val="Compact"/>
-              <w:spacing w:before="20" w:after="20" w:line="240" w:lineRule="auto"/>
-              <w:keepNext/>
-            </w:pPr>
-            <w:r>
-              <w:rPr>
-                <w:sz w:val="18"/>
-                <w:szCs w:val="18"/>
-              </w:rPr>
-              <w:t xml:space="preserve">유형: 공정 단독형</w:t>
-            </w:r>
-          </w:p>
-        </w:tc>
-        <w:tc>
-          <w:tcPr>
-            <w:tcW w:type="dxa" w:w="1727"/>
-          </w:tcPr>
-          <w:p>
-            <w:pPr>
-              <w:pStyle w:val="Compact"/>
-              <w:spacing w:before="20" w:after="20" w:line="240" w:lineRule="auto"/>
-              <w:jc w:val="right"/>
-              <w:keepNext/>
-            </w:pPr>
-            <w:r>
-              <w:rPr>
-                <w:sz w:val="18"/>
-                <w:szCs w:val="18"/>
-              </w:rPr>
-              <w:t xml:space="preserve">17</w:t>
-            </w:r>
-          </w:p>
-        </w:tc>
-      </w:tr>
-      <w:tr>
-        <w:trPr>
-          <w:cantSplit/>
-        </w:trPr>
-        <w:tc>
-          <w:tcPr>
-            <w:tcW w:type="dxa" w:w="7342"/>
-          </w:tcPr>
-          <w:p>
-            <w:pPr>
-              <w:pStyle w:val="Compact"/>
-              <w:spacing w:before="20" w:after="20" w:line="240" w:lineRule="auto"/>
-              <w:keepNext/>
-            </w:pPr>
-            <w:r>
-              <w:rPr>
-                <w:sz w:val="18"/>
-                <w:szCs w:val="18"/>
-              </w:rPr>
-              <w:t xml:space="preserve">출원 시기: 2014년 이전</w:t>
-            </w:r>
-          </w:p>
-        </w:tc>
-        <w:tc>
-          <w:tcPr>
-            <w:tcW w:type="dxa" w:w="1727"/>
-          </w:tcPr>
-          <w:p>
-            <w:pPr>
-              <w:pStyle w:val="Compact"/>
-              <w:spacing w:before="20" w:after="20" w:line="240" w:lineRule="auto"/>
-              <w:jc w:val="right"/>
-              <w:keepNext/>
-            </w:pPr>
-            <w:r>
-              <w:rPr>
-                <w:sz w:val="18"/>
-                <w:szCs w:val="18"/>
-              </w:rPr>
-              <w:t xml:space="preserve">36</w:t>
-            </w:r>
-          </w:p>
-        </w:tc>
-      </w:tr>
-      <w:tr>
-        <w:trPr>
-          <w:cantSplit/>
-        </w:trPr>
-        <w:tc>
-          <w:tcPr>
-            <w:tcW w:type="dxa" w:w="7342"/>
-          </w:tcPr>
-          <w:p>
-            <w:pPr>
-              <w:pStyle w:val="Compact"/>
-              <w:spacing w:before="20" w:after="20" w:line="240" w:lineRule="auto"/>
-              <w:keepNext/>
-            </w:pPr>
-            <w:r>
-              <w:rPr>
-                <w:sz w:val="18"/>
-                <w:szCs w:val="18"/>
-              </w:rPr>
-              <w:t xml:space="preserve">출원 시기: 2015년 이후</w:t>
-            </w:r>
-          </w:p>
-        </w:tc>
-        <w:tc>
-          <w:tcPr>
-            <w:tcW w:type="dxa" w:w="1727"/>
-          </w:tcPr>
-          <w:p>
-            <w:pPr>
-              <w:pStyle w:val="Compact"/>
-              <w:spacing w:before="20" w:after="20" w:line="240" w:lineRule="auto"/>
-              <w:jc w:val="right"/>
-              <w:keepNext/>
-            </w:pPr>
-            <w:r>
-              <w:rPr>
-                <w:sz w:val="18"/>
-                <w:szCs w:val="18"/>
-              </w:rPr>
-              <w:t xml:space="preserve">32</w:t>
-            </w:r>
-          </w:p>
-        </w:tc>
-      </w:tr>
-    </w:tbl>
-    <w:bookmarkEnd w:id="50"/>
-    <w:bookmarkEnd w:id="51"/>
-    <w:bookmarkEnd w:id="52"/>
     <w:sectPr>
       <w:footnotePr>
         <w:numRestart w:val="eachSect"/>
